--- a/JCPV Implementation Manual.docx
+++ b/JCPV Implementation Manual.docx
@@ -8,7 +8,7 @@
         <w:jc w:val="center"/>
       </w:pPr>
       <w:r>
-        <w:t>[Project Title]</w:t>
+        <w:t>Jefferson County Property Viewer Implementation Manual</w:t>
       </w:r>
     </w:p>
     <w:p>
@@ -16,7 +16,13 @@
         <w:jc w:val="center"/>
       </w:pPr>
       <w:r>
-        <w:t>[Author]</w:t>
+        <w:t>Written by:</w:t>
+      </w:r>
+      <w:r>
+        <w:br/>
+      </w:r>
+      <w:r>
+        <w:t>Brunner Good</w:t>
       </w:r>
     </w:p>
     <w:p>
@@ -24,7 +30,43 @@
         <w:jc w:val="center"/>
       </w:pPr>
       <w:r>
-        <w:t>[Date]</w:t>
+        <w:t>With support from:</w:t>
+      </w:r>
+      <w:r>
+        <w:br/>
+        <w:t>Gannon Kearney</w:t>
+      </w:r>
+    </w:p>
+    <w:p>
+      <w:pPr>
+        <w:jc w:val="center"/>
+      </w:pPr>
+      <w:r>
+        <w:t>Alexis Valencia</w:t>
+      </w:r>
+    </w:p>
+    <w:p>
+      <w:pPr>
+        <w:jc w:val="center"/>
+      </w:pPr>
+      <w:r>
+        <w:t xml:space="preserve">Issac </w:t>
+      </w:r>
+      <w:r>
+        <w:t>Wagner</w:t>
+      </w:r>
+    </w:p>
+    <w:p>
+      <w:pPr>
+        <w:jc w:val="center"/>
+      </w:pPr>
+    </w:p>
+    <w:p>
+      <w:pPr>
+        <w:jc w:val="center"/>
+      </w:pPr>
+      <w:r>
+        <w:t>February 2026</w:t>
       </w:r>
     </w:p>
     <w:p>
@@ -43,7 +85,117 @@
     </w:p>
     <w:p>
       <w:r>
-        <w:t>[High-level description]</w:t>
+        <w:t xml:space="preserve">This application provides a graphical interface for loading property data, </w:t>
+      </w:r>
+      <w:r>
+        <w:t xml:space="preserve">tracking property status and condition, </w:t>
+      </w:r>
+      <w:r>
+        <w:t xml:space="preserve">validating addresses, geocoding locations, and generating interactive maps for Jefferson County, PA. The system integrates </w:t>
+      </w:r>
+      <w:proofErr w:type="spellStart"/>
+      <w:r>
+        <w:t>Tkinter</w:t>
+      </w:r>
+      <w:proofErr w:type="spellEnd"/>
+      <w:r>
+        <w:t xml:space="preserve"> for the GUI, Folium for map rendering, </w:t>
+      </w:r>
+      <w:proofErr w:type="spellStart"/>
+      <w:r>
+        <w:t>GeoPandas</w:t>
+      </w:r>
+      <w:proofErr w:type="spellEnd"/>
+      <w:r>
+        <w:t xml:space="preserve"> for shapefile processing, and Selenium for automated map screenshot generation.</w:t>
+      </w:r>
+    </w:p>
+    <w:p>
+      <w:r>
+        <w:t>The tool supports:</w:t>
+      </w:r>
+    </w:p>
+    <w:p>
+      <w:pPr>
+        <w:pStyle w:val="ListParagraph"/>
+        <w:numPr>
+          <w:ilvl w:val="0"/>
+          <w:numId w:val="20"/>
+        </w:numPr>
+      </w:pPr>
+      <w:r>
+        <w:t>Importing CSV datasets</w:t>
+      </w:r>
+    </w:p>
+    <w:p>
+      <w:pPr>
+        <w:pStyle w:val="ListParagraph"/>
+        <w:numPr>
+          <w:ilvl w:val="0"/>
+          <w:numId w:val="20"/>
+        </w:numPr>
+      </w:pPr>
+      <w:r>
+        <w:t>Validating and geocoding property addresses</w:t>
+      </w:r>
+    </w:p>
+    <w:p>
+      <w:pPr>
+        <w:pStyle w:val="ListParagraph"/>
+        <w:numPr>
+          <w:ilvl w:val="0"/>
+          <w:numId w:val="20"/>
+        </w:numPr>
+      </w:pPr>
+      <w:r>
+        <w:t>Generating individual and full‑county maps</w:t>
+      </w:r>
+    </w:p>
+    <w:p>
+      <w:pPr>
+        <w:pStyle w:val="ListParagraph"/>
+        <w:numPr>
+          <w:ilvl w:val="0"/>
+          <w:numId w:val="20"/>
+        </w:numPr>
+      </w:pPr>
+      <w:r>
+        <w:t>Caching geocode results</w:t>
+      </w:r>
+    </w:p>
+    <w:p>
+      <w:pPr>
+        <w:pStyle w:val="ListParagraph"/>
+        <w:numPr>
+          <w:ilvl w:val="0"/>
+          <w:numId w:val="20"/>
+        </w:numPr>
+      </w:pPr>
+      <w:r>
+        <w:t>Exporting updated CSV files</w:t>
+      </w:r>
+    </w:p>
+    <w:p>
+      <w:pPr>
+        <w:pStyle w:val="ListParagraph"/>
+        <w:numPr>
+          <w:ilvl w:val="0"/>
+          <w:numId w:val="20"/>
+        </w:numPr>
+      </w:pPr>
+      <w:r>
+        <w:t>Packaging as a standalone Windows executable using auto‑</w:t>
+      </w:r>
+      <w:proofErr w:type="spellStart"/>
+      <w:r>
+        <w:t>py</w:t>
+      </w:r>
+      <w:proofErr w:type="spellEnd"/>
+      <w:r>
+        <w:t>‑to‑</w:t>
+      </w:r>
+      <w:r>
+        <w:t>exe</w:t>
       </w:r>
     </w:p>
     <w:p>
@@ -55,21 +207,183 @@
       </w:r>
     </w:p>
     <w:p>
-      <w:pPr>
-        <w:pStyle w:val="Heading2"/>
-      </w:pPr>
       <w:r>
-        <w:t>[Machine or Server Name]</w:t>
+        <w:t xml:space="preserve">The Property viewer </w:t>
+      </w:r>
+      <w:r>
+        <w:t>should</w:t>
+      </w:r>
+      <w:r>
+        <w:t xml:space="preserve"> </w:t>
+      </w:r>
+      <w:r>
+        <w:t xml:space="preserve">run </w:t>
+      </w:r>
+      <w:r>
+        <w:t xml:space="preserve">on any </w:t>
+      </w:r>
+      <w:r>
+        <w:t xml:space="preserve">machine running </w:t>
+      </w:r>
+      <w:r>
+        <w:t>a</w:t>
+      </w:r>
+      <w:r>
+        <w:t xml:space="preserve"> Windows</w:t>
+      </w:r>
+      <w:r>
+        <w:t>-based operating system. An internet connection is required for some functions, but the app</w:t>
+      </w:r>
+      <w:r>
+        <w:t xml:space="preserve">lication will still function without. Do </w:t>
+      </w:r>
+      <w:r>
+        <w:t>note:</w:t>
+      </w:r>
+      <w:r>
+        <w:t xml:space="preserve"> </w:t>
+      </w:r>
+      <w:r>
+        <w:t>windows security may try</w:t>
+      </w:r>
+      <w:r>
+        <w:t xml:space="preserve"> to prevent you from running the app due to there being no </w:t>
+      </w:r>
+      <w:r>
+        <w:t>recognized</w:t>
+      </w:r>
+      <w:r>
+        <w:t xml:space="preserve"> publisher. </w:t>
+      </w:r>
+      <w:r>
+        <w:t xml:space="preserve">Follow the menu </w:t>
+      </w:r>
+      <w:r>
+        <w:t>prompts and</w:t>
+      </w:r>
+      <w:r>
+        <w:t xml:space="preserve"> allow the app to run anyway</w:t>
+      </w:r>
+      <w:r>
+        <w:t>.</w:t>
+      </w:r>
+    </w:p>
+    <w:p>
+      <w:pPr>
+        <w:pStyle w:val="Heading1"/>
+      </w:pPr>
+      <w:r>
+        <w:t>Primary Workstation / Deployment Target</w:t>
+      </w:r>
+    </w:p>
+    <w:p>
+      <w:pPr>
+        <w:pStyle w:val="ListParagraph"/>
+        <w:numPr>
+          <w:ilvl w:val="0"/>
+          <w:numId w:val="17"/>
+        </w:numPr>
+      </w:pPr>
+      <w:r>
+        <w:t>Purpose: Runs the packaged application for property validation and mapping</w:t>
+      </w:r>
+    </w:p>
+    <w:p>
+      <w:pPr>
+        <w:pStyle w:val="ListParagraph"/>
+        <w:numPr>
+          <w:ilvl w:val="0"/>
+          <w:numId w:val="17"/>
+        </w:numPr>
+      </w:pPr>
+      <w:r>
+        <w:t xml:space="preserve">Operating System: </w:t>
+      </w:r>
+      <w:r>
+        <w:t xml:space="preserve">Some Windows based OS, </w:t>
+      </w:r>
+      <w:r>
+        <w:t xml:space="preserve">10 or 11 </w:t>
+      </w:r>
+      <w:r>
+        <w:t>recommended</w:t>
+      </w:r>
+    </w:p>
+    <w:p>
+      <w:pPr>
+        <w:pStyle w:val="ListParagraph"/>
+        <w:numPr>
+          <w:ilvl w:val="0"/>
+          <w:numId w:val="17"/>
+        </w:numPr>
+      </w:pPr>
+      <w:r>
+        <w:t>Python Version (development): 3.10+</w:t>
+      </w:r>
+    </w:p>
+    <w:p>
+      <w:pPr>
+        <w:pStyle w:val="ListParagraph"/>
+        <w:numPr>
+          <w:ilvl w:val="0"/>
+          <w:numId w:val="17"/>
+        </w:numPr>
+      </w:pPr>
+      <w:r>
+        <w:t>Executable Runtime: No Python installation required after packaging</w:t>
       </w:r>
     </w:p>
     <w:p>
       <w:r>
-        <w:t>- [Purpose]</w:t>
+        <w:t>System Requirements:</w:t>
       </w:r>
     </w:p>
     <w:p>
+      <w:pPr>
+        <w:pStyle w:val="ListParagraph"/>
+        <w:numPr>
+          <w:ilvl w:val="0"/>
+          <w:numId w:val="14"/>
+        </w:numPr>
+      </w:pPr>
       <w:r>
-        <w:t>- [System requirements]</w:t>
+        <w:t>8 GB RAM minimum</w:t>
+      </w:r>
+    </w:p>
+    <w:p>
+      <w:pPr>
+        <w:pStyle w:val="ListParagraph"/>
+        <w:numPr>
+          <w:ilvl w:val="0"/>
+          <w:numId w:val="14"/>
+        </w:numPr>
+      </w:pPr>
+      <w:r>
+        <w:t>1 GB free disk space</w:t>
+      </w:r>
+    </w:p>
+    <w:p>
+      <w:pPr>
+        <w:pStyle w:val="ListParagraph"/>
+        <w:numPr>
+          <w:ilvl w:val="0"/>
+          <w:numId w:val="14"/>
+        </w:numPr>
+      </w:pPr>
+      <w:r>
+        <w:t>Internet connection required for geocoding</w:t>
+      </w:r>
+    </w:p>
+    <w:p>
+      <w:pPr>
+        <w:pStyle w:val="ListParagraph"/>
+        <w:numPr>
+          <w:ilvl w:val="0"/>
+          <w:numId w:val="14"/>
+        </w:numPr>
+      </w:pPr>
+      <w:r>
+        <w:t>Chrome browser installed (Selenium dependency)</w:t>
       </w:r>
     </w:p>
     <w:p>
@@ -86,6 +400,71 @@
       </w:pPr>
       <w:r>
         <w:t>Database</w:t>
+      </w:r>
+    </w:p>
+    <w:p>
+      <w:r>
+        <w:t>This application does not use a traditional database. Instead, it relies on:</w:t>
+      </w:r>
+    </w:p>
+    <w:p>
+      <w:pPr>
+        <w:pStyle w:val="ListParagraph"/>
+        <w:numPr>
+          <w:ilvl w:val="0"/>
+          <w:numId w:val="10"/>
+        </w:numPr>
+      </w:pPr>
+      <w:r>
+        <w:lastRenderedPageBreak/>
+        <w:t>CSV files</w:t>
+      </w:r>
+      <w:r>
+        <w:t>, properly structured for the app to read</w:t>
+      </w:r>
+    </w:p>
+    <w:p>
+      <w:pPr>
+        <w:pStyle w:val="ListParagraph"/>
+        <w:numPr>
+          <w:ilvl w:val="0"/>
+          <w:numId w:val="10"/>
+        </w:numPr>
+      </w:pPr>
+      <w:r>
+        <w:t>A JSON‑based geocode cache stored locally</w:t>
+      </w:r>
+    </w:p>
+    <w:p>
+      <w:pPr>
+        <w:pStyle w:val="ListParagraph"/>
+        <w:numPr>
+          <w:ilvl w:val="0"/>
+          <w:numId w:val="10"/>
+        </w:numPr>
+      </w:pPr>
+      <w:r>
+        <w:t xml:space="preserve">A </w:t>
+      </w:r>
+      <w:r>
+        <w:t xml:space="preserve">pandas </w:t>
+      </w:r>
+      <w:proofErr w:type="spellStart"/>
+      <w:r>
+        <w:t>dataframe</w:t>
+      </w:r>
+      <w:proofErr w:type="spellEnd"/>
+      <w:r>
+        <w:t xml:space="preserve"> for managing the </w:t>
+      </w:r>
+      <w:r>
+        <w:t xml:space="preserve">data while the app is </w:t>
+      </w:r>
+      <w:r>
+        <w:t>open</w:t>
+      </w:r>
+      <w:r>
+        <w:t xml:space="preserve"> </w:t>
       </w:r>
     </w:p>
     <w:p>
@@ -98,20 +477,27 @@
     </w:p>
     <w:p>
       <w:r>
-        <w:t>- [Steps placeholder]</w:t>
+        <w:t>For client use:</w:t>
       </w:r>
     </w:p>
     <w:p>
       <w:pPr>
-        <w:pStyle w:val="Heading3"/>
+        <w:pStyle w:val="ListParagraph"/>
+        <w:numPr>
+          <w:ilvl w:val="0"/>
+          <w:numId w:val="23"/>
+        </w:numPr>
       </w:pPr>
       <w:r>
-        <w:t>Teardown</w:t>
+        <w:t xml:space="preserve">Extract Zip folder by </w:t>
+      </w:r>
+      <w:r>
+        <w:t xml:space="preserve">right-clicking the </w:t>
       </w:r>
     </w:p>
     <w:p>
       <w:r>
-        <w:t>- [Steps placeholder]</w:t>
+        <w:t>For further development:</w:t>
       </w:r>
     </w:p>
     <w:p>
@@ -370,6 +756,1532 @@
       </w:rPr>
     </w:lvl>
   </w:abstractNum>
+  <w:abstractNum w:abstractNumId="9" w15:restartNumberingAfterBreak="0">
+    <w:nsid w:val="0BAE39D3"/>
+    <w:multiLevelType w:val="hybridMultilevel"/>
+    <w:tmpl w:val="324A95DA"/>
+    <w:lvl w:ilvl="0" w:tplc="04090001">
+      <w:start w:val="1"/>
+      <w:numFmt w:val="bullet"/>
+      <w:lvlText w:val=""/>
+      <w:lvlJc w:val="left"/>
+      <w:pPr>
+        <w:ind w:left="720" w:hanging="360"/>
+      </w:pPr>
+      <w:rPr>
+        <w:rFonts w:ascii="Symbol" w:hAnsi="Symbol" w:hint="default"/>
+      </w:rPr>
+    </w:lvl>
+    <w:lvl w:ilvl="1" w:tplc="04090003" w:tentative="1">
+      <w:start w:val="1"/>
+      <w:numFmt w:val="bullet"/>
+      <w:lvlText w:val="o"/>
+      <w:lvlJc w:val="left"/>
+      <w:pPr>
+        <w:ind w:left="1440" w:hanging="360"/>
+      </w:pPr>
+      <w:rPr>
+        <w:rFonts w:ascii="Courier New" w:hAnsi="Courier New" w:cs="Courier New" w:hint="default"/>
+      </w:rPr>
+    </w:lvl>
+    <w:lvl w:ilvl="2" w:tplc="04090005" w:tentative="1">
+      <w:start w:val="1"/>
+      <w:numFmt w:val="bullet"/>
+      <w:lvlText w:val=""/>
+      <w:lvlJc w:val="left"/>
+      <w:pPr>
+        <w:ind w:left="2160" w:hanging="360"/>
+      </w:pPr>
+      <w:rPr>
+        <w:rFonts w:ascii="Wingdings" w:hAnsi="Wingdings" w:hint="default"/>
+      </w:rPr>
+    </w:lvl>
+    <w:lvl w:ilvl="3" w:tplc="04090001" w:tentative="1">
+      <w:start w:val="1"/>
+      <w:numFmt w:val="bullet"/>
+      <w:lvlText w:val=""/>
+      <w:lvlJc w:val="left"/>
+      <w:pPr>
+        <w:ind w:left="2880" w:hanging="360"/>
+      </w:pPr>
+      <w:rPr>
+        <w:rFonts w:ascii="Symbol" w:hAnsi="Symbol" w:hint="default"/>
+      </w:rPr>
+    </w:lvl>
+    <w:lvl w:ilvl="4" w:tplc="04090003" w:tentative="1">
+      <w:start w:val="1"/>
+      <w:numFmt w:val="bullet"/>
+      <w:lvlText w:val="o"/>
+      <w:lvlJc w:val="left"/>
+      <w:pPr>
+        <w:ind w:left="3600" w:hanging="360"/>
+      </w:pPr>
+      <w:rPr>
+        <w:rFonts w:ascii="Courier New" w:hAnsi="Courier New" w:cs="Courier New" w:hint="default"/>
+      </w:rPr>
+    </w:lvl>
+    <w:lvl w:ilvl="5" w:tplc="04090005" w:tentative="1">
+      <w:start w:val="1"/>
+      <w:numFmt w:val="bullet"/>
+      <w:lvlText w:val=""/>
+      <w:lvlJc w:val="left"/>
+      <w:pPr>
+        <w:ind w:left="4320" w:hanging="360"/>
+      </w:pPr>
+      <w:rPr>
+        <w:rFonts w:ascii="Wingdings" w:hAnsi="Wingdings" w:hint="default"/>
+      </w:rPr>
+    </w:lvl>
+    <w:lvl w:ilvl="6" w:tplc="04090001" w:tentative="1">
+      <w:start w:val="1"/>
+      <w:numFmt w:val="bullet"/>
+      <w:lvlText w:val=""/>
+      <w:lvlJc w:val="left"/>
+      <w:pPr>
+        <w:ind w:left="5040" w:hanging="360"/>
+      </w:pPr>
+      <w:rPr>
+        <w:rFonts w:ascii="Symbol" w:hAnsi="Symbol" w:hint="default"/>
+      </w:rPr>
+    </w:lvl>
+    <w:lvl w:ilvl="7" w:tplc="04090003" w:tentative="1">
+      <w:start w:val="1"/>
+      <w:numFmt w:val="bullet"/>
+      <w:lvlText w:val="o"/>
+      <w:lvlJc w:val="left"/>
+      <w:pPr>
+        <w:ind w:left="5760" w:hanging="360"/>
+      </w:pPr>
+      <w:rPr>
+        <w:rFonts w:ascii="Courier New" w:hAnsi="Courier New" w:cs="Courier New" w:hint="default"/>
+      </w:rPr>
+    </w:lvl>
+    <w:lvl w:ilvl="8" w:tplc="04090005" w:tentative="1">
+      <w:start w:val="1"/>
+      <w:numFmt w:val="bullet"/>
+      <w:lvlText w:val=""/>
+      <w:lvlJc w:val="left"/>
+      <w:pPr>
+        <w:ind w:left="6480" w:hanging="360"/>
+      </w:pPr>
+      <w:rPr>
+        <w:rFonts w:ascii="Wingdings" w:hAnsi="Wingdings" w:hint="default"/>
+      </w:rPr>
+    </w:lvl>
+  </w:abstractNum>
+  <w:abstractNum w:abstractNumId="10" w15:restartNumberingAfterBreak="0">
+    <w:nsid w:val="1687768B"/>
+    <w:multiLevelType w:val="hybridMultilevel"/>
+    <w:tmpl w:val="E73EB632"/>
+    <w:lvl w:ilvl="0" w:tplc="04090001">
+      <w:start w:val="1"/>
+      <w:numFmt w:val="bullet"/>
+      <w:lvlText w:val=""/>
+      <w:lvlJc w:val="left"/>
+      <w:pPr>
+        <w:ind w:left="1440" w:hanging="360"/>
+      </w:pPr>
+      <w:rPr>
+        <w:rFonts w:ascii="Symbol" w:hAnsi="Symbol" w:hint="default"/>
+      </w:rPr>
+    </w:lvl>
+    <w:lvl w:ilvl="1" w:tplc="04090003" w:tentative="1">
+      <w:start w:val="1"/>
+      <w:numFmt w:val="bullet"/>
+      <w:lvlText w:val="o"/>
+      <w:lvlJc w:val="left"/>
+      <w:pPr>
+        <w:ind w:left="2160" w:hanging="360"/>
+      </w:pPr>
+      <w:rPr>
+        <w:rFonts w:ascii="Courier New" w:hAnsi="Courier New" w:cs="Courier New" w:hint="default"/>
+      </w:rPr>
+    </w:lvl>
+    <w:lvl w:ilvl="2" w:tplc="04090005" w:tentative="1">
+      <w:start w:val="1"/>
+      <w:numFmt w:val="bullet"/>
+      <w:lvlText w:val=""/>
+      <w:lvlJc w:val="left"/>
+      <w:pPr>
+        <w:ind w:left="2880" w:hanging="360"/>
+      </w:pPr>
+      <w:rPr>
+        <w:rFonts w:ascii="Wingdings" w:hAnsi="Wingdings" w:hint="default"/>
+      </w:rPr>
+    </w:lvl>
+    <w:lvl w:ilvl="3" w:tplc="04090001" w:tentative="1">
+      <w:start w:val="1"/>
+      <w:numFmt w:val="bullet"/>
+      <w:lvlText w:val=""/>
+      <w:lvlJc w:val="left"/>
+      <w:pPr>
+        <w:ind w:left="3600" w:hanging="360"/>
+      </w:pPr>
+      <w:rPr>
+        <w:rFonts w:ascii="Symbol" w:hAnsi="Symbol" w:hint="default"/>
+      </w:rPr>
+    </w:lvl>
+    <w:lvl w:ilvl="4" w:tplc="04090003" w:tentative="1">
+      <w:start w:val="1"/>
+      <w:numFmt w:val="bullet"/>
+      <w:lvlText w:val="o"/>
+      <w:lvlJc w:val="left"/>
+      <w:pPr>
+        <w:ind w:left="4320" w:hanging="360"/>
+      </w:pPr>
+      <w:rPr>
+        <w:rFonts w:ascii="Courier New" w:hAnsi="Courier New" w:cs="Courier New" w:hint="default"/>
+      </w:rPr>
+    </w:lvl>
+    <w:lvl w:ilvl="5" w:tplc="04090005" w:tentative="1">
+      <w:start w:val="1"/>
+      <w:numFmt w:val="bullet"/>
+      <w:lvlText w:val=""/>
+      <w:lvlJc w:val="left"/>
+      <w:pPr>
+        <w:ind w:left="5040" w:hanging="360"/>
+      </w:pPr>
+      <w:rPr>
+        <w:rFonts w:ascii="Wingdings" w:hAnsi="Wingdings" w:hint="default"/>
+      </w:rPr>
+    </w:lvl>
+    <w:lvl w:ilvl="6" w:tplc="04090001" w:tentative="1">
+      <w:start w:val="1"/>
+      <w:numFmt w:val="bullet"/>
+      <w:lvlText w:val=""/>
+      <w:lvlJc w:val="left"/>
+      <w:pPr>
+        <w:ind w:left="5760" w:hanging="360"/>
+      </w:pPr>
+      <w:rPr>
+        <w:rFonts w:ascii="Symbol" w:hAnsi="Symbol" w:hint="default"/>
+      </w:rPr>
+    </w:lvl>
+    <w:lvl w:ilvl="7" w:tplc="04090003" w:tentative="1">
+      <w:start w:val="1"/>
+      <w:numFmt w:val="bullet"/>
+      <w:lvlText w:val="o"/>
+      <w:lvlJc w:val="left"/>
+      <w:pPr>
+        <w:ind w:left="6480" w:hanging="360"/>
+      </w:pPr>
+      <w:rPr>
+        <w:rFonts w:ascii="Courier New" w:hAnsi="Courier New" w:cs="Courier New" w:hint="default"/>
+      </w:rPr>
+    </w:lvl>
+    <w:lvl w:ilvl="8" w:tplc="04090005" w:tentative="1">
+      <w:start w:val="1"/>
+      <w:numFmt w:val="bullet"/>
+      <w:lvlText w:val=""/>
+      <w:lvlJc w:val="left"/>
+      <w:pPr>
+        <w:ind w:left="7200" w:hanging="360"/>
+      </w:pPr>
+      <w:rPr>
+        <w:rFonts w:ascii="Wingdings" w:hAnsi="Wingdings" w:hint="default"/>
+      </w:rPr>
+    </w:lvl>
+  </w:abstractNum>
+  <w:abstractNum w:abstractNumId="11" w15:restartNumberingAfterBreak="0">
+    <w:nsid w:val="1BF674D5"/>
+    <w:multiLevelType w:val="hybridMultilevel"/>
+    <w:tmpl w:val="A7C852A6"/>
+    <w:lvl w:ilvl="0" w:tplc="0409000F">
+      <w:start w:val="1"/>
+      <w:numFmt w:val="decimal"/>
+      <w:lvlText w:val="%1."/>
+      <w:lvlJc w:val="left"/>
+      <w:pPr>
+        <w:ind w:left="720" w:hanging="360"/>
+      </w:pPr>
+    </w:lvl>
+    <w:lvl w:ilvl="1" w:tplc="04090019" w:tentative="1">
+      <w:start w:val="1"/>
+      <w:numFmt w:val="lowerLetter"/>
+      <w:lvlText w:val="%2."/>
+      <w:lvlJc w:val="left"/>
+      <w:pPr>
+        <w:ind w:left="1440" w:hanging="360"/>
+      </w:pPr>
+    </w:lvl>
+    <w:lvl w:ilvl="2" w:tplc="0409001B" w:tentative="1">
+      <w:start w:val="1"/>
+      <w:numFmt w:val="lowerRoman"/>
+      <w:lvlText w:val="%3."/>
+      <w:lvlJc w:val="right"/>
+      <w:pPr>
+        <w:ind w:left="2160" w:hanging="180"/>
+      </w:pPr>
+    </w:lvl>
+    <w:lvl w:ilvl="3" w:tplc="0409000F" w:tentative="1">
+      <w:start w:val="1"/>
+      <w:numFmt w:val="decimal"/>
+      <w:lvlText w:val="%4."/>
+      <w:lvlJc w:val="left"/>
+      <w:pPr>
+        <w:ind w:left="2880" w:hanging="360"/>
+      </w:pPr>
+    </w:lvl>
+    <w:lvl w:ilvl="4" w:tplc="04090019" w:tentative="1">
+      <w:start w:val="1"/>
+      <w:numFmt w:val="lowerLetter"/>
+      <w:lvlText w:val="%5."/>
+      <w:lvlJc w:val="left"/>
+      <w:pPr>
+        <w:ind w:left="3600" w:hanging="360"/>
+      </w:pPr>
+    </w:lvl>
+    <w:lvl w:ilvl="5" w:tplc="0409001B" w:tentative="1">
+      <w:start w:val="1"/>
+      <w:numFmt w:val="lowerRoman"/>
+      <w:lvlText w:val="%6."/>
+      <w:lvlJc w:val="right"/>
+      <w:pPr>
+        <w:ind w:left="4320" w:hanging="180"/>
+      </w:pPr>
+    </w:lvl>
+    <w:lvl w:ilvl="6" w:tplc="0409000F" w:tentative="1">
+      <w:start w:val="1"/>
+      <w:numFmt w:val="decimal"/>
+      <w:lvlText w:val="%7."/>
+      <w:lvlJc w:val="left"/>
+      <w:pPr>
+        <w:ind w:left="5040" w:hanging="360"/>
+      </w:pPr>
+    </w:lvl>
+    <w:lvl w:ilvl="7" w:tplc="04090019" w:tentative="1">
+      <w:start w:val="1"/>
+      <w:numFmt w:val="lowerLetter"/>
+      <w:lvlText w:val="%8."/>
+      <w:lvlJc w:val="left"/>
+      <w:pPr>
+        <w:ind w:left="5760" w:hanging="360"/>
+      </w:pPr>
+    </w:lvl>
+    <w:lvl w:ilvl="8" w:tplc="0409001B" w:tentative="1">
+      <w:start w:val="1"/>
+      <w:numFmt w:val="lowerRoman"/>
+      <w:lvlText w:val="%9."/>
+      <w:lvlJc w:val="right"/>
+      <w:pPr>
+        <w:ind w:left="6480" w:hanging="180"/>
+      </w:pPr>
+    </w:lvl>
+  </w:abstractNum>
+  <w:abstractNum w:abstractNumId="12" w15:restartNumberingAfterBreak="0">
+    <w:nsid w:val="25BA101D"/>
+    <w:multiLevelType w:val="hybridMultilevel"/>
+    <w:tmpl w:val="C2500BFA"/>
+    <w:lvl w:ilvl="0" w:tplc="0352986A">
+      <w:start w:val="8"/>
+      <w:numFmt w:val="bullet"/>
+      <w:lvlText w:val="-"/>
+      <w:lvlJc w:val="left"/>
+      <w:pPr>
+        <w:ind w:left="720" w:hanging="360"/>
+      </w:pPr>
+      <w:rPr>
+        <w:rFonts w:ascii="Cambria" w:eastAsiaTheme="minorEastAsia" w:hAnsi="Cambria" w:cstheme="minorBidi" w:hint="default"/>
+      </w:rPr>
+    </w:lvl>
+    <w:lvl w:ilvl="1" w:tplc="04090003" w:tentative="1">
+      <w:start w:val="1"/>
+      <w:numFmt w:val="bullet"/>
+      <w:lvlText w:val="o"/>
+      <w:lvlJc w:val="left"/>
+      <w:pPr>
+        <w:ind w:left="1440" w:hanging="360"/>
+      </w:pPr>
+      <w:rPr>
+        <w:rFonts w:ascii="Courier New" w:hAnsi="Courier New" w:cs="Courier New" w:hint="default"/>
+      </w:rPr>
+    </w:lvl>
+    <w:lvl w:ilvl="2" w:tplc="04090005" w:tentative="1">
+      <w:start w:val="1"/>
+      <w:numFmt w:val="bullet"/>
+      <w:lvlText w:val=""/>
+      <w:lvlJc w:val="left"/>
+      <w:pPr>
+        <w:ind w:left="2160" w:hanging="360"/>
+      </w:pPr>
+      <w:rPr>
+        <w:rFonts w:ascii="Wingdings" w:hAnsi="Wingdings" w:hint="default"/>
+      </w:rPr>
+    </w:lvl>
+    <w:lvl w:ilvl="3" w:tplc="04090001" w:tentative="1">
+      <w:start w:val="1"/>
+      <w:numFmt w:val="bullet"/>
+      <w:lvlText w:val=""/>
+      <w:lvlJc w:val="left"/>
+      <w:pPr>
+        <w:ind w:left="2880" w:hanging="360"/>
+      </w:pPr>
+      <w:rPr>
+        <w:rFonts w:ascii="Symbol" w:hAnsi="Symbol" w:hint="default"/>
+      </w:rPr>
+    </w:lvl>
+    <w:lvl w:ilvl="4" w:tplc="04090003" w:tentative="1">
+      <w:start w:val="1"/>
+      <w:numFmt w:val="bullet"/>
+      <w:lvlText w:val="o"/>
+      <w:lvlJc w:val="left"/>
+      <w:pPr>
+        <w:ind w:left="3600" w:hanging="360"/>
+      </w:pPr>
+      <w:rPr>
+        <w:rFonts w:ascii="Courier New" w:hAnsi="Courier New" w:cs="Courier New" w:hint="default"/>
+      </w:rPr>
+    </w:lvl>
+    <w:lvl w:ilvl="5" w:tplc="04090005" w:tentative="1">
+      <w:start w:val="1"/>
+      <w:numFmt w:val="bullet"/>
+      <w:lvlText w:val=""/>
+      <w:lvlJc w:val="left"/>
+      <w:pPr>
+        <w:ind w:left="4320" w:hanging="360"/>
+      </w:pPr>
+      <w:rPr>
+        <w:rFonts w:ascii="Wingdings" w:hAnsi="Wingdings" w:hint="default"/>
+      </w:rPr>
+    </w:lvl>
+    <w:lvl w:ilvl="6" w:tplc="04090001" w:tentative="1">
+      <w:start w:val="1"/>
+      <w:numFmt w:val="bullet"/>
+      <w:lvlText w:val=""/>
+      <w:lvlJc w:val="left"/>
+      <w:pPr>
+        <w:ind w:left="5040" w:hanging="360"/>
+      </w:pPr>
+      <w:rPr>
+        <w:rFonts w:ascii="Symbol" w:hAnsi="Symbol" w:hint="default"/>
+      </w:rPr>
+    </w:lvl>
+    <w:lvl w:ilvl="7" w:tplc="04090003" w:tentative="1">
+      <w:start w:val="1"/>
+      <w:numFmt w:val="bullet"/>
+      <w:lvlText w:val="o"/>
+      <w:lvlJc w:val="left"/>
+      <w:pPr>
+        <w:ind w:left="5760" w:hanging="360"/>
+      </w:pPr>
+      <w:rPr>
+        <w:rFonts w:ascii="Courier New" w:hAnsi="Courier New" w:cs="Courier New" w:hint="default"/>
+      </w:rPr>
+    </w:lvl>
+    <w:lvl w:ilvl="8" w:tplc="04090005" w:tentative="1">
+      <w:start w:val="1"/>
+      <w:numFmt w:val="bullet"/>
+      <w:lvlText w:val=""/>
+      <w:lvlJc w:val="left"/>
+      <w:pPr>
+        <w:ind w:left="6480" w:hanging="360"/>
+      </w:pPr>
+      <w:rPr>
+        <w:rFonts w:ascii="Wingdings" w:hAnsi="Wingdings" w:hint="default"/>
+      </w:rPr>
+    </w:lvl>
+  </w:abstractNum>
+  <w:abstractNum w:abstractNumId="13" w15:restartNumberingAfterBreak="0">
+    <w:nsid w:val="5AD016E7"/>
+    <w:multiLevelType w:val="hybridMultilevel"/>
+    <w:tmpl w:val="AD6EC9B8"/>
+    <w:lvl w:ilvl="0" w:tplc="04090001">
+      <w:start w:val="1"/>
+      <w:numFmt w:val="bullet"/>
+      <w:lvlText w:val=""/>
+      <w:lvlJc w:val="left"/>
+      <w:pPr>
+        <w:ind w:left="720" w:hanging="360"/>
+      </w:pPr>
+      <w:rPr>
+        <w:rFonts w:ascii="Symbol" w:hAnsi="Symbol" w:hint="default"/>
+      </w:rPr>
+    </w:lvl>
+    <w:lvl w:ilvl="1" w:tplc="04090003" w:tentative="1">
+      <w:start w:val="1"/>
+      <w:numFmt w:val="bullet"/>
+      <w:lvlText w:val="o"/>
+      <w:lvlJc w:val="left"/>
+      <w:pPr>
+        <w:ind w:left="1440" w:hanging="360"/>
+      </w:pPr>
+      <w:rPr>
+        <w:rFonts w:ascii="Courier New" w:hAnsi="Courier New" w:cs="Courier New" w:hint="default"/>
+      </w:rPr>
+    </w:lvl>
+    <w:lvl w:ilvl="2" w:tplc="04090005" w:tentative="1">
+      <w:start w:val="1"/>
+      <w:numFmt w:val="bullet"/>
+      <w:lvlText w:val=""/>
+      <w:lvlJc w:val="left"/>
+      <w:pPr>
+        <w:ind w:left="2160" w:hanging="360"/>
+      </w:pPr>
+      <w:rPr>
+        <w:rFonts w:ascii="Wingdings" w:hAnsi="Wingdings" w:hint="default"/>
+      </w:rPr>
+    </w:lvl>
+    <w:lvl w:ilvl="3" w:tplc="04090001" w:tentative="1">
+      <w:start w:val="1"/>
+      <w:numFmt w:val="bullet"/>
+      <w:lvlText w:val=""/>
+      <w:lvlJc w:val="left"/>
+      <w:pPr>
+        <w:ind w:left="2880" w:hanging="360"/>
+      </w:pPr>
+      <w:rPr>
+        <w:rFonts w:ascii="Symbol" w:hAnsi="Symbol" w:hint="default"/>
+      </w:rPr>
+    </w:lvl>
+    <w:lvl w:ilvl="4" w:tplc="04090003" w:tentative="1">
+      <w:start w:val="1"/>
+      <w:numFmt w:val="bullet"/>
+      <w:lvlText w:val="o"/>
+      <w:lvlJc w:val="left"/>
+      <w:pPr>
+        <w:ind w:left="3600" w:hanging="360"/>
+      </w:pPr>
+      <w:rPr>
+        <w:rFonts w:ascii="Courier New" w:hAnsi="Courier New" w:cs="Courier New" w:hint="default"/>
+      </w:rPr>
+    </w:lvl>
+    <w:lvl w:ilvl="5" w:tplc="04090005" w:tentative="1">
+      <w:start w:val="1"/>
+      <w:numFmt w:val="bullet"/>
+      <w:lvlText w:val=""/>
+      <w:lvlJc w:val="left"/>
+      <w:pPr>
+        <w:ind w:left="4320" w:hanging="360"/>
+      </w:pPr>
+      <w:rPr>
+        <w:rFonts w:ascii="Wingdings" w:hAnsi="Wingdings" w:hint="default"/>
+      </w:rPr>
+    </w:lvl>
+    <w:lvl w:ilvl="6" w:tplc="04090001" w:tentative="1">
+      <w:start w:val="1"/>
+      <w:numFmt w:val="bullet"/>
+      <w:lvlText w:val=""/>
+      <w:lvlJc w:val="left"/>
+      <w:pPr>
+        <w:ind w:left="5040" w:hanging="360"/>
+      </w:pPr>
+      <w:rPr>
+        <w:rFonts w:ascii="Symbol" w:hAnsi="Symbol" w:hint="default"/>
+      </w:rPr>
+    </w:lvl>
+    <w:lvl w:ilvl="7" w:tplc="04090003" w:tentative="1">
+      <w:start w:val="1"/>
+      <w:numFmt w:val="bullet"/>
+      <w:lvlText w:val="o"/>
+      <w:lvlJc w:val="left"/>
+      <w:pPr>
+        <w:ind w:left="5760" w:hanging="360"/>
+      </w:pPr>
+      <w:rPr>
+        <w:rFonts w:ascii="Courier New" w:hAnsi="Courier New" w:cs="Courier New" w:hint="default"/>
+      </w:rPr>
+    </w:lvl>
+    <w:lvl w:ilvl="8" w:tplc="04090005" w:tentative="1">
+      <w:start w:val="1"/>
+      <w:numFmt w:val="bullet"/>
+      <w:lvlText w:val=""/>
+      <w:lvlJc w:val="left"/>
+      <w:pPr>
+        <w:ind w:left="6480" w:hanging="360"/>
+      </w:pPr>
+      <w:rPr>
+        <w:rFonts w:ascii="Wingdings" w:hAnsi="Wingdings" w:hint="default"/>
+      </w:rPr>
+    </w:lvl>
+  </w:abstractNum>
+  <w:abstractNum w:abstractNumId="14" w15:restartNumberingAfterBreak="0">
+    <w:nsid w:val="61DA4160"/>
+    <w:multiLevelType w:val="hybridMultilevel"/>
+    <w:tmpl w:val="90802C16"/>
+    <w:lvl w:ilvl="0" w:tplc="04090001">
+      <w:start w:val="1"/>
+      <w:numFmt w:val="bullet"/>
+      <w:lvlText w:val=""/>
+      <w:lvlJc w:val="left"/>
+      <w:pPr>
+        <w:ind w:left="360" w:hanging="360"/>
+      </w:pPr>
+      <w:rPr>
+        <w:rFonts w:ascii="Symbol" w:hAnsi="Symbol" w:hint="default"/>
+      </w:rPr>
+    </w:lvl>
+    <w:lvl w:ilvl="1" w:tplc="FFFFFFFF" w:tentative="1">
+      <w:start w:val="1"/>
+      <w:numFmt w:val="bullet"/>
+      <w:lvlText w:val="o"/>
+      <w:lvlJc w:val="left"/>
+      <w:pPr>
+        <w:ind w:left="1080" w:hanging="360"/>
+      </w:pPr>
+      <w:rPr>
+        <w:rFonts w:ascii="Courier New" w:hAnsi="Courier New" w:cs="Courier New" w:hint="default"/>
+      </w:rPr>
+    </w:lvl>
+    <w:lvl w:ilvl="2" w:tplc="FFFFFFFF" w:tentative="1">
+      <w:start w:val="1"/>
+      <w:numFmt w:val="bullet"/>
+      <w:lvlText w:val=""/>
+      <w:lvlJc w:val="left"/>
+      <w:pPr>
+        <w:ind w:left="1800" w:hanging="360"/>
+      </w:pPr>
+      <w:rPr>
+        <w:rFonts w:ascii="Wingdings" w:hAnsi="Wingdings" w:hint="default"/>
+      </w:rPr>
+    </w:lvl>
+    <w:lvl w:ilvl="3" w:tplc="FFFFFFFF" w:tentative="1">
+      <w:start w:val="1"/>
+      <w:numFmt w:val="bullet"/>
+      <w:lvlText w:val=""/>
+      <w:lvlJc w:val="left"/>
+      <w:pPr>
+        <w:ind w:left="2520" w:hanging="360"/>
+      </w:pPr>
+      <w:rPr>
+        <w:rFonts w:ascii="Symbol" w:hAnsi="Symbol" w:hint="default"/>
+      </w:rPr>
+    </w:lvl>
+    <w:lvl w:ilvl="4" w:tplc="FFFFFFFF" w:tentative="1">
+      <w:start w:val="1"/>
+      <w:numFmt w:val="bullet"/>
+      <w:lvlText w:val="o"/>
+      <w:lvlJc w:val="left"/>
+      <w:pPr>
+        <w:ind w:left="3240" w:hanging="360"/>
+      </w:pPr>
+      <w:rPr>
+        <w:rFonts w:ascii="Courier New" w:hAnsi="Courier New" w:cs="Courier New" w:hint="default"/>
+      </w:rPr>
+    </w:lvl>
+    <w:lvl w:ilvl="5" w:tplc="FFFFFFFF" w:tentative="1">
+      <w:start w:val="1"/>
+      <w:numFmt w:val="bullet"/>
+      <w:lvlText w:val=""/>
+      <w:lvlJc w:val="left"/>
+      <w:pPr>
+        <w:ind w:left="3960" w:hanging="360"/>
+      </w:pPr>
+      <w:rPr>
+        <w:rFonts w:ascii="Wingdings" w:hAnsi="Wingdings" w:hint="default"/>
+      </w:rPr>
+    </w:lvl>
+    <w:lvl w:ilvl="6" w:tplc="FFFFFFFF" w:tentative="1">
+      <w:start w:val="1"/>
+      <w:numFmt w:val="bullet"/>
+      <w:lvlText w:val=""/>
+      <w:lvlJc w:val="left"/>
+      <w:pPr>
+        <w:ind w:left="4680" w:hanging="360"/>
+      </w:pPr>
+      <w:rPr>
+        <w:rFonts w:ascii="Symbol" w:hAnsi="Symbol" w:hint="default"/>
+      </w:rPr>
+    </w:lvl>
+    <w:lvl w:ilvl="7" w:tplc="FFFFFFFF" w:tentative="1">
+      <w:start w:val="1"/>
+      <w:numFmt w:val="bullet"/>
+      <w:lvlText w:val="o"/>
+      <w:lvlJc w:val="left"/>
+      <w:pPr>
+        <w:ind w:left="5400" w:hanging="360"/>
+      </w:pPr>
+      <w:rPr>
+        <w:rFonts w:ascii="Courier New" w:hAnsi="Courier New" w:cs="Courier New" w:hint="default"/>
+      </w:rPr>
+    </w:lvl>
+    <w:lvl w:ilvl="8" w:tplc="FFFFFFFF" w:tentative="1">
+      <w:start w:val="1"/>
+      <w:numFmt w:val="bullet"/>
+      <w:lvlText w:val=""/>
+      <w:lvlJc w:val="left"/>
+      <w:pPr>
+        <w:ind w:left="6120" w:hanging="360"/>
+      </w:pPr>
+      <w:rPr>
+        <w:rFonts w:ascii="Wingdings" w:hAnsi="Wingdings" w:hint="default"/>
+      </w:rPr>
+    </w:lvl>
+  </w:abstractNum>
+  <w:abstractNum w:abstractNumId="15" w15:restartNumberingAfterBreak="0">
+    <w:nsid w:val="64584A6E"/>
+    <w:multiLevelType w:val="hybridMultilevel"/>
+    <w:tmpl w:val="4FC6E9DA"/>
+    <w:lvl w:ilvl="0" w:tplc="04090001">
+      <w:start w:val="1"/>
+      <w:numFmt w:val="bullet"/>
+      <w:lvlText w:val=""/>
+      <w:lvlJc w:val="left"/>
+      <w:pPr>
+        <w:ind w:left="360" w:hanging="360"/>
+      </w:pPr>
+      <w:rPr>
+        <w:rFonts w:ascii="Symbol" w:hAnsi="Symbol" w:hint="default"/>
+      </w:rPr>
+    </w:lvl>
+    <w:lvl w:ilvl="1" w:tplc="FFFFFFFF" w:tentative="1">
+      <w:start w:val="1"/>
+      <w:numFmt w:val="bullet"/>
+      <w:lvlText w:val="o"/>
+      <w:lvlJc w:val="left"/>
+      <w:pPr>
+        <w:ind w:left="1080" w:hanging="360"/>
+      </w:pPr>
+      <w:rPr>
+        <w:rFonts w:ascii="Courier New" w:hAnsi="Courier New" w:cs="Courier New" w:hint="default"/>
+      </w:rPr>
+    </w:lvl>
+    <w:lvl w:ilvl="2" w:tplc="FFFFFFFF" w:tentative="1">
+      <w:start w:val="1"/>
+      <w:numFmt w:val="bullet"/>
+      <w:lvlText w:val=""/>
+      <w:lvlJc w:val="left"/>
+      <w:pPr>
+        <w:ind w:left="1800" w:hanging="360"/>
+      </w:pPr>
+      <w:rPr>
+        <w:rFonts w:ascii="Wingdings" w:hAnsi="Wingdings" w:hint="default"/>
+      </w:rPr>
+    </w:lvl>
+    <w:lvl w:ilvl="3" w:tplc="FFFFFFFF" w:tentative="1">
+      <w:start w:val="1"/>
+      <w:numFmt w:val="bullet"/>
+      <w:lvlText w:val=""/>
+      <w:lvlJc w:val="left"/>
+      <w:pPr>
+        <w:ind w:left="2520" w:hanging="360"/>
+      </w:pPr>
+      <w:rPr>
+        <w:rFonts w:ascii="Symbol" w:hAnsi="Symbol" w:hint="default"/>
+      </w:rPr>
+    </w:lvl>
+    <w:lvl w:ilvl="4" w:tplc="FFFFFFFF" w:tentative="1">
+      <w:start w:val="1"/>
+      <w:numFmt w:val="bullet"/>
+      <w:lvlText w:val="o"/>
+      <w:lvlJc w:val="left"/>
+      <w:pPr>
+        <w:ind w:left="3240" w:hanging="360"/>
+      </w:pPr>
+      <w:rPr>
+        <w:rFonts w:ascii="Courier New" w:hAnsi="Courier New" w:cs="Courier New" w:hint="default"/>
+      </w:rPr>
+    </w:lvl>
+    <w:lvl w:ilvl="5" w:tplc="FFFFFFFF" w:tentative="1">
+      <w:start w:val="1"/>
+      <w:numFmt w:val="bullet"/>
+      <w:lvlText w:val=""/>
+      <w:lvlJc w:val="left"/>
+      <w:pPr>
+        <w:ind w:left="3960" w:hanging="360"/>
+      </w:pPr>
+      <w:rPr>
+        <w:rFonts w:ascii="Wingdings" w:hAnsi="Wingdings" w:hint="default"/>
+      </w:rPr>
+    </w:lvl>
+    <w:lvl w:ilvl="6" w:tplc="FFFFFFFF" w:tentative="1">
+      <w:start w:val="1"/>
+      <w:numFmt w:val="bullet"/>
+      <w:lvlText w:val=""/>
+      <w:lvlJc w:val="left"/>
+      <w:pPr>
+        <w:ind w:left="4680" w:hanging="360"/>
+      </w:pPr>
+      <w:rPr>
+        <w:rFonts w:ascii="Symbol" w:hAnsi="Symbol" w:hint="default"/>
+      </w:rPr>
+    </w:lvl>
+    <w:lvl w:ilvl="7" w:tplc="FFFFFFFF" w:tentative="1">
+      <w:start w:val="1"/>
+      <w:numFmt w:val="bullet"/>
+      <w:lvlText w:val="o"/>
+      <w:lvlJc w:val="left"/>
+      <w:pPr>
+        <w:ind w:left="5400" w:hanging="360"/>
+      </w:pPr>
+      <w:rPr>
+        <w:rFonts w:ascii="Courier New" w:hAnsi="Courier New" w:cs="Courier New" w:hint="default"/>
+      </w:rPr>
+    </w:lvl>
+    <w:lvl w:ilvl="8" w:tplc="FFFFFFFF" w:tentative="1">
+      <w:start w:val="1"/>
+      <w:numFmt w:val="bullet"/>
+      <w:lvlText w:val=""/>
+      <w:lvlJc w:val="left"/>
+      <w:pPr>
+        <w:ind w:left="6120" w:hanging="360"/>
+      </w:pPr>
+      <w:rPr>
+        <w:rFonts w:ascii="Wingdings" w:hAnsi="Wingdings" w:hint="default"/>
+      </w:rPr>
+    </w:lvl>
+  </w:abstractNum>
+  <w:abstractNum w:abstractNumId="16" w15:restartNumberingAfterBreak="0">
+    <w:nsid w:val="670E478C"/>
+    <w:multiLevelType w:val="hybridMultilevel"/>
+    <w:tmpl w:val="2F6E1EEA"/>
+    <w:lvl w:ilvl="0" w:tplc="197E540E">
+      <w:start w:val="8"/>
+      <w:numFmt w:val="bullet"/>
+      <w:lvlText w:val="-"/>
+      <w:lvlJc w:val="left"/>
+      <w:pPr>
+        <w:ind w:left="360" w:hanging="360"/>
+      </w:pPr>
+      <w:rPr>
+        <w:rFonts w:ascii="Cambria" w:eastAsiaTheme="minorEastAsia" w:hAnsi="Cambria" w:cstheme="minorBidi" w:hint="default"/>
+      </w:rPr>
+    </w:lvl>
+    <w:lvl w:ilvl="1" w:tplc="04090003" w:tentative="1">
+      <w:start w:val="1"/>
+      <w:numFmt w:val="bullet"/>
+      <w:lvlText w:val="o"/>
+      <w:lvlJc w:val="left"/>
+      <w:pPr>
+        <w:ind w:left="1080" w:hanging="360"/>
+      </w:pPr>
+      <w:rPr>
+        <w:rFonts w:ascii="Courier New" w:hAnsi="Courier New" w:cs="Courier New" w:hint="default"/>
+      </w:rPr>
+    </w:lvl>
+    <w:lvl w:ilvl="2" w:tplc="04090005" w:tentative="1">
+      <w:start w:val="1"/>
+      <w:numFmt w:val="bullet"/>
+      <w:lvlText w:val=""/>
+      <w:lvlJc w:val="left"/>
+      <w:pPr>
+        <w:ind w:left="1800" w:hanging="360"/>
+      </w:pPr>
+      <w:rPr>
+        <w:rFonts w:ascii="Wingdings" w:hAnsi="Wingdings" w:hint="default"/>
+      </w:rPr>
+    </w:lvl>
+    <w:lvl w:ilvl="3" w:tplc="04090001" w:tentative="1">
+      <w:start w:val="1"/>
+      <w:numFmt w:val="bullet"/>
+      <w:lvlText w:val=""/>
+      <w:lvlJc w:val="left"/>
+      <w:pPr>
+        <w:ind w:left="2520" w:hanging="360"/>
+      </w:pPr>
+      <w:rPr>
+        <w:rFonts w:ascii="Symbol" w:hAnsi="Symbol" w:hint="default"/>
+      </w:rPr>
+    </w:lvl>
+    <w:lvl w:ilvl="4" w:tplc="04090003" w:tentative="1">
+      <w:start w:val="1"/>
+      <w:numFmt w:val="bullet"/>
+      <w:lvlText w:val="o"/>
+      <w:lvlJc w:val="left"/>
+      <w:pPr>
+        <w:ind w:left="3240" w:hanging="360"/>
+      </w:pPr>
+      <w:rPr>
+        <w:rFonts w:ascii="Courier New" w:hAnsi="Courier New" w:cs="Courier New" w:hint="default"/>
+      </w:rPr>
+    </w:lvl>
+    <w:lvl w:ilvl="5" w:tplc="04090005" w:tentative="1">
+      <w:start w:val="1"/>
+      <w:numFmt w:val="bullet"/>
+      <w:lvlText w:val=""/>
+      <w:lvlJc w:val="left"/>
+      <w:pPr>
+        <w:ind w:left="3960" w:hanging="360"/>
+      </w:pPr>
+      <w:rPr>
+        <w:rFonts w:ascii="Wingdings" w:hAnsi="Wingdings" w:hint="default"/>
+      </w:rPr>
+    </w:lvl>
+    <w:lvl w:ilvl="6" w:tplc="04090001" w:tentative="1">
+      <w:start w:val="1"/>
+      <w:numFmt w:val="bullet"/>
+      <w:lvlText w:val=""/>
+      <w:lvlJc w:val="left"/>
+      <w:pPr>
+        <w:ind w:left="4680" w:hanging="360"/>
+      </w:pPr>
+      <w:rPr>
+        <w:rFonts w:ascii="Symbol" w:hAnsi="Symbol" w:hint="default"/>
+      </w:rPr>
+    </w:lvl>
+    <w:lvl w:ilvl="7" w:tplc="04090003" w:tentative="1">
+      <w:start w:val="1"/>
+      <w:numFmt w:val="bullet"/>
+      <w:lvlText w:val="o"/>
+      <w:lvlJc w:val="left"/>
+      <w:pPr>
+        <w:ind w:left="5400" w:hanging="360"/>
+      </w:pPr>
+      <w:rPr>
+        <w:rFonts w:ascii="Courier New" w:hAnsi="Courier New" w:cs="Courier New" w:hint="default"/>
+      </w:rPr>
+    </w:lvl>
+    <w:lvl w:ilvl="8" w:tplc="04090005" w:tentative="1">
+      <w:start w:val="1"/>
+      <w:numFmt w:val="bullet"/>
+      <w:lvlText w:val=""/>
+      <w:lvlJc w:val="left"/>
+      <w:pPr>
+        <w:ind w:left="6120" w:hanging="360"/>
+      </w:pPr>
+      <w:rPr>
+        <w:rFonts w:ascii="Wingdings" w:hAnsi="Wingdings" w:hint="default"/>
+      </w:rPr>
+    </w:lvl>
+  </w:abstractNum>
+  <w:abstractNum w:abstractNumId="17" w15:restartNumberingAfterBreak="0">
+    <w:nsid w:val="680260DE"/>
+    <w:multiLevelType w:val="hybridMultilevel"/>
+    <w:tmpl w:val="E3EEC270"/>
+    <w:lvl w:ilvl="0" w:tplc="BC940848">
+      <w:numFmt w:val="bullet"/>
+      <w:lvlText w:val="-"/>
+      <w:lvlJc w:val="left"/>
+      <w:pPr>
+        <w:ind w:left="1800" w:hanging="360"/>
+      </w:pPr>
+      <w:rPr>
+        <w:rFonts w:ascii="Cambria" w:eastAsiaTheme="minorEastAsia" w:hAnsi="Cambria" w:cstheme="minorBidi" w:hint="default"/>
+      </w:rPr>
+    </w:lvl>
+    <w:lvl w:ilvl="1" w:tplc="04090003" w:tentative="1">
+      <w:start w:val="1"/>
+      <w:numFmt w:val="bullet"/>
+      <w:lvlText w:val="o"/>
+      <w:lvlJc w:val="left"/>
+      <w:pPr>
+        <w:ind w:left="2160" w:hanging="360"/>
+      </w:pPr>
+      <w:rPr>
+        <w:rFonts w:ascii="Courier New" w:hAnsi="Courier New" w:cs="Courier New" w:hint="default"/>
+      </w:rPr>
+    </w:lvl>
+    <w:lvl w:ilvl="2" w:tplc="04090005" w:tentative="1">
+      <w:start w:val="1"/>
+      <w:numFmt w:val="bullet"/>
+      <w:lvlText w:val=""/>
+      <w:lvlJc w:val="left"/>
+      <w:pPr>
+        <w:ind w:left="2880" w:hanging="360"/>
+      </w:pPr>
+      <w:rPr>
+        <w:rFonts w:ascii="Wingdings" w:hAnsi="Wingdings" w:hint="default"/>
+      </w:rPr>
+    </w:lvl>
+    <w:lvl w:ilvl="3" w:tplc="04090001" w:tentative="1">
+      <w:start w:val="1"/>
+      <w:numFmt w:val="bullet"/>
+      <w:lvlText w:val=""/>
+      <w:lvlJc w:val="left"/>
+      <w:pPr>
+        <w:ind w:left="3600" w:hanging="360"/>
+      </w:pPr>
+      <w:rPr>
+        <w:rFonts w:ascii="Symbol" w:hAnsi="Symbol" w:hint="default"/>
+      </w:rPr>
+    </w:lvl>
+    <w:lvl w:ilvl="4" w:tplc="04090003" w:tentative="1">
+      <w:start w:val="1"/>
+      <w:numFmt w:val="bullet"/>
+      <w:lvlText w:val="o"/>
+      <w:lvlJc w:val="left"/>
+      <w:pPr>
+        <w:ind w:left="4320" w:hanging="360"/>
+      </w:pPr>
+      <w:rPr>
+        <w:rFonts w:ascii="Courier New" w:hAnsi="Courier New" w:cs="Courier New" w:hint="default"/>
+      </w:rPr>
+    </w:lvl>
+    <w:lvl w:ilvl="5" w:tplc="04090005" w:tentative="1">
+      <w:start w:val="1"/>
+      <w:numFmt w:val="bullet"/>
+      <w:lvlText w:val=""/>
+      <w:lvlJc w:val="left"/>
+      <w:pPr>
+        <w:ind w:left="5040" w:hanging="360"/>
+      </w:pPr>
+      <w:rPr>
+        <w:rFonts w:ascii="Wingdings" w:hAnsi="Wingdings" w:hint="default"/>
+      </w:rPr>
+    </w:lvl>
+    <w:lvl w:ilvl="6" w:tplc="04090001" w:tentative="1">
+      <w:start w:val="1"/>
+      <w:numFmt w:val="bullet"/>
+      <w:lvlText w:val=""/>
+      <w:lvlJc w:val="left"/>
+      <w:pPr>
+        <w:ind w:left="5760" w:hanging="360"/>
+      </w:pPr>
+      <w:rPr>
+        <w:rFonts w:ascii="Symbol" w:hAnsi="Symbol" w:hint="default"/>
+      </w:rPr>
+    </w:lvl>
+    <w:lvl w:ilvl="7" w:tplc="04090003" w:tentative="1">
+      <w:start w:val="1"/>
+      <w:numFmt w:val="bullet"/>
+      <w:lvlText w:val="o"/>
+      <w:lvlJc w:val="left"/>
+      <w:pPr>
+        <w:ind w:left="6480" w:hanging="360"/>
+      </w:pPr>
+      <w:rPr>
+        <w:rFonts w:ascii="Courier New" w:hAnsi="Courier New" w:cs="Courier New" w:hint="default"/>
+      </w:rPr>
+    </w:lvl>
+    <w:lvl w:ilvl="8" w:tplc="04090005" w:tentative="1">
+      <w:start w:val="1"/>
+      <w:numFmt w:val="bullet"/>
+      <w:lvlText w:val=""/>
+      <w:lvlJc w:val="left"/>
+      <w:pPr>
+        <w:ind w:left="7200" w:hanging="360"/>
+      </w:pPr>
+      <w:rPr>
+        <w:rFonts w:ascii="Wingdings" w:hAnsi="Wingdings" w:hint="default"/>
+      </w:rPr>
+    </w:lvl>
+  </w:abstractNum>
+  <w:abstractNum w:abstractNumId="18" w15:restartNumberingAfterBreak="0">
+    <w:nsid w:val="688870A7"/>
+    <w:multiLevelType w:val="hybridMultilevel"/>
+    <w:tmpl w:val="1B6C641E"/>
+    <w:lvl w:ilvl="0" w:tplc="BC940848">
+      <w:numFmt w:val="bullet"/>
+      <w:lvlText w:val="-"/>
+      <w:lvlJc w:val="left"/>
+      <w:pPr>
+        <w:ind w:left="1080" w:hanging="360"/>
+      </w:pPr>
+      <w:rPr>
+        <w:rFonts w:ascii="Cambria" w:eastAsiaTheme="minorEastAsia" w:hAnsi="Cambria" w:cstheme="minorBidi" w:hint="default"/>
+      </w:rPr>
+    </w:lvl>
+    <w:lvl w:ilvl="1" w:tplc="04090003" w:tentative="1">
+      <w:start w:val="1"/>
+      <w:numFmt w:val="bullet"/>
+      <w:lvlText w:val="o"/>
+      <w:lvlJc w:val="left"/>
+      <w:pPr>
+        <w:ind w:left="1800" w:hanging="360"/>
+      </w:pPr>
+      <w:rPr>
+        <w:rFonts w:ascii="Courier New" w:hAnsi="Courier New" w:cs="Courier New" w:hint="default"/>
+      </w:rPr>
+    </w:lvl>
+    <w:lvl w:ilvl="2" w:tplc="04090005" w:tentative="1">
+      <w:start w:val="1"/>
+      <w:numFmt w:val="bullet"/>
+      <w:lvlText w:val=""/>
+      <w:lvlJc w:val="left"/>
+      <w:pPr>
+        <w:ind w:left="2520" w:hanging="360"/>
+      </w:pPr>
+      <w:rPr>
+        <w:rFonts w:ascii="Wingdings" w:hAnsi="Wingdings" w:hint="default"/>
+      </w:rPr>
+    </w:lvl>
+    <w:lvl w:ilvl="3" w:tplc="04090001" w:tentative="1">
+      <w:start w:val="1"/>
+      <w:numFmt w:val="bullet"/>
+      <w:lvlText w:val=""/>
+      <w:lvlJc w:val="left"/>
+      <w:pPr>
+        <w:ind w:left="3240" w:hanging="360"/>
+      </w:pPr>
+      <w:rPr>
+        <w:rFonts w:ascii="Symbol" w:hAnsi="Symbol" w:hint="default"/>
+      </w:rPr>
+    </w:lvl>
+    <w:lvl w:ilvl="4" w:tplc="04090003" w:tentative="1">
+      <w:start w:val="1"/>
+      <w:numFmt w:val="bullet"/>
+      <w:lvlText w:val="o"/>
+      <w:lvlJc w:val="left"/>
+      <w:pPr>
+        <w:ind w:left="3960" w:hanging="360"/>
+      </w:pPr>
+      <w:rPr>
+        <w:rFonts w:ascii="Courier New" w:hAnsi="Courier New" w:cs="Courier New" w:hint="default"/>
+      </w:rPr>
+    </w:lvl>
+    <w:lvl w:ilvl="5" w:tplc="04090005" w:tentative="1">
+      <w:start w:val="1"/>
+      <w:numFmt w:val="bullet"/>
+      <w:lvlText w:val=""/>
+      <w:lvlJc w:val="left"/>
+      <w:pPr>
+        <w:ind w:left="4680" w:hanging="360"/>
+      </w:pPr>
+      <w:rPr>
+        <w:rFonts w:ascii="Wingdings" w:hAnsi="Wingdings" w:hint="default"/>
+      </w:rPr>
+    </w:lvl>
+    <w:lvl w:ilvl="6" w:tplc="04090001" w:tentative="1">
+      <w:start w:val="1"/>
+      <w:numFmt w:val="bullet"/>
+      <w:lvlText w:val=""/>
+      <w:lvlJc w:val="left"/>
+      <w:pPr>
+        <w:ind w:left="5400" w:hanging="360"/>
+      </w:pPr>
+      <w:rPr>
+        <w:rFonts w:ascii="Symbol" w:hAnsi="Symbol" w:hint="default"/>
+      </w:rPr>
+    </w:lvl>
+    <w:lvl w:ilvl="7" w:tplc="04090003" w:tentative="1">
+      <w:start w:val="1"/>
+      <w:numFmt w:val="bullet"/>
+      <w:lvlText w:val="o"/>
+      <w:lvlJc w:val="left"/>
+      <w:pPr>
+        <w:ind w:left="6120" w:hanging="360"/>
+      </w:pPr>
+      <w:rPr>
+        <w:rFonts w:ascii="Courier New" w:hAnsi="Courier New" w:cs="Courier New" w:hint="default"/>
+      </w:rPr>
+    </w:lvl>
+    <w:lvl w:ilvl="8" w:tplc="04090005" w:tentative="1">
+      <w:start w:val="1"/>
+      <w:numFmt w:val="bullet"/>
+      <w:lvlText w:val=""/>
+      <w:lvlJc w:val="left"/>
+      <w:pPr>
+        <w:ind w:left="6840" w:hanging="360"/>
+      </w:pPr>
+      <w:rPr>
+        <w:rFonts w:ascii="Wingdings" w:hAnsi="Wingdings" w:hint="default"/>
+      </w:rPr>
+    </w:lvl>
+  </w:abstractNum>
+  <w:abstractNum w:abstractNumId="19" w15:restartNumberingAfterBreak="0">
+    <w:nsid w:val="6FEC7E95"/>
+    <w:multiLevelType w:val="hybridMultilevel"/>
+    <w:tmpl w:val="D4403BD4"/>
+    <w:lvl w:ilvl="0" w:tplc="0409000F">
+      <w:start w:val="1"/>
+      <w:numFmt w:val="decimal"/>
+      <w:lvlText w:val="%1."/>
+      <w:lvlJc w:val="left"/>
+      <w:pPr>
+        <w:ind w:left="720" w:hanging="360"/>
+      </w:pPr>
+    </w:lvl>
+    <w:lvl w:ilvl="1" w:tplc="04090019" w:tentative="1">
+      <w:start w:val="1"/>
+      <w:numFmt w:val="lowerLetter"/>
+      <w:lvlText w:val="%2."/>
+      <w:lvlJc w:val="left"/>
+      <w:pPr>
+        <w:ind w:left="1440" w:hanging="360"/>
+      </w:pPr>
+    </w:lvl>
+    <w:lvl w:ilvl="2" w:tplc="0409001B" w:tentative="1">
+      <w:start w:val="1"/>
+      <w:numFmt w:val="lowerRoman"/>
+      <w:lvlText w:val="%3."/>
+      <w:lvlJc w:val="right"/>
+      <w:pPr>
+        <w:ind w:left="2160" w:hanging="180"/>
+      </w:pPr>
+    </w:lvl>
+    <w:lvl w:ilvl="3" w:tplc="0409000F" w:tentative="1">
+      <w:start w:val="1"/>
+      <w:numFmt w:val="decimal"/>
+      <w:lvlText w:val="%4."/>
+      <w:lvlJc w:val="left"/>
+      <w:pPr>
+        <w:ind w:left="2880" w:hanging="360"/>
+      </w:pPr>
+    </w:lvl>
+    <w:lvl w:ilvl="4" w:tplc="04090019" w:tentative="1">
+      <w:start w:val="1"/>
+      <w:numFmt w:val="lowerLetter"/>
+      <w:lvlText w:val="%5."/>
+      <w:lvlJc w:val="left"/>
+      <w:pPr>
+        <w:ind w:left="3600" w:hanging="360"/>
+      </w:pPr>
+    </w:lvl>
+    <w:lvl w:ilvl="5" w:tplc="0409001B" w:tentative="1">
+      <w:start w:val="1"/>
+      <w:numFmt w:val="lowerRoman"/>
+      <w:lvlText w:val="%6."/>
+      <w:lvlJc w:val="right"/>
+      <w:pPr>
+        <w:ind w:left="4320" w:hanging="180"/>
+      </w:pPr>
+    </w:lvl>
+    <w:lvl w:ilvl="6" w:tplc="0409000F" w:tentative="1">
+      <w:start w:val="1"/>
+      <w:numFmt w:val="decimal"/>
+      <w:lvlText w:val="%7."/>
+      <w:lvlJc w:val="left"/>
+      <w:pPr>
+        <w:ind w:left="5040" w:hanging="360"/>
+      </w:pPr>
+    </w:lvl>
+    <w:lvl w:ilvl="7" w:tplc="04090019" w:tentative="1">
+      <w:start w:val="1"/>
+      <w:numFmt w:val="lowerLetter"/>
+      <w:lvlText w:val="%8."/>
+      <w:lvlJc w:val="left"/>
+      <w:pPr>
+        <w:ind w:left="5760" w:hanging="360"/>
+      </w:pPr>
+    </w:lvl>
+    <w:lvl w:ilvl="8" w:tplc="0409001B" w:tentative="1">
+      <w:start w:val="1"/>
+      <w:numFmt w:val="lowerRoman"/>
+      <w:lvlText w:val="%9."/>
+      <w:lvlJc w:val="right"/>
+      <w:pPr>
+        <w:ind w:left="6480" w:hanging="180"/>
+      </w:pPr>
+    </w:lvl>
+  </w:abstractNum>
+  <w:abstractNum w:abstractNumId="20" w15:restartNumberingAfterBreak="0">
+    <w:nsid w:val="75BF684E"/>
+    <w:multiLevelType w:val="hybridMultilevel"/>
+    <w:tmpl w:val="92ECD91C"/>
+    <w:lvl w:ilvl="0" w:tplc="04090001">
+      <w:start w:val="1"/>
+      <w:numFmt w:val="bullet"/>
+      <w:lvlText w:val=""/>
+      <w:lvlJc w:val="left"/>
+      <w:pPr>
+        <w:ind w:left="720" w:hanging="360"/>
+      </w:pPr>
+      <w:rPr>
+        <w:rFonts w:ascii="Symbol" w:hAnsi="Symbol" w:hint="default"/>
+      </w:rPr>
+    </w:lvl>
+    <w:lvl w:ilvl="1" w:tplc="04090003" w:tentative="1">
+      <w:start w:val="1"/>
+      <w:numFmt w:val="bullet"/>
+      <w:lvlText w:val="o"/>
+      <w:lvlJc w:val="left"/>
+      <w:pPr>
+        <w:ind w:left="1440" w:hanging="360"/>
+      </w:pPr>
+      <w:rPr>
+        <w:rFonts w:ascii="Courier New" w:hAnsi="Courier New" w:cs="Courier New" w:hint="default"/>
+      </w:rPr>
+    </w:lvl>
+    <w:lvl w:ilvl="2" w:tplc="04090005" w:tentative="1">
+      <w:start w:val="1"/>
+      <w:numFmt w:val="bullet"/>
+      <w:lvlText w:val=""/>
+      <w:lvlJc w:val="left"/>
+      <w:pPr>
+        <w:ind w:left="2160" w:hanging="360"/>
+      </w:pPr>
+      <w:rPr>
+        <w:rFonts w:ascii="Wingdings" w:hAnsi="Wingdings" w:hint="default"/>
+      </w:rPr>
+    </w:lvl>
+    <w:lvl w:ilvl="3" w:tplc="04090001" w:tentative="1">
+      <w:start w:val="1"/>
+      <w:numFmt w:val="bullet"/>
+      <w:lvlText w:val=""/>
+      <w:lvlJc w:val="left"/>
+      <w:pPr>
+        <w:ind w:left="2880" w:hanging="360"/>
+      </w:pPr>
+      <w:rPr>
+        <w:rFonts w:ascii="Symbol" w:hAnsi="Symbol" w:hint="default"/>
+      </w:rPr>
+    </w:lvl>
+    <w:lvl w:ilvl="4" w:tplc="04090003" w:tentative="1">
+      <w:start w:val="1"/>
+      <w:numFmt w:val="bullet"/>
+      <w:lvlText w:val="o"/>
+      <w:lvlJc w:val="left"/>
+      <w:pPr>
+        <w:ind w:left="3600" w:hanging="360"/>
+      </w:pPr>
+      <w:rPr>
+        <w:rFonts w:ascii="Courier New" w:hAnsi="Courier New" w:cs="Courier New" w:hint="default"/>
+      </w:rPr>
+    </w:lvl>
+    <w:lvl w:ilvl="5" w:tplc="04090005" w:tentative="1">
+      <w:start w:val="1"/>
+      <w:numFmt w:val="bullet"/>
+      <w:lvlText w:val=""/>
+      <w:lvlJc w:val="left"/>
+      <w:pPr>
+        <w:ind w:left="4320" w:hanging="360"/>
+      </w:pPr>
+      <w:rPr>
+        <w:rFonts w:ascii="Wingdings" w:hAnsi="Wingdings" w:hint="default"/>
+      </w:rPr>
+    </w:lvl>
+    <w:lvl w:ilvl="6" w:tplc="04090001" w:tentative="1">
+      <w:start w:val="1"/>
+      <w:numFmt w:val="bullet"/>
+      <w:lvlText w:val=""/>
+      <w:lvlJc w:val="left"/>
+      <w:pPr>
+        <w:ind w:left="5040" w:hanging="360"/>
+      </w:pPr>
+      <w:rPr>
+        <w:rFonts w:ascii="Symbol" w:hAnsi="Symbol" w:hint="default"/>
+      </w:rPr>
+    </w:lvl>
+    <w:lvl w:ilvl="7" w:tplc="04090003" w:tentative="1">
+      <w:start w:val="1"/>
+      <w:numFmt w:val="bullet"/>
+      <w:lvlText w:val="o"/>
+      <w:lvlJc w:val="left"/>
+      <w:pPr>
+        <w:ind w:left="5760" w:hanging="360"/>
+      </w:pPr>
+      <w:rPr>
+        <w:rFonts w:ascii="Courier New" w:hAnsi="Courier New" w:cs="Courier New" w:hint="default"/>
+      </w:rPr>
+    </w:lvl>
+    <w:lvl w:ilvl="8" w:tplc="04090005" w:tentative="1">
+      <w:start w:val="1"/>
+      <w:numFmt w:val="bullet"/>
+      <w:lvlText w:val=""/>
+      <w:lvlJc w:val="left"/>
+      <w:pPr>
+        <w:ind w:left="6480" w:hanging="360"/>
+      </w:pPr>
+      <w:rPr>
+        <w:rFonts w:ascii="Wingdings" w:hAnsi="Wingdings" w:hint="default"/>
+      </w:rPr>
+    </w:lvl>
+  </w:abstractNum>
+  <w:abstractNum w:abstractNumId="21" w15:restartNumberingAfterBreak="0">
+    <w:nsid w:val="7C046A4C"/>
+    <w:multiLevelType w:val="hybridMultilevel"/>
+    <w:tmpl w:val="7B7828EA"/>
+    <w:lvl w:ilvl="0" w:tplc="04090001">
+      <w:start w:val="1"/>
+      <w:numFmt w:val="bullet"/>
+      <w:lvlText w:val=""/>
+      <w:lvlJc w:val="left"/>
+      <w:pPr>
+        <w:ind w:left="720" w:hanging="360"/>
+      </w:pPr>
+      <w:rPr>
+        <w:rFonts w:ascii="Symbol" w:hAnsi="Symbol" w:hint="default"/>
+      </w:rPr>
+    </w:lvl>
+    <w:lvl w:ilvl="1" w:tplc="04090003" w:tentative="1">
+      <w:start w:val="1"/>
+      <w:numFmt w:val="bullet"/>
+      <w:lvlText w:val="o"/>
+      <w:lvlJc w:val="left"/>
+      <w:pPr>
+        <w:ind w:left="1440" w:hanging="360"/>
+      </w:pPr>
+      <w:rPr>
+        <w:rFonts w:ascii="Courier New" w:hAnsi="Courier New" w:cs="Courier New" w:hint="default"/>
+      </w:rPr>
+    </w:lvl>
+    <w:lvl w:ilvl="2" w:tplc="04090005" w:tentative="1">
+      <w:start w:val="1"/>
+      <w:numFmt w:val="bullet"/>
+      <w:lvlText w:val=""/>
+      <w:lvlJc w:val="left"/>
+      <w:pPr>
+        <w:ind w:left="2160" w:hanging="360"/>
+      </w:pPr>
+      <w:rPr>
+        <w:rFonts w:ascii="Wingdings" w:hAnsi="Wingdings" w:hint="default"/>
+      </w:rPr>
+    </w:lvl>
+    <w:lvl w:ilvl="3" w:tplc="04090001" w:tentative="1">
+      <w:start w:val="1"/>
+      <w:numFmt w:val="bullet"/>
+      <w:lvlText w:val=""/>
+      <w:lvlJc w:val="left"/>
+      <w:pPr>
+        <w:ind w:left="2880" w:hanging="360"/>
+      </w:pPr>
+      <w:rPr>
+        <w:rFonts w:ascii="Symbol" w:hAnsi="Symbol" w:hint="default"/>
+      </w:rPr>
+    </w:lvl>
+    <w:lvl w:ilvl="4" w:tplc="04090003" w:tentative="1">
+      <w:start w:val="1"/>
+      <w:numFmt w:val="bullet"/>
+      <w:lvlText w:val="o"/>
+      <w:lvlJc w:val="left"/>
+      <w:pPr>
+        <w:ind w:left="3600" w:hanging="360"/>
+      </w:pPr>
+      <w:rPr>
+        <w:rFonts w:ascii="Courier New" w:hAnsi="Courier New" w:cs="Courier New" w:hint="default"/>
+      </w:rPr>
+    </w:lvl>
+    <w:lvl w:ilvl="5" w:tplc="04090005" w:tentative="1">
+      <w:start w:val="1"/>
+      <w:numFmt w:val="bullet"/>
+      <w:lvlText w:val=""/>
+      <w:lvlJc w:val="left"/>
+      <w:pPr>
+        <w:ind w:left="4320" w:hanging="360"/>
+      </w:pPr>
+      <w:rPr>
+        <w:rFonts w:ascii="Wingdings" w:hAnsi="Wingdings" w:hint="default"/>
+      </w:rPr>
+    </w:lvl>
+    <w:lvl w:ilvl="6" w:tplc="04090001" w:tentative="1">
+      <w:start w:val="1"/>
+      <w:numFmt w:val="bullet"/>
+      <w:lvlText w:val=""/>
+      <w:lvlJc w:val="left"/>
+      <w:pPr>
+        <w:ind w:left="5040" w:hanging="360"/>
+      </w:pPr>
+      <w:rPr>
+        <w:rFonts w:ascii="Symbol" w:hAnsi="Symbol" w:hint="default"/>
+      </w:rPr>
+    </w:lvl>
+    <w:lvl w:ilvl="7" w:tplc="04090003" w:tentative="1">
+      <w:start w:val="1"/>
+      <w:numFmt w:val="bullet"/>
+      <w:lvlText w:val="o"/>
+      <w:lvlJc w:val="left"/>
+      <w:pPr>
+        <w:ind w:left="5760" w:hanging="360"/>
+      </w:pPr>
+      <w:rPr>
+        <w:rFonts w:ascii="Courier New" w:hAnsi="Courier New" w:cs="Courier New" w:hint="default"/>
+      </w:rPr>
+    </w:lvl>
+    <w:lvl w:ilvl="8" w:tplc="04090005" w:tentative="1">
+      <w:start w:val="1"/>
+      <w:numFmt w:val="bullet"/>
+      <w:lvlText w:val=""/>
+      <w:lvlJc w:val="left"/>
+      <w:pPr>
+        <w:ind w:left="6480" w:hanging="360"/>
+      </w:pPr>
+      <w:rPr>
+        <w:rFonts w:ascii="Wingdings" w:hAnsi="Wingdings" w:hint="default"/>
+      </w:rPr>
+    </w:lvl>
+  </w:abstractNum>
+  <w:abstractNum w:abstractNumId="22" w15:restartNumberingAfterBreak="0">
+    <w:nsid w:val="7DB96BC3"/>
+    <w:multiLevelType w:val="hybridMultilevel"/>
+    <w:tmpl w:val="9ED6E0C0"/>
+    <w:lvl w:ilvl="0" w:tplc="04090001">
+      <w:start w:val="1"/>
+      <w:numFmt w:val="bullet"/>
+      <w:lvlText w:val=""/>
+      <w:lvlJc w:val="left"/>
+      <w:pPr>
+        <w:ind w:left="720" w:hanging="360"/>
+      </w:pPr>
+      <w:rPr>
+        <w:rFonts w:ascii="Symbol" w:hAnsi="Symbol" w:hint="default"/>
+      </w:rPr>
+    </w:lvl>
+    <w:lvl w:ilvl="1" w:tplc="FFFFFFFF" w:tentative="1">
+      <w:start w:val="1"/>
+      <w:numFmt w:val="bullet"/>
+      <w:lvlText w:val="o"/>
+      <w:lvlJc w:val="left"/>
+      <w:pPr>
+        <w:ind w:left="1080" w:hanging="360"/>
+      </w:pPr>
+      <w:rPr>
+        <w:rFonts w:ascii="Courier New" w:hAnsi="Courier New" w:cs="Courier New" w:hint="default"/>
+      </w:rPr>
+    </w:lvl>
+    <w:lvl w:ilvl="2" w:tplc="FFFFFFFF" w:tentative="1">
+      <w:start w:val="1"/>
+      <w:numFmt w:val="bullet"/>
+      <w:lvlText w:val=""/>
+      <w:lvlJc w:val="left"/>
+      <w:pPr>
+        <w:ind w:left="1800" w:hanging="360"/>
+      </w:pPr>
+      <w:rPr>
+        <w:rFonts w:ascii="Wingdings" w:hAnsi="Wingdings" w:hint="default"/>
+      </w:rPr>
+    </w:lvl>
+    <w:lvl w:ilvl="3" w:tplc="FFFFFFFF" w:tentative="1">
+      <w:start w:val="1"/>
+      <w:numFmt w:val="bullet"/>
+      <w:lvlText w:val=""/>
+      <w:lvlJc w:val="left"/>
+      <w:pPr>
+        <w:ind w:left="2520" w:hanging="360"/>
+      </w:pPr>
+      <w:rPr>
+        <w:rFonts w:ascii="Symbol" w:hAnsi="Symbol" w:hint="default"/>
+      </w:rPr>
+    </w:lvl>
+    <w:lvl w:ilvl="4" w:tplc="FFFFFFFF" w:tentative="1">
+      <w:start w:val="1"/>
+      <w:numFmt w:val="bullet"/>
+      <w:lvlText w:val="o"/>
+      <w:lvlJc w:val="left"/>
+      <w:pPr>
+        <w:ind w:left="3240" w:hanging="360"/>
+      </w:pPr>
+      <w:rPr>
+        <w:rFonts w:ascii="Courier New" w:hAnsi="Courier New" w:cs="Courier New" w:hint="default"/>
+      </w:rPr>
+    </w:lvl>
+    <w:lvl w:ilvl="5" w:tplc="FFFFFFFF" w:tentative="1">
+      <w:start w:val="1"/>
+      <w:numFmt w:val="bullet"/>
+      <w:lvlText w:val=""/>
+      <w:lvlJc w:val="left"/>
+      <w:pPr>
+        <w:ind w:left="3960" w:hanging="360"/>
+      </w:pPr>
+      <w:rPr>
+        <w:rFonts w:ascii="Wingdings" w:hAnsi="Wingdings" w:hint="default"/>
+      </w:rPr>
+    </w:lvl>
+    <w:lvl w:ilvl="6" w:tplc="FFFFFFFF" w:tentative="1">
+      <w:start w:val="1"/>
+      <w:numFmt w:val="bullet"/>
+      <w:lvlText w:val=""/>
+      <w:lvlJc w:val="left"/>
+      <w:pPr>
+        <w:ind w:left="4680" w:hanging="360"/>
+      </w:pPr>
+      <w:rPr>
+        <w:rFonts w:ascii="Symbol" w:hAnsi="Symbol" w:hint="default"/>
+      </w:rPr>
+    </w:lvl>
+    <w:lvl w:ilvl="7" w:tplc="FFFFFFFF" w:tentative="1">
+      <w:start w:val="1"/>
+      <w:numFmt w:val="bullet"/>
+      <w:lvlText w:val="o"/>
+      <w:lvlJc w:val="left"/>
+      <w:pPr>
+        <w:ind w:left="5400" w:hanging="360"/>
+      </w:pPr>
+      <w:rPr>
+        <w:rFonts w:ascii="Courier New" w:hAnsi="Courier New" w:cs="Courier New" w:hint="default"/>
+      </w:rPr>
+    </w:lvl>
+    <w:lvl w:ilvl="8" w:tplc="FFFFFFFF" w:tentative="1">
+      <w:start w:val="1"/>
+      <w:numFmt w:val="bullet"/>
+      <w:lvlText w:val=""/>
+      <w:lvlJc w:val="left"/>
+      <w:pPr>
+        <w:ind w:left="6120" w:hanging="360"/>
+      </w:pPr>
+      <w:rPr>
+        <w:rFonts w:ascii="Wingdings" w:hAnsi="Wingdings" w:hint="default"/>
+      </w:rPr>
+    </w:lvl>
+  </w:abstractNum>
   <w:num w:numId="1" w16cid:durableId="577908766">
     <w:abstractNumId w:val="8"/>
   </w:num>
@@ -396,6 +2308,48 @@
   </w:num>
   <w:num w:numId="9" w16cid:durableId="1472483337">
     <w:abstractNumId w:val="0"/>
+  </w:num>
+  <w:num w:numId="10" w16cid:durableId="106511336">
+    <w:abstractNumId w:val="21"/>
+  </w:num>
+  <w:num w:numId="11" w16cid:durableId="767696050">
+    <w:abstractNumId w:val="10"/>
+  </w:num>
+  <w:num w:numId="12" w16cid:durableId="245650649">
+    <w:abstractNumId w:val="18"/>
+  </w:num>
+  <w:num w:numId="13" w16cid:durableId="1883326798">
+    <w:abstractNumId w:val="17"/>
+  </w:num>
+  <w:num w:numId="14" w16cid:durableId="1853568935">
+    <w:abstractNumId w:val="22"/>
+  </w:num>
+  <w:num w:numId="15" w16cid:durableId="530187109">
+    <w:abstractNumId w:val="20"/>
+  </w:num>
+  <w:num w:numId="16" w16cid:durableId="552887729">
+    <w:abstractNumId w:val="16"/>
+  </w:num>
+  <w:num w:numId="17" w16cid:durableId="412120092">
+    <w:abstractNumId w:val="15"/>
+  </w:num>
+  <w:num w:numId="18" w16cid:durableId="89274343">
+    <w:abstractNumId w:val="13"/>
+  </w:num>
+  <w:num w:numId="19" w16cid:durableId="448283815">
+    <w:abstractNumId w:val="12"/>
+  </w:num>
+  <w:num w:numId="20" w16cid:durableId="1041520630">
+    <w:abstractNumId w:val="14"/>
+  </w:num>
+  <w:num w:numId="21" w16cid:durableId="1746876029">
+    <w:abstractNumId w:val="9"/>
+  </w:num>
+  <w:num w:numId="22" w16cid:durableId="616640340">
+    <w:abstractNumId w:val="19"/>
+  </w:num>
+  <w:num w:numId="23" w16cid:durableId="1614432541">
+    <w:abstractNumId w:val="11"/>
   </w:num>
 </w:numbering>
 </file>

--- a/JCPV Implementation Manual.docx
+++ b/JCPV Implementation Manual.docx
@@ -91,23 +91,7 @@
         <w:t xml:space="preserve">tracking property status and condition, </w:t>
       </w:r>
       <w:r>
-        <w:t xml:space="preserve">validating addresses, geocoding locations, and generating interactive maps for Jefferson County, PA. The system integrates </w:t>
-      </w:r>
-      <w:proofErr w:type="spellStart"/>
-      <w:r>
-        <w:t>Tkinter</w:t>
-      </w:r>
-      <w:proofErr w:type="spellEnd"/>
-      <w:r>
-        <w:t xml:space="preserve"> for the GUI, Folium for map rendering, </w:t>
-      </w:r>
-      <w:proofErr w:type="spellStart"/>
-      <w:r>
-        <w:t>GeoPandas</w:t>
-      </w:r>
-      <w:proofErr w:type="spellEnd"/>
-      <w:r>
-        <w:t xml:space="preserve"> for shapefile processing, and Selenium for automated map screenshot generation.</w:t>
+        <w:t>validating addresses, geocoding locations, and generating interactive maps for Jefferson County, PA. The system integrates Tkinter for the GUI, Folium for map rendering, GeoPandas for shapefile processing, and Selenium for automated map screenshot generation.</w:t>
       </w:r>
     </w:p>
     <w:p>
@@ -184,15 +168,7 @@
         </w:numPr>
       </w:pPr>
       <w:r>
-        <w:t>Packaging as a standalone Windows executable using auto‑</w:t>
-      </w:r>
-      <w:proofErr w:type="spellStart"/>
-      <w:r>
-        <w:t>py</w:t>
-      </w:r>
-      <w:proofErr w:type="spellEnd"/>
-      <w:r>
-        <w:t>‑to‑</w:t>
+        <w:t>Packaging as a standalone Windows executable using auto‑py‑to‑</w:t>
       </w:r>
       <w:r>
         <w:t>exe</w:t>
@@ -297,10 +273,7 @@
         </w:numPr>
       </w:pPr>
       <w:r>
-        <w:t xml:space="preserve">Operating System: </w:t>
-      </w:r>
-      <w:r>
-        <w:t xml:space="preserve">Some Windows based OS, </w:t>
+        <w:t xml:space="preserve">Operating System: Some Windows based OS, </w:t>
       </w:r>
       <w:r>
         <w:t xml:space="preserve">10 or 11 </w:t>
@@ -449,11 +422,9 @@
       <w:r>
         <w:t xml:space="preserve">pandas </w:t>
       </w:r>
-      <w:proofErr w:type="spellStart"/>
       <w:r>
         <w:t>dataframe</w:t>
       </w:r>
-      <w:proofErr w:type="spellEnd"/>
       <w:r>
         <w:t xml:space="preserve"> for managing the </w:t>
       </w:r>
@@ -469,6 +440,14 @@
     </w:p>
     <w:p>
       <w:pPr>
+        <w:pStyle w:val="Heading2"/>
+      </w:pPr>
+      <w:r>
+        <w:t xml:space="preserve">Application </w:t>
+      </w:r>
+    </w:p>
+    <w:p>
+      <w:pPr>
         <w:pStyle w:val="Heading3"/>
       </w:pPr>
       <w:r>
@@ -489,36 +468,166 @@
         </w:numPr>
       </w:pPr>
       <w:r>
-        <w:t xml:space="preserve">Extract Zip folder by </w:t>
+        <w:t>Extract Zip folder by right-clicking the file, and choosing the “Extract all…” option</w:t>
+      </w:r>
+    </w:p>
+    <w:p>
+      <w:pPr>
+        <w:pStyle w:val="ListParagraph"/>
+        <w:numPr>
+          <w:ilvl w:val="0"/>
+          <w:numId w:val="23"/>
+        </w:numPr>
+      </w:pPr>
+      <w:r>
+        <w:t>Once the .exe is extracted, make sure it has access to the resources it needs in the folders “</w:t>
       </w:r>
       <w:r>
-        <w:t xml:space="preserve">right-clicking the </w:t>
+        <w:t>\_internal\resources</w:t>
+      </w:r>
+      <w:r>
+        <w:t>”.</w:t>
+      </w:r>
+    </w:p>
+    <w:p>
+      <w:pPr>
+        <w:pStyle w:val="ListParagraph"/>
+        <w:numPr>
+          <w:ilvl w:val="0"/>
+          <w:numId w:val="23"/>
+        </w:numPr>
+      </w:pPr>
+      <w:r>
+        <w:t>Run the .exe and follow the prompts to open/create a CSV.</w:t>
       </w:r>
     </w:p>
     <w:p>
       <w:r>
-        <w:t>For further development:</w:t>
+        <w:t>For further development use:</w:t>
       </w:r>
     </w:p>
     <w:p>
       <w:pPr>
-        <w:pStyle w:val="Heading2"/>
+        <w:pStyle w:val="ListParagraph"/>
+        <w:numPr>
+          <w:ilvl w:val="0"/>
+          <w:numId w:val="24"/>
+        </w:numPr>
       </w:pPr>
       <w:r>
-        <w:t xml:space="preserve">Application </w:t>
+        <w:t>A modern python version (I used 3.13.2)</w:t>
       </w:r>
     </w:p>
     <w:p>
       <w:pPr>
-        <w:pStyle w:val="Heading3"/>
+        <w:pStyle w:val="ListParagraph"/>
+        <w:numPr>
+          <w:ilvl w:val="0"/>
+          <w:numId w:val="24"/>
+        </w:numPr>
       </w:pPr>
       <w:r>
-        <w:t>Setup</w:t>
+        <w:t>The following libraries installed:</w:t>
+      </w:r>
+      <w:r>
+        <w:br/>
+      </w:r>
+      <w:r>
+        <w:t xml:space="preserve">pip install tkinter </w:t>
       </w:r>
     </w:p>
     <w:p>
+      <w:pPr>
+        <w:pStyle w:val="ListParagraph"/>
+      </w:pPr>
       <w:r>
-        <w:t>- [Steps placeholder]</w:t>
+        <w:t xml:space="preserve">pip install pillow </w:t>
+      </w:r>
+    </w:p>
+    <w:p>
+      <w:pPr>
+        <w:pStyle w:val="ListParagraph"/>
+      </w:pPr>
+      <w:r>
+        <w:t xml:space="preserve">pip install pandas </w:t>
+      </w:r>
+    </w:p>
+    <w:p>
+      <w:pPr>
+        <w:pStyle w:val="ListParagraph"/>
+      </w:pPr>
+      <w:r>
+        <w:t xml:space="preserve">pip install requests </w:t>
+      </w:r>
+    </w:p>
+    <w:p>
+      <w:pPr>
+        <w:pStyle w:val="ListParagraph"/>
+      </w:pPr>
+      <w:r>
+        <w:t xml:space="preserve">pip install folium </w:t>
+      </w:r>
+    </w:p>
+    <w:p>
+      <w:pPr>
+        <w:pStyle w:val="ListParagraph"/>
+      </w:pPr>
+      <w:r>
+        <w:t xml:space="preserve">pip install geopandas </w:t>
+      </w:r>
+    </w:p>
+    <w:p>
+      <w:pPr>
+        <w:pStyle w:val="ListParagraph"/>
+      </w:pPr>
+      <w:r>
+        <w:t xml:space="preserve">pip install geopy </w:t>
+      </w:r>
+    </w:p>
+    <w:p>
+      <w:pPr>
+        <w:pStyle w:val="ListParagraph"/>
+      </w:pPr>
+      <w:r>
+        <w:t xml:space="preserve">pip install shapely </w:t>
+      </w:r>
+    </w:p>
+    <w:p>
+      <w:pPr>
+        <w:pStyle w:val="ListParagraph"/>
+      </w:pPr>
+      <w:r>
+        <w:t>pip install selenium</w:t>
+      </w:r>
+    </w:p>
+    <w:p>
+      <w:pPr>
+        <w:pStyle w:val="ListParagraph"/>
+        <w:numPr>
+          <w:ilvl w:val="0"/>
+          <w:numId w:val="24"/>
+        </w:numPr>
+      </w:pPr>
+      <w:r>
+        <w:t>A working version of chrome</w:t>
+      </w:r>
+    </w:p>
+    <w:p>
+      <w:pPr>
+        <w:pStyle w:val="ListParagraph"/>
+        <w:numPr>
+          <w:ilvl w:val="0"/>
+          <w:numId w:val="24"/>
+        </w:numPr>
+      </w:pPr>
+      <w:r>
+        <w:t>The shape data files in the resources folder (the code is setup to use: “P</w:t>
+      </w:r>
+      <w:r>
+        <w:t>aMunicipalities2025_07.shp"</w:t>
+      </w:r>
+      <w:r>
+        <w:t>, but if you change it, I don’t think it will break anything.)</w:t>
       </w:r>
     </w:p>
     <w:p>
@@ -531,7 +640,7 @@
     </w:p>
     <w:p>
       <w:r>
-        <w:t>- [Config file placeholders]</w:t>
+        <w:t>At the current time writing this, settings and configs are being worked on right now.</w:t>
       </w:r>
     </w:p>
     <w:p>
@@ -543,21 +652,177 @@
       </w:r>
     </w:p>
     <w:p>
+      <w:pPr>
+        <w:pStyle w:val="ListParagraph"/>
+        <w:numPr>
+          <w:ilvl w:val="0"/>
+          <w:numId w:val="26"/>
+        </w:numPr>
+      </w:pPr>
       <w:r>
-        <w:t>- [Default accounts, settings placeholders]</w:t>
+        <w:t>Default geocoder: Nominatim (OpenStreetMap)</w:t>
       </w:r>
     </w:p>
     <w:p>
       <w:pPr>
+        <w:numPr>
+          <w:ilvl w:val="0"/>
+          <w:numId w:val="26"/>
+        </w:numPr>
+      </w:pPr>
+      <w:r>
+        <w:t>Default map center: Jefferson County, PA</w:t>
+      </w:r>
+    </w:p>
+    <w:p>
+      <w:pPr>
+        <w:numPr>
+          <w:ilvl w:val="0"/>
+          <w:numId w:val="26"/>
+        </w:numPr>
+      </w:pPr>
+      <w:r>
+        <w:t>Default zoom: 10</w:t>
+      </w:r>
+    </w:p>
+    <w:p>
+      <w:pPr>
+        <w:numPr>
+          <w:ilvl w:val="0"/>
+          <w:numId w:val="26"/>
+        </w:numPr>
+      </w:pPr>
+      <w:r>
+        <w:t>Default output directory: Application root</w:t>
+      </w:r>
+    </w:p>
+    <w:p/>
+    <w:p>
+      <w:pPr>
         <w:pStyle w:val="Heading1"/>
       </w:pPr>
       <w:r>
+        <w:lastRenderedPageBreak/>
         <w:t>User Guide</w:t>
       </w:r>
     </w:p>
     <w:p>
+      <w:pPr>
+        <w:pStyle w:val="Heading2"/>
+      </w:pPr>
       <w:r>
-        <w:t>- [Link or location placeholder]</w:t>
+        <w:t>Launching the Application</w:t>
+      </w:r>
+    </w:p>
+    <w:p>
+      <w:r>
+        <w:t>-</w:t>
+      </w:r>
+      <w:r>
+        <w:t xml:space="preserve"> </w:t>
+      </w:r>
+      <w:r>
+        <w:t>Double‑click the packaged .exe</w:t>
+      </w:r>
+    </w:p>
+    <w:p>
+      <w:r>
+        <w:t>- No installation required</w:t>
+      </w:r>
+      <w:r>
+        <w:t>, just extraction from the zip file</w:t>
+      </w:r>
+    </w:p>
+    <w:p>
+      <w:pPr>
+        <w:pStyle w:val="Heading2"/>
+      </w:pPr>
+      <w:r>
+        <w:t>Typical Workflow</w:t>
+      </w:r>
+    </w:p>
+    <w:p>
+      <w:r>
+        <w:t>- Load a CSV file</w:t>
+      </w:r>
+    </w:p>
+    <w:p>
+      <w:r>
+        <w:t>- Sort the list of properties</w:t>
+      </w:r>
+    </w:p>
+    <w:p>
+      <w:r>
+        <w:t xml:space="preserve">- </w:t>
+      </w:r>
+      <w:r>
+        <w:t>Select</w:t>
+      </w:r>
+      <w:r>
+        <w:t xml:space="preserve"> a property from the list</w:t>
+      </w:r>
+    </w:p>
+    <w:p>
+      <w:r>
+        <w:t>- Data about the property, any images, and a map will be displayed in a new window</w:t>
+      </w:r>
+    </w:p>
+    <w:p>
+      <w:r>
+        <w:t>- Modify the data or leave a note</w:t>
+      </w:r>
+    </w:p>
+    <w:p>
+      <w:r>
+        <w:t>- Create a new property by filling out t</w:t>
+      </w:r>
+      <w:r>
+        <w:t>he form from the ‘new’ button</w:t>
+      </w:r>
+    </w:p>
+    <w:p>
+      <w:r>
+        <w:t>- Delete an entry</w:t>
+      </w:r>
+    </w:p>
+    <w:p>
+      <w:r>
+        <w:t>- Export updated CSV</w:t>
+      </w:r>
+    </w:p>
+    <w:p>
+      <w:pPr>
+        <w:pStyle w:val="Heading2"/>
+      </w:pPr>
+      <w:r>
+        <w:t>Map Generation</w:t>
+      </w:r>
+    </w:p>
+    <w:p>
+      <w:r>
+        <w:t>- Individual Map: Uses create_map()</w:t>
+      </w:r>
+      <w:r>
+        <w:t xml:space="preserve">, runs when a property is selected. Will use a previously generated map unless the checkbox for </w:t>
+      </w:r>
+      <w:r>
+        <w:t>regen maps is selected</w:t>
+      </w:r>
+    </w:p>
+    <w:p>
+      <w:r>
+        <w:t>- Full Map: Uses generate_full_map()</w:t>
+      </w:r>
+      <w:r>
+        <w:t>, runs when the full map button is pressed</w:t>
+      </w:r>
+      <w:r>
+        <w:t>, always generates a new map, to ensure that no changes to the data were missed</w:t>
+      </w:r>
+    </w:p>
+    <w:p>
+      <w:r>
+        <w:t>- Selenium captures a PNG screenshot for embedding in Tkinter</w:t>
       </w:r>
     </w:p>
     <w:p>
@@ -569,8 +834,63 @@
       </w:r>
     </w:p>
     <w:p>
+      <w:pPr>
+        <w:pStyle w:val="Heading2"/>
+      </w:pPr>
       <w:r>
-        <w:t>- [Additional notes placeholder]</w:t>
+        <w:t>Notes</w:t>
+      </w:r>
+    </w:p>
+    <w:p>
+      <w:pPr>
+        <w:pStyle w:val="ListParagraph"/>
+        <w:numPr>
+          <w:ilvl w:val="0"/>
+          <w:numId w:val="30"/>
+        </w:numPr>
+      </w:pPr>
+      <w:r>
+        <w:t>Geocoding is rate</w:t>
+      </w:r>
+      <w:r>
+        <w:noBreakHyphen/>
+        <w:t>limited; the application includes delays to avoid API throttling</w:t>
+      </w:r>
+    </w:p>
+    <w:p>
+      <w:pPr>
+        <w:pStyle w:val="ListParagraph"/>
+        <w:numPr>
+          <w:ilvl w:val="0"/>
+          <w:numId w:val="30"/>
+        </w:numPr>
+      </w:pPr>
+      <w:r>
+        <w:t>Selenium requires ChromeDriver to match the installed Chrome version</w:t>
+      </w:r>
+      <w:r>
+        <w:t xml:space="preserve"> </w:t>
+      </w:r>
+    </w:p>
+    <w:p>
+      <w:pPr>
+        <w:pStyle w:val="ListParagraph"/>
+        <w:numPr>
+          <w:ilvl w:val="0"/>
+          <w:numId w:val="30"/>
+        </w:numPr>
+      </w:pPr>
+      <w:r>
+        <w:t>Shapefile must remain intact with all associated .shx, .dbf, .prj files</w:t>
+      </w:r>
+      <w:r>
+        <w:t xml:space="preserve"> (everything you need will be in the resources folder, </w:t>
+      </w:r>
+      <w:r>
+        <w:t>or _internal/resources if it’s the packaged version</w:t>
+      </w:r>
+      <w:r>
+        <w:t>)</w:t>
       </w:r>
     </w:p>
     <w:sectPr>
@@ -757,6 +1077,155 @@
     </w:lvl>
   </w:abstractNum>
   <w:abstractNum w:abstractNumId="9" w15:restartNumberingAfterBreak="0">
+    <w:nsid w:val="06C56528"/>
+    <w:multiLevelType w:val="multilevel"/>
+    <w:tmpl w:val="E7E60C66"/>
+    <w:lvl w:ilvl="0">
+      <w:start w:val="1"/>
+      <w:numFmt w:val="bullet"/>
+      <w:lvlText w:val=""/>
+      <w:lvlJc w:val="left"/>
+      <w:pPr>
+        <w:tabs>
+          <w:tab w:val="num" w:pos="720"/>
+        </w:tabs>
+        <w:ind w:left="720" w:hanging="360"/>
+      </w:pPr>
+      <w:rPr>
+        <w:rFonts w:ascii="Symbol" w:hAnsi="Symbol" w:hint="default"/>
+        <w:sz w:val="20"/>
+      </w:rPr>
+    </w:lvl>
+    <w:lvl w:ilvl="1" w:tentative="1">
+      <w:start w:val="1"/>
+      <w:numFmt w:val="bullet"/>
+      <w:lvlText w:val="o"/>
+      <w:lvlJc w:val="left"/>
+      <w:pPr>
+        <w:tabs>
+          <w:tab w:val="num" w:pos="1440"/>
+        </w:tabs>
+        <w:ind w:left="1440" w:hanging="360"/>
+      </w:pPr>
+      <w:rPr>
+        <w:rFonts w:ascii="Courier New" w:hAnsi="Courier New" w:hint="default"/>
+        <w:sz w:val="20"/>
+      </w:rPr>
+    </w:lvl>
+    <w:lvl w:ilvl="2" w:tentative="1">
+      <w:start w:val="1"/>
+      <w:numFmt w:val="bullet"/>
+      <w:lvlText w:val=""/>
+      <w:lvlJc w:val="left"/>
+      <w:pPr>
+        <w:tabs>
+          <w:tab w:val="num" w:pos="2160"/>
+        </w:tabs>
+        <w:ind w:left="2160" w:hanging="360"/>
+      </w:pPr>
+      <w:rPr>
+        <w:rFonts w:ascii="Wingdings" w:hAnsi="Wingdings" w:hint="default"/>
+        <w:sz w:val="20"/>
+      </w:rPr>
+    </w:lvl>
+    <w:lvl w:ilvl="3" w:tentative="1">
+      <w:start w:val="1"/>
+      <w:numFmt w:val="bullet"/>
+      <w:lvlText w:val=""/>
+      <w:lvlJc w:val="left"/>
+      <w:pPr>
+        <w:tabs>
+          <w:tab w:val="num" w:pos="2880"/>
+        </w:tabs>
+        <w:ind w:left="2880" w:hanging="360"/>
+      </w:pPr>
+      <w:rPr>
+        <w:rFonts w:ascii="Wingdings" w:hAnsi="Wingdings" w:hint="default"/>
+        <w:sz w:val="20"/>
+      </w:rPr>
+    </w:lvl>
+    <w:lvl w:ilvl="4" w:tentative="1">
+      <w:start w:val="1"/>
+      <w:numFmt w:val="bullet"/>
+      <w:lvlText w:val=""/>
+      <w:lvlJc w:val="left"/>
+      <w:pPr>
+        <w:tabs>
+          <w:tab w:val="num" w:pos="3600"/>
+        </w:tabs>
+        <w:ind w:left="3600" w:hanging="360"/>
+      </w:pPr>
+      <w:rPr>
+        <w:rFonts w:ascii="Wingdings" w:hAnsi="Wingdings" w:hint="default"/>
+        <w:sz w:val="20"/>
+      </w:rPr>
+    </w:lvl>
+    <w:lvl w:ilvl="5" w:tentative="1">
+      <w:start w:val="1"/>
+      <w:numFmt w:val="bullet"/>
+      <w:lvlText w:val=""/>
+      <w:lvlJc w:val="left"/>
+      <w:pPr>
+        <w:tabs>
+          <w:tab w:val="num" w:pos="4320"/>
+        </w:tabs>
+        <w:ind w:left="4320" w:hanging="360"/>
+      </w:pPr>
+      <w:rPr>
+        <w:rFonts w:ascii="Wingdings" w:hAnsi="Wingdings" w:hint="default"/>
+        <w:sz w:val="20"/>
+      </w:rPr>
+    </w:lvl>
+    <w:lvl w:ilvl="6" w:tentative="1">
+      <w:start w:val="1"/>
+      <w:numFmt w:val="bullet"/>
+      <w:lvlText w:val=""/>
+      <w:lvlJc w:val="left"/>
+      <w:pPr>
+        <w:tabs>
+          <w:tab w:val="num" w:pos="5040"/>
+        </w:tabs>
+        <w:ind w:left="5040" w:hanging="360"/>
+      </w:pPr>
+      <w:rPr>
+        <w:rFonts w:ascii="Wingdings" w:hAnsi="Wingdings" w:hint="default"/>
+        <w:sz w:val="20"/>
+      </w:rPr>
+    </w:lvl>
+    <w:lvl w:ilvl="7" w:tentative="1">
+      <w:start w:val="1"/>
+      <w:numFmt w:val="bullet"/>
+      <w:lvlText w:val=""/>
+      <w:lvlJc w:val="left"/>
+      <w:pPr>
+        <w:tabs>
+          <w:tab w:val="num" w:pos="5760"/>
+        </w:tabs>
+        <w:ind w:left="5760" w:hanging="360"/>
+      </w:pPr>
+      <w:rPr>
+        <w:rFonts w:ascii="Wingdings" w:hAnsi="Wingdings" w:hint="default"/>
+        <w:sz w:val="20"/>
+      </w:rPr>
+    </w:lvl>
+    <w:lvl w:ilvl="8" w:tentative="1">
+      <w:start w:val="1"/>
+      <w:numFmt w:val="bullet"/>
+      <w:lvlText w:val=""/>
+      <w:lvlJc w:val="left"/>
+      <w:pPr>
+        <w:tabs>
+          <w:tab w:val="num" w:pos="6480"/>
+        </w:tabs>
+        <w:ind w:left="6480" w:hanging="360"/>
+      </w:pPr>
+      <w:rPr>
+        <w:rFonts w:ascii="Wingdings" w:hAnsi="Wingdings" w:hint="default"/>
+        <w:sz w:val="20"/>
+      </w:rPr>
+    </w:lvl>
+  </w:abstractNum>
+  <w:abstractNum w:abstractNumId="10" w15:restartNumberingAfterBreak="0">
     <w:nsid w:val="0BAE39D3"/>
     <w:multiLevelType w:val="hybridMultilevel"/>
     <w:tmpl w:val="324A95DA"/>
@@ -869,7 +1338,7 @@
       </w:rPr>
     </w:lvl>
   </w:abstractNum>
-  <w:abstractNum w:abstractNumId="10" w15:restartNumberingAfterBreak="0">
+  <w:abstractNum w:abstractNumId="11" w15:restartNumberingAfterBreak="0">
     <w:nsid w:val="1687768B"/>
     <w:multiLevelType w:val="hybridMultilevel"/>
     <w:tmpl w:val="E73EB632"/>
@@ -982,7 +1451,7 @@
       </w:rPr>
     </w:lvl>
   </w:abstractNum>
-  <w:abstractNum w:abstractNumId="11" w15:restartNumberingAfterBreak="0">
+  <w:abstractNum w:abstractNumId="12" w15:restartNumberingAfterBreak="0">
     <w:nsid w:val="1BF674D5"/>
     <w:multiLevelType w:val="hybridMultilevel"/>
     <w:tmpl w:val="A7C852A6"/>
@@ -1068,7 +1537,120 @@
       </w:pPr>
     </w:lvl>
   </w:abstractNum>
-  <w:abstractNum w:abstractNumId="12" w15:restartNumberingAfterBreak="0">
+  <w:abstractNum w:abstractNumId="13" w15:restartNumberingAfterBreak="0">
+    <w:nsid w:val="229B3EF9"/>
+    <w:multiLevelType w:val="hybridMultilevel"/>
+    <w:tmpl w:val="46B2A2A2"/>
+    <w:lvl w:ilvl="0" w:tplc="04090001">
+      <w:start w:val="1"/>
+      <w:numFmt w:val="bullet"/>
+      <w:lvlText w:val=""/>
+      <w:lvlJc w:val="left"/>
+      <w:pPr>
+        <w:ind w:left="720" w:hanging="360"/>
+      </w:pPr>
+      <w:rPr>
+        <w:rFonts w:ascii="Symbol" w:hAnsi="Symbol" w:hint="default"/>
+      </w:rPr>
+    </w:lvl>
+    <w:lvl w:ilvl="1" w:tplc="04090003" w:tentative="1">
+      <w:start w:val="1"/>
+      <w:numFmt w:val="bullet"/>
+      <w:lvlText w:val="o"/>
+      <w:lvlJc w:val="left"/>
+      <w:pPr>
+        <w:ind w:left="1440" w:hanging="360"/>
+      </w:pPr>
+      <w:rPr>
+        <w:rFonts w:ascii="Courier New" w:hAnsi="Courier New" w:cs="Courier New" w:hint="default"/>
+      </w:rPr>
+    </w:lvl>
+    <w:lvl w:ilvl="2" w:tplc="04090005" w:tentative="1">
+      <w:start w:val="1"/>
+      <w:numFmt w:val="bullet"/>
+      <w:lvlText w:val=""/>
+      <w:lvlJc w:val="left"/>
+      <w:pPr>
+        <w:ind w:left="2160" w:hanging="360"/>
+      </w:pPr>
+      <w:rPr>
+        <w:rFonts w:ascii="Wingdings" w:hAnsi="Wingdings" w:hint="default"/>
+      </w:rPr>
+    </w:lvl>
+    <w:lvl w:ilvl="3" w:tplc="04090001" w:tentative="1">
+      <w:start w:val="1"/>
+      <w:numFmt w:val="bullet"/>
+      <w:lvlText w:val=""/>
+      <w:lvlJc w:val="left"/>
+      <w:pPr>
+        <w:ind w:left="2880" w:hanging="360"/>
+      </w:pPr>
+      <w:rPr>
+        <w:rFonts w:ascii="Symbol" w:hAnsi="Symbol" w:hint="default"/>
+      </w:rPr>
+    </w:lvl>
+    <w:lvl w:ilvl="4" w:tplc="04090003" w:tentative="1">
+      <w:start w:val="1"/>
+      <w:numFmt w:val="bullet"/>
+      <w:lvlText w:val="o"/>
+      <w:lvlJc w:val="left"/>
+      <w:pPr>
+        <w:ind w:left="3600" w:hanging="360"/>
+      </w:pPr>
+      <w:rPr>
+        <w:rFonts w:ascii="Courier New" w:hAnsi="Courier New" w:cs="Courier New" w:hint="default"/>
+      </w:rPr>
+    </w:lvl>
+    <w:lvl w:ilvl="5" w:tplc="04090005" w:tentative="1">
+      <w:start w:val="1"/>
+      <w:numFmt w:val="bullet"/>
+      <w:lvlText w:val=""/>
+      <w:lvlJc w:val="left"/>
+      <w:pPr>
+        <w:ind w:left="4320" w:hanging="360"/>
+      </w:pPr>
+      <w:rPr>
+        <w:rFonts w:ascii="Wingdings" w:hAnsi="Wingdings" w:hint="default"/>
+      </w:rPr>
+    </w:lvl>
+    <w:lvl w:ilvl="6" w:tplc="04090001" w:tentative="1">
+      <w:start w:val="1"/>
+      <w:numFmt w:val="bullet"/>
+      <w:lvlText w:val=""/>
+      <w:lvlJc w:val="left"/>
+      <w:pPr>
+        <w:ind w:left="5040" w:hanging="360"/>
+      </w:pPr>
+      <w:rPr>
+        <w:rFonts w:ascii="Symbol" w:hAnsi="Symbol" w:hint="default"/>
+      </w:rPr>
+    </w:lvl>
+    <w:lvl w:ilvl="7" w:tplc="04090003" w:tentative="1">
+      <w:start w:val="1"/>
+      <w:numFmt w:val="bullet"/>
+      <w:lvlText w:val="o"/>
+      <w:lvlJc w:val="left"/>
+      <w:pPr>
+        <w:ind w:left="5760" w:hanging="360"/>
+      </w:pPr>
+      <w:rPr>
+        <w:rFonts w:ascii="Courier New" w:hAnsi="Courier New" w:cs="Courier New" w:hint="default"/>
+      </w:rPr>
+    </w:lvl>
+    <w:lvl w:ilvl="8" w:tplc="04090005" w:tentative="1">
+      <w:start w:val="1"/>
+      <w:numFmt w:val="bullet"/>
+      <w:lvlText w:val=""/>
+      <w:lvlJc w:val="left"/>
+      <w:pPr>
+        <w:ind w:left="6480" w:hanging="360"/>
+      </w:pPr>
+      <w:rPr>
+        <w:rFonts w:ascii="Wingdings" w:hAnsi="Wingdings" w:hint="default"/>
+      </w:rPr>
+    </w:lvl>
+  </w:abstractNum>
+  <w:abstractNum w:abstractNumId="14" w15:restartNumberingAfterBreak="0">
     <w:nsid w:val="25BA101D"/>
     <w:multiLevelType w:val="hybridMultilevel"/>
     <w:tmpl w:val="C2500BFA"/>
@@ -1181,7 +1763,468 @@
       </w:rPr>
     </w:lvl>
   </w:abstractNum>
-  <w:abstractNum w:abstractNumId="13" w15:restartNumberingAfterBreak="0">
+  <w:abstractNum w:abstractNumId="15" w15:restartNumberingAfterBreak="0">
+    <w:nsid w:val="4C9837C3"/>
+    <w:multiLevelType w:val="hybridMultilevel"/>
+    <w:tmpl w:val="081098D8"/>
+    <w:lvl w:ilvl="0" w:tplc="04090001">
+      <w:start w:val="1"/>
+      <w:numFmt w:val="bullet"/>
+      <w:lvlText w:val=""/>
+      <w:lvlJc w:val="left"/>
+      <w:pPr>
+        <w:ind w:left="1080" w:hanging="360"/>
+      </w:pPr>
+      <w:rPr>
+        <w:rFonts w:ascii="Symbol" w:hAnsi="Symbol" w:hint="default"/>
+      </w:rPr>
+    </w:lvl>
+    <w:lvl w:ilvl="1" w:tplc="04090003" w:tentative="1">
+      <w:start w:val="1"/>
+      <w:numFmt w:val="bullet"/>
+      <w:lvlText w:val="o"/>
+      <w:lvlJc w:val="left"/>
+      <w:pPr>
+        <w:ind w:left="1800" w:hanging="360"/>
+      </w:pPr>
+      <w:rPr>
+        <w:rFonts w:ascii="Courier New" w:hAnsi="Courier New" w:cs="Courier New" w:hint="default"/>
+      </w:rPr>
+    </w:lvl>
+    <w:lvl w:ilvl="2" w:tplc="04090005" w:tentative="1">
+      <w:start w:val="1"/>
+      <w:numFmt w:val="bullet"/>
+      <w:lvlText w:val=""/>
+      <w:lvlJc w:val="left"/>
+      <w:pPr>
+        <w:ind w:left="2520" w:hanging="360"/>
+      </w:pPr>
+      <w:rPr>
+        <w:rFonts w:ascii="Wingdings" w:hAnsi="Wingdings" w:hint="default"/>
+      </w:rPr>
+    </w:lvl>
+    <w:lvl w:ilvl="3" w:tplc="04090001" w:tentative="1">
+      <w:start w:val="1"/>
+      <w:numFmt w:val="bullet"/>
+      <w:lvlText w:val=""/>
+      <w:lvlJc w:val="left"/>
+      <w:pPr>
+        <w:ind w:left="3240" w:hanging="360"/>
+      </w:pPr>
+      <w:rPr>
+        <w:rFonts w:ascii="Symbol" w:hAnsi="Symbol" w:hint="default"/>
+      </w:rPr>
+    </w:lvl>
+    <w:lvl w:ilvl="4" w:tplc="04090003" w:tentative="1">
+      <w:start w:val="1"/>
+      <w:numFmt w:val="bullet"/>
+      <w:lvlText w:val="o"/>
+      <w:lvlJc w:val="left"/>
+      <w:pPr>
+        <w:ind w:left="3960" w:hanging="360"/>
+      </w:pPr>
+      <w:rPr>
+        <w:rFonts w:ascii="Courier New" w:hAnsi="Courier New" w:cs="Courier New" w:hint="default"/>
+      </w:rPr>
+    </w:lvl>
+    <w:lvl w:ilvl="5" w:tplc="04090005" w:tentative="1">
+      <w:start w:val="1"/>
+      <w:numFmt w:val="bullet"/>
+      <w:lvlText w:val=""/>
+      <w:lvlJc w:val="left"/>
+      <w:pPr>
+        <w:ind w:left="4680" w:hanging="360"/>
+      </w:pPr>
+      <w:rPr>
+        <w:rFonts w:ascii="Wingdings" w:hAnsi="Wingdings" w:hint="default"/>
+      </w:rPr>
+    </w:lvl>
+    <w:lvl w:ilvl="6" w:tplc="04090001" w:tentative="1">
+      <w:start w:val="1"/>
+      <w:numFmt w:val="bullet"/>
+      <w:lvlText w:val=""/>
+      <w:lvlJc w:val="left"/>
+      <w:pPr>
+        <w:ind w:left="5400" w:hanging="360"/>
+      </w:pPr>
+      <w:rPr>
+        <w:rFonts w:ascii="Symbol" w:hAnsi="Symbol" w:hint="default"/>
+      </w:rPr>
+    </w:lvl>
+    <w:lvl w:ilvl="7" w:tplc="04090003" w:tentative="1">
+      <w:start w:val="1"/>
+      <w:numFmt w:val="bullet"/>
+      <w:lvlText w:val="o"/>
+      <w:lvlJc w:val="left"/>
+      <w:pPr>
+        <w:ind w:left="6120" w:hanging="360"/>
+      </w:pPr>
+      <w:rPr>
+        <w:rFonts w:ascii="Courier New" w:hAnsi="Courier New" w:cs="Courier New" w:hint="default"/>
+      </w:rPr>
+    </w:lvl>
+    <w:lvl w:ilvl="8" w:tplc="04090005" w:tentative="1">
+      <w:start w:val="1"/>
+      <w:numFmt w:val="bullet"/>
+      <w:lvlText w:val=""/>
+      <w:lvlJc w:val="left"/>
+      <w:pPr>
+        <w:ind w:left="6840" w:hanging="360"/>
+      </w:pPr>
+      <w:rPr>
+        <w:rFonts w:ascii="Wingdings" w:hAnsi="Wingdings" w:hint="default"/>
+      </w:rPr>
+    </w:lvl>
+  </w:abstractNum>
+  <w:abstractNum w:abstractNumId="16" w15:restartNumberingAfterBreak="0">
+    <w:nsid w:val="518A5A1F"/>
+    <w:multiLevelType w:val="multilevel"/>
+    <w:tmpl w:val="290E7A80"/>
+    <w:lvl w:ilvl="0">
+      <w:start w:val="1"/>
+      <w:numFmt w:val="bullet"/>
+      <w:lvlText w:val=""/>
+      <w:lvlJc w:val="left"/>
+      <w:pPr>
+        <w:tabs>
+          <w:tab w:val="num" w:pos="720"/>
+        </w:tabs>
+        <w:ind w:left="720" w:hanging="360"/>
+      </w:pPr>
+      <w:rPr>
+        <w:rFonts w:ascii="Symbol" w:hAnsi="Symbol" w:hint="default"/>
+        <w:sz w:val="20"/>
+      </w:rPr>
+    </w:lvl>
+    <w:lvl w:ilvl="1" w:tentative="1">
+      <w:start w:val="1"/>
+      <w:numFmt w:val="bullet"/>
+      <w:lvlText w:val="o"/>
+      <w:lvlJc w:val="left"/>
+      <w:pPr>
+        <w:tabs>
+          <w:tab w:val="num" w:pos="1440"/>
+        </w:tabs>
+        <w:ind w:left="1440" w:hanging="360"/>
+      </w:pPr>
+      <w:rPr>
+        <w:rFonts w:ascii="Courier New" w:hAnsi="Courier New" w:hint="default"/>
+        <w:sz w:val="20"/>
+      </w:rPr>
+    </w:lvl>
+    <w:lvl w:ilvl="2" w:tentative="1">
+      <w:start w:val="1"/>
+      <w:numFmt w:val="bullet"/>
+      <w:lvlText w:val=""/>
+      <w:lvlJc w:val="left"/>
+      <w:pPr>
+        <w:tabs>
+          <w:tab w:val="num" w:pos="2160"/>
+        </w:tabs>
+        <w:ind w:left="2160" w:hanging="360"/>
+      </w:pPr>
+      <w:rPr>
+        <w:rFonts w:ascii="Wingdings" w:hAnsi="Wingdings" w:hint="default"/>
+        <w:sz w:val="20"/>
+      </w:rPr>
+    </w:lvl>
+    <w:lvl w:ilvl="3" w:tentative="1">
+      <w:start w:val="1"/>
+      <w:numFmt w:val="bullet"/>
+      <w:lvlText w:val=""/>
+      <w:lvlJc w:val="left"/>
+      <w:pPr>
+        <w:tabs>
+          <w:tab w:val="num" w:pos="2880"/>
+        </w:tabs>
+        <w:ind w:left="2880" w:hanging="360"/>
+      </w:pPr>
+      <w:rPr>
+        <w:rFonts w:ascii="Wingdings" w:hAnsi="Wingdings" w:hint="default"/>
+        <w:sz w:val="20"/>
+      </w:rPr>
+    </w:lvl>
+    <w:lvl w:ilvl="4" w:tentative="1">
+      <w:start w:val="1"/>
+      <w:numFmt w:val="bullet"/>
+      <w:lvlText w:val=""/>
+      <w:lvlJc w:val="left"/>
+      <w:pPr>
+        <w:tabs>
+          <w:tab w:val="num" w:pos="3600"/>
+        </w:tabs>
+        <w:ind w:left="3600" w:hanging="360"/>
+      </w:pPr>
+      <w:rPr>
+        <w:rFonts w:ascii="Wingdings" w:hAnsi="Wingdings" w:hint="default"/>
+        <w:sz w:val="20"/>
+      </w:rPr>
+    </w:lvl>
+    <w:lvl w:ilvl="5" w:tentative="1">
+      <w:start w:val="1"/>
+      <w:numFmt w:val="bullet"/>
+      <w:lvlText w:val=""/>
+      <w:lvlJc w:val="left"/>
+      <w:pPr>
+        <w:tabs>
+          <w:tab w:val="num" w:pos="4320"/>
+        </w:tabs>
+        <w:ind w:left="4320" w:hanging="360"/>
+      </w:pPr>
+      <w:rPr>
+        <w:rFonts w:ascii="Wingdings" w:hAnsi="Wingdings" w:hint="default"/>
+        <w:sz w:val="20"/>
+      </w:rPr>
+    </w:lvl>
+    <w:lvl w:ilvl="6" w:tentative="1">
+      <w:start w:val="1"/>
+      <w:numFmt w:val="bullet"/>
+      <w:lvlText w:val=""/>
+      <w:lvlJc w:val="left"/>
+      <w:pPr>
+        <w:tabs>
+          <w:tab w:val="num" w:pos="5040"/>
+        </w:tabs>
+        <w:ind w:left="5040" w:hanging="360"/>
+      </w:pPr>
+      <w:rPr>
+        <w:rFonts w:ascii="Wingdings" w:hAnsi="Wingdings" w:hint="default"/>
+        <w:sz w:val="20"/>
+      </w:rPr>
+    </w:lvl>
+    <w:lvl w:ilvl="7" w:tentative="1">
+      <w:start w:val="1"/>
+      <w:numFmt w:val="bullet"/>
+      <w:lvlText w:val=""/>
+      <w:lvlJc w:val="left"/>
+      <w:pPr>
+        <w:tabs>
+          <w:tab w:val="num" w:pos="5760"/>
+        </w:tabs>
+        <w:ind w:left="5760" w:hanging="360"/>
+      </w:pPr>
+      <w:rPr>
+        <w:rFonts w:ascii="Wingdings" w:hAnsi="Wingdings" w:hint="default"/>
+        <w:sz w:val="20"/>
+      </w:rPr>
+    </w:lvl>
+    <w:lvl w:ilvl="8" w:tentative="1">
+      <w:start w:val="1"/>
+      <w:numFmt w:val="bullet"/>
+      <w:lvlText w:val=""/>
+      <w:lvlJc w:val="left"/>
+      <w:pPr>
+        <w:tabs>
+          <w:tab w:val="num" w:pos="6480"/>
+        </w:tabs>
+        <w:ind w:left="6480" w:hanging="360"/>
+      </w:pPr>
+      <w:rPr>
+        <w:rFonts w:ascii="Wingdings" w:hAnsi="Wingdings" w:hint="default"/>
+        <w:sz w:val="20"/>
+      </w:rPr>
+    </w:lvl>
+  </w:abstractNum>
+  <w:abstractNum w:abstractNumId="17" w15:restartNumberingAfterBreak="0">
+    <w:nsid w:val="52000B74"/>
+    <w:multiLevelType w:val="hybridMultilevel"/>
+    <w:tmpl w:val="2A960D54"/>
+    <w:lvl w:ilvl="0" w:tplc="04090001">
+      <w:start w:val="1"/>
+      <w:numFmt w:val="bullet"/>
+      <w:lvlText w:val=""/>
+      <w:lvlJc w:val="left"/>
+      <w:pPr>
+        <w:ind w:left="720" w:hanging="360"/>
+      </w:pPr>
+      <w:rPr>
+        <w:rFonts w:ascii="Symbol" w:hAnsi="Symbol" w:hint="default"/>
+      </w:rPr>
+    </w:lvl>
+    <w:lvl w:ilvl="1" w:tplc="04090003" w:tentative="1">
+      <w:start w:val="1"/>
+      <w:numFmt w:val="bullet"/>
+      <w:lvlText w:val="o"/>
+      <w:lvlJc w:val="left"/>
+      <w:pPr>
+        <w:ind w:left="1440" w:hanging="360"/>
+      </w:pPr>
+      <w:rPr>
+        <w:rFonts w:ascii="Courier New" w:hAnsi="Courier New" w:cs="Courier New" w:hint="default"/>
+      </w:rPr>
+    </w:lvl>
+    <w:lvl w:ilvl="2" w:tplc="04090005" w:tentative="1">
+      <w:start w:val="1"/>
+      <w:numFmt w:val="bullet"/>
+      <w:lvlText w:val=""/>
+      <w:lvlJc w:val="left"/>
+      <w:pPr>
+        <w:ind w:left="2160" w:hanging="360"/>
+      </w:pPr>
+      <w:rPr>
+        <w:rFonts w:ascii="Wingdings" w:hAnsi="Wingdings" w:hint="default"/>
+      </w:rPr>
+    </w:lvl>
+    <w:lvl w:ilvl="3" w:tplc="04090001" w:tentative="1">
+      <w:start w:val="1"/>
+      <w:numFmt w:val="bullet"/>
+      <w:lvlText w:val=""/>
+      <w:lvlJc w:val="left"/>
+      <w:pPr>
+        <w:ind w:left="2880" w:hanging="360"/>
+      </w:pPr>
+      <w:rPr>
+        <w:rFonts w:ascii="Symbol" w:hAnsi="Symbol" w:hint="default"/>
+      </w:rPr>
+    </w:lvl>
+    <w:lvl w:ilvl="4" w:tplc="04090003" w:tentative="1">
+      <w:start w:val="1"/>
+      <w:numFmt w:val="bullet"/>
+      <w:lvlText w:val="o"/>
+      <w:lvlJc w:val="left"/>
+      <w:pPr>
+        <w:ind w:left="3600" w:hanging="360"/>
+      </w:pPr>
+      <w:rPr>
+        <w:rFonts w:ascii="Courier New" w:hAnsi="Courier New" w:cs="Courier New" w:hint="default"/>
+      </w:rPr>
+    </w:lvl>
+    <w:lvl w:ilvl="5" w:tplc="04090005" w:tentative="1">
+      <w:start w:val="1"/>
+      <w:numFmt w:val="bullet"/>
+      <w:lvlText w:val=""/>
+      <w:lvlJc w:val="left"/>
+      <w:pPr>
+        <w:ind w:left="4320" w:hanging="360"/>
+      </w:pPr>
+      <w:rPr>
+        <w:rFonts w:ascii="Wingdings" w:hAnsi="Wingdings" w:hint="default"/>
+      </w:rPr>
+    </w:lvl>
+    <w:lvl w:ilvl="6" w:tplc="04090001" w:tentative="1">
+      <w:start w:val="1"/>
+      <w:numFmt w:val="bullet"/>
+      <w:lvlText w:val=""/>
+      <w:lvlJc w:val="left"/>
+      <w:pPr>
+        <w:ind w:left="5040" w:hanging="360"/>
+      </w:pPr>
+      <w:rPr>
+        <w:rFonts w:ascii="Symbol" w:hAnsi="Symbol" w:hint="default"/>
+      </w:rPr>
+    </w:lvl>
+    <w:lvl w:ilvl="7" w:tplc="04090003" w:tentative="1">
+      <w:start w:val="1"/>
+      <w:numFmt w:val="bullet"/>
+      <w:lvlText w:val="o"/>
+      <w:lvlJc w:val="left"/>
+      <w:pPr>
+        <w:ind w:left="5760" w:hanging="360"/>
+      </w:pPr>
+      <w:rPr>
+        <w:rFonts w:ascii="Courier New" w:hAnsi="Courier New" w:cs="Courier New" w:hint="default"/>
+      </w:rPr>
+    </w:lvl>
+    <w:lvl w:ilvl="8" w:tplc="04090005" w:tentative="1">
+      <w:start w:val="1"/>
+      <w:numFmt w:val="bullet"/>
+      <w:lvlText w:val=""/>
+      <w:lvlJc w:val="left"/>
+      <w:pPr>
+        <w:ind w:left="6480" w:hanging="360"/>
+      </w:pPr>
+      <w:rPr>
+        <w:rFonts w:ascii="Wingdings" w:hAnsi="Wingdings" w:hint="default"/>
+      </w:rPr>
+    </w:lvl>
+  </w:abstractNum>
+  <w:abstractNum w:abstractNumId="18" w15:restartNumberingAfterBreak="0">
+    <w:nsid w:val="527A4BDD"/>
+    <w:multiLevelType w:val="hybridMultilevel"/>
+    <w:tmpl w:val="4E163374"/>
+    <w:lvl w:ilvl="0" w:tplc="0409000F">
+      <w:start w:val="1"/>
+      <w:numFmt w:val="decimal"/>
+      <w:lvlText w:val="%1."/>
+      <w:lvlJc w:val="left"/>
+      <w:pPr>
+        <w:ind w:left="720" w:hanging="360"/>
+      </w:pPr>
+    </w:lvl>
+    <w:lvl w:ilvl="1" w:tplc="04090019" w:tentative="1">
+      <w:start w:val="1"/>
+      <w:numFmt w:val="lowerLetter"/>
+      <w:lvlText w:val="%2."/>
+      <w:lvlJc w:val="left"/>
+      <w:pPr>
+        <w:ind w:left="1440" w:hanging="360"/>
+      </w:pPr>
+    </w:lvl>
+    <w:lvl w:ilvl="2" w:tplc="0409001B" w:tentative="1">
+      <w:start w:val="1"/>
+      <w:numFmt w:val="lowerRoman"/>
+      <w:lvlText w:val="%3."/>
+      <w:lvlJc w:val="right"/>
+      <w:pPr>
+        <w:ind w:left="2160" w:hanging="180"/>
+      </w:pPr>
+    </w:lvl>
+    <w:lvl w:ilvl="3" w:tplc="0409000F" w:tentative="1">
+      <w:start w:val="1"/>
+      <w:numFmt w:val="decimal"/>
+      <w:lvlText w:val="%4."/>
+      <w:lvlJc w:val="left"/>
+      <w:pPr>
+        <w:ind w:left="2880" w:hanging="360"/>
+      </w:pPr>
+    </w:lvl>
+    <w:lvl w:ilvl="4" w:tplc="04090019" w:tentative="1">
+      <w:start w:val="1"/>
+      <w:numFmt w:val="lowerLetter"/>
+      <w:lvlText w:val="%5."/>
+      <w:lvlJc w:val="left"/>
+      <w:pPr>
+        <w:ind w:left="3600" w:hanging="360"/>
+      </w:pPr>
+    </w:lvl>
+    <w:lvl w:ilvl="5" w:tplc="0409001B" w:tentative="1">
+      <w:start w:val="1"/>
+      <w:numFmt w:val="lowerRoman"/>
+      <w:lvlText w:val="%6."/>
+      <w:lvlJc w:val="right"/>
+      <w:pPr>
+        <w:ind w:left="4320" w:hanging="180"/>
+      </w:pPr>
+    </w:lvl>
+    <w:lvl w:ilvl="6" w:tplc="0409000F" w:tentative="1">
+      <w:start w:val="1"/>
+      <w:numFmt w:val="decimal"/>
+      <w:lvlText w:val="%7."/>
+      <w:lvlJc w:val="left"/>
+      <w:pPr>
+        <w:ind w:left="5040" w:hanging="360"/>
+      </w:pPr>
+    </w:lvl>
+    <w:lvl w:ilvl="7" w:tplc="04090019" w:tentative="1">
+      <w:start w:val="1"/>
+      <w:numFmt w:val="lowerLetter"/>
+      <w:lvlText w:val="%8."/>
+      <w:lvlJc w:val="left"/>
+      <w:pPr>
+        <w:ind w:left="5760" w:hanging="360"/>
+      </w:pPr>
+    </w:lvl>
+    <w:lvl w:ilvl="8" w:tplc="0409001B" w:tentative="1">
+      <w:start w:val="1"/>
+      <w:numFmt w:val="lowerRoman"/>
+      <w:lvlText w:val="%9."/>
+      <w:lvlJc w:val="right"/>
+      <w:pPr>
+        <w:ind w:left="6480" w:hanging="180"/>
+      </w:pPr>
+    </w:lvl>
+  </w:abstractNum>
+  <w:abstractNum w:abstractNumId="19" w15:restartNumberingAfterBreak="0">
     <w:nsid w:val="5AD016E7"/>
     <w:multiLevelType w:val="hybridMultilevel"/>
     <w:tmpl w:val="AD6EC9B8"/>
@@ -1294,7 +2337,7 @@
       </w:rPr>
     </w:lvl>
   </w:abstractNum>
-  <w:abstractNum w:abstractNumId="14" w15:restartNumberingAfterBreak="0">
+  <w:abstractNum w:abstractNumId="20" w15:restartNumberingAfterBreak="0">
     <w:nsid w:val="61DA4160"/>
     <w:multiLevelType w:val="hybridMultilevel"/>
     <w:tmpl w:val="90802C16"/>
@@ -1407,7 +2450,7 @@
       </w:rPr>
     </w:lvl>
   </w:abstractNum>
-  <w:abstractNum w:abstractNumId="15" w15:restartNumberingAfterBreak="0">
+  <w:abstractNum w:abstractNumId="21" w15:restartNumberingAfterBreak="0">
     <w:nsid w:val="64584A6E"/>
     <w:multiLevelType w:val="hybridMultilevel"/>
     <w:tmpl w:val="4FC6E9DA"/>
@@ -1520,7 +2563,156 @@
       </w:rPr>
     </w:lvl>
   </w:abstractNum>
-  <w:abstractNum w:abstractNumId="16" w15:restartNumberingAfterBreak="0">
+  <w:abstractNum w:abstractNumId="22" w15:restartNumberingAfterBreak="0">
+    <w:nsid w:val="66772807"/>
+    <w:multiLevelType w:val="multilevel"/>
+    <w:tmpl w:val="816C85E6"/>
+    <w:lvl w:ilvl="0">
+      <w:start w:val="1"/>
+      <w:numFmt w:val="bullet"/>
+      <w:lvlText w:val=""/>
+      <w:lvlJc w:val="left"/>
+      <w:pPr>
+        <w:tabs>
+          <w:tab w:val="num" w:pos="720"/>
+        </w:tabs>
+        <w:ind w:left="720" w:hanging="360"/>
+      </w:pPr>
+      <w:rPr>
+        <w:rFonts w:ascii="Symbol" w:hAnsi="Symbol" w:hint="default"/>
+        <w:sz w:val="20"/>
+      </w:rPr>
+    </w:lvl>
+    <w:lvl w:ilvl="1" w:tentative="1">
+      <w:start w:val="1"/>
+      <w:numFmt w:val="bullet"/>
+      <w:lvlText w:val="o"/>
+      <w:lvlJc w:val="left"/>
+      <w:pPr>
+        <w:tabs>
+          <w:tab w:val="num" w:pos="1440"/>
+        </w:tabs>
+        <w:ind w:left="1440" w:hanging="360"/>
+      </w:pPr>
+      <w:rPr>
+        <w:rFonts w:ascii="Courier New" w:hAnsi="Courier New" w:hint="default"/>
+        <w:sz w:val="20"/>
+      </w:rPr>
+    </w:lvl>
+    <w:lvl w:ilvl="2" w:tentative="1">
+      <w:start w:val="1"/>
+      <w:numFmt w:val="bullet"/>
+      <w:lvlText w:val=""/>
+      <w:lvlJc w:val="left"/>
+      <w:pPr>
+        <w:tabs>
+          <w:tab w:val="num" w:pos="2160"/>
+        </w:tabs>
+        <w:ind w:left="2160" w:hanging="360"/>
+      </w:pPr>
+      <w:rPr>
+        <w:rFonts w:ascii="Wingdings" w:hAnsi="Wingdings" w:hint="default"/>
+        <w:sz w:val="20"/>
+      </w:rPr>
+    </w:lvl>
+    <w:lvl w:ilvl="3" w:tentative="1">
+      <w:start w:val="1"/>
+      <w:numFmt w:val="bullet"/>
+      <w:lvlText w:val=""/>
+      <w:lvlJc w:val="left"/>
+      <w:pPr>
+        <w:tabs>
+          <w:tab w:val="num" w:pos="2880"/>
+        </w:tabs>
+        <w:ind w:left="2880" w:hanging="360"/>
+      </w:pPr>
+      <w:rPr>
+        <w:rFonts w:ascii="Wingdings" w:hAnsi="Wingdings" w:hint="default"/>
+        <w:sz w:val="20"/>
+      </w:rPr>
+    </w:lvl>
+    <w:lvl w:ilvl="4" w:tentative="1">
+      <w:start w:val="1"/>
+      <w:numFmt w:val="bullet"/>
+      <w:lvlText w:val=""/>
+      <w:lvlJc w:val="left"/>
+      <w:pPr>
+        <w:tabs>
+          <w:tab w:val="num" w:pos="3600"/>
+        </w:tabs>
+        <w:ind w:left="3600" w:hanging="360"/>
+      </w:pPr>
+      <w:rPr>
+        <w:rFonts w:ascii="Wingdings" w:hAnsi="Wingdings" w:hint="default"/>
+        <w:sz w:val="20"/>
+      </w:rPr>
+    </w:lvl>
+    <w:lvl w:ilvl="5" w:tentative="1">
+      <w:start w:val="1"/>
+      <w:numFmt w:val="bullet"/>
+      <w:lvlText w:val=""/>
+      <w:lvlJc w:val="left"/>
+      <w:pPr>
+        <w:tabs>
+          <w:tab w:val="num" w:pos="4320"/>
+        </w:tabs>
+        <w:ind w:left="4320" w:hanging="360"/>
+      </w:pPr>
+      <w:rPr>
+        <w:rFonts w:ascii="Wingdings" w:hAnsi="Wingdings" w:hint="default"/>
+        <w:sz w:val="20"/>
+      </w:rPr>
+    </w:lvl>
+    <w:lvl w:ilvl="6" w:tentative="1">
+      <w:start w:val="1"/>
+      <w:numFmt w:val="bullet"/>
+      <w:lvlText w:val=""/>
+      <w:lvlJc w:val="left"/>
+      <w:pPr>
+        <w:tabs>
+          <w:tab w:val="num" w:pos="5040"/>
+        </w:tabs>
+        <w:ind w:left="5040" w:hanging="360"/>
+      </w:pPr>
+      <w:rPr>
+        <w:rFonts w:ascii="Wingdings" w:hAnsi="Wingdings" w:hint="default"/>
+        <w:sz w:val="20"/>
+      </w:rPr>
+    </w:lvl>
+    <w:lvl w:ilvl="7" w:tentative="1">
+      <w:start w:val="1"/>
+      <w:numFmt w:val="bullet"/>
+      <w:lvlText w:val=""/>
+      <w:lvlJc w:val="left"/>
+      <w:pPr>
+        <w:tabs>
+          <w:tab w:val="num" w:pos="5760"/>
+        </w:tabs>
+        <w:ind w:left="5760" w:hanging="360"/>
+      </w:pPr>
+      <w:rPr>
+        <w:rFonts w:ascii="Wingdings" w:hAnsi="Wingdings" w:hint="default"/>
+        <w:sz w:val="20"/>
+      </w:rPr>
+    </w:lvl>
+    <w:lvl w:ilvl="8" w:tentative="1">
+      <w:start w:val="1"/>
+      <w:numFmt w:val="bullet"/>
+      <w:lvlText w:val=""/>
+      <w:lvlJc w:val="left"/>
+      <w:pPr>
+        <w:tabs>
+          <w:tab w:val="num" w:pos="6480"/>
+        </w:tabs>
+        <w:ind w:left="6480" w:hanging="360"/>
+      </w:pPr>
+      <w:rPr>
+        <w:rFonts w:ascii="Wingdings" w:hAnsi="Wingdings" w:hint="default"/>
+        <w:sz w:val="20"/>
+      </w:rPr>
+    </w:lvl>
+  </w:abstractNum>
+  <w:abstractNum w:abstractNumId="23" w15:restartNumberingAfterBreak="0">
     <w:nsid w:val="670E478C"/>
     <w:multiLevelType w:val="hybridMultilevel"/>
     <w:tmpl w:val="2F6E1EEA"/>
@@ -1633,7 +2825,7 @@
       </w:rPr>
     </w:lvl>
   </w:abstractNum>
-  <w:abstractNum w:abstractNumId="17" w15:restartNumberingAfterBreak="0">
+  <w:abstractNum w:abstractNumId="24" w15:restartNumberingAfterBreak="0">
     <w:nsid w:val="680260DE"/>
     <w:multiLevelType w:val="hybridMultilevel"/>
     <w:tmpl w:val="E3EEC270"/>
@@ -1745,7 +2937,7 @@
       </w:rPr>
     </w:lvl>
   </w:abstractNum>
-  <w:abstractNum w:abstractNumId="18" w15:restartNumberingAfterBreak="0">
+  <w:abstractNum w:abstractNumId="25" w15:restartNumberingAfterBreak="0">
     <w:nsid w:val="688870A7"/>
     <w:multiLevelType w:val="hybridMultilevel"/>
     <w:tmpl w:val="1B6C641E"/>
@@ -1857,7 +3049,7 @@
       </w:rPr>
     </w:lvl>
   </w:abstractNum>
-  <w:abstractNum w:abstractNumId="19" w15:restartNumberingAfterBreak="0">
+  <w:abstractNum w:abstractNumId="26" w15:restartNumberingAfterBreak="0">
     <w:nsid w:val="6FEC7E95"/>
     <w:multiLevelType w:val="hybridMultilevel"/>
     <w:tmpl w:val="D4403BD4"/>
@@ -1943,7 +3135,7 @@
       </w:pPr>
     </w:lvl>
   </w:abstractNum>
-  <w:abstractNum w:abstractNumId="20" w15:restartNumberingAfterBreak="0">
+  <w:abstractNum w:abstractNumId="27" w15:restartNumberingAfterBreak="0">
     <w:nsid w:val="75BF684E"/>
     <w:multiLevelType w:val="hybridMultilevel"/>
     <w:tmpl w:val="92ECD91C"/>
@@ -2056,7 +3248,7 @@
       </w:rPr>
     </w:lvl>
   </w:abstractNum>
-  <w:abstractNum w:abstractNumId="21" w15:restartNumberingAfterBreak="0">
+  <w:abstractNum w:abstractNumId="28" w15:restartNumberingAfterBreak="0">
     <w:nsid w:val="7C046A4C"/>
     <w:multiLevelType w:val="hybridMultilevel"/>
     <w:tmpl w:val="7B7828EA"/>
@@ -2169,7 +3361,7 @@
       </w:rPr>
     </w:lvl>
   </w:abstractNum>
-  <w:abstractNum w:abstractNumId="22" w15:restartNumberingAfterBreak="0">
+  <w:abstractNum w:abstractNumId="29" w15:restartNumberingAfterBreak="0">
     <w:nsid w:val="7DB96BC3"/>
     <w:multiLevelType w:val="hybridMultilevel"/>
     <w:tmpl w:val="9ED6E0C0"/>
@@ -2310,46 +3502,67 @@
     <w:abstractNumId w:val="0"/>
   </w:num>
   <w:num w:numId="10" w16cid:durableId="106511336">
+    <w:abstractNumId w:val="28"/>
+  </w:num>
+  <w:num w:numId="11" w16cid:durableId="767696050">
+    <w:abstractNumId w:val="11"/>
+  </w:num>
+  <w:num w:numId="12" w16cid:durableId="245650649">
+    <w:abstractNumId w:val="25"/>
+  </w:num>
+  <w:num w:numId="13" w16cid:durableId="1883326798">
+    <w:abstractNumId w:val="24"/>
+  </w:num>
+  <w:num w:numId="14" w16cid:durableId="1853568935">
+    <w:abstractNumId w:val="29"/>
+  </w:num>
+  <w:num w:numId="15" w16cid:durableId="530187109">
+    <w:abstractNumId w:val="27"/>
+  </w:num>
+  <w:num w:numId="16" w16cid:durableId="552887729">
+    <w:abstractNumId w:val="23"/>
+  </w:num>
+  <w:num w:numId="17" w16cid:durableId="412120092">
     <w:abstractNumId w:val="21"/>
   </w:num>
-  <w:num w:numId="11" w16cid:durableId="767696050">
+  <w:num w:numId="18" w16cid:durableId="89274343">
+    <w:abstractNumId w:val="19"/>
+  </w:num>
+  <w:num w:numId="19" w16cid:durableId="448283815">
+    <w:abstractNumId w:val="14"/>
+  </w:num>
+  <w:num w:numId="20" w16cid:durableId="1041520630">
+    <w:abstractNumId w:val="20"/>
+  </w:num>
+  <w:num w:numId="21" w16cid:durableId="1746876029">
     <w:abstractNumId w:val="10"/>
   </w:num>
-  <w:num w:numId="12" w16cid:durableId="245650649">
+  <w:num w:numId="22" w16cid:durableId="616640340">
+    <w:abstractNumId w:val="26"/>
+  </w:num>
+  <w:num w:numId="23" w16cid:durableId="1614432541">
+    <w:abstractNumId w:val="12"/>
+  </w:num>
+  <w:num w:numId="24" w16cid:durableId="74517583">
     <w:abstractNumId w:val="18"/>
   </w:num>
-  <w:num w:numId="13" w16cid:durableId="1883326798">
-    <w:abstractNumId w:val="17"/>
+  <w:num w:numId="25" w16cid:durableId="1898738452">
+    <w:abstractNumId w:val="9"/>
   </w:num>
-  <w:num w:numId="14" w16cid:durableId="1853568935">
+  <w:num w:numId="26" w16cid:durableId="485783924">
+    <w:abstractNumId w:val="13"/>
+  </w:num>
+  <w:num w:numId="27" w16cid:durableId="732968244">
     <w:abstractNumId w:val="22"/>
   </w:num>
-  <w:num w:numId="15" w16cid:durableId="530187109">
-    <w:abstractNumId w:val="20"/>
-  </w:num>
-  <w:num w:numId="16" w16cid:durableId="552887729">
+  <w:num w:numId="28" w16cid:durableId="1958484916">
     <w:abstractNumId w:val="16"/>
   </w:num>
-  <w:num w:numId="17" w16cid:durableId="412120092">
+  <w:num w:numId="29" w16cid:durableId="1051272482">
     <w:abstractNumId w:val="15"/>
   </w:num>
-  <w:num w:numId="18" w16cid:durableId="89274343">
-    <w:abstractNumId w:val="13"/>
-  </w:num>
-  <w:num w:numId="19" w16cid:durableId="448283815">
-    <w:abstractNumId w:val="12"/>
-  </w:num>
-  <w:num w:numId="20" w16cid:durableId="1041520630">
-    <w:abstractNumId w:val="14"/>
-  </w:num>
-  <w:num w:numId="21" w16cid:durableId="1746876029">
-    <w:abstractNumId w:val="9"/>
-  </w:num>
-  <w:num w:numId="22" w16cid:durableId="616640340">
-    <w:abstractNumId w:val="19"/>
-  </w:num>
-  <w:num w:numId="23" w16cid:durableId="1614432541">
-    <w:abstractNumId w:val="11"/>
+  <w:num w:numId="30" w16cid:durableId="2055419575">
+    <w:abstractNumId w:val="17"/>
   </w:num>
 </w:numbering>
 </file>
@@ -2957,7 +4170,6 @@
   <w:style w:type="character" w:default="1" w:styleId="DefaultParagraphFont">
     <w:name w:val="Default Paragraph Font"/>
     <w:uiPriority w:val="1"/>
-    <w:semiHidden/>
     <w:unhideWhenUsed/>
   </w:style>
   <w:style w:type="table" w:default="1" w:styleId="TableNormal">

--- a/JCPV Implementation Manual.docx
+++ b/JCPV Implementation Manual.docx
@@ -68,30 +68,1282 @@
       <w:r>
         <w:t>February 2026</w:t>
       </w:r>
+      <w:r>
+        <w:br/>
+      </w:r>
     </w:p>
     <w:p>
       <w:r>
         <w:br w:type="page"/>
       </w:r>
     </w:p>
+    <w:sdt>
+      <w:sdtPr>
+        <w:id w:val="-185828364"/>
+        <w:docPartObj>
+          <w:docPartGallery w:val="Table of Contents"/>
+          <w:docPartUnique/>
+        </w:docPartObj>
+      </w:sdtPr>
+      <w:sdtEndPr>
+        <w:rPr>
+          <w:rFonts w:asciiTheme="minorHAnsi" w:eastAsiaTheme="minorEastAsia" w:hAnsiTheme="minorHAnsi" w:cstheme="minorBidi"/>
+          <w:noProof/>
+          <w:color w:val="auto"/>
+          <w:sz w:val="22"/>
+          <w:szCs w:val="22"/>
+        </w:rPr>
+      </w:sdtEndPr>
+      <w:sdtContent>
+        <w:p>
+          <w:pPr>
+            <w:pStyle w:val="TOCHeading"/>
+          </w:pPr>
+          <w:r>
+            <w:t>Contents</w:t>
+          </w:r>
+        </w:p>
+        <w:p>
+          <w:pPr>
+            <w:pStyle w:val="TOC1"/>
+            <w:tabs>
+              <w:tab w:val="right" w:leader="dot" w:pos="8630"/>
+            </w:tabs>
+            <w:rPr>
+              <w:noProof/>
+              <w:kern w:val="2"/>
+              <w:sz w:val="24"/>
+              <w:szCs w:val="24"/>
+              <w14:ligatures w14:val="standardContextual"/>
+            </w:rPr>
+          </w:pPr>
+          <w:r>
+            <w:fldChar w:fldCharType="begin"/>
+          </w:r>
+          <w:r>
+            <w:instrText xml:space="preserve"> TOC \o "1-3" \h \z \u </w:instrText>
+          </w:r>
+          <w:r>
+            <w:fldChar w:fldCharType="separate"/>
+          </w:r>
+          <w:hyperlink w:anchor="_Toc222995411" w:history="1">
+            <w:r>
+              <w:rPr>
+                <w:rStyle w:val="Hyperlink"/>
+                <w:noProof/>
+              </w:rPr>
+              <w:t>1 Overview</w:t>
+            </w:r>
+            <w:r>
+              <w:rPr>
+                <w:noProof/>
+                <w:webHidden/>
+              </w:rPr>
+              <w:tab/>
+            </w:r>
+            <w:r>
+              <w:rPr>
+                <w:noProof/>
+                <w:webHidden/>
+              </w:rPr>
+              <w:fldChar w:fldCharType="begin"/>
+            </w:r>
+            <w:r>
+              <w:rPr>
+                <w:noProof/>
+                <w:webHidden/>
+              </w:rPr>
+              <w:instrText xml:space="preserve"> PAGEREF _Toc222995411 \h </w:instrText>
+            </w:r>
+            <w:r>
+              <w:rPr>
+                <w:noProof/>
+                <w:webHidden/>
+              </w:rPr>
+            </w:r>
+            <w:r>
+              <w:rPr>
+                <w:noProof/>
+                <w:webHidden/>
+              </w:rPr>
+              <w:fldChar w:fldCharType="separate"/>
+            </w:r>
+            <w:r>
+              <w:rPr>
+                <w:noProof/>
+                <w:webHidden/>
+              </w:rPr>
+              <w:t>3</w:t>
+            </w:r>
+            <w:r>
+              <w:rPr>
+                <w:noProof/>
+                <w:webHidden/>
+              </w:rPr>
+              <w:fldChar w:fldCharType="end"/>
+            </w:r>
+          </w:hyperlink>
+        </w:p>
+        <w:p>
+          <w:pPr>
+            <w:pStyle w:val="TOC1"/>
+            <w:tabs>
+              <w:tab w:val="right" w:leader="dot" w:pos="8630"/>
+            </w:tabs>
+            <w:rPr>
+              <w:noProof/>
+              <w:kern w:val="2"/>
+              <w:sz w:val="24"/>
+              <w:szCs w:val="24"/>
+              <w14:ligatures w14:val="standardContextual"/>
+            </w:rPr>
+          </w:pPr>
+          <w:hyperlink w:anchor="_Toc222995412" w:history="1">
+            <w:r>
+              <w:rPr>
+                <w:rStyle w:val="Hyperlink"/>
+                <w:noProof/>
+              </w:rPr>
+              <w:t>2 Physical Machines / System Environment</w:t>
+            </w:r>
+            <w:r>
+              <w:rPr>
+                <w:noProof/>
+                <w:webHidden/>
+              </w:rPr>
+              <w:tab/>
+            </w:r>
+            <w:r>
+              <w:rPr>
+                <w:noProof/>
+                <w:webHidden/>
+              </w:rPr>
+              <w:fldChar w:fldCharType="begin"/>
+            </w:r>
+            <w:r>
+              <w:rPr>
+                <w:noProof/>
+                <w:webHidden/>
+              </w:rPr>
+              <w:instrText xml:space="preserve"> PAGEREF _Toc222995412 \h </w:instrText>
+            </w:r>
+            <w:r>
+              <w:rPr>
+                <w:noProof/>
+                <w:webHidden/>
+              </w:rPr>
+            </w:r>
+            <w:r>
+              <w:rPr>
+                <w:noProof/>
+                <w:webHidden/>
+              </w:rPr>
+              <w:fldChar w:fldCharType="separate"/>
+            </w:r>
+            <w:r>
+              <w:rPr>
+                <w:noProof/>
+                <w:webHidden/>
+              </w:rPr>
+              <w:t>3</w:t>
+            </w:r>
+            <w:r>
+              <w:rPr>
+                <w:noProof/>
+                <w:webHidden/>
+              </w:rPr>
+              <w:fldChar w:fldCharType="end"/>
+            </w:r>
+          </w:hyperlink>
+        </w:p>
+        <w:p>
+          <w:pPr>
+            <w:pStyle w:val="TOC2"/>
+            <w:tabs>
+              <w:tab w:val="right" w:leader="dot" w:pos="8630"/>
+            </w:tabs>
+            <w:rPr>
+              <w:noProof/>
+              <w:kern w:val="2"/>
+              <w:sz w:val="24"/>
+              <w:szCs w:val="24"/>
+              <w14:ligatures w14:val="standardContextual"/>
+            </w:rPr>
+          </w:pPr>
+          <w:hyperlink w:anchor="_Toc222995413" w:history="1">
+            <w:r>
+              <w:rPr>
+                <w:rStyle w:val="Hyperlink"/>
+                <w:noProof/>
+              </w:rPr>
+              <w:t>2.1 Primary Workstation / Deployment Target</w:t>
+            </w:r>
+            <w:r>
+              <w:rPr>
+                <w:noProof/>
+                <w:webHidden/>
+              </w:rPr>
+              <w:tab/>
+            </w:r>
+            <w:r>
+              <w:rPr>
+                <w:noProof/>
+                <w:webHidden/>
+              </w:rPr>
+              <w:fldChar w:fldCharType="begin"/>
+            </w:r>
+            <w:r>
+              <w:rPr>
+                <w:noProof/>
+                <w:webHidden/>
+              </w:rPr>
+              <w:instrText xml:space="preserve"> PAGEREF _Toc222995413 \h </w:instrText>
+            </w:r>
+            <w:r>
+              <w:rPr>
+                <w:noProof/>
+                <w:webHidden/>
+              </w:rPr>
+            </w:r>
+            <w:r>
+              <w:rPr>
+                <w:noProof/>
+                <w:webHidden/>
+              </w:rPr>
+              <w:fldChar w:fldCharType="separate"/>
+            </w:r>
+            <w:r>
+              <w:rPr>
+                <w:noProof/>
+                <w:webHidden/>
+              </w:rPr>
+              <w:t>3</w:t>
+            </w:r>
+            <w:r>
+              <w:rPr>
+                <w:noProof/>
+                <w:webHidden/>
+              </w:rPr>
+              <w:fldChar w:fldCharType="end"/>
+            </w:r>
+          </w:hyperlink>
+        </w:p>
+        <w:p>
+          <w:pPr>
+            <w:pStyle w:val="TOC1"/>
+            <w:tabs>
+              <w:tab w:val="right" w:leader="dot" w:pos="8630"/>
+            </w:tabs>
+            <w:rPr>
+              <w:noProof/>
+              <w:kern w:val="2"/>
+              <w:sz w:val="24"/>
+              <w:szCs w:val="24"/>
+              <w14:ligatures w14:val="standardContextual"/>
+            </w:rPr>
+          </w:pPr>
+          <w:hyperlink w:anchor="_Toc222995414" w:history="1">
+            <w:r>
+              <w:rPr>
+                <w:rStyle w:val="Hyperlink"/>
+                <w:noProof/>
+              </w:rPr>
+              <w:t>3 Deployment &amp; Configuration</w:t>
+            </w:r>
+            <w:r>
+              <w:rPr>
+                <w:noProof/>
+                <w:webHidden/>
+              </w:rPr>
+              <w:tab/>
+            </w:r>
+            <w:r>
+              <w:rPr>
+                <w:noProof/>
+                <w:webHidden/>
+              </w:rPr>
+              <w:fldChar w:fldCharType="begin"/>
+            </w:r>
+            <w:r>
+              <w:rPr>
+                <w:noProof/>
+                <w:webHidden/>
+              </w:rPr>
+              <w:instrText xml:space="preserve"> PAGEREF _Toc222995414 \h </w:instrText>
+            </w:r>
+            <w:r>
+              <w:rPr>
+                <w:noProof/>
+                <w:webHidden/>
+              </w:rPr>
+            </w:r>
+            <w:r>
+              <w:rPr>
+                <w:noProof/>
+                <w:webHidden/>
+              </w:rPr>
+              <w:fldChar w:fldCharType="separate"/>
+            </w:r>
+            <w:r>
+              <w:rPr>
+                <w:noProof/>
+                <w:webHidden/>
+              </w:rPr>
+              <w:t>3</w:t>
+            </w:r>
+            <w:r>
+              <w:rPr>
+                <w:noProof/>
+                <w:webHidden/>
+              </w:rPr>
+              <w:fldChar w:fldCharType="end"/>
+            </w:r>
+          </w:hyperlink>
+        </w:p>
+        <w:p>
+          <w:pPr>
+            <w:pStyle w:val="TOC2"/>
+            <w:tabs>
+              <w:tab w:val="right" w:leader="dot" w:pos="8630"/>
+            </w:tabs>
+            <w:rPr>
+              <w:noProof/>
+              <w:kern w:val="2"/>
+              <w:sz w:val="24"/>
+              <w:szCs w:val="24"/>
+              <w14:ligatures w14:val="standardContextual"/>
+            </w:rPr>
+          </w:pPr>
+          <w:hyperlink w:anchor="_Toc222995415" w:history="1">
+            <w:r>
+              <w:rPr>
+                <w:rStyle w:val="Hyperlink"/>
+                <w:noProof/>
+              </w:rPr>
+              <w:t>3.1 Database</w:t>
+            </w:r>
+            <w:r>
+              <w:rPr>
+                <w:noProof/>
+                <w:webHidden/>
+              </w:rPr>
+              <w:tab/>
+            </w:r>
+            <w:r>
+              <w:rPr>
+                <w:noProof/>
+                <w:webHidden/>
+              </w:rPr>
+              <w:fldChar w:fldCharType="begin"/>
+            </w:r>
+            <w:r>
+              <w:rPr>
+                <w:noProof/>
+                <w:webHidden/>
+              </w:rPr>
+              <w:instrText xml:space="preserve"> PAGEREF _Toc222995415 \h </w:instrText>
+            </w:r>
+            <w:r>
+              <w:rPr>
+                <w:noProof/>
+                <w:webHidden/>
+              </w:rPr>
+            </w:r>
+            <w:r>
+              <w:rPr>
+                <w:noProof/>
+                <w:webHidden/>
+              </w:rPr>
+              <w:fldChar w:fldCharType="separate"/>
+            </w:r>
+            <w:r>
+              <w:rPr>
+                <w:noProof/>
+                <w:webHidden/>
+              </w:rPr>
+              <w:t>3</w:t>
+            </w:r>
+            <w:r>
+              <w:rPr>
+                <w:noProof/>
+                <w:webHidden/>
+              </w:rPr>
+              <w:fldChar w:fldCharType="end"/>
+            </w:r>
+          </w:hyperlink>
+        </w:p>
+        <w:p>
+          <w:pPr>
+            <w:pStyle w:val="TOC2"/>
+            <w:tabs>
+              <w:tab w:val="right" w:leader="dot" w:pos="8630"/>
+            </w:tabs>
+            <w:rPr>
+              <w:noProof/>
+              <w:kern w:val="2"/>
+              <w:sz w:val="24"/>
+              <w:szCs w:val="24"/>
+              <w14:ligatures w14:val="standardContextual"/>
+            </w:rPr>
+          </w:pPr>
+          <w:hyperlink w:anchor="_Toc222995416" w:history="1">
+            <w:r>
+              <w:rPr>
+                <w:rStyle w:val="Hyperlink"/>
+                <w:noProof/>
+              </w:rPr>
+              <w:t>3.2 Application</w:t>
+            </w:r>
+            <w:r>
+              <w:rPr>
+                <w:noProof/>
+                <w:webHidden/>
+              </w:rPr>
+              <w:tab/>
+            </w:r>
+            <w:r>
+              <w:rPr>
+                <w:noProof/>
+                <w:webHidden/>
+              </w:rPr>
+              <w:fldChar w:fldCharType="begin"/>
+            </w:r>
+            <w:r>
+              <w:rPr>
+                <w:noProof/>
+                <w:webHidden/>
+              </w:rPr>
+              <w:instrText xml:space="preserve"> PAGEREF _Toc222995416 \h </w:instrText>
+            </w:r>
+            <w:r>
+              <w:rPr>
+                <w:noProof/>
+                <w:webHidden/>
+              </w:rPr>
+            </w:r>
+            <w:r>
+              <w:rPr>
+                <w:noProof/>
+                <w:webHidden/>
+              </w:rPr>
+              <w:fldChar w:fldCharType="separate"/>
+            </w:r>
+            <w:r>
+              <w:rPr>
+                <w:noProof/>
+                <w:webHidden/>
+              </w:rPr>
+              <w:t>4</w:t>
+            </w:r>
+            <w:r>
+              <w:rPr>
+                <w:noProof/>
+                <w:webHidden/>
+              </w:rPr>
+              <w:fldChar w:fldCharType="end"/>
+            </w:r>
+          </w:hyperlink>
+        </w:p>
+        <w:p>
+          <w:pPr>
+            <w:pStyle w:val="TOC3"/>
+            <w:tabs>
+              <w:tab w:val="right" w:leader="dot" w:pos="8630"/>
+            </w:tabs>
+            <w:rPr>
+              <w:noProof/>
+              <w:kern w:val="2"/>
+              <w:sz w:val="24"/>
+              <w:szCs w:val="24"/>
+              <w14:ligatures w14:val="standardContextual"/>
+            </w:rPr>
+          </w:pPr>
+          <w:hyperlink w:anchor="_Toc222995417" w:history="1">
+            <w:r>
+              <w:rPr>
+                <w:rStyle w:val="Hyperlink"/>
+                <w:noProof/>
+              </w:rPr>
+              <w:t>3.2.1 For client use:</w:t>
+            </w:r>
+            <w:r>
+              <w:rPr>
+                <w:noProof/>
+                <w:webHidden/>
+              </w:rPr>
+              <w:tab/>
+            </w:r>
+            <w:r>
+              <w:rPr>
+                <w:noProof/>
+                <w:webHidden/>
+              </w:rPr>
+              <w:fldChar w:fldCharType="begin"/>
+            </w:r>
+            <w:r>
+              <w:rPr>
+                <w:noProof/>
+                <w:webHidden/>
+              </w:rPr>
+              <w:instrText xml:space="preserve"> PAGEREF _Toc222995417 \h </w:instrText>
+            </w:r>
+            <w:r>
+              <w:rPr>
+                <w:noProof/>
+                <w:webHidden/>
+              </w:rPr>
+            </w:r>
+            <w:r>
+              <w:rPr>
+                <w:noProof/>
+                <w:webHidden/>
+              </w:rPr>
+              <w:fldChar w:fldCharType="separate"/>
+            </w:r>
+            <w:r>
+              <w:rPr>
+                <w:noProof/>
+                <w:webHidden/>
+              </w:rPr>
+              <w:t>4</w:t>
+            </w:r>
+            <w:r>
+              <w:rPr>
+                <w:noProof/>
+                <w:webHidden/>
+              </w:rPr>
+              <w:fldChar w:fldCharType="end"/>
+            </w:r>
+          </w:hyperlink>
+        </w:p>
+        <w:p>
+          <w:pPr>
+            <w:pStyle w:val="TOC3"/>
+            <w:tabs>
+              <w:tab w:val="right" w:leader="dot" w:pos="8630"/>
+            </w:tabs>
+            <w:rPr>
+              <w:noProof/>
+              <w:kern w:val="2"/>
+              <w:sz w:val="24"/>
+              <w:szCs w:val="24"/>
+              <w14:ligatures w14:val="standardContextual"/>
+            </w:rPr>
+          </w:pPr>
+          <w:hyperlink w:anchor="_Toc222995418" w:history="1">
+            <w:r>
+              <w:rPr>
+                <w:rStyle w:val="Hyperlink"/>
+                <w:noProof/>
+              </w:rPr>
+              <w:t>3.2.2 For further development use:</w:t>
+            </w:r>
+            <w:r>
+              <w:rPr>
+                <w:noProof/>
+                <w:webHidden/>
+              </w:rPr>
+              <w:tab/>
+            </w:r>
+            <w:r>
+              <w:rPr>
+                <w:noProof/>
+                <w:webHidden/>
+              </w:rPr>
+              <w:fldChar w:fldCharType="begin"/>
+            </w:r>
+            <w:r>
+              <w:rPr>
+                <w:noProof/>
+                <w:webHidden/>
+              </w:rPr>
+              <w:instrText xml:space="preserve"> PAGEREF _Toc222995418 \h </w:instrText>
+            </w:r>
+            <w:r>
+              <w:rPr>
+                <w:noProof/>
+                <w:webHidden/>
+              </w:rPr>
+            </w:r>
+            <w:r>
+              <w:rPr>
+                <w:noProof/>
+                <w:webHidden/>
+              </w:rPr>
+              <w:fldChar w:fldCharType="separate"/>
+            </w:r>
+            <w:r>
+              <w:rPr>
+                <w:noProof/>
+                <w:webHidden/>
+              </w:rPr>
+              <w:t>4</w:t>
+            </w:r>
+            <w:r>
+              <w:rPr>
+                <w:noProof/>
+                <w:webHidden/>
+              </w:rPr>
+              <w:fldChar w:fldCharType="end"/>
+            </w:r>
+          </w:hyperlink>
+        </w:p>
+        <w:p>
+          <w:pPr>
+            <w:pStyle w:val="TOC3"/>
+            <w:tabs>
+              <w:tab w:val="right" w:leader="dot" w:pos="8630"/>
+            </w:tabs>
+            <w:rPr>
+              <w:noProof/>
+              <w:kern w:val="2"/>
+              <w:sz w:val="24"/>
+              <w:szCs w:val="24"/>
+              <w14:ligatures w14:val="standardContextual"/>
+            </w:rPr>
+          </w:pPr>
+          <w:hyperlink w:anchor="_Toc222995419" w:history="1">
+            <w:r>
+              <w:rPr>
+                <w:rStyle w:val="Hyperlink"/>
+                <w:noProof/>
+              </w:rPr>
+              <w:t>3.3 Configuratio</w:t>
+            </w:r>
+            <w:r>
+              <w:rPr>
+                <w:rStyle w:val="Hyperlink"/>
+                <w:noProof/>
+              </w:rPr>
+              <w:t>n</w:t>
+            </w:r>
+            <w:r>
+              <w:rPr>
+                <w:rStyle w:val="Hyperlink"/>
+                <w:noProof/>
+              </w:rPr>
+              <w:t xml:space="preserve"> Options</w:t>
+            </w:r>
+            <w:r>
+              <w:rPr>
+                <w:noProof/>
+                <w:webHidden/>
+              </w:rPr>
+              <w:tab/>
+            </w:r>
+            <w:r>
+              <w:rPr>
+                <w:noProof/>
+                <w:webHidden/>
+              </w:rPr>
+              <w:fldChar w:fldCharType="begin"/>
+            </w:r>
+            <w:r>
+              <w:rPr>
+                <w:noProof/>
+                <w:webHidden/>
+              </w:rPr>
+              <w:instrText xml:space="preserve"> PAGEREF _Toc222995419 \h </w:instrText>
+            </w:r>
+            <w:r>
+              <w:rPr>
+                <w:noProof/>
+                <w:webHidden/>
+              </w:rPr>
+            </w:r>
+            <w:r>
+              <w:rPr>
+                <w:noProof/>
+                <w:webHidden/>
+              </w:rPr>
+              <w:fldChar w:fldCharType="separate"/>
+            </w:r>
+            <w:r>
+              <w:rPr>
+                <w:noProof/>
+                <w:webHidden/>
+              </w:rPr>
+              <w:t>4</w:t>
+            </w:r>
+            <w:r>
+              <w:rPr>
+                <w:noProof/>
+                <w:webHidden/>
+              </w:rPr>
+              <w:fldChar w:fldCharType="end"/>
+            </w:r>
+          </w:hyperlink>
+        </w:p>
+        <w:p>
+          <w:pPr>
+            <w:pStyle w:val="TOC1"/>
+            <w:tabs>
+              <w:tab w:val="right" w:leader="dot" w:pos="8630"/>
+            </w:tabs>
+            <w:rPr>
+              <w:noProof/>
+              <w:kern w:val="2"/>
+              <w:sz w:val="24"/>
+              <w:szCs w:val="24"/>
+              <w14:ligatures w14:val="standardContextual"/>
+            </w:rPr>
+          </w:pPr>
+          <w:hyperlink w:anchor="_Toc222995420" w:history="1">
+            <w:r>
+              <w:rPr>
+                <w:rStyle w:val="Hyperlink"/>
+                <w:noProof/>
+              </w:rPr>
+              <w:t>4 Defaults</w:t>
+            </w:r>
+            <w:r>
+              <w:rPr>
+                <w:noProof/>
+                <w:webHidden/>
+              </w:rPr>
+              <w:tab/>
+            </w:r>
+            <w:r>
+              <w:rPr>
+                <w:noProof/>
+                <w:webHidden/>
+              </w:rPr>
+              <w:fldChar w:fldCharType="begin"/>
+            </w:r>
+            <w:r>
+              <w:rPr>
+                <w:noProof/>
+                <w:webHidden/>
+              </w:rPr>
+              <w:instrText xml:space="preserve"> PAGEREF _Toc222995420 \h </w:instrText>
+            </w:r>
+            <w:r>
+              <w:rPr>
+                <w:noProof/>
+                <w:webHidden/>
+              </w:rPr>
+            </w:r>
+            <w:r>
+              <w:rPr>
+                <w:noProof/>
+                <w:webHidden/>
+              </w:rPr>
+              <w:fldChar w:fldCharType="separate"/>
+            </w:r>
+            <w:r>
+              <w:rPr>
+                <w:noProof/>
+                <w:webHidden/>
+              </w:rPr>
+              <w:t>4</w:t>
+            </w:r>
+            <w:r>
+              <w:rPr>
+                <w:noProof/>
+                <w:webHidden/>
+              </w:rPr>
+              <w:fldChar w:fldCharType="end"/>
+            </w:r>
+          </w:hyperlink>
+        </w:p>
+        <w:p>
+          <w:pPr>
+            <w:pStyle w:val="TOC1"/>
+            <w:tabs>
+              <w:tab w:val="right" w:leader="dot" w:pos="8630"/>
+            </w:tabs>
+            <w:rPr>
+              <w:noProof/>
+              <w:kern w:val="2"/>
+              <w:sz w:val="24"/>
+              <w:szCs w:val="24"/>
+              <w14:ligatures w14:val="standardContextual"/>
+            </w:rPr>
+          </w:pPr>
+          <w:hyperlink w:anchor="_Toc222995421" w:history="1">
+            <w:r>
+              <w:rPr>
+                <w:rStyle w:val="Hyperlink"/>
+                <w:noProof/>
+              </w:rPr>
+              <w:t>5 User Guide</w:t>
+            </w:r>
+            <w:r>
+              <w:rPr>
+                <w:noProof/>
+                <w:webHidden/>
+              </w:rPr>
+              <w:tab/>
+            </w:r>
+            <w:r>
+              <w:rPr>
+                <w:noProof/>
+                <w:webHidden/>
+              </w:rPr>
+              <w:fldChar w:fldCharType="begin"/>
+            </w:r>
+            <w:r>
+              <w:rPr>
+                <w:noProof/>
+                <w:webHidden/>
+              </w:rPr>
+              <w:instrText xml:space="preserve"> PAGEREF _Toc222995421 \h </w:instrText>
+            </w:r>
+            <w:r>
+              <w:rPr>
+                <w:noProof/>
+                <w:webHidden/>
+              </w:rPr>
+            </w:r>
+            <w:r>
+              <w:rPr>
+                <w:noProof/>
+                <w:webHidden/>
+              </w:rPr>
+              <w:fldChar w:fldCharType="separate"/>
+            </w:r>
+            <w:r>
+              <w:rPr>
+                <w:noProof/>
+                <w:webHidden/>
+              </w:rPr>
+              <w:t>5</w:t>
+            </w:r>
+            <w:r>
+              <w:rPr>
+                <w:noProof/>
+                <w:webHidden/>
+              </w:rPr>
+              <w:fldChar w:fldCharType="end"/>
+            </w:r>
+          </w:hyperlink>
+        </w:p>
+        <w:p>
+          <w:pPr>
+            <w:pStyle w:val="TOC2"/>
+            <w:tabs>
+              <w:tab w:val="right" w:leader="dot" w:pos="8630"/>
+            </w:tabs>
+            <w:rPr>
+              <w:noProof/>
+              <w:kern w:val="2"/>
+              <w:sz w:val="24"/>
+              <w:szCs w:val="24"/>
+              <w14:ligatures w14:val="standardContextual"/>
+            </w:rPr>
+          </w:pPr>
+          <w:hyperlink w:anchor="_Toc222995422" w:history="1">
+            <w:r>
+              <w:rPr>
+                <w:rStyle w:val="Hyperlink"/>
+                <w:noProof/>
+              </w:rPr>
+              <w:t>5.1 Launching the Application</w:t>
+            </w:r>
+            <w:r>
+              <w:rPr>
+                <w:noProof/>
+                <w:webHidden/>
+              </w:rPr>
+              <w:tab/>
+            </w:r>
+            <w:r>
+              <w:rPr>
+                <w:noProof/>
+                <w:webHidden/>
+              </w:rPr>
+              <w:fldChar w:fldCharType="begin"/>
+            </w:r>
+            <w:r>
+              <w:rPr>
+                <w:noProof/>
+                <w:webHidden/>
+              </w:rPr>
+              <w:instrText xml:space="preserve"> PAGEREF _Toc222995422 \h </w:instrText>
+            </w:r>
+            <w:r>
+              <w:rPr>
+                <w:noProof/>
+                <w:webHidden/>
+              </w:rPr>
+            </w:r>
+            <w:r>
+              <w:rPr>
+                <w:noProof/>
+                <w:webHidden/>
+              </w:rPr>
+              <w:fldChar w:fldCharType="separate"/>
+            </w:r>
+            <w:r>
+              <w:rPr>
+                <w:noProof/>
+                <w:webHidden/>
+              </w:rPr>
+              <w:t>5</w:t>
+            </w:r>
+            <w:r>
+              <w:rPr>
+                <w:noProof/>
+                <w:webHidden/>
+              </w:rPr>
+              <w:fldChar w:fldCharType="end"/>
+            </w:r>
+          </w:hyperlink>
+        </w:p>
+        <w:p>
+          <w:pPr>
+            <w:pStyle w:val="TOC2"/>
+            <w:tabs>
+              <w:tab w:val="right" w:leader="dot" w:pos="8630"/>
+            </w:tabs>
+            <w:rPr>
+              <w:noProof/>
+              <w:kern w:val="2"/>
+              <w:sz w:val="24"/>
+              <w:szCs w:val="24"/>
+              <w14:ligatures w14:val="standardContextual"/>
+            </w:rPr>
+          </w:pPr>
+          <w:hyperlink w:anchor="_Toc222995423" w:history="1">
+            <w:r>
+              <w:rPr>
+                <w:rStyle w:val="Hyperlink"/>
+                <w:noProof/>
+              </w:rPr>
+              <w:t>5.2 Typical Workflow</w:t>
+            </w:r>
+            <w:r>
+              <w:rPr>
+                <w:noProof/>
+                <w:webHidden/>
+              </w:rPr>
+              <w:tab/>
+            </w:r>
+            <w:r>
+              <w:rPr>
+                <w:noProof/>
+                <w:webHidden/>
+              </w:rPr>
+              <w:fldChar w:fldCharType="begin"/>
+            </w:r>
+            <w:r>
+              <w:rPr>
+                <w:noProof/>
+                <w:webHidden/>
+              </w:rPr>
+              <w:instrText xml:space="preserve"> PAGEREF _Toc222995423 \h </w:instrText>
+            </w:r>
+            <w:r>
+              <w:rPr>
+                <w:noProof/>
+                <w:webHidden/>
+              </w:rPr>
+            </w:r>
+            <w:r>
+              <w:rPr>
+                <w:noProof/>
+                <w:webHidden/>
+              </w:rPr>
+              <w:fldChar w:fldCharType="separate"/>
+            </w:r>
+            <w:r>
+              <w:rPr>
+                <w:noProof/>
+                <w:webHidden/>
+              </w:rPr>
+              <w:t>5</w:t>
+            </w:r>
+            <w:r>
+              <w:rPr>
+                <w:noProof/>
+                <w:webHidden/>
+              </w:rPr>
+              <w:fldChar w:fldCharType="end"/>
+            </w:r>
+          </w:hyperlink>
+        </w:p>
+        <w:p>
+          <w:pPr>
+            <w:pStyle w:val="TOC2"/>
+            <w:tabs>
+              <w:tab w:val="right" w:leader="dot" w:pos="8630"/>
+            </w:tabs>
+            <w:rPr>
+              <w:noProof/>
+              <w:kern w:val="2"/>
+              <w:sz w:val="24"/>
+              <w:szCs w:val="24"/>
+              <w14:ligatures w14:val="standardContextual"/>
+            </w:rPr>
+          </w:pPr>
+          <w:hyperlink w:anchor="_Toc222995424" w:history="1">
+            <w:r>
+              <w:rPr>
+                <w:rStyle w:val="Hyperlink"/>
+                <w:noProof/>
+              </w:rPr>
+              <w:t>5.3 Map Generation</w:t>
+            </w:r>
+            <w:r>
+              <w:rPr>
+                <w:noProof/>
+                <w:webHidden/>
+              </w:rPr>
+              <w:tab/>
+            </w:r>
+            <w:r>
+              <w:rPr>
+                <w:noProof/>
+                <w:webHidden/>
+              </w:rPr>
+              <w:fldChar w:fldCharType="begin"/>
+            </w:r>
+            <w:r>
+              <w:rPr>
+                <w:noProof/>
+                <w:webHidden/>
+              </w:rPr>
+              <w:instrText xml:space="preserve"> PAGEREF _Toc222995424 \h </w:instrText>
+            </w:r>
+            <w:r>
+              <w:rPr>
+                <w:noProof/>
+                <w:webHidden/>
+              </w:rPr>
+            </w:r>
+            <w:r>
+              <w:rPr>
+                <w:noProof/>
+                <w:webHidden/>
+              </w:rPr>
+              <w:fldChar w:fldCharType="separate"/>
+            </w:r>
+            <w:r>
+              <w:rPr>
+                <w:noProof/>
+                <w:webHidden/>
+              </w:rPr>
+              <w:t>5</w:t>
+            </w:r>
+            <w:r>
+              <w:rPr>
+                <w:noProof/>
+                <w:webHidden/>
+              </w:rPr>
+              <w:fldChar w:fldCharType="end"/>
+            </w:r>
+          </w:hyperlink>
+        </w:p>
+        <w:p>
+          <w:pPr>
+            <w:pStyle w:val="TOC1"/>
+            <w:tabs>
+              <w:tab w:val="right" w:leader="dot" w:pos="8630"/>
+            </w:tabs>
+            <w:rPr>
+              <w:noProof/>
+              <w:kern w:val="2"/>
+              <w:sz w:val="24"/>
+              <w:szCs w:val="24"/>
+              <w14:ligatures w14:val="standardContextual"/>
+            </w:rPr>
+          </w:pPr>
+          <w:hyperlink w:anchor="_Toc222995425" w:history="1">
+            <w:r>
+              <w:rPr>
+                <w:rStyle w:val="Hyperlink"/>
+                <w:noProof/>
+              </w:rPr>
+              <w:t>6 Appendices</w:t>
+            </w:r>
+            <w:r>
+              <w:rPr>
+                <w:noProof/>
+                <w:webHidden/>
+              </w:rPr>
+              <w:tab/>
+            </w:r>
+            <w:r>
+              <w:rPr>
+                <w:noProof/>
+                <w:webHidden/>
+              </w:rPr>
+              <w:fldChar w:fldCharType="begin"/>
+            </w:r>
+            <w:r>
+              <w:rPr>
+                <w:noProof/>
+                <w:webHidden/>
+              </w:rPr>
+              <w:instrText xml:space="preserve"> PAGEREF _Toc222995425 \h </w:instrText>
+            </w:r>
+            <w:r>
+              <w:rPr>
+                <w:noProof/>
+                <w:webHidden/>
+              </w:rPr>
+            </w:r>
+            <w:r>
+              <w:rPr>
+                <w:noProof/>
+                <w:webHidden/>
+              </w:rPr>
+              <w:fldChar w:fldCharType="separate"/>
+            </w:r>
+            <w:r>
+              <w:rPr>
+                <w:noProof/>
+                <w:webHidden/>
+              </w:rPr>
+              <w:t>5</w:t>
+            </w:r>
+            <w:r>
+              <w:rPr>
+                <w:noProof/>
+                <w:webHidden/>
+              </w:rPr>
+              <w:fldChar w:fldCharType="end"/>
+            </w:r>
+          </w:hyperlink>
+        </w:p>
+        <w:p>
+          <w:pPr>
+            <w:pStyle w:val="TOC2"/>
+            <w:tabs>
+              <w:tab w:val="right" w:leader="dot" w:pos="8630"/>
+            </w:tabs>
+            <w:rPr>
+              <w:noProof/>
+              <w:kern w:val="2"/>
+              <w:sz w:val="24"/>
+              <w:szCs w:val="24"/>
+              <w14:ligatures w14:val="standardContextual"/>
+            </w:rPr>
+          </w:pPr>
+          <w:hyperlink w:anchor="_Toc222995426" w:history="1">
+            <w:r>
+              <w:rPr>
+                <w:rStyle w:val="Hyperlink"/>
+                <w:noProof/>
+              </w:rPr>
+              <w:t>6.1 Notes</w:t>
+            </w:r>
+            <w:r>
+              <w:rPr>
+                <w:noProof/>
+                <w:webHidden/>
+              </w:rPr>
+              <w:tab/>
+            </w:r>
+            <w:r>
+              <w:rPr>
+                <w:noProof/>
+                <w:webHidden/>
+              </w:rPr>
+              <w:fldChar w:fldCharType="begin"/>
+            </w:r>
+            <w:r>
+              <w:rPr>
+                <w:noProof/>
+                <w:webHidden/>
+              </w:rPr>
+              <w:instrText xml:space="preserve"> PAGEREF _Toc222995426 \h </w:instrText>
+            </w:r>
+            <w:r>
+              <w:rPr>
+                <w:noProof/>
+                <w:webHidden/>
+              </w:rPr>
+            </w:r>
+            <w:r>
+              <w:rPr>
+                <w:noProof/>
+                <w:webHidden/>
+              </w:rPr>
+              <w:fldChar w:fldCharType="separate"/>
+            </w:r>
+            <w:r>
+              <w:rPr>
+                <w:noProof/>
+                <w:webHidden/>
+              </w:rPr>
+              <w:t>5</w:t>
+            </w:r>
+            <w:r>
+              <w:rPr>
+                <w:noProof/>
+                <w:webHidden/>
+              </w:rPr>
+              <w:fldChar w:fldCharType="end"/>
+            </w:r>
+          </w:hyperlink>
+        </w:p>
+        <w:p>
+          <w:r>
+            <w:rPr>
+              <w:b/>
+              <w:bCs/>
+              <w:noProof/>
+            </w:rPr>
+            <w:fldChar w:fldCharType="end"/>
+          </w:r>
+        </w:p>
+      </w:sdtContent>
+    </w:sdt>
     <w:p>
       <w:pPr>
-        <w:pStyle w:val="Heading1"/>
-      </w:pPr>
-      <w:r>
-        <w:lastRenderedPageBreak/>
-        <w:t>Overview</w:t>
-      </w:r>
+        <w:jc w:val="center"/>
+      </w:pPr>
     </w:p>
     <w:p>
       <w:r>
+        <w:br w:type="page"/>
+      </w:r>
+    </w:p>
+    <w:p>
+      <w:pPr>
+        <w:pStyle w:val="Heading1"/>
+      </w:pPr>
+      <w:bookmarkStart w:id="0" w:name="_Toc222995114"/>
+      <w:bookmarkStart w:id="1" w:name="_Toc222995411"/>
+      <w:r>
+        <w:lastRenderedPageBreak/>
+        <w:t>1</w:t>
+      </w:r>
+      <w:r>
+        <w:t xml:space="preserve"> </w:t>
+      </w:r>
+      <w:r>
+        <w:t>Overview</w:t>
+      </w:r>
+      <w:bookmarkEnd w:id="0"/>
+      <w:bookmarkEnd w:id="1"/>
+    </w:p>
+    <w:p>
+      <w:r>
         <w:t xml:space="preserve">This application provides a graphical interface for loading property data, </w:t>
       </w:r>
       <w:r>
         <w:t xml:space="preserve">tracking property status and condition, </w:t>
       </w:r>
       <w:r>
-        <w:t>validating addresses, geocoding locations, and generating interactive maps for Jefferson County, PA. The system integrates Tkinter for the GUI, Folium for map rendering, GeoPandas for shapefile processing, and Selenium for automated map screenshot generation.</w:t>
+        <w:t xml:space="preserve">validating addresses, geocoding locations, and generating interactive maps for Jefferson County, PA. The system integrates </w:t>
+      </w:r>
+      <w:proofErr w:type="spellStart"/>
+      <w:r>
+        <w:t>Tkinter</w:t>
+      </w:r>
+      <w:proofErr w:type="spellEnd"/>
+      <w:r>
+        <w:t xml:space="preserve"> for the GUI, Folium for map rendering, </w:t>
+      </w:r>
+      <w:proofErr w:type="spellStart"/>
+      <w:r>
+        <w:t>GeoPandas</w:t>
+      </w:r>
+      <w:proofErr w:type="spellEnd"/>
+      <w:r>
+        <w:t xml:space="preserve"> for shapefile processing, and Selenium for automated map screenshot generation.</w:t>
       </w:r>
     </w:p>
     <w:p>
@@ -143,8 +1395,21 @@
           <w:numId w:val="20"/>
         </w:numPr>
       </w:pPr>
-      <w:r>
-        <w:t>Caching geocode results</w:t>
+      <w:proofErr w:type="gramStart"/>
+      <w:r>
+        <w:t>Caching</w:t>
+      </w:r>
+      <w:proofErr w:type="gramEnd"/>
+      <w:r>
+        <w:t xml:space="preserve"> </w:t>
+      </w:r>
+      <w:proofErr w:type="gramStart"/>
+      <w:r>
+        <w:t>geocode</w:t>
+      </w:r>
+      <w:proofErr w:type="gramEnd"/>
+      <w:r>
+        <w:t xml:space="preserve"> results</w:t>
       </w:r>
     </w:p>
     <w:p>
@@ -168,7 +1433,15 @@
         </w:numPr>
       </w:pPr>
       <w:r>
-        <w:t>Packaging as a standalone Windows executable using auto‑py‑to‑</w:t>
+        <w:t>Packaging as a standalone Windows executable using auto‑</w:t>
+      </w:r>
+      <w:proofErr w:type="spellStart"/>
+      <w:r>
+        <w:t>py</w:t>
+      </w:r>
+      <w:proofErr w:type="spellEnd"/>
+      <w:r>
+        <w:t>‑to‑</w:t>
       </w:r>
       <w:r>
         <w:t>exe</w:t>
@@ -178,9 +1451,19 @@
       <w:pPr>
         <w:pStyle w:val="Heading1"/>
       </w:pPr>
+      <w:bookmarkStart w:id="2" w:name="_Toc222995115"/>
+      <w:bookmarkStart w:id="3" w:name="_Toc222995412"/>
+      <w:r>
+        <w:t>2</w:t>
+      </w:r>
+      <w:r>
+        <w:t xml:space="preserve"> </w:t>
+      </w:r>
       <w:r>
         <w:t>Physical Machines / System Environment</w:t>
       </w:r>
+      <w:bookmarkEnd w:id="2"/>
+      <w:bookmarkEnd w:id="3"/>
     </w:p>
     <w:p>
       <w:r>
@@ -213,9 +1496,11 @@
       <w:r>
         <w:t xml:space="preserve">lication will still function without. Do </w:t>
       </w:r>
+      <w:proofErr w:type="gramStart"/>
       <w:r>
         <w:t>note:</w:t>
       </w:r>
+      <w:proofErr w:type="gramEnd"/>
       <w:r>
         <w:t xml:space="preserve"> </w:t>
       </w:r>
@@ -246,11 +1531,18 @@
     </w:p>
     <w:p>
       <w:pPr>
-        <w:pStyle w:val="Heading1"/>
-      </w:pPr>
+        <w:pStyle w:val="Heading2"/>
+      </w:pPr>
+      <w:bookmarkStart w:id="4" w:name="_Toc222995116"/>
+      <w:bookmarkStart w:id="5" w:name="_Toc222995413"/>
+      <w:r>
+        <w:t xml:space="preserve">2.1 </w:t>
+      </w:r>
       <w:r>
         <w:t>Primary Workstation / Deployment Target</w:t>
       </w:r>
+      <w:bookmarkEnd w:id="4"/>
+      <w:bookmarkEnd w:id="5"/>
     </w:p>
     <w:p>
       <w:pPr>
@@ -363,17 +1655,31 @@
       <w:pPr>
         <w:pStyle w:val="Heading1"/>
       </w:pPr>
+      <w:bookmarkStart w:id="6" w:name="_Toc222995117"/>
+      <w:bookmarkStart w:id="7" w:name="_Toc222995414"/>
+      <w:r>
+        <w:t xml:space="preserve">3 </w:t>
+      </w:r>
       <w:r>
         <w:t>Deployment &amp; Configuration</w:t>
       </w:r>
+      <w:bookmarkEnd w:id="6"/>
+      <w:bookmarkEnd w:id="7"/>
     </w:p>
     <w:p>
       <w:pPr>
         <w:pStyle w:val="Heading2"/>
       </w:pPr>
+      <w:bookmarkStart w:id="8" w:name="_Toc222995118"/>
+      <w:bookmarkStart w:id="9" w:name="_Toc222995415"/>
+      <w:r>
+        <w:t xml:space="preserve">3.1 </w:t>
+      </w:r>
       <w:r>
         <w:t>Database</w:t>
       </w:r>
+      <w:bookmarkEnd w:id="8"/>
+      <w:bookmarkEnd w:id="9"/>
     </w:p>
     <w:p>
       <w:r>
@@ -422,9 +1728,11 @@
       <w:r>
         <w:t xml:space="preserve">pandas </w:t>
       </w:r>
+      <w:proofErr w:type="spellStart"/>
       <w:r>
         <w:t>dataframe</w:t>
       </w:r>
+      <w:proofErr w:type="spellEnd"/>
       <w:r>
         <w:t xml:space="preserve"> for managing the </w:t>
       </w:r>
@@ -442,22 +1750,35 @@
       <w:pPr>
         <w:pStyle w:val="Heading2"/>
       </w:pPr>
-      <w:r>
-        <w:t xml:space="preserve">Application </w:t>
+      <w:bookmarkStart w:id="10" w:name="_Toc222995119"/>
+      <w:bookmarkStart w:id="11" w:name="_Toc222995416"/>
+      <w:r>
+        <w:t xml:space="preserve">3.2 </w:t>
+      </w:r>
+      <w:r>
+        <w:t>Application</w:t>
+      </w:r>
+      <w:bookmarkEnd w:id="10"/>
+      <w:bookmarkEnd w:id="11"/>
+      <w:r>
+        <w:t xml:space="preserve"> </w:t>
       </w:r>
     </w:p>
     <w:p>
       <w:pPr>
         <w:pStyle w:val="Heading3"/>
       </w:pPr>
-      <w:r>
-        <w:t>Setup</w:t>
-      </w:r>
-    </w:p>
-    <w:p>
+      <w:bookmarkStart w:id="12" w:name="_Toc222995417"/>
+      <w:r>
+        <w:t>3.2.</w:t>
+      </w:r>
+      <w:r>
+        <w:t xml:space="preserve">1 </w:t>
+      </w:r>
       <w:r>
         <w:t>For client use:</w:t>
       </w:r>
+      <w:bookmarkEnd w:id="12"/>
     </w:p>
     <w:p>
       <w:pPr>
@@ -468,7 +1789,15 @@
         </w:numPr>
       </w:pPr>
       <w:r>
-        <w:t>Extract Zip folder by right-clicking the file, and choosing the “Extract all…” option</w:t>
+        <w:t xml:space="preserve">Extract Zip folder by </w:t>
+      </w:r>
+      <w:proofErr w:type="gramStart"/>
+      <w:r>
+        <w:t>right-clicking</w:t>
+      </w:r>
+      <w:proofErr w:type="gramEnd"/>
+      <w:r>
+        <w:t xml:space="preserve"> the file, and choosing the “Extract all…” option</w:t>
       </w:r>
     </w:p>
     <w:p>
@@ -502,9 +1831,17 @@
       </w:r>
     </w:p>
     <w:p>
+      <w:pPr>
+        <w:pStyle w:val="Heading3"/>
+      </w:pPr>
+      <w:bookmarkStart w:id="13" w:name="_Toc222995418"/>
+      <w:r>
+        <w:t xml:space="preserve">3.2.2 </w:t>
+      </w:r>
       <w:r>
         <w:t>For further development use:</w:t>
       </w:r>
+      <w:bookmarkEnd w:id="13"/>
     </w:p>
     <w:p>
       <w:pPr>
@@ -533,23 +1870,49 @@
         <w:br/>
       </w:r>
       <w:r>
-        <w:t xml:space="preserve">pip install tkinter </w:t>
+        <w:t xml:space="preserve">pip install </w:t>
+      </w:r>
+      <w:proofErr w:type="spellStart"/>
+      <w:r>
+        <w:t>tkinter</w:t>
+      </w:r>
+      <w:proofErr w:type="spellEnd"/>
+      <w:r>
+        <w:t xml:space="preserve"> </w:t>
       </w:r>
     </w:p>
     <w:p>
       <w:pPr>
         <w:pStyle w:val="ListParagraph"/>
       </w:pPr>
-      <w:r>
-        <w:t xml:space="preserve">pip install pillow </w:t>
+      <w:proofErr w:type="gramStart"/>
+      <w:r>
+        <w:t>pip</w:t>
+      </w:r>
+      <w:proofErr w:type="gramEnd"/>
+      <w:r>
+        <w:t xml:space="preserve"> install pillow </w:t>
       </w:r>
     </w:p>
     <w:p>
       <w:pPr>
         <w:pStyle w:val="ListParagraph"/>
       </w:pPr>
-      <w:r>
-        <w:t xml:space="preserve">pip install pandas </w:t>
+      <w:proofErr w:type="gramStart"/>
+      <w:r>
+        <w:t>pip</w:t>
+      </w:r>
+      <w:proofErr w:type="gramEnd"/>
+      <w:r>
+        <w:t xml:space="preserve"> </w:t>
+      </w:r>
+      <w:proofErr w:type="gramStart"/>
+      <w:r>
+        <w:t>install</w:t>
+      </w:r>
+      <w:proofErr w:type="gramEnd"/>
+      <w:r>
+        <w:t xml:space="preserve"> pandas </w:t>
       </w:r>
     </w:p>
     <w:p>
@@ -573,15 +1936,36 @@
         <w:pStyle w:val="ListParagraph"/>
       </w:pPr>
       <w:r>
-        <w:t xml:space="preserve">pip install geopandas </w:t>
+        <w:t xml:space="preserve">pip install </w:t>
+      </w:r>
+      <w:proofErr w:type="spellStart"/>
+      <w:r>
+        <w:t>geopandas</w:t>
+      </w:r>
+      <w:proofErr w:type="spellEnd"/>
+      <w:r>
+        <w:t xml:space="preserve"> </w:t>
       </w:r>
     </w:p>
     <w:p>
       <w:pPr>
         <w:pStyle w:val="ListParagraph"/>
       </w:pPr>
-      <w:r>
-        <w:t xml:space="preserve">pip install geopy </w:t>
+      <w:proofErr w:type="gramStart"/>
+      <w:r>
+        <w:t>pip</w:t>
+      </w:r>
+      <w:proofErr w:type="gramEnd"/>
+      <w:r>
+        <w:t xml:space="preserve"> install </w:t>
+      </w:r>
+      <w:proofErr w:type="spellStart"/>
+      <w:r>
+        <w:t>geopy</w:t>
+      </w:r>
+      <w:proofErr w:type="spellEnd"/>
+      <w:r>
+        <w:t xml:space="preserve"> </w:t>
       </w:r>
     </w:p>
     <w:p>
@@ -589,15 +1973,28 @@
         <w:pStyle w:val="ListParagraph"/>
       </w:pPr>
       <w:r>
-        <w:t xml:space="preserve">pip install shapely </w:t>
+        <w:t xml:space="preserve">pip </w:t>
+      </w:r>
+      <w:proofErr w:type="gramStart"/>
+      <w:r>
+        <w:t>install</w:t>
+      </w:r>
+      <w:proofErr w:type="gramEnd"/>
+      <w:r>
+        <w:t xml:space="preserve"> shapely </w:t>
       </w:r>
     </w:p>
     <w:p>
       <w:pPr>
         <w:pStyle w:val="ListParagraph"/>
       </w:pPr>
-      <w:r>
-        <w:t>pip install selenium</w:t>
+      <w:proofErr w:type="gramStart"/>
+      <w:r>
+        <w:t>pip</w:t>
+      </w:r>
+      <w:proofErr w:type="gramEnd"/>
+      <w:r>
+        <w:t xml:space="preserve"> install selenium</w:t>
       </w:r>
     </w:p>
     <w:p>
@@ -634,9 +2031,16 @@
       <w:pPr>
         <w:pStyle w:val="Heading3"/>
       </w:pPr>
+      <w:bookmarkStart w:id="14" w:name="_Toc222995121"/>
+      <w:bookmarkStart w:id="15" w:name="_Toc222995419"/>
+      <w:r>
+        <w:t xml:space="preserve">3.3 </w:t>
+      </w:r>
       <w:r>
         <w:t>Configuration Options</w:t>
       </w:r>
+      <w:bookmarkEnd w:id="14"/>
+      <w:bookmarkEnd w:id="15"/>
     </w:p>
     <w:p>
       <w:r>
@@ -647,9 +2051,16 @@
       <w:pPr>
         <w:pStyle w:val="Heading1"/>
       </w:pPr>
+      <w:bookmarkStart w:id="16" w:name="_Toc222995122"/>
+      <w:bookmarkStart w:id="17" w:name="_Toc222995420"/>
+      <w:r>
+        <w:t xml:space="preserve">4 </w:t>
+      </w:r>
       <w:r>
         <w:t>Defaults</w:t>
       </w:r>
+      <w:bookmarkEnd w:id="16"/>
+      <w:bookmarkEnd w:id="17"/>
     </w:p>
     <w:p>
       <w:pPr>
@@ -660,7 +2071,15 @@
         </w:numPr>
       </w:pPr>
       <w:r>
-        <w:t>Default geocoder: Nominatim (OpenStreetMap)</w:t>
+        <w:t xml:space="preserve">Default geocoder: </w:t>
+      </w:r>
+      <w:proofErr w:type="spellStart"/>
+      <w:r>
+        <w:t>Nominatim</w:t>
+      </w:r>
+      <w:proofErr w:type="spellEnd"/>
+      <w:r>
+        <w:t xml:space="preserve"> (OpenStreetMap)</w:t>
       </w:r>
     </w:p>
     <w:p>
@@ -701,28 +2120,36 @@
       <w:pPr>
         <w:pStyle w:val="Heading1"/>
       </w:pPr>
+      <w:bookmarkStart w:id="18" w:name="_Toc222995123"/>
+      <w:bookmarkStart w:id="19" w:name="_Toc222995421"/>
       <w:r>
         <w:lastRenderedPageBreak/>
+        <w:t xml:space="preserve">5 </w:t>
+      </w:r>
+      <w:r>
         <w:t>User Guide</w:t>
       </w:r>
+      <w:bookmarkEnd w:id="18"/>
+      <w:bookmarkEnd w:id="19"/>
     </w:p>
     <w:p>
       <w:pPr>
         <w:pStyle w:val="Heading2"/>
       </w:pPr>
+      <w:bookmarkStart w:id="20" w:name="_Toc222995124"/>
+      <w:bookmarkStart w:id="21" w:name="_Toc222995422"/>
+      <w:r>
+        <w:t xml:space="preserve">5.1 </w:t>
+      </w:r>
       <w:r>
         <w:t>Launching the Application</w:t>
       </w:r>
+      <w:bookmarkEnd w:id="20"/>
+      <w:bookmarkEnd w:id="21"/>
     </w:p>
     <w:p>
       <w:r>
-        <w:t>-</w:t>
-      </w:r>
-      <w:r>
-        <w:t xml:space="preserve"> </w:t>
-      </w:r>
-      <w:r>
-        <w:t>Double‑click the packaged .exe</w:t>
+        <w:t>- Double‑click the packaged .exe</w:t>
       </w:r>
     </w:p>
     <w:p>
@@ -737,9 +2164,16 @@
       <w:pPr>
         <w:pStyle w:val="Heading2"/>
       </w:pPr>
+      <w:bookmarkStart w:id="22" w:name="_Toc222995125"/>
+      <w:bookmarkStart w:id="23" w:name="_Toc222995423"/>
+      <w:r>
+        <w:t xml:space="preserve">5.2 </w:t>
+      </w:r>
       <w:r>
         <w:t>Typical Workflow</w:t>
       </w:r>
+      <w:bookmarkEnd w:id="22"/>
+      <w:bookmarkEnd w:id="23"/>
     </w:p>
     <w:p>
       <w:r>
@@ -753,10 +2187,7 @@
     </w:p>
     <w:p>
       <w:r>
-        <w:t xml:space="preserve">- </w:t>
-      </w:r>
-      <w:r>
-        <w:t>Select</w:t>
+        <w:t>- Select</w:t>
       </w:r>
       <w:r>
         <w:t xml:space="preserve"> a property from the list</w:t>
@@ -794,13 +2225,36 @@
       <w:pPr>
         <w:pStyle w:val="Heading2"/>
       </w:pPr>
+      <w:bookmarkStart w:id="24" w:name="_Toc222995126"/>
+      <w:bookmarkStart w:id="25" w:name="_Toc222995424"/>
+      <w:r>
+        <w:t xml:space="preserve">5.3 </w:t>
+      </w:r>
       <w:r>
         <w:t>Map Generation</w:t>
       </w:r>
+      <w:bookmarkEnd w:id="24"/>
+      <w:bookmarkEnd w:id="25"/>
     </w:p>
     <w:p>
       <w:r>
-        <w:t>- Individual Map: Uses create_map()</w:t>
+        <w:t xml:space="preserve">- Individual Map: Uses </w:t>
+      </w:r>
+      <w:proofErr w:type="spellStart"/>
+      <w:r>
+        <w:t>create_</w:t>
+      </w:r>
+      <w:proofErr w:type="gramStart"/>
+      <w:r>
+        <w:t>map</w:t>
+      </w:r>
+      <w:proofErr w:type="spellEnd"/>
+      <w:r>
+        <w:t>(</w:t>
+      </w:r>
+      <w:proofErr w:type="gramEnd"/>
+      <w:r>
+        <w:t>)</w:t>
       </w:r>
       <w:r>
         <w:t xml:space="preserve">, runs when a property is selected. Will use a previously generated map unless the checkbox for </w:t>
@@ -811,7 +2265,23 @@
     </w:p>
     <w:p>
       <w:r>
-        <w:t>- Full Map: Uses generate_full_map()</w:t>
+        <w:t xml:space="preserve">- Full Map: Uses </w:t>
+      </w:r>
+      <w:proofErr w:type="spellStart"/>
+      <w:r>
+        <w:t>generate_full_</w:t>
+      </w:r>
+      <w:proofErr w:type="gramStart"/>
+      <w:r>
+        <w:t>map</w:t>
+      </w:r>
+      <w:proofErr w:type="spellEnd"/>
+      <w:r>
+        <w:t>(</w:t>
+      </w:r>
+      <w:proofErr w:type="gramEnd"/>
+      <w:r>
+        <w:t>)</w:t>
       </w:r>
       <w:r>
         <w:t>, runs when the full map button is pressed</w:t>
@@ -822,24 +2292,43 @@
     </w:p>
     <w:p>
       <w:r>
-        <w:t>- Selenium captures a PNG screenshot for embedding in Tkinter</w:t>
-      </w:r>
+        <w:t xml:space="preserve">- Selenium captures a PNG screenshot for embedding in </w:t>
+      </w:r>
+      <w:proofErr w:type="spellStart"/>
+      <w:r>
+        <w:t>Tkinter</w:t>
+      </w:r>
+      <w:proofErr w:type="spellEnd"/>
     </w:p>
     <w:p>
       <w:pPr>
         <w:pStyle w:val="Heading1"/>
       </w:pPr>
+      <w:bookmarkStart w:id="26" w:name="_Toc222995127"/>
+      <w:bookmarkStart w:id="27" w:name="_Toc222995425"/>
+      <w:r>
+        <w:t xml:space="preserve">6 </w:t>
+      </w:r>
       <w:r>
         <w:t>Appendices</w:t>
       </w:r>
+      <w:bookmarkEnd w:id="26"/>
+      <w:bookmarkEnd w:id="27"/>
     </w:p>
     <w:p>
       <w:pPr>
         <w:pStyle w:val="Heading2"/>
       </w:pPr>
+      <w:bookmarkStart w:id="28" w:name="_Toc222995128"/>
+      <w:bookmarkStart w:id="29" w:name="_Toc222995426"/>
+      <w:r>
+        <w:t xml:space="preserve">6.1 </w:t>
+      </w:r>
       <w:r>
         <w:t>Notes</w:t>
       </w:r>
+      <w:bookmarkEnd w:id="28"/>
+      <w:bookmarkEnd w:id="29"/>
     </w:p>
     <w:p>
       <w:pPr>
@@ -866,7 +2355,15 @@
         </w:numPr>
       </w:pPr>
       <w:r>
-        <w:t>Selenium requires ChromeDriver to match the installed Chrome version</w:t>
+        <w:t xml:space="preserve">Selenium requires </w:t>
+      </w:r>
+      <w:proofErr w:type="spellStart"/>
+      <w:r>
+        <w:t>ChromeDriver</w:t>
+      </w:r>
+      <w:proofErr w:type="spellEnd"/>
+      <w:r>
+        <w:t xml:space="preserve"> to match the installed Chrome version</w:t>
       </w:r>
       <w:r>
         <w:t xml:space="preserve"> </w:t>
@@ -881,7 +2378,31 @@
         </w:numPr>
       </w:pPr>
       <w:r>
-        <w:t>Shapefile must remain intact with all associated .shx, .dbf, .prj files</w:t>
+        <w:t>Shapefile must remain intact with all associated .</w:t>
+      </w:r>
+      <w:proofErr w:type="spellStart"/>
+      <w:r>
+        <w:t>shx</w:t>
+      </w:r>
+      <w:proofErr w:type="spellEnd"/>
+      <w:r>
+        <w:t>, .</w:t>
+      </w:r>
+      <w:proofErr w:type="spellStart"/>
+      <w:r>
+        <w:t>dbf</w:t>
+      </w:r>
+      <w:proofErr w:type="spellEnd"/>
+      <w:r>
+        <w:t>, .</w:t>
+      </w:r>
+      <w:proofErr w:type="spellStart"/>
+      <w:r>
+        <w:t>prj</w:t>
+      </w:r>
+      <w:proofErr w:type="spellEnd"/>
+      <w:r>
+        <w:t xml:space="preserve"> files</w:t>
       </w:r>
       <w:r>
         <w:t xml:space="preserve"> (everything you need will be in the resources folder, </w:t>
@@ -1226,6 +2747,95 @@
     </w:lvl>
   </w:abstractNum>
   <w:abstractNum w:abstractNumId="10" w15:restartNumberingAfterBreak="0">
+    <w:nsid w:val="06E811DC"/>
+    <w:multiLevelType w:val="hybridMultilevel"/>
+    <w:tmpl w:val="EE20E170"/>
+    <w:lvl w:ilvl="0" w:tplc="F148E75A">
+      <w:start w:val="1"/>
+      <w:numFmt w:val="decimal"/>
+      <w:lvlText w:val="%1"/>
+      <w:lvlJc w:val="left"/>
+      <w:pPr>
+        <w:ind w:left="720" w:hanging="360"/>
+      </w:pPr>
+      <w:rPr>
+        <w:rFonts w:hint="default"/>
+      </w:rPr>
+    </w:lvl>
+    <w:lvl w:ilvl="1" w:tplc="04090019" w:tentative="1">
+      <w:start w:val="1"/>
+      <w:numFmt w:val="lowerLetter"/>
+      <w:lvlText w:val="%2."/>
+      <w:lvlJc w:val="left"/>
+      <w:pPr>
+        <w:ind w:left="1440" w:hanging="360"/>
+      </w:pPr>
+    </w:lvl>
+    <w:lvl w:ilvl="2" w:tplc="0409001B" w:tentative="1">
+      <w:start w:val="1"/>
+      <w:numFmt w:val="lowerRoman"/>
+      <w:lvlText w:val="%3."/>
+      <w:lvlJc w:val="right"/>
+      <w:pPr>
+        <w:ind w:left="2160" w:hanging="180"/>
+      </w:pPr>
+    </w:lvl>
+    <w:lvl w:ilvl="3" w:tplc="0409000F" w:tentative="1">
+      <w:start w:val="1"/>
+      <w:numFmt w:val="decimal"/>
+      <w:lvlText w:val="%4."/>
+      <w:lvlJc w:val="left"/>
+      <w:pPr>
+        <w:ind w:left="2880" w:hanging="360"/>
+      </w:pPr>
+    </w:lvl>
+    <w:lvl w:ilvl="4" w:tplc="04090019" w:tentative="1">
+      <w:start w:val="1"/>
+      <w:numFmt w:val="lowerLetter"/>
+      <w:lvlText w:val="%5."/>
+      <w:lvlJc w:val="left"/>
+      <w:pPr>
+        <w:ind w:left="3600" w:hanging="360"/>
+      </w:pPr>
+    </w:lvl>
+    <w:lvl w:ilvl="5" w:tplc="0409001B" w:tentative="1">
+      <w:start w:val="1"/>
+      <w:numFmt w:val="lowerRoman"/>
+      <w:lvlText w:val="%6."/>
+      <w:lvlJc w:val="right"/>
+      <w:pPr>
+        <w:ind w:left="4320" w:hanging="180"/>
+      </w:pPr>
+    </w:lvl>
+    <w:lvl w:ilvl="6" w:tplc="0409000F" w:tentative="1">
+      <w:start w:val="1"/>
+      <w:numFmt w:val="decimal"/>
+      <w:lvlText w:val="%7."/>
+      <w:lvlJc w:val="left"/>
+      <w:pPr>
+        <w:ind w:left="5040" w:hanging="360"/>
+      </w:pPr>
+    </w:lvl>
+    <w:lvl w:ilvl="7" w:tplc="04090019" w:tentative="1">
+      <w:start w:val="1"/>
+      <w:numFmt w:val="lowerLetter"/>
+      <w:lvlText w:val="%8."/>
+      <w:lvlJc w:val="left"/>
+      <w:pPr>
+        <w:ind w:left="5760" w:hanging="360"/>
+      </w:pPr>
+    </w:lvl>
+    <w:lvl w:ilvl="8" w:tplc="0409001B" w:tentative="1">
+      <w:start w:val="1"/>
+      <w:numFmt w:val="lowerRoman"/>
+      <w:lvlText w:val="%9."/>
+      <w:lvlJc w:val="right"/>
+      <w:pPr>
+        <w:ind w:left="6480" w:hanging="180"/>
+      </w:pPr>
+    </w:lvl>
+  </w:abstractNum>
+  <w:abstractNum w:abstractNumId="11" w15:restartNumberingAfterBreak="0">
     <w:nsid w:val="0BAE39D3"/>
     <w:multiLevelType w:val="hybridMultilevel"/>
     <w:tmpl w:val="324A95DA"/>
@@ -1338,7 +2948,7 @@
       </w:rPr>
     </w:lvl>
   </w:abstractNum>
-  <w:abstractNum w:abstractNumId="11" w15:restartNumberingAfterBreak="0">
+  <w:abstractNum w:abstractNumId="12" w15:restartNumberingAfterBreak="0">
     <w:nsid w:val="1687768B"/>
     <w:multiLevelType w:val="hybridMultilevel"/>
     <w:tmpl w:val="E73EB632"/>
@@ -1451,11 +3061,11 @@
       </w:rPr>
     </w:lvl>
   </w:abstractNum>
-  <w:abstractNum w:abstractNumId="12" w15:restartNumberingAfterBreak="0">
+  <w:abstractNum w:abstractNumId="13" w15:restartNumberingAfterBreak="0">
     <w:nsid w:val="1BF674D5"/>
-    <w:multiLevelType w:val="hybridMultilevel"/>
-    <w:tmpl w:val="A7C852A6"/>
-    <w:lvl w:ilvl="0" w:tplc="0409000F">
+    <w:multiLevelType w:val="multilevel"/>
+    <w:tmpl w:val="3A180280"/>
+    <w:lvl w:ilvl="0">
       <w:start w:val="1"/>
       <w:numFmt w:val="decimal"/>
       <w:lvlText w:val="%1."/>
@@ -1463,6 +3073,127 @@
       <w:pPr>
         <w:ind w:left="720" w:hanging="360"/>
       </w:pPr>
+    </w:lvl>
+    <w:lvl w:ilvl="1">
+      <w:start w:val="3"/>
+      <w:numFmt w:val="decimal"/>
+      <w:isLgl/>
+      <w:lvlText w:val="%1.%2"/>
+      <w:lvlJc w:val="left"/>
+      <w:pPr>
+        <w:ind w:left="720" w:hanging="360"/>
+      </w:pPr>
+      <w:rPr>
+        <w:rFonts w:hint="default"/>
+      </w:rPr>
+    </w:lvl>
+    <w:lvl w:ilvl="2">
+      <w:start w:val="1"/>
+      <w:numFmt w:val="decimal"/>
+      <w:isLgl/>
+      <w:lvlText w:val="%1.%2.%3"/>
+      <w:lvlJc w:val="left"/>
+      <w:pPr>
+        <w:ind w:left="1080" w:hanging="720"/>
+      </w:pPr>
+      <w:rPr>
+        <w:rFonts w:hint="default"/>
+      </w:rPr>
+    </w:lvl>
+    <w:lvl w:ilvl="3">
+      <w:start w:val="1"/>
+      <w:numFmt w:val="decimal"/>
+      <w:isLgl/>
+      <w:lvlText w:val="%1.%2.%3.%4"/>
+      <w:lvlJc w:val="left"/>
+      <w:pPr>
+        <w:ind w:left="1080" w:hanging="720"/>
+      </w:pPr>
+      <w:rPr>
+        <w:rFonts w:hint="default"/>
+      </w:rPr>
+    </w:lvl>
+    <w:lvl w:ilvl="4">
+      <w:start w:val="1"/>
+      <w:numFmt w:val="decimal"/>
+      <w:isLgl/>
+      <w:lvlText w:val="%1.%2.%3.%4.%5"/>
+      <w:lvlJc w:val="left"/>
+      <w:pPr>
+        <w:ind w:left="1440" w:hanging="1080"/>
+      </w:pPr>
+      <w:rPr>
+        <w:rFonts w:hint="default"/>
+      </w:rPr>
+    </w:lvl>
+    <w:lvl w:ilvl="5">
+      <w:start w:val="1"/>
+      <w:numFmt w:val="decimal"/>
+      <w:isLgl/>
+      <w:lvlText w:val="%1.%2.%3.%4.%5.%6"/>
+      <w:lvlJc w:val="left"/>
+      <w:pPr>
+        <w:ind w:left="1440" w:hanging="1080"/>
+      </w:pPr>
+      <w:rPr>
+        <w:rFonts w:hint="default"/>
+      </w:rPr>
+    </w:lvl>
+    <w:lvl w:ilvl="6">
+      <w:start w:val="1"/>
+      <w:numFmt w:val="decimal"/>
+      <w:isLgl/>
+      <w:lvlText w:val="%1.%2.%3.%4.%5.%6.%7"/>
+      <w:lvlJc w:val="left"/>
+      <w:pPr>
+        <w:ind w:left="1800" w:hanging="1440"/>
+      </w:pPr>
+      <w:rPr>
+        <w:rFonts w:hint="default"/>
+      </w:rPr>
+    </w:lvl>
+    <w:lvl w:ilvl="7">
+      <w:start w:val="1"/>
+      <w:numFmt w:val="decimal"/>
+      <w:isLgl/>
+      <w:lvlText w:val="%1.%2.%3.%4.%5.%6.%7.%8"/>
+      <w:lvlJc w:val="left"/>
+      <w:pPr>
+        <w:ind w:left="1800" w:hanging="1440"/>
+      </w:pPr>
+      <w:rPr>
+        <w:rFonts w:hint="default"/>
+      </w:rPr>
+    </w:lvl>
+    <w:lvl w:ilvl="8">
+      <w:start w:val="1"/>
+      <w:numFmt w:val="decimal"/>
+      <w:isLgl/>
+      <w:lvlText w:val="%1.%2.%3.%4.%5.%6.%7.%8.%9"/>
+      <w:lvlJc w:val="left"/>
+      <w:pPr>
+        <w:ind w:left="2160" w:hanging="1800"/>
+      </w:pPr>
+      <w:rPr>
+        <w:rFonts w:hint="default"/>
+      </w:rPr>
+    </w:lvl>
+  </w:abstractNum>
+  <w:abstractNum w:abstractNumId="14" w15:restartNumberingAfterBreak="0">
+    <w:nsid w:val="20325996"/>
+    <w:multiLevelType w:val="hybridMultilevel"/>
+    <w:tmpl w:val="F99EA64C"/>
+    <w:lvl w:ilvl="0" w:tplc="0409000F">
+      <w:start w:val="1"/>
+      <w:numFmt w:val="decimal"/>
+      <w:lvlText w:val="%1."/>
+      <w:lvlJc w:val="left"/>
+      <w:pPr>
+        <w:ind w:left="720" w:hanging="360"/>
+      </w:pPr>
+      <w:rPr>
+        <w:rFonts w:hint="default"/>
+      </w:rPr>
     </w:lvl>
     <w:lvl w:ilvl="1" w:tplc="04090019" w:tentative="1">
       <w:start w:val="1"/>
@@ -1537,7 +3268,7 @@
       </w:pPr>
     </w:lvl>
   </w:abstractNum>
-  <w:abstractNum w:abstractNumId="13" w15:restartNumberingAfterBreak="0">
+  <w:abstractNum w:abstractNumId="15" w15:restartNumberingAfterBreak="0">
     <w:nsid w:val="229B3EF9"/>
     <w:multiLevelType w:val="hybridMultilevel"/>
     <w:tmpl w:val="46B2A2A2"/>
@@ -1650,7 +3381,7 @@
       </w:rPr>
     </w:lvl>
   </w:abstractNum>
-  <w:abstractNum w:abstractNumId="14" w15:restartNumberingAfterBreak="0">
+  <w:abstractNum w:abstractNumId="16" w15:restartNumberingAfterBreak="0">
     <w:nsid w:val="25BA101D"/>
     <w:multiLevelType w:val="hybridMultilevel"/>
     <w:tmpl w:val="C2500BFA"/>
@@ -1763,7 +3494,7 @@
       </w:rPr>
     </w:lvl>
   </w:abstractNum>
-  <w:abstractNum w:abstractNumId="15" w15:restartNumberingAfterBreak="0">
+  <w:abstractNum w:abstractNumId="17" w15:restartNumberingAfterBreak="0">
     <w:nsid w:val="4C9837C3"/>
     <w:multiLevelType w:val="hybridMultilevel"/>
     <w:tmpl w:val="081098D8"/>
@@ -1876,7 +3607,7 @@
       </w:rPr>
     </w:lvl>
   </w:abstractNum>
-  <w:abstractNum w:abstractNumId="16" w15:restartNumberingAfterBreak="0">
+  <w:abstractNum w:abstractNumId="18" w15:restartNumberingAfterBreak="0">
     <w:nsid w:val="518A5A1F"/>
     <w:multiLevelType w:val="multilevel"/>
     <w:tmpl w:val="290E7A80"/>
@@ -2025,7 +3756,7 @@
       </w:rPr>
     </w:lvl>
   </w:abstractNum>
-  <w:abstractNum w:abstractNumId="17" w15:restartNumberingAfterBreak="0">
+  <w:abstractNum w:abstractNumId="19" w15:restartNumberingAfterBreak="0">
     <w:nsid w:val="52000B74"/>
     <w:multiLevelType w:val="hybridMultilevel"/>
     <w:tmpl w:val="2A960D54"/>
@@ -2138,7 +3869,7 @@
       </w:rPr>
     </w:lvl>
   </w:abstractNum>
-  <w:abstractNum w:abstractNumId="18" w15:restartNumberingAfterBreak="0">
+  <w:abstractNum w:abstractNumId="20" w15:restartNumberingAfterBreak="0">
     <w:nsid w:val="527A4BDD"/>
     <w:multiLevelType w:val="hybridMultilevel"/>
     <w:tmpl w:val="4E163374"/>
@@ -2224,7 +3955,7 @@
       </w:pPr>
     </w:lvl>
   </w:abstractNum>
-  <w:abstractNum w:abstractNumId="19" w15:restartNumberingAfterBreak="0">
+  <w:abstractNum w:abstractNumId="21" w15:restartNumberingAfterBreak="0">
     <w:nsid w:val="5AD016E7"/>
     <w:multiLevelType w:val="hybridMultilevel"/>
     <w:tmpl w:val="AD6EC9B8"/>
@@ -2337,7 +4068,7 @@
       </w:rPr>
     </w:lvl>
   </w:abstractNum>
-  <w:abstractNum w:abstractNumId="20" w15:restartNumberingAfterBreak="0">
+  <w:abstractNum w:abstractNumId="22" w15:restartNumberingAfterBreak="0">
     <w:nsid w:val="61DA4160"/>
     <w:multiLevelType w:val="hybridMultilevel"/>
     <w:tmpl w:val="90802C16"/>
@@ -2450,7 +4181,7 @@
       </w:rPr>
     </w:lvl>
   </w:abstractNum>
-  <w:abstractNum w:abstractNumId="21" w15:restartNumberingAfterBreak="0">
+  <w:abstractNum w:abstractNumId="23" w15:restartNumberingAfterBreak="0">
     <w:nsid w:val="64584A6E"/>
     <w:multiLevelType w:val="hybridMultilevel"/>
     <w:tmpl w:val="4FC6E9DA"/>
@@ -2563,7 +4294,7 @@
       </w:rPr>
     </w:lvl>
   </w:abstractNum>
-  <w:abstractNum w:abstractNumId="22" w15:restartNumberingAfterBreak="0">
+  <w:abstractNum w:abstractNumId="24" w15:restartNumberingAfterBreak="0">
     <w:nsid w:val="66772807"/>
     <w:multiLevelType w:val="multilevel"/>
     <w:tmpl w:val="816C85E6"/>
@@ -2712,7 +4443,7 @@
       </w:rPr>
     </w:lvl>
   </w:abstractNum>
-  <w:abstractNum w:abstractNumId="23" w15:restartNumberingAfterBreak="0">
+  <w:abstractNum w:abstractNumId="25" w15:restartNumberingAfterBreak="0">
     <w:nsid w:val="670E478C"/>
     <w:multiLevelType w:val="hybridMultilevel"/>
     <w:tmpl w:val="2F6E1EEA"/>
@@ -2825,7 +4556,7 @@
       </w:rPr>
     </w:lvl>
   </w:abstractNum>
-  <w:abstractNum w:abstractNumId="24" w15:restartNumberingAfterBreak="0">
+  <w:abstractNum w:abstractNumId="26" w15:restartNumberingAfterBreak="0">
     <w:nsid w:val="680260DE"/>
     <w:multiLevelType w:val="hybridMultilevel"/>
     <w:tmpl w:val="E3EEC270"/>
@@ -2937,7 +4668,7 @@
       </w:rPr>
     </w:lvl>
   </w:abstractNum>
-  <w:abstractNum w:abstractNumId="25" w15:restartNumberingAfterBreak="0">
+  <w:abstractNum w:abstractNumId="27" w15:restartNumberingAfterBreak="0">
     <w:nsid w:val="688870A7"/>
     <w:multiLevelType w:val="hybridMultilevel"/>
     <w:tmpl w:val="1B6C641E"/>
@@ -3049,7 +4780,7 @@
       </w:rPr>
     </w:lvl>
   </w:abstractNum>
-  <w:abstractNum w:abstractNumId="26" w15:restartNumberingAfterBreak="0">
+  <w:abstractNum w:abstractNumId="28" w15:restartNumberingAfterBreak="0">
     <w:nsid w:val="6FEC7E95"/>
     <w:multiLevelType w:val="hybridMultilevel"/>
     <w:tmpl w:val="D4403BD4"/>
@@ -3135,7 +4866,120 @@
       </w:pPr>
     </w:lvl>
   </w:abstractNum>
-  <w:abstractNum w:abstractNumId="27" w15:restartNumberingAfterBreak="0">
+  <w:abstractNum w:abstractNumId="29" w15:restartNumberingAfterBreak="0">
+    <w:nsid w:val="720E4F61"/>
+    <w:multiLevelType w:val="multilevel"/>
+    <w:tmpl w:val="19649900"/>
+    <w:lvl w:ilvl="0">
+      <w:start w:val="1"/>
+      <w:numFmt w:val="decimal"/>
+      <w:lvlText w:val="%1.0"/>
+      <w:lvlJc w:val="left"/>
+      <w:pPr>
+        <w:ind w:left="369" w:hanging="369"/>
+      </w:pPr>
+      <w:rPr>
+        <w:rFonts w:hint="default"/>
+      </w:rPr>
+    </w:lvl>
+    <w:lvl w:ilvl="1">
+      <w:start w:val="1"/>
+      <w:numFmt w:val="decimal"/>
+      <w:lvlText w:val="%1.%2"/>
+      <w:lvlJc w:val="left"/>
+      <w:pPr>
+        <w:ind w:left="1089" w:hanging="369"/>
+      </w:pPr>
+      <w:rPr>
+        <w:rFonts w:hint="default"/>
+      </w:rPr>
+    </w:lvl>
+    <w:lvl w:ilvl="2">
+      <w:start w:val="1"/>
+      <w:numFmt w:val="decimal"/>
+      <w:lvlText w:val="%1.%2.%3"/>
+      <w:lvlJc w:val="left"/>
+      <w:pPr>
+        <w:ind w:left="2160" w:hanging="720"/>
+      </w:pPr>
+      <w:rPr>
+        <w:rFonts w:hint="default"/>
+      </w:rPr>
+    </w:lvl>
+    <w:lvl w:ilvl="3">
+      <w:start w:val="1"/>
+      <w:numFmt w:val="decimal"/>
+      <w:lvlText w:val="%1.%2.%3.%4"/>
+      <w:lvlJc w:val="left"/>
+      <w:pPr>
+        <w:ind w:left="3240" w:hanging="1080"/>
+      </w:pPr>
+      <w:rPr>
+        <w:rFonts w:hint="default"/>
+      </w:rPr>
+    </w:lvl>
+    <w:lvl w:ilvl="4">
+      <w:start w:val="1"/>
+      <w:numFmt w:val="decimal"/>
+      <w:lvlText w:val="%1.%2.%3.%4.%5"/>
+      <w:lvlJc w:val="left"/>
+      <w:pPr>
+        <w:ind w:left="3960" w:hanging="1080"/>
+      </w:pPr>
+      <w:rPr>
+        <w:rFonts w:hint="default"/>
+      </w:rPr>
+    </w:lvl>
+    <w:lvl w:ilvl="5">
+      <w:start w:val="1"/>
+      <w:numFmt w:val="decimal"/>
+      <w:lvlText w:val="%1.%2.%3.%4.%5.%6"/>
+      <w:lvlJc w:val="left"/>
+      <w:pPr>
+        <w:ind w:left="5040" w:hanging="1440"/>
+      </w:pPr>
+      <w:rPr>
+        <w:rFonts w:hint="default"/>
+      </w:rPr>
+    </w:lvl>
+    <w:lvl w:ilvl="6">
+      <w:start w:val="1"/>
+      <w:numFmt w:val="decimal"/>
+      <w:lvlText w:val="%1.%2.%3.%4.%5.%6.%7"/>
+      <w:lvlJc w:val="left"/>
+      <w:pPr>
+        <w:ind w:left="5760" w:hanging="1440"/>
+      </w:pPr>
+      <w:rPr>
+        <w:rFonts w:hint="default"/>
+      </w:rPr>
+    </w:lvl>
+    <w:lvl w:ilvl="7">
+      <w:start w:val="1"/>
+      <w:numFmt w:val="decimal"/>
+      <w:lvlText w:val="%1.%2.%3.%4.%5.%6.%7.%8"/>
+      <w:lvlJc w:val="left"/>
+      <w:pPr>
+        <w:ind w:left="6840" w:hanging="1800"/>
+      </w:pPr>
+      <w:rPr>
+        <w:rFonts w:hint="default"/>
+      </w:rPr>
+    </w:lvl>
+    <w:lvl w:ilvl="8">
+      <w:start w:val="1"/>
+      <w:numFmt w:val="decimal"/>
+      <w:lvlText w:val="%1.%2.%3.%4.%5.%6.%7.%8.%9"/>
+      <w:lvlJc w:val="left"/>
+      <w:pPr>
+        <w:ind w:left="7920" w:hanging="2160"/>
+      </w:pPr>
+      <w:rPr>
+        <w:rFonts w:hint="default"/>
+      </w:rPr>
+    </w:lvl>
+  </w:abstractNum>
+  <w:abstractNum w:abstractNumId="30" w15:restartNumberingAfterBreak="0">
     <w:nsid w:val="75BF684E"/>
     <w:multiLevelType w:val="hybridMultilevel"/>
     <w:tmpl w:val="92ECD91C"/>
@@ -3248,7 +5092,7 @@
       </w:rPr>
     </w:lvl>
   </w:abstractNum>
-  <w:abstractNum w:abstractNumId="28" w15:restartNumberingAfterBreak="0">
+  <w:abstractNum w:abstractNumId="31" w15:restartNumberingAfterBreak="0">
     <w:nsid w:val="7C046A4C"/>
     <w:multiLevelType w:val="hybridMultilevel"/>
     <w:tmpl w:val="7B7828EA"/>
@@ -3361,7 +5205,7 @@
       </w:rPr>
     </w:lvl>
   </w:abstractNum>
-  <w:abstractNum w:abstractNumId="29" w15:restartNumberingAfterBreak="0">
+  <w:abstractNum w:abstractNumId="32" w15:restartNumberingAfterBreak="0">
     <w:nsid w:val="7DB96BC3"/>
     <w:multiLevelType w:val="hybridMultilevel"/>
     <w:tmpl w:val="9ED6E0C0"/>
@@ -3502,67 +5346,76 @@
     <w:abstractNumId w:val="0"/>
   </w:num>
   <w:num w:numId="10" w16cid:durableId="106511336">
+    <w:abstractNumId w:val="31"/>
+  </w:num>
+  <w:num w:numId="11" w16cid:durableId="767696050">
+    <w:abstractNumId w:val="12"/>
+  </w:num>
+  <w:num w:numId="12" w16cid:durableId="245650649">
+    <w:abstractNumId w:val="27"/>
+  </w:num>
+  <w:num w:numId="13" w16cid:durableId="1883326798">
+    <w:abstractNumId w:val="26"/>
+  </w:num>
+  <w:num w:numId="14" w16cid:durableId="1853568935">
+    <w:abstractNumId w:val="32"/>
+  </w:num>
+  <w:num w:numId="15" w16cid:durableId="530187109">
+    <w:abstractNumId w:val="30"/>
+  </w:num>
+  <w:num w:numId="16" w16cid:durableId="552887729">
+    <w:abstractNumId w:val="25"/>
+  </w:num>
+  <w:num w:numId="17" w16cid:durableId="412120092">
+    <w:abstractNumId w:val="23"/>
+  </w:num>
+  <w:num w:numId="18" w16cid:durableId="89274343">
+    <w:abstractNumId w:val="21"/>
+  </w:num>
+  <w:num w:numId="19" w16cid:durableId="448283815">
+    <w:abstractNumId w:val="16"/>
+  </w:num>
+  <w:num w:numId="20" w16cid:durableId="1041520630">
+    <w:abstractNumId w:val="22"/>
+  </w:num>
+  <w:num w:numId="21" w16cid:durableId="1746876029">
+    <w:abstractNumId w:val="11"/>
+  </w:num>
+  <w:num w:numId="22" w16cid:durableId="616640340">
     <w:abstractNumId w:val="28"/>
   </w:num>
-  <w:num w:numId="11" w16cid:durableId="767696050">
-    <w:abstractNumId w:val="11"/>
-  </w:num>
-  <w:num w:numId="12" w16cid:durableId="245650649">
-    <w:abstractNumId w:val="25"/>
-  </w:num>
-  <w:num w:numId="13" w16cid:durableId="1883326798">
-    <w:abstractNumId w:val="24"/>
-  </w:num>
-  <w:num w:numId="14" w16cid:durableId="1853568935">
-    <w:abstractNumId w:val="29"/>
-  </w:num>
-  <w:num w:numId="15" w16cid:durableId="530187109">
-    <w:abstractNumId w:val="27"/>
-  </w:num>
-  <w:num w:numId="16" w16cid:durableId="552887729">
-    <w:abstractNumId w:val="23"/>
-  </w:num>
-  <w:num w:numId="17" w16cid:durableId="412120092">
-    <w:abstractNumId w:val="21"/>
-  </w:num>
-  <w:num w:numId="18" w16cid:durableId="89274343">
-    <w:abstractNumId w:val="19"/>
-  </w:num>
-  <w:num w:numId="19" w16cid:durableId="448283815">
-    <w:abstractNumId w:val="14"/>
-  </w:num>
-  <w:num w:numId="20" w16cid:durableId="1041520630">
-    <w:abstractNumId w:val="20"/>
-  </w:num>
-  <w:num w:numId="21" w16cid:durableId="1746876029">
-    <w:abstractNumId w:val="10"/>
-  </w:num>
-  <w:num w:numId="22" w16cid:durableId="616640340">
-    <w:abstractNumId w:val="26"/>
-  </w:num>
   <w:num w:numId="23" w16cid:durableId="1614432541">
-    <w:abstractNumId w:val="12"/>
+    <w:abstractNumId w:val="13"/>
   </w:num>
   <w:num w:numId="24" w16cid:durableId="74517583">
-    <w:abstractNumId w:val="18"/>
+    <w:abstractNumId w:val="20"/>
   </w:num>
   <w:num w:numId="25" w16cid:durableId="1898738452">
     <w:abstractNumId w:val="9"/>
   </w:num>
   <w:num w:numId="26" w16cid:durableId="485783924">
-    <w:abstractNumId w:val="13"/>
+    <w:abstractNumId w:val="15"/>
   </w:num>
   <w:num w:numId="27" w16cid:durableId="732968244">
-    <w:abstractNumId w:val="22"/>
+    <w:abstractNumId w:val="24"/>
   </w:num>
   <w:num w:numId="28" w16cid:durableId="1958484916">
-    <w:abstractNumId w:val="16"/>
+    <w:abstractNumId w:val="18"/>
   </w:num>
   <w:num w:numId="29" w16cid:durableId="1051272482">
-    <w:abstractNumId w:val="15"/>
+    <w:abstractNumId w:val="17"/>
   </w:num>
   <w:num w:numId="30" w16cid:durableId="2055419575">
-    <w:abstractNumId w:val="17"/>
+    <w:abstractNumId w:val="19"/>
+  </w:num>
+  <w:num w:numId="31" w16cid:durableId="344525990">
+    <w:abstractNumId w:val="14"/>
+  </w:num>
+  <w:num w:numId="32" w16cid:durableId="341317940">
+    <w:abstractNumId w:val="29"/>
+  </w:num>
+  <w:num w:numId="33" w16cid:durableId="1428455165">
+    <w:abstractNumId w:val="10"/>
   </w:num>
 </w:numbering>
 </file>
@@ -4170,6 +6023,7 @@
   <w:style w:type="character" w:default="1" w:styleId="DefaultParagraphFont">
     <w:name w:val="Default Paragraph Font"/>
     <w:uiPriority w:val="1"/>
+    <w:semiHidden/>
     <w:unhideWhenUsed/>
   </w:style>
   <w:style w:type="table" w:default="1" w:styleId="TableNormal">
@@ -4884,7 +6738,6 @@
     <w:basedOn w:val="Heading1"/>
     <w:next w:val="Normal"/>
     <w:uiPriority w:val="39"/>
-    <w:semiHidden/>
     <w:unhideWhenUsed/>
     <w:qFormat/>
     <w:rsid w:val="00FC693F"/>
@@ -14945,6 +16798,55 @@
         <w:shd w:val="clear" w:color="auto" w:fill="FBCAA2" w:themeFill="accent6" w:themeFillTint="7F"/>
       </w:tcPr>
     </w:tblStylePr>
+  </w:style>
+  <w:style w:type="paragraph" w:styleId="TOC1">
+    <w:name w:val="toc 1"/>
+    <w:basedOn w:val="Normal"/>
+    <w:next w:val="Normal"/>
+    <w:autoRedefine/>
+    <w:uiPriority w:val="39"/>
+    <w:unhideWhenUsed/>
+    <w:rsid w:val="00E136CF"/>
+    <w:pPr>
+      <w:spacing w:after="100"/>
+    </w:pPr>
+  </w:style>
+  <w:style w:type="paragraph" w:styleId="TOC2">
+    <w:name w:val="toc 2"/>
+    <w:basedOn w:val="Normal"/>
+    <w:next w:val="Normal"/>
+    <w:autoRedefine/>
+    <w:uiPriority w:val="39"/>
+    <w:unhideWhenUsed/>
+    <w:rsid w:val="00E136CF"/>
+    <w:pPr>
+      <w:spacing w:after="100"/>
+      <w:ind w:left="220"/>
+    </w:pPr>
+  </w:style>
+  <w:style w:type="paragraph" w:styleId="TOC3">
+    <w:name w:val="toc 3"/>
+    <w:basedOn w:val="Normal"/>
+    <w:next w:val="Normal"/>
+    <w:autoRedefine/>
+    <w:uiPriority w:val="39"/>
+    <w:unhideWhenUsed/>
+    <w:rsid w:val="00E136CF"/>
+    <w:pPr>
+      <w:spacing w:after="100"/>
+      <w:ind w:left="440"/>
+    </w:pPr>
+  </w:style>
+  <w:style w:type="character" w:styleId="Hyperlink">
+    <w:name w:val="Hyperlink"/>
+    <w:basedOn w:val="DefaultParagraphFont"/>
+    <w:uiPriority w:val="99"/>
+    <w:unhideWhenUsed/>
+    <w:rsid w:val="00E136CF"/>
+    <w:rPr>
+      <w:color w:val="0000FF" w:themeColor="hyperlink"/>
+      <w:u w:val="single"/>
+    </w:rPr>
   </w:style>
 </w:styles>
 </file>

--- a/JCPV Implementation Manual.docx
+++ b/JCPV Implementation Manual.docx
@@ -66,7 +66,10 @@
         <w:jc w:val="center"/>
       </w:pPr>
       <w:r>
-        <w:t>February 2026</w:t>
+        <w:t>April</w:t>
+      </w:r>
+      <w:r>
+        <w:t xml:space="preserve"> 2026</w:t>
       </w:r>
       <w:r>
         <w:br/>
@@ -79,6 +82,14 @@
     </w:p>
     <w:sdt>
       <w:sdtPr>
+        <w:rPr>
+          <w:rFonts w:asciiTheme="minorHAnsi" w:eastAsiaTheme="minorEastAsia" w:hAnsiTheme="minorHAnsi" w:cstheme="minorBidi"/>
+          <w:b w:val="0"/>
+          <w:bCs w:val="0"/>
+          <w:color w:val="auto"/>
+          <w:sz w:val="22"/>
+          <w:szCs w:val="22"/>
+        </w:rPr>
         <w:id w:val="-185828364"/>
         <w:docPartObj>
           <w:docPartGallery w:val="Table of Contents"/>
@@ -87,11 +98,7 @@
       </w:sdtPr>
       <w:sdtEndPr>
         <w:rPr>
-          <w:rFonts w:asciiTheme="minorHAnsi" w:eastAsiaTheme="minorEastAsia" w:hAnsiTheme="minorHAnsi" w:cstheme="minorBidi"/>
           <w:noProof/>
-          <w:color w:val="auto"/>
-          <w:sz w:val="22"/>
-          <w:szCs w:val="22"/>
         </w:rPr>
       </w:sdtEndPr>
       <w:sdtContent>
@@ -708,21 +715,7 @@
                 <w:rStyle w:val="Hyperlink"/>
                 <w:noProof/>
               </w:rPr>
-              <w:t>3.3 Configuratio</w:t>
-            </w:r>
-            <w:r>
-              <w:rPr>
-                <w:rStyle w:val="Hyperlink"/>
-                <w:noProof/>
-              </w:rPr>
-              <w:t>n</w:t>
-            </w:r>
-            <w:r>
-              <w:rPr>
-                <w:rStyle w:val="Hyperlink"/>
-                <w:noProof/>
-              </w:rPr>
-              <w:t xml:space="preserve"> Options</w:t>
+              <w:t>3.3 Configuration Options</w:t>
             </w:r>
             <w:r>
               <w:rPr>
@@ -1321,34 +1314,12 @@
     </w:p>
     <w:p>
       <w:r>
-        <w:t xml:space="preserve">This application provides a graphical interface for loading property data, </w:t>
-      </w:r>
-      <w:r>
-        <w:t xml:space="preserve">tracking property status and condition, </w:t>
-      </w:r>
-      <w:r>
-        <w:t xml:space="preserve">validating addresses, geocoding locations, and generating interactive maps for Jefferson County, PA. The system integrates </w:t>
-      </w:r>
-      <w:proofErr w:type="spellStart"/>
-      <w:r>
-        <w:t>Tkinter</w:t>
-      </w:r>
-      <w:proofErr w:type="spellEnd"/>
-      <w:r>
-        <w:t xml:space="preserve"> for the GUI, Folium for map rendering, </w:t>
-      </w:r>
-      <w:proofErr w:type="spellStart"/>
-      <w:r>
-        <w:t>GeoPandas</w:t>
-      </w:r>
-      <w:proofErr w:type="spellEnd"/>
-      <w:r>
-        <w:t xml:space="preserve"> for shapefile processing, and Selenium for automated map screenshot generation.</w:t>
+        <w:t>This application provides an integrated environment for managing property condition data and generating geospatial visualizations for Jefferson County, Pennsylvania. It combines a structured data‑entry workflow with automated geocoding, map generation, and data validation to support county‑level blight mitigation and property inventory efforts.</w:t>
       </w:r>
     </w:p>
     <w:p>
       <w:r>
-        <w:t>The tool supports:</w:t>
+        <w:t>The system is built around a modular architecture that leverages several specialized libraries:</w:t>
       </w:r>
     </w:p>
     <w:p>
@@ -1356,11 +1327,16 @@
         <w:pStyle w:val="ListParagraph"/>
         <w:numPr>
           <w:ilvl w:val="0"/>
-          <w:numId w:val="20"/>
+          <w:numId w:val="9"/>
         </w:numPr>
       </w:pPr>
-      <w:r>
-        <w:t>Importing CSV datasets</w:t>
+      <w:proofErr w:type="spellStart"/>
+      <w:r>
+        <w:t>Tkinter</w:t>
+      </w:r>
+      <w:proofErr w:type="spellEnd"/>
+      <w:r>
+        <w:t xml:space="preserve"> for the graphical user interface and interactive data management</w:t>
       </w:r>
     </w:p>
     <w:p>
@@ -1368,11 +1344,11 @@
         <w:pStyle w:val="ListParagraph"/>
         <w:numPr>
           <w:ilvl w:val="0"/>
-          <w:numId w:val="20"/>
+          <w:numId w:val="9"/>
         </w:numPr>
       </w:pPr>
       <w:r>
-        <w:t>Validating and geocoding property addresses</w:t>
+        <w:t>Folium for rendering Leaflet‑based web maps</w:t>
       </w:r>
     </w:p>
     <w:p>
@@ -1380,11 +1356,16 @@
         <w:pStyle w:val="ListParagraph"/>
         <w:numPr>
           <w:ilvl w:val="0"/>
-          <w:numId w:val="20"/>
+          <w:numId w:val="9"/>
         </w:numPr>
       </w:pPr>
-      <w:r>
-        <w:t>Generating individual and full‑county maps</w:t>
+      <w:proofErr w:type="spellStart"/>
+      <w:r>
+        <w:t>GeoPandas</w:t>
+      </w:r>
+      <w:proofErr w:type="spellEnd"/>
+      <w:r>
+        <w:t xml:space="preserve"> for loading and filtering municipal shapefiles</w:t>
       </w:r>
     </w:p>
     <w:p>
@@ -1392,24 +1373,40 @@
         <w:pStyle w:val="ListParagraph"/>
         <w:numPr>
           <w:ilvl w:val="0"/>
-          <w:numId w:val="20"/>
+          <w:numId w:val="9"/>
         </w:numPr>
       </w:pPr>
-      <w:proofErr w:type="gramStart"/>
-      <w:r>
-        <w:t>Caching</w:t>
-      </w:r>
-      <w:proofErr w:type="gramEnd"/>
-      <w:r>
-        <w:t xml:space="preserve"> </w:t>
-      </w:r>
-      <w:proofErr w:type="gramStart"/>
-      <w:r>
-        <w:t>geocode</w:t>
-      </w:r>
-      <w:proofErr w:type="gramEnd"/>
-      <w:r>
-        <w:t xml:space="preserve"> results</w:t>
+      <w:r>
+        <w:t>Geopy (</w:t>
+      </w:r>
+      <w:proofErr w:type="spellStart"/>
+      <w:r>
+        <w:t>Nominatim</w:t>
+      </w:r>
+      <w:proofErr w:type="spellEnd"/>
+      <w:r>
+        <w:t>) for address geocoding with caching to reduce API load</w:t>
+      </w:r>
+    </w:p>
+    <w:p>
+      <w:r>
+        <w:t>Together, these components enable users to load property datasets, review and edit records, validate and geocode addresses, and generate both individual property maps and full‑county visualizations using locally stored OpenStreetMap tiles.</w:t>
+      </w:r>
+    </w:p>
+    <w:p>
+      <w:pPr>
+        <w:pStyle w:val="Heading2"/>
+      </w:pPr>
+      <w:r>
+        <w:t xml:space="preserve">1.1 </w:t>
+      </w:r>
+      <w:r>
+        <w:t>Core Capabilities</w:t>
+      </w:r>
+    </w:p>
+    <w:p>
+      <w:r>
+        <w:t>The application supports the following key functions:</w:t>
       </w:r>
     </w:p>
     <w:p>
@@ -1417,11 +1414,11 @@
         <w:pStyle w:val="ListParagraph"/>
         <w:numPr>
           <w:ilvl w:val="0"/>
-          <w:numId w:val="20"/>
+          <w:numId w:val="8"/>
         </w:numPr>
       </w:pPr>
       <w:r>
-        <w:t>Exporting updated CSV files</w:t>
+        <w:t>Importing and managing CSV datasets through an interactive table‑based interface</w:t>
       </w:r>
     </w:p>
     <w:p>
@@ -1429,22 +1426,84 @@
         <w:pStyle w:val="ListParagraph"/>
         <w:numPr>
           <w:ilvl w:val="0"/>
-          <w:numId w:val="20"/>
+          <w:numId w:val="8"/>
         </w:numPr>
       </w:pPr>
       <w:r>
-        <w:t>Packaging as a standalone Windows executable using auto‑</w:t>
-      </w:r>
-      <w:proofErr w:type="spellStart"/>
-      <w:r>
-        <w:t>py</w:t>
-      </w:r>
-      <w:proofErr w:type="spellEnd"/>
-      <w:r>
-        <w:t>‑to‑</w:t>
-      </w:r>
-      <w:r>
-        <w:t>exe</w:t>
+        <w:t>Validating and geocoding property addresses, including fallback strategies for incomplete data</w:t>
+      </w:r>
+    </w:p>
+    <w:p>
+      <w:pPr>
+        <w:pStyle w:val="ListParagraph"/>
+        <w:numPr>
+          <w:ilvl w:val="0"/>
+          <w:numId w:val="8"/>
+        </w:numPr>
+      </w:pPr>
+      <w:r>
+        <w:t>Generating individual property maps centered on geocoded coordinates</w:t>
+      </w:r>
+    </w:p>
+    <w:p>
+      <w:pPr>
+        <w:pStyle w:val="ListParagraph"/>
+        <w:numPr>
+          <w:ilvl w:val="0"/>
+          <w:numId w:val="8"/>
+        </w:numPr>
+      </w:pPr>
+      <w:r>
+        <w:t>Producing a full‑county map displaying all known properties with status‑coded markers</w:t>
+      </w:r>
+    </w:p>
+    <w:p>
+      <w:pPr>
+        <w:pStyle w:val="ListParagraph"/>
+        <w:numPr>
+          <w:ilvl w:val="0"/>
+          <w:numId w:val="8"/>
+        </w:numPr>
+      </w:pPr>
+      <w:r>
+        <w:t xml:space="preserve">Caching </w:t>
+      </w:r>
+      <w:proofErr w:type="gramStart"/>
+      <w:r>
+        <w:t>geocode</w:t>
+      </w:r>
+      <w:proofErr w:type="gramEnd"/>
+      <w:r>
+        <w:t xml:space="preserve"> results to improve performance and reduce external API requests</w:t>
+      </w:r>
+    </w:p>
+    <w:p>
+      <w:pPr>
+        <w:pStyle w:val="ListParagraph"/>
+        <w:numPr>
+          <w:ilvl w:val="0"/>
+          <w:numId w:val="8"/>
+        </w:numPr>
+      </w:pPr>
+      <w:r>
+        <w:t>Exporting filtered or modified datasets back to CSV format</w:t>
+      </w:r>
+    </w:p>
+    <w:p>
+      <w:pPr>
+        <w:pStyle w:val="ListParagraph"/>
+        <w:numPr>
+          <w:ilvl w:val="0"/>
+          <w:numId w:val="8"/>
+        </w:numPr>
+      </w:pPr>
+      <w:r>
+        <w:t>Packaging the entire system as a standalone Windows executable for distribution to non‑technical users</w:t>
+      </w:r>
+    </w:p>
+    <w:p>
+      <w:r>
+        <w:t>This combination of data management, geospatial processing, and automated visualization provides a robust tool for county staff and partner organizations engaged in property review, blight assessment, and long‑term planning.</w:t>
       </w:r>
     </w:p>
     <w:p>
@@ -1466,75 +1525,28 @@
       <w:bookmarkEnd w:id="3"/>
     </w:p>
     <w:p>
-      <w:r>
-        <w:t xml:space="preserve">The Property viewer </w:t>
-      </w:r>
-      <w:r>
-        <w:t>should</w:t>
-      </w:r>
-      <w:r>
-        <w:t xml:space="preserve"> </w:t>
-      </w:r>
-      <w:r>
-        <w:t xml:space="preserve">run </w:t>
-      </w:r>
-      <w:r>
-        <w:t xml:space="preserve">on any </w:t>
-      </w:r>
-      <w:r>
-        <w:t xml:space="preserve">machine running </w:t>
-      </w:r>
-      <w:r>
-        <w:t>a</w:t>
-      </w:r>
-      <w:r>
-        <w:t xml:space="preserve"> Windows</w:t>
-      </w:r>
-      <w:r>
-        <w:t>-based operating system. An internet connection is required for some functions, but the app</w:t>
-      </w:r>
-      <w:r>
-        <w:t xml:space="preserve">lication will still function without. Do </w:t>
-      </w:r>
-      <w:proofErr w:type="gramStart"/>
-      <w:r>
-        <w:t>note:</w:t>
-      </w:r>
-      <w:proofErr w:type="gramEnd"/>
-      <w:r>
-        <w:t xml:space="preserve"> </w:t>
-      </w:r>
-      <w:r>
-        <w:t>windows security may try</w:t>
-      </w:r>
-      <w:r>
-        <w:t xml:space="preserve"> to prevent you from running the app due to there being no </w:t>
-      </w:r>
-      <w:r>
-        <w:t>recognized</w:t>
-      </w:r>
-      <w:r>
-        <w:t xml:space="preserve"> publisher. </w:t>
-      </w:r>
-      <w:r>
-        <w:t xml:space="preserve">Follow the menu </w:t>
-      </w:r>
-      <w:r>
-        <w:t>prompts and</w:t>
-      </w:r>
-      <w:r>
-        <w:t xml:space="preserve"> allow the app to run anyway</w:t>
-      </w:r>
-      <w:r>
-        <w:t>.</w:t>
+      <w:bookmarkStart w:id="4" w:name="_Toc222995116"/>
+      <w:bookmarkStart w:id="5" w:name="_Toc222995413"/>
+      <w:r>
+        <w:t>The Jefferson County Property Viewer is designed to operate on standard Windows‑based workstations and requires no specialized hardware or external software installations. The application is distributed as a standalone executable that includes all necessary runtime components, including a bundled Chromium browser used for HTML‑to‑PNG map rendering. As a result, end‑users do not need Python, Chrome, or any additional libraries installed on their systems.</w:t>
       </w:r>
     </w:p>
     <w:p>
       <w:pPr>
+        <w:rPr>
+          <w:b/>
+          <w:bCs/>
+        </w:rPr>
+      </w:pPr>
+      <w:r>
+        <w:lastRenderedPageBreak/>
+        <w:t>Most application features operate fully offline using locally stored OpenStreetMap tiles and cached geocode results. An internet connection is required only when geocoding new or previously unseen addresses. Users may encounter Windows SmartScreen warnings due to the application being unsigned; this is expected for internally developed software. Users may safely allow the application to run in accordance with county IT policies.</w:t>
+      </w:r>
+    </w:p>
+    <w:p>
+      <w:pPr>
         <w:pStyle w:val="Heading2"/>
       </w:pPr>
-      <w:bookmarkStart w:id="4" w:name="_Toc222995116"/>
-      <w:bookmarkStart w:id="5" w:name="_Toc222995413"/>
       <w:r>
         <w:t xml:space="preserve">2.1 </w:t>
       </w:r>
@@ -1545,15 +1557,33 @@
       <w:bookmarkEnd w:id="5"/>
     </w:p>
     <w:p>
+      <w:r>
+        <w:t>Purpose:</w:t>
+      </w:r>
+    </w:p>
+    <w:p>
+      <w:r>
+        <w:t>Serves as the runtime environment for the packaged application, supporting property data review, address validation, geocoding, and map generation.</w:t>
+      </w:r>
+    </w:p>
+    <w:p>
+      <w:pPr>
+        <w:pStyle w:val="Heading3"/>
+      </w:pPr>
+      <w:r>
+        <w:t>Supported Operating Systems:</w:t>
+      </w:r>
+    </w:p>
+    <w:p>
       <w:pPr>
         <w:pStyle w:val="ListParagraph"/>
         <w:numPr>
           <w:ilvl w:val="0"/>
-          <w:numId w:val="17"/>
+          <w:numId w:val="8"/>
         </w:numPr>
       </w:pPr>
       <w:r>
-        <w:t>Purpose: Runs the packaged application for property validation and mapping</w:t>
+        <w:t>Windows 10 (recommended)</w:t>
       </w:r>
     </w:p>
     <w:p>
@@ -1561,17 +1591,11 @@
         <w:pStyle w:val="ListParagraph"/>
         <w:numPr>
           <w:ilvl w:val="0"/>
-          <w:numId w:val="17"/>
+          <w:numId w:val="8"/>
         </w:numPr>
       </w:pPr>
       <w:r>
-        <w:t xml:space="preserve">Operating System: Some Windows based OS, </w:t>
-      </w:r>
-      <w:r>
-        <w:t xml:space="preserve">10 or 11 </w:t>
-      </w:r>
-      <w:r>
-        <w:t>recommended</w:t>
+        <w:t>Windows 11 (recommended)</w:t>
       </w:r>
     </w:p>
     <w:p>
@@ -1579,11 +1603,19 @@
         <w:pStyle w:val="ListParagraph"/>
         <w:numPr>
           <w:ilvl w:val="0"/>
-          <w:numId w:val="17"/>
+          <w:numId w:val="8"/>
         </w:numPr>
       </w:pPr>
       <w:r>
-        <w:t>Python Version (development): 3.10+</w:t>
+        <w:t>Other modern Windows environments may function but are not formally tested</w:t>
+      </w:r>
+    </w:p>
+    <w:p>
+      <w:pPr>
+        <w:pStyle w:val="Heading3"/>
+      </w:pPr>
+      <w:r>
+        <w:t>Development Environment Requirements:</w:t>
       </w:r>
     </w:p>
     <w:p>
@@ -1591,16 +1623,966 @@
         <w:pStyle w:val="ListParagraph"/>
         <w:numPr>
           <w:ilvl w:val="0"/>
-          <w:numId w:val="17"/>
+          <w:numId w:val="8"/>
         </w:numPr>
       </w:pPr>
       <w:r>
-        <w:t>Executable Runtime: No Python installation required after packaging</w:t>
+        <w:t>Python 3.10 or later (development only)</w:t>
       </w:r>
     </w:p>
     <w:p>
-      <w:r>
-        <w:t>System Requirements:</w:t>
+      <w:pPr>
+        <w:pStyle w:val="ListParagraph"/>
+        <w:numPr>
+          <w:ilvl w:val="0"/>
+          <w:numId w:val="8"/>
+        </w:numPr>
+      </w:pPr>
+      <w:r>
+        <w:t xml:space="preserve">Folium, </w:t>
+      </w:r>
+      <w:proofErr w:type="spellStart"/>
+      <w:r>
+        <w:t>GeoPandas</w:t>
+      </w:r>
+      <w:proofErr w:type="spellEnd"/>
+      <w:r>
+        <w:t xml:space="preserve">, Geopy, </w:t>
+      </w:r>
+      <w:proofErr w:type="spellStart"/>
+      <w:r>
+        <w:t>Pyogrio</w:t>
+      </w:r>
+      <w:proofErr w:type="spellEnd"/>
+      <w:r>
+        <w:t>, and supporting libraries</w:t>
+      </w:r>
+    </w:p>
+    <w:p>
+      <w:pPr>
+        <w:pStyle w:val="ListParagraph"/>
+        <w:numPr>
+          <w:ilvl w:val="0"/>
+          <w:numId w:val="8"/>
+        </w:numPr>
+      </w:pPr>
+      <w:r>
+        <w:t>Chromium browser packaged alongside the executable</w:t>
+      </w:r>
+    </w:p>
+    <w:p>
+      <w:pPr>
+        <w:pStyle w:val="Heading3"/>
+      </w:pPr>
+      <w:r>
+        <w:t>Runtime Environment:</w:t>
+      </w:r>
+    </w:p>
+    <w:p>
+      <w:pPr>
+        <w:pStyle w:val="ListParagraph"/>
+        <w:numPr>
+          <w:ilvl w:val="0"/>
+          <w:numId w:val="8"/>
+        </w:numPr>
+      </w:pPr>
+      <w:r>
+        <w:t>No Python installation required</w:t>
+      </w:r>
+    </w:p>
+    <w:p>
+      <w:pPr>
+        <w:pStyle w:val="ListParagraph"/>
+        <w:numPr>
+          <w:ilvl w:val="0"/>
+          <w:numId w:val="8"/>
+        </w:numPr>
+      </w:pPr>
+      <w:r>
+        <w:t>No Chrome or Selenium installation required</w:t>
+      </w:r>
+    </w:p>
+    <w:p>
+      <w:pPr>
+        <w:pStyle w:val="ListParagraph"/>
+        <w:numPr>
+          <w:ilvl w:val="0"/>
+          <w:numId w:val="8"/>
+        </w:numPr>
+      </w:pPr>
+      <w:r>
+        <w:t>Application includes a self‑contained Chromium instance used for headless map rendering</w:t>
+      </w:r>
+    </w:p>
+    <w:p>
+      <w:pPr>
+        <w:pStyle w:val="Heading3"/>
+      </w:pPr>
+      <w:r>
+        <w:t>System Requirements</w:t>
+      </w:r>
+      <w:r>
+        <w:t>:</w:t>
+      </w:r>
+    </w:p>
+    <w:p>
+      <w:pPr>
+        <w:pStyle w:val="ListParagraph"/>
+        <w:numPr>
+          <w:ilvl w:val="0"/>
+          <w:numId w:val="10"/>
+        </w:numPr>
+      </w:pPr>
+      <w:r>
+        <w:t>Minimum 8 GB RAM</w:t>
+      </w:r>
+    </w:p>
+    <w:p>
+      <w:pPr>
+        <w:pStyle w:val="ListParagraph"/>
+        <w:numPr>
+          <w:ilvl w:val="0"/>
+          <w:numId w:val="10"/>
+        </w:numPr>
+      </w:pPr>
+      <w:r>
+        <w:t xml:space="preserve">At least 1 GB free disk space (for </w:t>
+      </w:r>
+      <w:proofErr w:type="gramStart"/>
+      <w:r>
+        <w:t>cached</w:t>
+      </w:r>
+      <w:proofErr w:type="gramEnd"/>
+      <w:r>
+        <w:t xml:space="preserve"> maps, tiles, and temporary files</w:t>
+      </w:r>
+      <w:r>
+        <w:t>)</w:t>
+      </w:r>
+    </w:p>
+    <w:p>
+      <w:pPr>
+        <w:pStyle w:val="ListParagraph"/>
+        <w:numPr>
+          <w:ilvl w:val="0"/>
+          <w:numId w:val="10"/>
+        </w:numPr>
+      </w:pPr>
+      <w:r>
+        <w:t>Internet connection r</w:t>
+      </w:r>
+      <w:r>
+        <w:t xml:space="preserve">equired only for geocoding new </w:t>
+      </w:r>
+      <w:proofErr w:type="gramStart"/>
+      <w:r>
+        <w:t>addresses;</w:t>
+      </w:r>
+      <w:proofErr w:type="gramEnd"/>
+      <w:r>
+        <w:t xml:space="preserve"> optional for general use</w:t>
+      </w:r>
+    </w:p>
+    <w:p>
+      <w:r>
+        <w:t>These specifications ensure stable performance during data processing, geocoding, and map generation. Systems with additional memory or faster storage will experience improved responsiveness, particularly when generating full‑county maps or working with large datasets.</w:t>
+      </w:r>
+    </w:p>
+    <w:p>
+      <w:pPr>
+        <w:pStyle w:val="Heading1"/>
+      </w:pPr>
+      <w:bookmarkStart w:id="6" w:name="_Toc222995117"/>
+      <w:bookmarkStart w:id="7" w:name="_Toc222995414"/>
+      <w:r>
+        <w:lastRenderedPageBreak/>
+        <w:t xml:space="preserve">3 </w:t>
+      </w:r>
+      <w:r>
+        <w:t>Deployment &amp; Configuration</w:t>
+      </w:r>
+      <w:bookmarkEnd w:id="6"/>
+      <w:bookmarkEnd w:id="7"/>
+    </w:p>
+    <w:p>
+      <w:pPr>
+        <w:pStyle w:val="Heading2"/>
+      </w:pPr>
+      <w:bookmarkStart w:id="8" w:name="_Toc222995118"/>
+      <w:bookmarkStart w:id="9" w:name="_Toc222995415"/>
+      <w:r>
+        <w:t xml:space="preserve">3.1 </w:t>
+      </w:r>
+      <w:bookmarkEnd w:id="8"/>
+      <w:bookmarkEnd w:id="9"/>
+      <w:r>
+        <w:t>Data Storage Model</w:t>
+      </w:r>
+    </w:p>
+    <w:p>
+      <w:r>
+        <w:t>The application does not rely on a relational database or external data service. Instead, it uses a simple, transparent, file‑based storage model that supports portability and ease of maintenance.</w:t>
+      </w:r>
+    </w:p>
+    <w:p>
+      <w:r>
+        <w:t>The system uses:</w:t>
+      </w:r>
+    </w:p>
+    <w:p>
+      <w:pPr>
+        <w:pStyle w:val="ListParagraph"/>
+        <w:numPr>
+          <w:ilvl w:val="0"/>
+          <w:numId w:val="11"/>
+        </w:numPr>
+      </w:pPr>
+      <w:r>
+        <w:t>CSV files as the primary data source for property records</w:t>
+      </w:r>
+    </w:p>
+    <w:p>
+      <w:pPr>
+        <w:pStyle w:val="ListParagraph"/>
+        <w:numPr>
+          <w:ilvl w:val="0"/>
+          <w:numId w:val="11"/>
+        </w:numPr>
+      </w:pPr>
+      <w:r>
+        <w:t>A JSON‑based geocode cache stored locally</w:t>
+      </w:r>
+    </w:p>
+    <w:p>
+      <w:pPr>
+        <w:pStyle w:val="ListParagraph"/>
+        <w:numPr>
+          <w:ilvl w:val="0"/>
+          <w:numId w:val="11"/>
+        </w:numPr>
+      </w:pPr>
+      <w:r>
+        <w:t xml:space="preserve">An in‑memory pandas </w:t>
+      </w:r>
+      <w:proofErr w:type="spellStart"/>
+      <w:r>
+        <w:t>DataFrame</w:t>
+      </w:r>
+      <w:proofErr w:type="spellEnd"/>
+      <w:r>
+        <w:t xml:space="preserve"> for all runtime data manipulation, filtering, and display</w:t>
+      </w:r>
+    </w:p>
+    <w:p>
+      <w:r>
+        <w:t>This architecture ensures that all data remains accessible, human‑readable, and easy to back up or transfer between machines.</w:t>
+      </w:r>
+      <w:r>
+        <w:t xml:space="preserve"> </w:t>
+      </w:r>
+    </w:p>
+    <w:p>
+      <w:pPr>
+        <w:pStyle w:val="Heading2"/>
+      </w:pPr>
+      <w:bookmarkStart w:id="10" w:name="_Toc222995119"/>
+      <w:bookmarkStart w:id="11" w:name="_Toc222995416"/>
+      <w:r>
+        <w:t xml:space="preserve">3.2 </w:t>
+      </w:r>
+      <w:r>
+        <w:t>Application</w:t>
+      </w:r>
+      <w:bookmarkEnd w:id="10"/>
+      <w:bookmarkEnd w:id="11"/>
+      <w:r>
+        <w:t xml:space="preserve"> </w:t>
+      </w:r>
+    </w:p>
+    <w:p>
+      <w:pPr>
+        <w:pStyle w:val="Heading3"/>
+      </w:pPr>
+      <w:bookmarkStart w:id="12" w:name="_Toc222995417"/>
+      <w:r>
+        <w:t>3.2.</w:t>
+      </w:r>
+      <w:r>
+        <w:t xml:space="preserve">1 </w:t>
+      </w:r>
+      <w:r>
+        <w:t>End</w:t>
+      </w:r>
+      <w:r>
+        <w:rPr>
+          <w:rFonts w:ascii="Cambria Math" w:hAnsi="Cambria Math" w:cs="Cambria Math"/>
+        </w:rPr>
+        <w:t>‑</w:t>
+      </w:r>
+      <w:r>
+        <w:t>User Deployment (Packaged Executable)</w:t>
+      </w:r>
+      <w:r>
+        <w:t>:</w:t>
+      </w:r>
+      <w:bookmarkEnd w:id="12"/>
+    </w:p>
+    <w:p>
+      <w:r>
+        <w:t>The packaged version of the application is intended for county staff and other non‑technical users. Deployment requires no Python installation and no external browser dependencies.</w:t>
+      </w:r>
+    </w:p>
+    <w:p>
+      <w:r>
+        <w:t>To install and run the application:</w:t>
+      </w:r>
+    </w:p>
+    <w:p>
+      <w:pPr>
+        <w:pStyle w:val="ListParagraph"/>
+        <w:numPr>
+          <w:ilvl w:val="0"/>
+          <w:numId w:val="12"/>
+        </w:numPr>
+      </w:pPr>
+      <w:r>
+        <w:t>Extract the ZIP archive by right‑clicking the downloaded file and selecting “Extract All…”.</w:t>
+      </w:r>
+    </w:p>
+    <w:p>
+      <w:pPr>
+        <w:pStyle w:val="ListParagraph"/>
+        <w:numPr>
+          <w:ilvl w:val="0"/>
+          <w:numId w:val="12"/>
+        </w:numPr>
+      </w:pPr>
+      <w:r>
+        <w:t>Ensure that the extracted folder preserves its internal structure, including</w:t>
+      </w:r>
+      <w:r>
+        <w:t xml:space="preserve"> </w:t>
+      </w:r>
+      <w:r>
+        <w:t>“</w:t>
+      </w:r>
+      <w:r>
+        <w:t>\_internal\resources</w:t>
+      </w:r>
+      <w:r>
+        <w:t>”</w:t>
+      </w:r>
+      <w:r>
+        <w:t xml:space="preserve"> </w:t>
+      </w:r>
+      <w:r>
+        <w:t>which contains tiles, shapefiles, cached maps, and the bundled Chromium renderer.</w:t>
+      </w:r>
+    </w:p>
+    <w:p>
+      <w:pPr>
+        <w:pStyle w:val="ListParagraph"/>
+        <w:numPr>
+          <w:ilvl w:val="0"/>
+          <w:numId w:val="12"/>
+        </w:numPr>
+      </w:pPr>
+      <w:r>
+        <w:t>Launch the</w:t>
+      </w:r>
+      <w:r>
+        <w:t xml:space="preserve"> </w:t>
+      </w:r>
+      <w:r>
+        <w:t>.exe</w:t>
+      </w:r>
+      <w:r>
+        <w:t xml:space="preserve">, and if </w:t>
+      </w:r>
+      <w:r>
+        <w:rPr>
+          <w:rFonts w:hint="eastAsia"/>
+        </w:rPr>
+        <w:t xml:space="preserve">prompted by Windows SmartScreen, choose </w:t>
+      </w:r>
+      <w:r>
+        <w:t>“</w:t>
+      </w:r>
+      <w:r>
+        <w:rPr>
+          <w:rFonts w:hint="eastAsia"/>
+        </w:rPr>
+        <w:t>More Info</w:t>
+      </w:r>
+      <w:r>
+        <w:t>”</w:t>
+      </w:r>
+      <w:r>
+        <w:rPr>
+          <w:rFonts w:hint="eastAsia"/>
+        </w:rPr>
+        <w:t xml:space="preserve"> </w:t>
+      </w:r>
+      <w:r>
+        <w:t>and then “</w:t>
+      </w:r>
+      <w:r>
+        <w:rPr>
+          <w:rFonts w:hint="eastAsia"/>
+        </w:rPr>
+        <w:t>Run Anyway</w:t>
+      </w:r>
+      <w:r>
+        <w:t>”</w:t>
+      </w:r>
+      <w:r>
+        <w:t>.</w:t>
+      </w:r>
+    </w:p>
+    <w:p>
+      <w:pPr>
+        <w:pStyle w:val="ListParagraph"/>
+        <w:numPr>
+          <w:ilvl w:val="0"/>
+          <w:numId w:val="12"/>
+        </w:numPr>
+      </w:pPr>
+      <w:proofErr w:type="gramStart"/>
+      <w:r>
+        <w:t>Follow</w:t>
+      </w:r>
+      <w:proofErr w:type="gramEnd"/>
+      <w:r>
+        <w:t xml:space="preserve"> the on‑screen prompts to open an existing CSV or create a new one.</w:t>
+      </w:r>
+    </w:p>
+    <w:p>
+      <w:r>
+        <w:t>All mapping, rendering, and data‑management features are available immediately after launch.</w:t>
+      </w:r>
+    </w:p>
+    <w:p>
+      <w:pPr>
+        <w:pStyle w:val="Heading3"/>
+      </w:pPr>
+      <w:bookmarkStart w:id="13" w:name="_Toc222995418"/>
+      <w:r>
+        <w:t xml:space="preserve">3.2.2 </w:t>
+      </w:r>
+      <w:r>
+        <w:t>Development Environment Setup</w:t>
+      </w:r>
+      <w:bookmarkEnd w:id="13"/>
+    </w:p>
+    <w:p>
+      <w:r>
+        <w:t>Developers modifying or extending the application must work within a Python environment and install the required libraries. The following configuration is recommended:</w:t>
+      </w:r>
+    </w:p>
+    <w:p>
+      <w:pPr>
+        <w:pStyle w:val="Heading4"/>
+      </w:pPr>
+      <w:r>
+        <w:t xml:space="preserve">3.2.2.1 </w:t>
+      </w:r>
+      <w:r>
+        <w:t>Required Software</w:t>
+      </w:r>
+    </w:p>
+    <w:p>
+      <w:pPr>
+        <w:pStyle w:val="ListParagraph"/>
+        <w:numPr>
+          <w:ilvl w:val="0"/>
+          <w:numId w:val="11"/>
+        </w:numPr>
+      </w:pPr>
+      <w:r>
+        <w:t>Python 3.10+ (your current environment uses 3.13.2)</w:t>
+      </w:r>
+    </w:p>
+    <w:p>
+      <w:pPr>
+        <w:pStyle w:val="ListParagraph"/>
+        <w:numPr>
+          <w:ilvl w:val="0"/>
+          <w:numId w:val="11"/>
+        </w:numPr>
+      </w:pPr>
+      <w:r>
+        <w:t>A modern code editor or IDE (VS Code, PyCharm, etc.)</w:t>
+      </w:r>
+    </w:p>
+    <w:p>
+      <w:pPr>
+        <w:pStyle w:val="Heading4"/>
+      </w:pPr>
+      <w:r>
+        <w:lastRenderedPageBreak/>
+        <w:t>3</w:t>
+      </w:r>
+      <w:r>
+        <w:t>.2.2.2 Required Python Libraries</w:t>
+      </w:r>
+    </w:p>
+    <w:p>
+      <w:r>
+        <w:t>Install the following packages:</w:t>
+      </w:r>
+    </w:p>
+    <w:p>
+      <w:bookmarkStart w:id="14" w:name="_Toc222995121"/>
+      <w:bookmarkStart w:id="15" w:name="_Toc222995419"/>
+      <w:proofErr w:type="gramStart"/>
+      <w:r>
+        <w:t>pip</w:t>
+      </w:r>
+      <w:proofErr w:type="gramEnd"/>
+      <w:r>
+        <w:t xml:space="preserve"> </w:t>
+      </w:r>
+      <w:proofErr w:type="gramStart"/>
+      <w:r>
+        <w:t>install</w:t>
+      </w:r>
+      <w:proofErr w:type="gramEnd"/>
+      <w:r>
+        <w:t xml:space="preserve"> </w:t>
+      </w:r>
+      <w:proofErr w:type="spellStart"/>
+      <w:r>
+        <w:t>tkinter</w:t>
+      </w:r>
+      <w:proofErr w:type="spellEnd"/>
+    </w:p>
+    <w:p>
+      <w:proofErr w:type="gramStart"/>
+      <w:r>
+        <w:t>pip</w:t>
+      </w:r>
+      <w:proofErr w:type="gramEnd"/>
+      <w:r>
+        <w:t xml:space="preserve"> install pillow</w:t>
+      </w:r>
+    </w:p>
+    <w:p>
+      <w:proofErr w:type="gramStart"/>
+      <w:r>
+        <w:t>pip</w:t>
+      </w:r>
+      <w:proofErr w:type="gramEnd"/>
+      <w:r>
+        <w:t xml:space="preserve"> </w:t>
+      </w:r>
+      <w:proofErr w:type="gramStart"/>
+      <w:r>
+        <w:t>install</w:t>
+      </w:r>
+      <w:proofErr w:type="gramEnd"/>
+      <w:r>
+        <w:t xml:space="preserve"> pandas</w:t>
+      </w:r>
+    </w:p>
+    <w:p>
+      <w:r>
+        <w:t>pip install requests</w:t>
+      </w:r>
+    </w:p>
+    <w:p>
+      <w:r>
+        <w:t>pip install folium</w:t>
+      </w:r>
+    </w:p>
+    <w:p>
+      <w:r>
+        <w:t xml:space="preserve">pip install </w:t>
+      </w:r>
+      <w:proofErr w:type="spellStart"/>
+      <w:r>
+        <w:t>geopandas</w:t>
+      </w:r>
+      <w:proofErr w:type="spellEnd"/>
+    </w:p>
+    <w:p>
+      <w:proofErr w:type="gramStart"/>
+      <w:r>
+        <w:t>pip</w:t>
+      </w:r>
+      <w:proofErr w:type="gramEnd"/>
+      <w:r>
+        <w:t xml:space="preserve"> install </w:t>
+      </w:r>
+      <w:proofErr w:type="spellStart"/>
+      <w:r>
+        <w:t>geopy</w:t>
+      </w:r>
+      <w:proofErr w:type="spellEnd"/>
+    </w:p>
+    <w:p>
+      <w:r>
+        <w:t xml:space="preserve">pip </w:t>
+      </w:r>
+      <w:proofErr w:type="gramStart"/>
+      <w:r>
+        <w:t>install</w:t>
+      </w:r>
+      <w:proofErr w:type="gramEnd"/>
+      <w:r>
+        <w:t xml:space="preserve"> shapely</w:t>
+      </w:r>
+    </w:p>
+    <w:p>
+      <w:proofErr w:type="gramStart"/>
+      <w:r>
+        <w:t>pip</w:t>
+      </w:r>
+      <w:proofErr w:type="gramEnd"/>
+      <w:r>
+        <w:t xml:space="preserve"> </w:t>
+      </w:r>
+      <w:proofErr w:type="gramStart"/>
+      <w:r>
+        <w:t>install</w:t>
+      </w:r>
+      <w:proofErr w:type="gramEnd"/>
+      <w:r>
+        <w:t xml:space="preserve"> </w:t>
+      </w:r>
+      <w:proofErr w:type="spellStart"/>
+      <w:r>
+        <w:t>pyogrio</w:t>
+      </w:r>
+      <w:proofErr w:type="spellEnd"/>
+    </w:p>
+    <w:p>
+      <w:r>
+        <w:t xml:space="preserve">Note: </w:t>
+      </w:r>
+      <w:proofErr w:type="spellStart"/>
+      <w:r>
+        <w:t>tkinter</w:t>
+      </w:r>
+      <w:proofErr w:type="spellEnd"/>
+      <w:r>
+        <w:t xml:space="preserve"> is included with most Windows Python installations and may not require manual installation.</w:t>
+      </w:r>
+    </w:p>
+    <w:p>
+      <w:pPr>
+        <w:pStyle w:val="Heading4"/>
+      </w:pPr>
+      <w:r>
+        <w:t xml:space="preserve">3.2.2.3 </w:t>
+      </w:r>
+      <w:r>
+        <w:t>Additional Development Resources</w:t>
+      </w:r>
+    </w:p>
+    <w:p>
+      <w:pPr>
+        <w:pStyle w:val="ListParagraph"/>
+        <w:numPr>
+          <w:ilvl w:val="0"/>
+          <w:numId w:val="13"/>
+        </w:numPr>
+      </w:pPr>
+      <w:r>
+        <w:t>Bundled Chromium: The application uses a packaged Chromium instance for headless HTML‑to‑PNG rendering. No Selenium or external Chrome installation is required.</w:t>
+      </w:r>
+    </w:p>
+    <w:p>
+      <w:pPr>
+        <w:pStyle w:val="ListParagraph"/>
+        <w:numPr>
+          <w:ilvl w:val="0"/>
+          <w:numId w:val="13"/>
+        </w:numPr>
+      </w:pPr>
+      <w:r>
+        <w:t>S</w:t>
+      </w:r>
+      <w:r>
+        <w:t>hapefile Data: The application expects municipal boundary data in</w:t>
+      </w:r>
+      <w:r>
+        <w:t xml:space="preserve"> the resources folder.</w:t>
+      </w:r>
+    </w:p>
+    <w:p>
+      <w:r>
+        <w:t>Note that many requ</w:t>
+      </w:r>
+      <w:r>
+        <w:t>irements and resources are in the resources folder, and the best met</w:t>
+      </w:r>
+      <w:r>
+        <w:t xml:space="preserve">hod to set up the environment is to just directly pull from the </w:t>
+      </w:r>
+      <w:proofErr w:type="spellStart"/>
+      <w:r>
+        <w:t>github</w:t>
+      </w:r>
+      <w:proofErr w:type="spellEnd"/>
+      <w:r>
+        <w:t xml:space="preserve"> at:</w:t>
+      </w:r>
+      <w:r>
+        <w:t xml:space="preserve"> </w:t>
+      </w:r>
+      <w:hyperlink r:id="rId6" w:history="1">
+        <w:r>
+          <w:rPr>
+            <w:rStyle w:val="Hyperlink"/>
+          </w:rPr>
+          <w:t>https://github.com/theAxolotlAntics/JeffersonCountySeniorProject</w:t>
+        </w:r>
+      </w:hyperlink>
+      <w:r>
+        <w:t xml:space="preserve"> This also contains the </w:t>
+      </w:r>
+      <w:r>
+        <w:t xml:space="preserve">python file used to generate and store the </w:t>
+      </w:r>
+      <w:r>
+        <w:t xml:space="preserve">map </w:t>
+      </w:r>
+      <w:r>
+        <w:t>tiles.</w:t>
+      </w:r>
+    </w:p>
+    <w:p>
+      <w:pPr>
+        <w:pStyle w:val="Heading1"/>
+      </w:pPr>
+      <w:bookmarkStart w:id="16" w:name="_Toc222995122"/>
+      <w:bookmarkStart w:id="17" w:name="_Toc222995420"/>
+      <w:bookmarkEnd w:id="14"/>
+      <w:bookmarkEnd w:id="15"/>
+      <w:r>
+        <w:t xml:space="preserve">4 </w:t>
+      </w:r>
+      <w:r>
+        <w:t>Defaults</w:t>
+      </w:r>
+      <w:bookmarkEnd w:id="16"/>
+      <w:bookmarkEnd w:id="17"/>
+    </w:p>
+    <w:p>
+      <w:r>
+        <w:t>The application includes a set of predefined defaults that ensure consistent behavior across deployments and simplify initial setup for end‑users. These defaults govern geocoding, map rendering, and file output locations. All values can be modified in the source code if customization is required for future deployments.</w:t>
+      </w:r>
+    </w:p>
+    <w:p>
+      <w:pPr>
+        <w:pStyle w:val="Heading2"/>
+      </w:pPr>
+      <w:r>
+        <w:t>4.1 Geocoding Defaults</w:t>
+      </w:r>
+    </w:p>
+    <w:p>
+      <w:pPr>
+        <w:pStyle w:val="Heading3"/>
+      </w:pPr>
+      <w:r>
+        <w:t>Default Geocoder:</w:t>
+      </w:r>
+    </w:p>
+    <w:p>
+      <w:r>
+        <w:t xml:space="preserve">The system uses </w:t>
+      </w:r>
+      <w:proofErr w:type="spellStart"/>
+      <w:r>
+        <w:t>Nominatim</w:t>
+      </w:r>
+      <w:proofErr w:type="spellEnd"/>
+      <w:r>
+        <w:t xml:space="preserve"> (OpenStreetMap) as the primary geocoding service.</w:t>
+      </w:r>
+    </w:p>
+    <w:p>
+      <w:r>
+        <w:lastRenderedPageBreak/>
+        <w:t xml:space="preserve">A </w:t>
+      </w:r>
+      <w:r>
+        <w:t>single instance</w:t>
+      </w:r>
+      <w:r>
+        <w:t xml:space="preserve"> is reused throughout the application to comply with API usage guidelines and reduce request overhead.</w:t>
+      </w:r>
+    </w:p>
+    <w:p>
+      <w:pPr>
+        <w:pStyle w:val="Heading3"/>
+      </w:pPr>
+      <w:r>
+        <w:t>Geocode Cache:</w:t>
+      </w:r>
+    </w:p>
+    <w:p>
+      <w:r>
+        <w:t>Results are stored in a local JSON file to minimize repeated API calls and support offline map generation for previously processed addresses.</w:t>
+      </w:r>
+    </w:p>
+    <w:p>
+      <w:pPr>
+        <w:pStyle w:val="Heading2"/>
+      </w:pPr>
+      <w:r>
+        <w:t>4.2 Mapping Defaults</w:t>
+      </w:r>
+    </w:p>
+    <w:p>
+      <w:pPr>
+        <w:pStyle w:val="Heading3"/>
+      </w:pPr>
+      <w:r>
+        <w:t>Default Map Center:</w:t>
+      </w:r>
+    </w:p>
+    <w:p>
+      <w:r>
+        <w:t>All full‑county maps initialize centered on Jefferson County, Pennsylvania, using coordinates approximately near the county’s geographic midpoint.</w:t>
+      </w:r>
+    </w:p>
+    <w:p>
+      <w:pPr>
+        <w:pStyle w:val="Heading3"/>
+      </w:pPr>
+      <w:r>
+        <w:t>Default Zoom Level:</w:t>
+      </w:r>
+    </w:p>
+    <w:p>
+      <w:r>
+        <w:t>The full‑county map loads with a zoom level of 10, providing a balanced view of the county boundary and all property markers.</w:t>
+      </w:r>
+    </w:p>
+    <w:p>
+      <w:r>
+        <w:t>Individual property maps default to a higher zoom (15) to highlight the specific parcel location.</w:t>
+      </w:r>
+    </w:p>
+    <w:p>
+      <w:pPr>
+        <w:pStyle w:val="Heading3"/>
+      </w:pPr>
+      <w:r>
+        <w:t>Local Tile Source:</w:t>
+      </w:r>
+    </w:p>
+    <w:p>
+      <w:r>
+        <w:t>The application uses offline OpenStreetMap tiles stored in</w:t>
+      </w:r>
+      <w:r>
+        <w:t xml:space="preserve"> the resources folder</w:t>
+      </w:r>
+      <w:r>
+        <w:t xml:space="preserve">, </w:t>
+      </w:r>
+      <w:r>
+        <w:t>ensuring reliable map rendering without external network dependencies.</w:t>
+      </w:r>
+    </w:p>
+    <w:p>
+      <w:pPr>
+        <w:pStyle w:val="Heading2"/>
+      </w:pPr>
+      <w:r>
+        <w:t>4.3 Output Defaults</w:t>
+      </w:r>
+    </w:p>
+    <w:p>
+      <w:pPr>
+        <w:pStyle w:val="Heading3"/>
+      </w:pPr>
+      <w:r>
+        <w:t>Default Output Directory:</w:t>
+      </w:r>
+      <w:r>
+        <w:t xml:space="preserve"> </w:t>
+      </w:r>
+    </w:p>
+    <w:p>
+      <w:r>
+        <w:t>All generated maps—both HTML and PNG—are saved to:</w:t>
+      </w:r>
+      <w:r>
+        <w:t xml:space="preserve"> </w:t>
+      </w:r>
+      <w:r>
+        <w:t>/_internal/resources</w:t>
+      </w:r>
+      <w:r>
+        <w:t>/</w:t>
+      </w:r>
+      <w:proofErr w:type="spellStart"/>
+      <w:r>
+        <w:t>cachedMaps</w:t>
+      </w:r>
+      <w:proofErr w:type="spellEnd"/>
+      <w:r>
+        <w:t xml:space="preserve"> </w:t>
+      </w:r>
+      <w:r>
+        <w:t>within the application directory.</w:t>
+      </w:r>
+      <w:r>
+        <w:t xml:space="preserve"> </w:t>
+      </w:r>
+      <w:r>
+        <w:t>Each map is named using a sanitized version of the property’s ID or address.</w:t>
+      </w:r>
+    </w:p>
+    <w:p>
+      <w:r>
+        <w:t>These defaults provide a stable baseline configuration that supports consistent behavior across machines while allowing developers to adjust parameters as needed for future enhancements or geographic expansions.</w:t>
+      </w:r>
+    </w:p>
+    <w:p>
+      <w:pPr>
+        <w:pStyle w:val="Heading1"/>
+      </w:pPr>
+      <w:bookmarkStart w:id="18" w:name="_Toc222995123"/>
+      <w:bookmarkStart w:id="19" w:name="_Toc222995421"/>
+      <w:r>
+        <w:t xml:space="preserve">5 </w:t>
+      </w:r>
+      <w:r>
+        <w:t>User Guide</w:t>
+      </w:r>
+      <w:bookmarkEnd w:id="18"/>
+      <w:bookmarkEnd w:id="19"/>
+    </w:p>
+    <w:p>
+      <w:pPr>
+        <w:pStyle w:val="Heading2"/>
+      </w:pPr>
+      <w:bookmarkStart w:id="20" w:name="_Toc222995124"/>
+      <w:bookmarkStart w:id="21" w:name="_Toc222995422"/>
+      <w:r>
+        <w:t xml:space="preserve">5.1 </w:t>
+      </w:r>
+      <w:r>
+        <w:t>Launching the Application</w:t>
+      </w:r>
+      <w:bookmarkEnd w:id="20"/>
+      <w:bookmarkEnd w:id="21"/>
+    </w:p>
+    <w:p>
+      <w:bookmarkStart w:id="22" w:name="_Toc222995125"/>
+      <w:bookmarkStart w:id="23" w:name="_Toc222995423"/>
+      <w:r>
+        <w:t>The Jefferson County Property Viewer is distributed as a standalone Windows executable. No installation or system‑level configuration is required.</w:t>
+      </w:r>
+    </w:p>
+    <w:p>
+      <w:r>
+        <w:t>To launch the application:</w:t>
       </w:r>
     </w:p>
     <w:p>
@@ -1612,7 +2594,7 @@
         </w:numPr>
       </w:pPr>
       <w:r>
-        <w:t>8 GB RAM minimum</w:t>
+        <w:t>Ensure the application has been fully extracted from the ZIP archive before running</w:t>
       </w:r>
     </w:p>
     <w:p>
@@ -1624,7 +2606,13 @@
         </w:numPr>
       </w:pPr>
       <w:r>
-        <w:t>1 GB free disk space</w:t>
+        <w:t xml:space="preserve">Double‑click the packaged </w:t>
+      </w:r>
+      <w:r>
+        <w:t>exe</w:t>
+      </w:r>
+      <w:r>
+        <w:t xml:space="preserve"> file</w:t>
       </w:r>
     </w:p>
     <w:p>
@@ -1634,9 +2622,89 @@
           <w:ilvl w:val="0"/>
           <w:numId w:val="14"/>
         </w:numPr>
-      </w:pPr>
-      <w:r>
-        <w:t>Internet connection required for geocoding</w:t>
+        <w:rPr>
+          <w:rFonts w:hint="eastAsia"/>
+        </w:rPr>
+      </w:pPr>
+      <w:r>
+        <w:rPr>
+          <w:rFonts w:hint="eastAsia"/>
+        </w:rPr>
+        <w:lastRenderedPageBreak/>
+        <w:t xml:space="preserve">Windows SmartScreen may warn about an unrecognized publisher; select </w:t>
+      </w:r>
+      <w:r>
+        <w:rPr>
+          <w:rFonts w:hint="eastAsia"/>
+        </w:rPr>
+        <w:t>“</w:t>
+      </w:r>
+      <w:r>
+        <w:rPr>
+          <w:rFonts w:hint="eastAsia"/>
+        </w:rPr>
+        <w:t>More Info</w:t>
+      </w:r>
+      <w:r>
+        <w:t>” then</w:t>
+      </w:r>
+      <w:r>
+        <w:rPr>
+          <w:rFonts w:hint="eastAsia"/>
+        </w:rPr>
+        <w:t xml:space="preserve"> </w:t>
+      </w:r>
+      <w:r>
+        <w:t>“</w:t>
+      </w:r>
+      <w:r>
+        <w:rPr>
+          <w:rFonts w:hint="eastAsia"/>
+        </w:rPr>
+        <w:t>Run Anyway</w:t>
+      </w:r>
+      <w:r>
+        <w:rPr>
+          <w:rFonts w:hint="eastAsia"/>
+        </w:rPr>
+        <w:t>”</w:t>
+      </w:r>
+      <w:r>
+        <w:rPr>
+          <w:rFonts w:hint="eastAsia"/>
+        </w:rPr>
+        <w:t xml:space="preserve"> if permitted by county IT policy</w:t>
+      </w:r>
+    </w:p>
+    <w:p>
+      <w:pPr>
+        <w:rPr>
+          <w:b/>
+          <w:bCs/>
+        </w:rPr>
+      </w:pPr>
+      <w:r>
+        <w:t>Once launched, the application will prompt the user to open an existing CSV file or create a new one</w:t>
+      </w:r>
+    </w:p>
+    <w:p>
+      <w:pPr>
+        <w:pStyle w:val="Heading2"/>
+      </w:pPr>
+      <w:r>
+        <w:t xml:space="preserve">5.2 </w:t>
+      </w:r>
+      <w:r>
+        <w:t>Typical Workflow</w:t>
+      </w:r>
+      <w:bookmarkEnd w:id="22"/>
+      <w:bookmarkEnd w:id="23"/>
+    </w:p>
+    <w:p>
+      <w:bookmarkStart w:id="24" w:name="_Toc222995126"/>
+      <w:bookmarkStart w:id="25" w:name="_Toc222995424"/>
+      <w:r>
+        <w:t>A standard user session follows a straightforward sequence:</w:t>
       </w:r>
     </w:p>
     <w:p>
@@ -1648,42 +2716,7 @@
         </w:numPr>
       </w:pPr>
       <w:r>
-        <w:t>Chrome browser installed (Selenium dependency)</w:t>
-      </w:r>
-    </w:p>
-    <w:p>
-      <w:pPr>
-        <w:pStyle w:val="Heading1"/>
-      </w:pPr>
-      <w:bookmarkStart w:id="6" w:name="_Toc222995117"/>
-      <w:bookmarkStart w:id="7" w:name="_Toc222995414"/>
-      <w:r>
-        <w:t xml:space="preserve">3 </w:t>
-      </w:r>
-      <w:r>
-        <w:t>Deployment &amp; Configuration</w:t>
-      </w:r>
-      <w:bookmarkEnd w:id="6"/>
-      <w:bookmarkEnd w:id="7"/>
-    </w:p>
-    <w:p>
-      <w:pPr>
-        <w:pStyle w:val="Heading2"/>
-      </w:pPr>
-      <w:bookmarkStart w:id="8" w:name="_Toc222995118"/>
-      <w:bookmarkStart w:id="9" w:name="_Toc222995415"/>
-      <w:r>
-        <w:t xml:space="preserve">3.1 </w:t>
-      </w:r>
-      <w:r>
-        <w:t>Database</w:t>
-      </w:r>
-      <w:bookmarkEnd w:id="8"/>
-      <w:bookmarkEnd w:id="9"/>
-    </w:p>
-    <w:p>
-      <w:r>
-        <w:t>This application does not use a traditional database. Instead, it relies on:</w:t>
+        <w:t>Load a CSV file containing property records</w:t>
       </w:r>
     </w:p>
     <w:p>
@@ -1691,15 +2724,11 @@
         <w:pStyle w:val="ListParagraph"/>
         <w:numPr>
           <w:ilvl w:val="0"/>
-          <w:numId w:val="10"/>
+          <w:numId w:val="14"/>
         </w:numPr>
       </w:pPr>
       <w:r>
-        <w:lastRenderedPageBreak/>
-        <w:t>CSV files</w:t>
-      </w:r>
-      <w:r>
-        <w:t>, properly structured for the app to read</w:t>
+        <w:t>Sort or filter the list of properties using the built‑in toolbar and filter panel</w:t>
       </w:r>
     </w:p>
     <w:p>
@@ -1707,11 +2736,11 @@
         <w:pStyle w:val="ListParagraph"/>
         <w:numPr>
           <w:ilvl w:val="0"/>
-          <w:numId w:val="10"/>
+          <w:numId w:val="14"/>
         </w:numPr>
       </w:pPr>
       <w:r>
-        <w:t>A JSON‑based geocode cache stored locally</w:t>
+        <w:t>Select a property from the table to open its detailed view</w:t>
       </w:r>
     </w:p>
     <w:p>
@@ -1719,85 +2748,75 @@
         <w:pStyle w:val="ListParagraph"/>
         <w:numPr>
           <w:ilvl w:val="0"/>
-          <w:numId w:val="10"/>
+          <w:numId w:val="14"/>
         </w:numPr>
       </w:pPr>
       <w:r>
-        <w:t xml:space="preserve">A </w:t>
-      </w:r>
-      <w:r>
-        <w:t xml:space="preserve">pandas </w:t>
-      </w:r>
-      <w:proofErr w:type="spellStart"/>
-      <w:r>
-        <w:t>dataframe</w:t>
-      </w:r>
-      <w:proofErr w:type="spellEnd"/>
-      <w:r>
-        <w:t xml:space="preserve"> for managing the </w:t>
-      </w:r>
-      <w:r>
-        <w:t xml:space="preserve">data while the app is </w:t>
-      </w:r>
-      <w:r>
-        <w:t>open</w:t>
-      </w:r>
-      <w:r>
-        <w:t xml:space="preserve"> </w:t>
+        <w:t xml:space="preserve">A new window </w:t>
+      </w:r>
+      <w:proofErr w:type="gramStart"/>
+      <w:r>
+        <w:t>displays</w:t>
+      </w:r>
+      <w:proofErr w:type="gramEnd"/>
+      <w:r>
+        <w:t>:</w:t>
       </w:r>
     </w:p>
     <w:p>
       <w:pPr>
-        <w:pStyle w:val="Heading2"/>
-      </w:pPr>
-      <w:bookmarkStart w:id="10" w:name="_Toc222995119"/>
-      <w:bookmarkStart w:id="11" w:name="_Toc222995416"/>
-      <w:r>
-        <w:t xml:space="preserve">3.2 </w:t>
-      </w:r>
-      <w:r>
-        <w:t>Application</w:t>
-      </w:r>
-      <w:bookmarkEnd w:id="10"/>
-      <w:bookmarkEnd w:id="11"/>
-      <w:r>
-        <w:t xml:space="preserve"> </w:t>
+        <w:pStyle w:val="ListParagraph"/>
+        <w:numPr>
+          <w:ilvl w:val="1"/>
+          <w:numId w:val="14"/>
+        </w:numPr>
+      </w:pPr>
+      <w:r>
+        <w:t>All recorded data for the property</w:t>
       </w:r>
     </w:p>
     <w:p>
       <w:pPr>
-        <w:pStyle w:val="Heading3"/>
-      </w:pPr>
-      <w:bookmarkStart w:id="12" w:name="_Toc222995417"/>
-      <w:r>
-        <w:t>3.2.</w:t>
-      </w:r>
-      <w:r>
-        <w:t xml:space="preserve">1 </w:t>
-      </w:r>
-      <w:r>
-        <w:t>For client use:</w:t>
-      </w:r>
-      <w:bookmarkEnd w:id="12"/>
+        <w:pStyle w:val="ListParagraph"/>
+        <w:numPr>
+          <w:ilvl w:val="1"/>
+          <w:numId w:val="14"/>
+        </w:numPr>
+      </w:pPr>
+      <w:r>
+        <w:t>Any associated images</w:t>
+      </w:r>
+    </w:p>
+    <w:p>
+      <w:pPr>
+        <w:pStyle w:val="ListParagraph"/>
+        <w:numPr>
+          <w:ilvl w:val="1"/>
+          <w:numId w:val="14"/>
+        </w:numPr>
+      </w:pPr>
+      <w:r>
+        <w:t xml:space="preserve">A map preview generated from </w:t>
+      </w:r>
+      <w:proofErr w:type="gramStart"/>
+      <w:r>
+        <w:t>cached</w:t>
+      </w:r>
+      <w:proofErr w:type="gramEnd"/>
+      <w:r>
+        <w:t xml:space="preserve"> or newly created map files</w:t>
+      </w:r>
     </w:p>
     <w:p>
       <w:pPr>
         <w:pStyle w:val="ListParagraph"/>
         <w:numPr>
           <w:ilvl w:val="0"/>
-          <w:numId w:val="23"/>
+          <w:numId w:val="14"/>
         </w:numPr>
       </w:pPr>
       <w:r>
-        <w:t xml:space="preserve">Extract Zip folder by </w:t>
-      </w:r>
-      <w:proofErr w:type="gramStart"/>
-      <w:r>
-        <w:t>right-clicking</w:t>
-      </w:r>
-      <w:proofErr w:type="gramEnd"/>
-      <w:r>
-        <w:t xml:space="preserve"> the file, and choosing the “Extract all…” option</w:t>
+        <w:t>Modify property data or add notes as needed</w:t>
       </w:r>
     </w:p>
     <w:p>
@@ -1805,17 +2824,11 @@
         <w:pStyle w:val="ListParagraph"/>
         <w:numPr>
           <w:ilvl w:val="0"/>
-          <w:numId w:val="23"/>
+          <w:numId w:val="14"/>
         </w:numPr>
       </w:pPr>
       <w:r>
-        <w:t>Once the .exe is extracted, make sure it has access to the resources it needs in the folders “</w:t>
-      </w:r>
-      <w:r>
-        <w:t>\_internal\resources</w:t>
-      </w:r>
-      <w:r>
-        <w:t>”.</w:t>
+        <w:t>Create a new property using the “New” button and form interface</w:t>
       </w:r>
     </w:p>
     <w:p>
@@ -1823,410 +2836,40 @@
         <w:pStyle w:val="ListParagraph"/>
         <w:numPr>
           <w:ilvl w:val="0"/>
-          <w:numId w:val="23"/>
+          <w:numId w:val="14"/>
         </w:numPr>
       </w:pPr>
       <w:r>
-        <w:t>Run the .exe and follow the prompts to open/create a CSV.</w:t>
-      </w:r>
-    </w:p>
-    <w:p>
-      <w:pPr>
-        <w:pStyle w:val="Heading3"/>
-      </w:pPr>
-      <w:bookmarkStart w:id="13" w:name="_Toc222995418"/>
-      <w:r>
-        <w:t xml:space="preserve">3.2.2 </w:t>
-      </w:r>
-      <w:r>
-        <w:t>For further development use:</w:t>
-      </w:r>
-      <w:bookmarkEnd w:id="13"/>
+        <w:t>Delete an entry if appropriate</w:t>
+      </w:r>
     </w:p>
     <w:p>
       <w:pPr>
         <w:pStyle w:val="ListParagraph"/>
         <w:numPr>
           <w:ilvl w:val="0"/>
-          <w:numId w:val="24"/>
+          <w:numId w:val="14"/>
         </w:numPr>
       </w:pPr>
       <w:r>
-        <w:t>A modern python version (I used 3.13.2)</w:t>
+        <w:t>Export the updated dataset to a new CSV file using the “Save As” option</w:t>
       </w:r>
     </w:p>
     <w:p>
       <w:pPr>
-        <w:pStyle w:val="ListParagraph"/>
-        <w:numPr>
-          <w:ilvl w:val="0"/>
-          <w:numId w:val="24"/>
-        </w:numPr>
-      </w:pPr>
-      <w:r>
-        <w:t>The following libraries installed:</w:t>
-      </w:r>
-      <w:r>
-        <w:br/>
-      </w:r>
-      <w:r>
-        <w:t xml:space="preserve">pip install </w:t>
-      </w:r>
-      <w:proofErr w:type="spellStart"/>
-      <w:r>
-        <w:t>tkinter</w:t>
-      </w:r>
-      <w:proofErr w:type="spellEnd"/>
-      <w:r>
-        <w:t xml:space="preserve"> </w:t>
+        <w:rPr>
+          <w:b/>
+          <w:bCs/>
+        </w:rPr>
+      </w:pPr>
+      <w:r>
+        <w:t>This workflow supports both routine data review and more detailed property‑level analysis.</w:t>
       </w:r>
     </w:p>
     <w:p>
       <w:pPr>
-        <w:pStyle w:val="ListParagraph"/>
-      </w:pPr>
-      <w:proofErr w:type="gramStart"/>
-      <w:r>
-        <w:t>pip</w:t>
-      </w:r>
-      <w:proofErr w:type="gramEnd"/>
-      <w:r>
-        <w:t xml:space="preserve"> install pillow </w:t>
-      </w:r>
-    </w:p>
-    <w:p>
-      <w:pPr>
-        <w:pStyle w:val="ListParagraph"/>
-      </w:pPr>
-      <w:proofErr w:type="gramStart"/>
-      <w:r>
-        <w:t>pip</w:t>
-      </w:r>
-      <w:proofErr w:type="gramEnd"/>
-      <w:r>
-        <w:t xml:space="preserve"> </w:t>
-      </w:r>
-      <w:proofErr w:type="gramStart"/>
-      <w:r>
-        <w:t>install</w:t>
-      </w:r>
-      <w:proofErr w:type="gramEnd"/>
-      <w:r>
-        <w:t xml:space="preserve"> pandas </w:t>
-      </w:r>
-    </w:p>
-    <w:p>
-      <w:pPr>
-        <w:pStyle w:val="ListParagraph"/>
-      </w:pPr>
-      <w:r>
-        <w:t xml:space="preserve">pip install requests </w:t>
-      </w:r>
-    </w:p>
-    <w:p>
-      <w:pPr>
-        <w:pStyle w:val="ListParagraph"/>
-      </w:pPr>
-      <w:r>
-        <w:t xml:space="preserve">pip install folium </w:t>
-      </w:r>
-    </w:p>
-    <w:p>
-      <w:pPr>
-        <w:pStyle w:val="ListParagraph"/>
-      </w:pPr>
-      <w:r>
-        <w:t xml:space="preserve">pip install </w:t>
-      </w:r>
-      <w:proofErr w:type="spellStart"/>
-      <w:r>
-        <w:t>geopandas</w:t>
-      </w:r>
-      <w:proofErr w:type="spellEnd"/>
-      <w:r>
-        <w:t xml:space="preserve"> </w:t>
-      </w:r>
-    </w:p>
-    <w:p>
-      <w:pPr>
-        <w:pStyle w:val="ListParagraph"/>
-      </w:pPr>
-      <w:proofErr w:type="gramStart"/>
-      <w:r>
-        <w:t>pip</w:t>
-      </w:r>
-      <w:proofErr w:type="gramEnd"/>
-      <w:r>
-        <w:t xml:space="preserve"> install </w:t>
-      </w:r>
-      <w:proofErr w:type="spellStart"/>
-      <w:r>
-        <w:t>geopy</w:t>
-      </w:r>
-      <w:proofErr w:type="spellEnd"/>
-      <w:r>
-        <w:t xml:space="preserve"> </w:t>
-      </w:r>
-    </w:p>
-    <w:p>
-      <w:pPr>
-        <w:pStyle w:val="ListParagraph"/>
-      </w:pPr>
-      <w:r>
-        <w:t xml:space="preserve">pip </w:t>
-      </w:r>
-      <w:proofErr w:type="gramStart"/>
-      <w:r>
-        <w:t>install</w:t>
-      </w:r>
-      <w:proofErr w:type="gramEnd"/>
-      <w:r>
-        <w:t xml:space="preserve"> shapely </w:t>
-      </w:r>
-    </w:p>
-    <w:p>
-      <w:pPr>
-        <w:pStyle w:val="ListParagraph"/>
-      </w:pPr>
-      <w:proofErr w:type="gramStart"/>
-      <w:r>
-        <w:t>pip</w:t>
-      </w:r>
-      <w:proofErr w:type="gramEnd"/>
-      <w:r>
-        <w:t xml:space="preserve"> install selenium</w:t>
-      </w:r>
-    </w:p>
-    <w:p>
-      <w:pPr>
-        <w:pStyle w:val="ListParagraph"/>
-        <w:numPr>
-          <w:ilvl w:val="0"/>
-          <w:numId w:val="24"/>
-        </w:numPr>
-      </w:pPr>
-      <w:r>
-        <w:t>A working version of chrome</w:t>
-      </w:r>
-    </w:p>
-    <w:p>
-      <w:pPr>
-        <w:pStyle w:val="ListParagraph"/>
-        <w:numPr>
-          <w:ilvl w:val="0"/>
-          <w:numId w:val="24"/>
-        </w:numPr>
-      </w:pPr>
-      <w:r>
-        <w:t>The shape data files in the resources folder (the code is setup to use: “P</w:t>
-      </w:r>
-      <w:r>
-        <w:t>aMunicipalities2025_07.shp"</w:t>
-      </w:r>
-      <w:r>
-        <w:t>, but if you change it, I don’t think it will break anything.)</w:t>
-      </w:r>
-    </w:p>
-    <w:p>
-      <w:pPr>
-        <w:pStyle w:val="Heading3"/>
-      </w:pPr>
-      <w:bookmarkStart w:id="14" w:name="_Toc222995121"/>
-      <w:bookmarkStart w:id="15" w:name="_Toc222995419"/>
-      <w:r>
-        <w:t xml:space="preserve">3.3 </w:t>
-      </w:r>
-      <w:r>
-        <w:t>Configuration Options</w:t>
-      </w:r>
-      <w:bookmarkEnd w:id="14"/>
-      <w:bookmarkEnd w:id="15"/>
-    </w:p>
-    <w:p>
-      <w:r>
-        <w:t>At the current time writing this, settings and configs are being worked on right now.</w:t>
-      </w:r>
-    </w:p>
-    <w:p>
-      <w:pPr>
-        <w:pStyle w:val="Heading1"/>
-      </w:pPr>
-      <w:bookmarkStart w:id="16" w:name="_Toc222995122"/>
-      <w:bookmarkStart w:id="17" w:name="_Toc222995420"/>
-      <w:r>
-        <w:t xml:space="preserve">4 </w:t>
-      </w:r>
-      <w:r>
-        <w:t>Defaults</w:t>
-      </w:r>
-      <w:bookmarkEnd w:id="16"/>
-      <w:bookmarkEnd w:id="17"/>
-    </w:p>
-    <w:p>
-      <w:pPr>
-        <w:pStyle w:val="ListParagraph"/>
-        <w:numPr>
-          <w:ilvl w:val="0"/>
-          <w:numId w:val="26"/>
-        </w:numPr>
-      </w:pPr>
-      <w:r>
-        <w:t xml:space="preserve">Default geocoder: </w:t>
-      </w:r>
-      <w:proofErr w:type="spellStart"/>
-      <w:r>
-        <w:t>Nominatim</w:t>
-      </w:r>
-      <w:proofErr w:type="spellEnd"/>
-      <w:r>
-        <w:t xml:space="preserve"> (OpenStreetMap)</w:t>
-      </w:r>
-    </w:p>
-    <w:p>
-      <w:pPr>
-        <w:numPr>
-          <w:ilvl w:val="0"/>
-          <w:numId w:val="26"/>
-        </w:numPr>
-      </w:pPr>
-      <w:r>
-        <w:t>Default map center: Jefferson County, PA</w:t>
-      </w:r>
-    </w:p>
-    <w:p>
-      <w:pPr>
-        <w:numPr>
-          <w:ilvl w:val="0"/>
-          <w:numId w:val="26"/>
-        </w:numPr>
-      </w:pPr>
-      <w:r>
-        <w:t>Default zoom: 10</w:t>
-      </w:r>
-    </w:p>
-    <w:p>
-      <w:pPr>
-        <w:numPr>
-          <w:ilvl w:val="0"/>
-          <w:numId w:val="26"/>
-        </w:numPr>
-      </w:pPr>
-      <w:r>
-        <w:t>Default output directory: Application root</w:t>
-      </w:r>
-    </w:p>
-    <w:p/>
-    <w:p>
-      <w:pPr>
-        <w:pStyle w:val="Heading1"/>
-      </w:pPr>
-      <w:bookmarkStart w:id="18" w:name="_Toc222995123"/>
-      <w:bookmarkStart w:id="19" w:name="_Toc222995421"/>
-      <w:r>
-        <w:lastRenderedPageBreak/>
-        <w:t xml:space="preserve">5 </w:t>
-      </w:r>
-      <w:r>
-        <w:t>User Guide</w:t>
-      </w:r>
-      <w:bookmarkEnd w:id="18"/>
-      <w:bookmarkEnd w:id="19"/>
-    </w:p>
-    <w:p>
-      <w:pPr>
         <w:pStyle w:val="Heading2"/>
       </w:pPr>
-      <w:bookmarkStart w:id="20" w:name="_Toc222995124"/>
-      <w:bookmarkStart w:id="21" w:name="_Toc222995422"/>
-      <w:r>
-        <w:t xml:space="preserve">5.1 </w:t>
-      </w:r>
-      <w:r>
-        <w:t>Launching the Application</w:t>
-      </w:r>
-      <w:bookmarkEnd w:id="20"/>
-      <w:bookmarkEnd w:id="21"/>
-    </w:p>
-    <w:p>
-      <w:r>
-        <w:t>- Double‑click the packaged .exe</w:t>
-      </w:r>
-    </w:p>
-    <w:p>
-      <w:r>
-        <w:t>- No installation required</w:t>
-      </w:r>
-      <w:r>
-        <w:t>, just extraction from the zip file</w:t>
-      </w:r>
-    </w:p>
-    <w:p>
-      <w:pPr>
-        <w:pStyle w:val="Heading2"/>
-      </w:pPr>
-      <w:bookmarkStart w:id="22" w:name="_Toc222995125"/>
-      <w:bookmarkStart w:id="23" w:name="_Toc222995423"/>
-      <w:r>
-        <w:t xml:space="preserve">5.2 </w:t>
-      </w:r>
-      <w:r>
-        <w:t>Typical Workflow</w:t>
-      </w:r>
-      <w:bookmarkEnd w:id="22"/>
-      <w:bookmarkEnd w:id="23"/>
-    </w:p>
-    <w:p>
-      <w:r>
-        <w:t>- Load a CSV file</w:t>
-      </w:r>
-    </w:p>
-    <w:p>
-      <w:r>
-        <w:t>- Sort the list of properties</w:t>
-      </w:r>
-    </w:p>
-    <w:p>
-      <w:r>
-        <w:t>- Select</w:t>
-      </w:r>
-      <w:r>
-        <w:t xml:space="preserve"> a property from the list</w:t>
-      </w:r>
-    </w:p>
-    <w:p>
-      <w:r>
-        <w:t>- Data about the property, any images, and a map will be displayed in a new window</w:t>
-      </w:r>
-    </w:p>
-    <w:p>
-      <w:r>
-        <w:t>- Modify the data or leave a note</w:t>
-      </w:r>
-    </w:p>
-    <w:p>
-      <w:r>
-        <w:t>- Create a new property by filling out t</w:t>
-      </w:r>
-      <w:r>
-        <w:t>he form from the ‘new’ button</w:t>
-      </w:r>
-    </w:p>
-    <w:p>
-      <w:r>
-        <w:t>- Delete an entry</w:t>
-      </w:r>
-    </w:p>
-    <w:p>
-      <w:r>
-        <w:t>- Export updated CSV</w:t>
-      </w:r>
-    </w:p>
-    <w:p>
-      <w:pPr>
-        <w:pStyle w:val="Heading2"/>
-      </w:pPr>
-      <w:bookmarkStart w:id="24" w:name="_Toc222995126"/>
-      <w:bookmarkStart w:id="25" w:name="_Toc222995424"/>
       <w:r>
         <w:t xml:space="preserve">5.3 </w:t>
       </w:r>
@@ -2237,75 +2880,238 @@
       <w:bookmarkEnd w:id="25"/>
     </w:p>
     <w:p>
-      <w:r>
-        <w:t xml:space="preserve">- Individual Map: Uses </w:t>
-      </w:r>
-      <w:proofErr w:type="spellStart"/>
-      <w:r>
-        <w:t>create_</w:t>
-      </w:r>
-      <w:proofErr w:type="gramStart"/>
-      <w:r>
-        <w:t>map</w:t>
-      </w:r>
-      <w:proofErr w:type="spellEnd"/>
-      <w:r>
-        <w:t>(</w:t>
-      </w:r>
-      <w:proofErr w:type="gramEnd"/>
-      <w:r>
-        <w:t>)</w:t>
-      </w:r>
-      <w:r>
-        <w:t xml:space="preserve">, runs when a property is selected. Will use a previously generated map unless the checkbox for </w:t>
-      </w:r>
-      <w:r>
-        <w:t>regen maps is selected</w:t>
+      <w:bookmarkStart w:id="26" w:name="_Toc222995127"/>
+      <w:bookmarkStart w:id="27" w:name="_Toc222995425"/>
+      <w:r>
+        <w:t>The application supports two types of map generation: individual property maps and a full‑county overview map. Both rely on Folium for HTML map creation and a bundled Chromium instance for HTML‑to‑PNG rendering.</w:t>
       </w:r>
     </w:p>
     <w:p>
-      <w:r>
-        <w:t xml:space="preserve">- Full Map: Uses </w:t>
-      </w:r>
-      <w:proofErr w:type="spellStart"/>
-      <w:r>
-        <w:t>generate_full_</w:t>
-      </w:r>
-      <w:proofErr w:type="gramStart"/>
-      <w:r>
-        <w:t>map</w:t>
-      </w:r>
-      <w:proofErr w:type="spellEnd"/>
-      <w:r>
-        <w:t>(</w:t>
-      </w:r>
-      <w:proofErr w:type="gramEnd"/>
-      <w:r>
-        <w:t>)</w:t>
-      </w:r>
-      <w:r>
-        <w:t>, runs when the full map button is pressed</w:t>
-      </w:r>
-      <w:r>
-        <w:t>, always generates a new map, to ensure that no changes to the data were missed</w:t>
+      <w:pPr>
+        <w:pStyle w:val="Heading3"/>
+      </w:pPr>
+      <w:r>
+        <w:t>Individual Property Maps</w:t>
       </w:r>
     </w:p>
     <w:p>
-      <w:r>
-        <w:t xml:space="preserve">- Selenium captures a PNG screenshot for embedding in </w:t>
-      </w:r>
-      <w:proofErr w:type="spellStart"/>
-      <w:r>
-        <w:t>Tkinter</w:t>
-      </w:r>
-      <w:proofErr w:type="spellEnd"/>
+      <w:pPr>
+        <w:pStyle w:val="ListParagraph"/>
+        <w:numPr>
+          <w:ilvl w:val="0"/>
+          <w:numId w:val="15"/>
+        </w:numPr>
+      </w:pPr>
+      <w:r>
+        <w:t>Automatically triggered when a property is selected</w:t>
+      </w:r>
     </w:p>
     <w:p>
       <w:pPr>
+        <w:pStyle w:val="ListParagraph"/>
+        <w:numPr>
+          <w:ilvl w:val="0"/>
+          <w:numId w:val="15"/>
+        </w:numPr>
+      </w:pPr>
+      <w:r>
+        <w:t>Uses cached HTML/PNG files if available</w:t>
+      </w:r>
+    </w:p>
+    <w:p>
+      <w:pPr>
+        <w:pStyle w:val="ListParagraph"/>
+        <w:numPr>
+          <w:ilvl w:val="0"/>
+          <w:numId w:val="15"/>
+        </w:numPr>
+      </w:pPr>
+      <w:r>
+        <w:t>If the “Regen Map” checkbox is enabled, the map is regenerated even if a cached version exists</w:t>
+      </w:r>
+    </w:p>
+    <w:p>
+      <w:r>
+        <w:t>Maps include:</w:t>
+      </w:r>
+    </w:p>
+    <w:p>
+      <w:pPr>
+        <w:pStyle w:val="ListParagraph"/>
+        <w:numPr>
+          <w:ilvl w:val="0"/>
+          <w:numId w:val="15"/>
+        </w:numPr>
+      </w:pPr>
+      <w:r>
+        <w:t>Local OSM tiles</w:t>
+      </w:r>
+    </w:p>
+    <w:p>
+      <w:pPr>
+        <w:pStyle w:val="ListParagraph"/>
+        <w:numPr>
+          <w:ilvl w:val="0"/>
+          <w:numId w:val="15"/>
+        </w:numPr>
+      </w:pPr>
+      <w:r>
+        <w:t>Jefferson County municipal boundaries</w:t>
+      </w:r>
+    </w:p>
+    <w:p>
+      <w:pPr>
+        <w:pStyle w:val="ListParagraph"/>
+        <w:numPr>
+          <w:ilvl w:val="0"/>
+          <w:numId w:val="15"/>
+        </w:numPr>
+      </w:pPr>
+      <w:r>
+        <w:t>A status‑colored marker for the selected property</w:t>
+      </w:r>
+    </w:p>
+    <w:p>
+      <w:pPr>
+        <w:pStyle w:val="Heading3"/>
+      </w:pPr>
+      <w:r>
+        <w:t>Full</w:t>
+      </w:r>
+      <w:r>
+        <w:rPr>
+          <w:rFonts w:ascii="Cambria Math" w:hAnsi="Cambria Math" w:cs="Cambria Math"/>
+        </w:rPr>
+        <w:t>‑</w:t>
+      </w:r>
+      <w:r>
+        <w:t>County Map</w:t>
+      </w:r>
+    </w:p>
+    <w:p>
+      <w:pPr>
+        <w:pStyle w:val="ListParagraph"/>
+        <w:numPr>
+          <w:ilvl w:val="0"/>
+          <w:numId w:val="15"/>
+        </w:numPr>
+      </w:pPr>
+      <w:r>
+        <w:t>Triggered when the “Full Map” button is pressed</w:t>
+      </w:r>
+    </w:p>
+    <w:p>
+      <w:pPr>
+        <w:pStyle w:val="ListParagraph"/>
+        <w:numPr>
+          <w:ilvl w:val="0"/>
+          <w:numId w:val="15"/>
+        </w:numPr>
+      </w:pPr>
+      <w:r>
+        <w:t>Always regenerates the map to ensure all recent data changes are reflected</w:t>
+      </w:r>
+    </w:p>
+    <w:p>
+      <w:pPr>
+        <w:pStyle w:val="ListParagraph"/>
+        <w:numPr>
+          <w:ilvl w:val="0"/>
+          <w:numId w:val="15"/>
+        </w:numPr>
+      </w:pPr>
+      <w:r>
+        <w:t>Displays all geocoded properties with status‑coded markers</w:t>
+      </w:r>
+    </w:p>
+    <w:p>
+      <w:pPr>
+        <w:pStyle w:val="ListParagraph"/>
+        <w:numPr>
+          <w:ilvl w:val="0"/>
+          <w:numId w:val="15"/>
+        </w:numPr>
+      </w:pPr>
+      <w:proofErr w:type="gramStart"/>
+      <w:r>
+        <w:t>Uses</w:t>
+      </w:r>
+      <w:proofErr w:type="gramEnd"/>
+      <w:r>
+        <w:t xml:space="preserve"> the full geocode cache to avoid unnecessary API calls</w:t>
+      </w:r>
+    </w:p>
+    <w:p>
+      <w:pPr>
+        <w:pStyle w:val="Heading3"/>
+      </w:pPr>
+      <w:r>
+        <w:lastRenderedPageBreak/>
+        <w:t>Map Rendering</w:t>
+      </w:r>
+    </w:p>
+    <w:p>
+      <w:pPr>
+        <w:pStyle w:val="ListParagraph"/>
+        <w:numPr>
+          <w:ilvl w:val="0"/>
+          <w:numId w:val="16"/>
+        </w:numPr>
+      </w:pPr>
+      <w:r>
+        <w:t xml:space="preserve">The application </w:t>
+      </w:r>
+      <w:r>
+        <w:t>uses a bundled Chromium executable invoked in headless mode</w:t>
+      </w:r>
+    </w:p>
+    <w:p>
+      <w:pPr>
+        <w:pStyle w:val="ListParagraph"/>
+        <w:numPr>
+          <w:ilvl w:val="0"/>
+          <w:numId w:val="16"/>
+        </w:numPr>
+      </w:pPr>
+      <w:r>
+        <w:t>Chromium captures a PNG screenshot of each generated HTML map</w:t>
+      </w:r>
+    </w:p>
+    <w:p>
+      <w:pPr>
+        <w:pStyle w:val="ListParagraph"/>
+        <w:numPr>
+          <w:ilvl w:val="0"/>
+          <w:numId w:val="16"/>
+        </w:numPr>
+      </w:pPr>
+      <w:r>
+        <w:t xml:space="preserve">These PNGs are embedded directly into </w:t>
+      </w:r>
+      <w:proofErr w:type="spellStart"/>
+      <w:r>
+        <w:t>Tkinter</w:t>
+      </w:r>
+      <w:proofErr w:type="spellEnd"/>
+      <w:r>
+        <w:t xml:space="preserve"> windows for fast, reliable display</w:t>
+      </w:r>
+    </w:p>
+    <w:p>
+      <w:pPr>
+        <w:rPr>
+          <w:b/>
+          <w:bCs/>
+        </w:rPr>
+      </w:pPr>
+      <w:r>
+        <w:t>This rendering pipeline ensures consistent map output across machines, even when offline.</w:t>
+      </w:r>
+    </w:p>
+    <w:p>
+      <w:pPr>
         <w:pStyle w:val="Heading1"/>
       </w:pPr>
-      <w:bookmarkStart w:id="26" w:name="_Toc222995127"/>
-      <w:bookmarkStart w:id="27" w:name="_Toc222995425"/>
       <w:r>
         <w:t xml:space="preserve">6 </w:t>
       </w:r>
@@ -2332,56 +3138,53 @@
     </w:p>
     <w:p>
       <w:pPr>
-        <w:pStyle w:val="ListParagraph"/>
-        <w:numPr>
-          <w:ilvl w:val="0"/>
-          <w:numId w:val="30"/>
-        </w:numPr>
-      </w:pPr>
-      <w:r>
-        <w:t>Geocoding is rate</w:t>
-      </w:r>
-      <w:r>
-        <w:noBreakHyphen/>
-        <w:t>limited; the application includes delays to avoid API throttling</w:t>
+        <w:pStyle w:val="Heading3"/>
+      </w:pPr>
+      <w:r>
+        <w:t>Geocoding Rate Limits:</w:t>
       </w:r>
     </w:p>
     <w:p>
-      <w:pPr>
-        <w:pStyle w:val="ListParagraph"/>
-        <w:numPr>
-          <w:ilvl w:val="0"/>
-          <w:numId w:val="30"/>
-        </w:numPr>
-      </w:pPr>
-      <w:r>
-        <w:t xml:space="preserve">Selenium requires </w:t>
+      <w:r>
+        <w:t xml:space="preserve">The application uses the </w:t>
       </w:r>
       <w:proofErr w:type="spellStart"/>
       <w:r>
-        <w:t>ChromeDriver</w:t>
+        <w:t>Nominatim</w:t>
       </w:r>
       <w:proofErr w:type="spellEnd"/>
       <w:r>
-        <w:t xml:space="preserve"> to match the installed Chrome version</w:t>
-      </w:r>
-      <w:r>
-        <w:t xml:space="preserve"> </w:t>
+        <w:t xml:space="preserve"> (OpenStreetMap) geocoding service, which enforces strict rate limits on incoming requests. To comply with these constraints, the system introduces short delays between geocoding attempts and maintains a persistent JSON‑based cache. This ensures stable operation and prevents API throttling during bulk address processing.</w:t>
       </w:r>
     </w:p>
     <w:p>
       <w:pPr>
-        <w:pStyle w:val="ListParagraph"/>
-        <w:numPr>
-          <w:ilvl w:val="0"/>
-          <w:numId w:val="30"/>
-        </w:numPr>
-      </w:pPr>
-      <w:r>
-        <w:t>Shapefile must remain intact with all associated .</w:t>
+        <w:pStyle w:val="Heading3"/>
+      </w:pPr>
+      <w:r>
+        <w:t>Shapefile Integrity Requirements:</w:t>
+      </w:r>
+    </w:p>
+    <w:p>
+      <w:r>
+        <w:t xml:space="preserve">The municipal boundary data used for map generation must remain intact and include all associated component files. A valid ESRI shapefile requires not only the </w:t>
+      </w:r>
+      <w:r>
+        <w:t>.</w:t>
       </w:r>
       <w:proofErr w:type="spellStart"/>
       <w:r>
+        <w:t>shp</w:t>
+      </w:r>
+      <w:proofErr w:type="spellEnd"/>
+      <w:r>
+        <w:t xml:space="preserve"> geometry file but also its companion files such as </w:t>
+      </w:r>
+      <w:r>
+        <w:t>.</w:t>
+      </w:r>
+      <w:proofErr w:type="spellStart"/>
+      <w:r>
         <w:t>shx</w:t>
       </w:r>
       <w:proofErr w:type="spellEnd"/>
@@ -2393,6 +3196,7 @@
         <w:t>dbf</w:t>
       </w:r>
       <w:proofErr w:type="spellEnd"/>
+      <w:proofErr w:type="gramStart"/>
       <w:r>
         <w:t>, .</w:t>
       </w:r>
@@ -2401,17 +3205,47 @@
         <w:t>prj</w:t>
       </w:r>
       <w:proofErr w:type="spellEnd"/>
-      <w:r>
-        <w:t xml:space="preserve"> files</w:t>
-      </w:r>
-      <w:r>
-        <w:t xml:space="preserve"> (everything you need will be in the resources folder, </w:t>
-      </w:r>
-      <w:r>
-        <w:t>or _internal/resources if it’s the packaged version</w:t>
-      </w:r>
-      <w:r>
-        <w:t>)</w:t>
+      <w:proofErr w:type="gramEnd"/>
+      <w:r>
+        <w:t>,</w:t>
+      </w:r>
+      <w:r>
+        <w:t xml:space="preserve"> </w:t>
+      </w:r>
+      <w:r>
+        <w:t>and others.</w:t>
+      </w:r>
+    </w:p>
+    <w:p>
+      <w:r>
+        <w:t xml:space="preserve">All required files are included in the application’s </w:t>
+      </w:r>
+      <w:r>
+        <w:t>resources/</w:t>
+      </w:r>
+      <w:proofErr w:type="spellStart"/>
+      <w:r>
+        <w:t>shapeData</w:t>
+      </w:r>
+      <w:proofErr w:type="spellEnd"/>
+      <w:r>
+        <w:t xml:space="preserve"> </w:t>
+      </w:r>
+      <w:proofErr w:type="spellStart"/>
+      <w:proofErr w:type="gramStart"/>
+      <w:r>
+        <w:t>directory</w:t>
+      </w:r>
+      <w:r>
+        <w:t>.</w:t>
+      </w:r>
+      <w:r>
+        <w:t>These</w:t>
+      </w:r>
+      <w:proofErr w:type="spellEnd"/>
+      <w:proofErr w:type="gramEnd"/>
+      <w:r>
+        <w:t xml:space="preserve"> files must remain together and unmodified for the mapping subsystem to function correctly.</w:t>
       </w:r>
     </w:p>
     <w:sectPr>
@@ -2427,40 +3261,6 @@
 <file path=word/numbering.xml><?xml version="1.0" encoding="utf-8"?>
 <w:numbering xmlns:wpc="http://schemas.microsoft.com/office/word/2010/wordprocessingCanvas" xmlns:cx="http://schemas.microsoft.com/office/drawing/2014/chartex" xmlns:cx1="http://schemas.microsoft.com/office/drawing/2015/9/8/chartex" xmlns:cx2="http://schemas.microsoft.com/office/drawing/2015/10/21/chartex" xmlns:cx3="http://schemas.microsoft.com/office/drawing/2016/5/9/chartex" xmlns:cx4="http://schemas.microsoft.com/office/drawing/2016/5/10/chartex" xmlns:cx5="http://schemas.microsoft.com/office/drawing/2016/5/11/chartex" xmlns:cx6="http://schemas.microsoft.com/office/drawing/2016/5/12/chartex" xmlns:cx7="http://schemas.microsoft.com/office/drawing/2016/5/13/chartex" xmlns:cx8="http://schemas.microsoft.com/office/drawing/2016/5/14/chartex" xmlns:mc="http://schemas.openxmlformats.org/markup-compatibility/2006" xmlns:aink="http://schemas.microsoft.com/office/drawing/2016/ink" xmlns:am3d="http://schemas.microsoft.com/office/drawing/2017/model3d" xmlns:o="urn:schemas-microsoft-com:office:office" xmlns:oel="http://schemas.microsoft.com/office/2019/extlst" xmlns:r="http://schemas.openxmlformats.org/officeDocument/2006/relationships" xmlns:m="http://schemas.openxmlformats.org/officeDocument/2006/math" xmlns:v="urn:schemas-microsoft-com:vml" xmlns:wp14="http://schemas.microsoft.com/office/word/2010/wordprocessingDrawing" xmlns:wp="http://schemas.openxmlformats.org/drawingml/2006/wordprocessingDrawing" xmlns:w10="urn:schemas-microsoft-com:office:word" xmlns:w="http://schemas.openxmlformats.org/wordprocessingml/2006/main" xmlns:w14="http://schemas.microsoft.com/office/word/2010/wordml" xmlns:w15="http://schemas.microsoft.com/office/word/2012/wordml" xmlns:w16cex="http://schemas.microsoft.com/office/word/2018/wordml/cex" xmlns:w16cid="http://schemas.microsoft.com/office/word/2016/wordml/cid" xmlns:w16="http://schemas.microsoft.com/office/word/2018/wordml" xmlns:w16du="http://schemas.microsoft.com/office/word/2023/wordml/word16du" xmlns:w16sdtdh="http://schemas.microsoft.com/office/word/2020/wordml/sdtdatahash" xmlns:w16sdtfl="http://schemas.microsoft.com/office/word/2024/wordml/sdtformatlock" xmlns:w16se="http://schemas.microsoft.com/office/word/2015/wordml/symex" xmlns:wpg="http://schemas.microsoft.com/office/word/2010/wordprocessingGroup" xmlns:wpi="http://schemas.microsoft.com/office/word/2010/wordprocessingInk" xmlns:wne="http://schemas.microsoft.com/office/word/2006/wordml" xmlns:wps="http://schemas.microsoft.com/office/word/2010/wordprocessingShape" mc:Ignorable="w14 w15 w16se w16cid w16 w16cex w16sdtdh w16sdtfl w16du wp14">
   <w:abstractNum w:abstractNumId="0" w15:restartNumberingAfterBreak="0">
-    <w:nsid w:val="FFFFFF7C"/>
-    <w:multiLevelType w:val="singleLevel"/>
-    <w:tmpl w:val="C310EC42"/>
-    <w:lvl w:ilvl="0">
-      <w:start w:val="1"/>
-      <w:numFmt w:val="decimal"/>
-      <w:lvlText w:val="%1."/>
-      <w:lvlJc w:val="left"/>
-      <w:pPr>
-        <w:tabs>
-          <w:tab w:val="num" w:pos="1800"/>
-        </w:tabs>
-        <w:ind w:left="1800" w:hanging="360"/>
-      </w:pPr>
-    </w:lvl>
-  </w:abstractNum>
-  <w:abstractNum w:abstractNumId="1" w15:restartNumberingAfterBreak="0">
-    <w:nsid w:val="FFFFFF7D"/>
-    <w:multiLevelType w:val="singleLevel"/>
-    <w:tmpl w:val="E4089024"/>
-    <w:lvl w:ilvl="0">
-      <w:start w:val="1"/>
-      <w:numFmt w:val="decimal"/>
-      <w:lvlText w:val="%1."/>
-      <w:lvlJc w:val="left"/>
-      <w:pPr>
-        <w:tabs>
-          <w:tab w:val="num" w:pos="1440"/>
-        </w:tabs>
-        <w:ind w:left="1440" w:hanging="360"/>
-      </w:pPr>
-    </w:lvl>
-  </w:abstractNum>
-  <w:abstractNum w:abstractNumId="2" w15:restartNumberingAfterBreak="0">
     <w:nsid w:val="FFFFFF7E"/>
     <w:multiLevelType w:val="singleLevel"/>
     <w:tmpl w:val="FB12693A"/>
@@ -2478,7 +3278,7 @@
       </w:pPr>
     </w:lvl>
   </w:abstractNum>
-  <w:abstractNum w:abstractNumId="3" w15:restartNumberingAfterBreak="0">
+  <w:abstractNum w:abstractNumId="1" w15:restartNumberingAfterBreak="0">
     <w:nsid w:val="FFFFFF7F"/>
     <w:multiLevelType w:val="singleLevel"/>
     <w:tmpl w:val="38441652"/>
@@ -2496,27 +3296,7 @@
       </w:pPr>
     </w:lvl>
   </w:abstractNum>
-  <w:abstractNum w:abstractNumId="4" w15:restartNumberingAfterBreak="0">
-    <w:nsid w:val="FFFFFF81"/>
-    <w:multiLevelType w:val="singleLevel"/>
-    <w:tmpl w:val="171AC3A4"/>
-    <w:lvl w:ilvl="0">
-      <w:start w:val="1"/>
-      <w:numFmt w:val="bullet"/>
-      <w:lvlText w:val=""/>
-      <w:lvlJc w:val="left"/>
-      <w:pPr>
-        <w:tabs>
-          <w:tab w:val="num" w:pos="1440"/>
-        </w:tabs>
-        <w:ind w:left="1440" w:hanging="360"/>
-      </w:pPr>
-      <w:rPr>
-        <w:rFonts w:ascii="Symbol" w:hAnsi="Symbol" w:hint="default"/>
-      </w:rPr>
-    </w:lvl>
-  </w:abstractNum>
-  <w:abstractNum w:abstractNumId="5" w15:restartNumberingAfterBreak="0">
+  <w:abstractNum w:abstractNumId="2" w15:restartNumberingAfterBreak="0">
     <w:nsid w:val="FFFFFF82"/>
     <w:multiLevelType w:val="singleLevel"/>
     <w:tmpl w:val="F3EAFDEC"/>
@@ -2537,7 +3317,7 @@
       </w:rPr>
     </w:lvl>
   </w:abstractNum>
-  <w:abstractNum w:abstractNumId="6" w15:restartNumberingAfterBreak="0">
+  <w:abstractNum w:abstractNumId="3" w15:restartNumberingAfterBreak="0">
     <w:nsid w:val="FFFFFF83"/>
     <w:multiLevelType w:val="singleLevel"/>
     <w:tmpl w:val="3D1EFFD4"/>
@@ -2558,7 +3338,7 @@
       </w:rPr>
     </w:lvl>
   </w:abstractNum>
-  <w:abstractNum w:abstractNumId="7" w15:restartNumberingAfterBreak="0">
+  <w:abstractNum w:abstractNumId="4" w15:restartNumberingAfterBreak="0">
     <w:nsid w:val="FFFFFF88"/>
     <w:multiLevelType w:val="singleLevel"/>
     <w:tmpl w:val="D0A62B40"/>
@@ -2576,7 +3356,7 @@
       </w:pPr>
     </w:lvl>
   </w:abstractNum>
-  <w:abstractNum w:abstractNumId="8" w15:restartNumberingAfterBreak="0">
+  <w:abstractNum w:abstractNumId="5" w15:restartNumberingAfterBreak="0">
     <w:nsid w:val="FFFFFF89"/>
     <w:multiLevelType w:val="singleLevel"/>
     <w:tmpl w:val="29761A62"/>
@@ -2597,258 +3377,244 @@
       </w:rPr>
     </w:lvl>
   </w:abstractNum>
-  <w:abstractNum w:abstractNumId="9" w15:restartNumberingAfterBreak="0">
-    <w:nsid w:val="06C56528"/>
-    <w:multiLevelType w:val="multilevel"/>
-    <w:tmpl w:val="E7E60C66"/>
-    <w:lvl w:ilvl="0">
+  <w:abstractNum w:abstractNumId="6" w15:restartNumberingAfterBreak="0">
+    <w:nsid w:val="0C2933F8"/>
+    <w:multiLevelType w:val="hybridMultilevel"/>
+    <w:tmpl w:val="EA98738C"/>
+    <w:lvl w:ilvl="0" w:tplc="CF7094B6">
+      <w:numFmt w:val="bullet"/>
+      <w:lvlText w:val="•"/>
+      <w:lvlJc w:val="left"/>
+      <w:pPr>
+        <w:ind w:left="720" w:hanging="720"/>
+      </w:pPr>
+      <w:rPr>
+        <w:rFonts w:ascii="Cambria" w:eastAsiaTheme="minorEastAsia" w:hAnsi="Cambria" w:cstheme="minorBidi" w:hint="default"/>
+      </w:rPr>
+    </w:lvl>
+    <w:lvl w:ilvl="1" w:tplc="04090003">
+      <w:start w:val="1"/>
+      <w:numFmt w:val="bullet"/>
+      <w:lvlText w:val="o"/>
+      <w:lvlJc w:val="left"/>
+      <w:pPr>
+        <w:ind w:left="1440" w:hanging="360"/>
+      </w:pPr>
+      <w:rPr>
+        <w:rFonts w:ascii="Courier New" w:hAnsi="Courier New" w:cs="Courier New" w:hint="default"/>
+      </w:rPr>
+    </w:lvl>
+    <w:lvl w:ilvl="2" w:tplc="04090005" w:tentative="1">
+      <w:start w:val="1"/>
+      <w:numFmt w:val="bullet"/>
+      <w:lvlText w:val=""/>
+      <w:lvlJc w:val="left"/>
+      <w:pPr>
+        <w:ind w:left="2160" w:hanging="360"/>
+      </w:pPr>
+      <w:rPr>
+        <w:rFonts w:ascii="Wingdings" w:hAnsi="Wingdings" w:hint="default"/>
+      </w:rPr>
+    </w:lvl>
+    <w:lvl w:ilvl="3" w:tplc="04090001" w:tentative="1">
       <w:start w:val="1"/>
       <w:numFmt w:val="bullet"/>
       <w:lvlText w:val=""/>
       <w:lvlJc w:val="left"/>
       <w:pPr>
-        <w:tabs>
-          <w:tab w:val="num" w:pos="720"/>
-        </w:tabs>
-        <w:ind w:left="720" w:hanging="360"/>
+        <w:ind w:left="2880" w:hanging="360"/>
       </w:pPr>
       <w:rPr>
         <w:rFonts w:ascii="Symbol" w:hAnsi="Symbol" w:hint="default"/>
-        <w:sz w:val="20"/>
       </w:rPr>
     </w:lvl>
-    <w:lvl w:ilvl="1" w:tentative="1">
+    <w:lvl w:ilvl="4" w:tplc="04090003" w:tentative="1">
       <w:start w:val="1"/>
       <w:numFmt w:val="bullet"/>
       <w:lvlText w:val="o"/>
       <w:lvlJc w:val="left"/>
       <w:pPr>
-        <w:tabs>
-          <w:tab w:val="num" w:pos="1440"/>
-        </w:tabs>
-        <w:ind w:left="1440" w:hanging="360"/>
-      </w:pPr>
-      <w:rPr>
-        <w:rFonts w:ascii="Courier New" w:hAnsi="Courier New" w:hint="default"/>
-        <w:sz w:val="20"/>
+        <w:ind w:left="3600" w:hanging="360"/>
+      </w:pPr>
+      <w:rPr>
+        <w:rFonts w:ascii="Courier New" w:hAnsi="Courier New" w:cs="Courier New" w:hint="default"/>
       </w:rPr>
     </w:lvl>
-    <w:lvl w:ilvl="2" w:tentative="1">
+    <w:lvl w:ilvl="5" w:tplc="04090005" w:tentative="1">
       <w:start w:val="1"/>
       <w:numFmt w:val="bullet"/>
       <w:lvlText w:val=""/>
       <w:lvlJc w:val="left"/>
       <w:pPr>
-        <w:tabs>
-          <w:tab w:val="num" w:pos="2160"/>
-        </w:tabs>
-        <w:ind w:left="2160" w:hanging="360"/>
+        <w:ind w:left="4320" w:hanging="360"/>
       </w:pPr>
       <w:rPr>
         <w:rFonts w:ascii="Wingdings" w:hAnsi="Wingdings" w:hint="default"/>
-        <w:sz w:val="20"/>
       </w:rPr>
     </w:lvl>
-    <w:lvl w:ilvl="3" w:tentative="1">
+    <w:lvl w:ilvl="6" w:tplc="04090001" w:tentative="1">
+      <w:start w:val="1"/>
+      <w:numFmt w:val="bullet"/>
+      <w:lvlText w:val=""/>
+      <w:lvlJc w:val="left"/>
+      <w:pPr>
+        <w:ind w:left="5040" w:hanging="360"/>
+      </w:pPr>
+      <w:rPr>
+        <w:rFonts w:ascii="Symbol" w:hAnsi="Symbol" w:hint="default"/>
+      </w:rPr>
+    </w:lvl>
+    <w:lvl w:ilvl="7" w:tplc="04090003" w:tentative="1">
+      <w:start w:val="1"/>
+      <w:numFmt w:val="bullet"/>
+      <w:lvlText w:val="o"/>
+      <w:lvlJc w:val="left"/>
+      <w:pPr>
+        <w:ind w:left="5760" w:hanging="360"/>
+      </w:pPr>
+      <w:rPr>
+        <w:rFonts w:ascii="Courier New" w:hAnsi="Courier New" w:cs="Courier New" w:hint="default"/>
+      </w:rPr>
+    </w:lvl>
+    <w:lvl w:ilvl="8" w:tplc="04090005" w:tentative="1">
       <w:start w:val="1"/>
       <w:numFmt w:val="bullet"/>
       <w:lvlText w:val=""/>
       <w:lvlJc w:val="left"/>
       <w:pPr>
-        <w:tabs>
-          <w:tab w:val="num" w:pos="2880"/>
-        </w:tabs>
-        <w:ind w:left="2880" w:hanging="360"/>
+        <w:ind w:left="6480" w:hanging="360"/>
       </w:pPr>
       <w:rPr>
         <w:rFonts w:ascii="Wingdings" w:hAnsi="Wingdings" w:hint="default"/>
-        <w:sz w:val="20"/>
       </w:rPr>
     </w:lvl>
-    <w:lvl w:ilvl="4" w:tentative="1">
+  </w:abstractNum>
+  <w:abstractNum w:abstractNumId="7" w15:restartNumberingAfterBreak="0">
+    <w:nsid w:val="396B7597"/>
+    <w:multiLevelType w:val="hybridMultilevel"/>
+    <w:tmpl w:val="0D523F3A"/>
+    <w:lvl w:ilvl="0" w:tplc="0409000F">
+      <w:start w:val="1"/>
+      <w:numFmt w:val="decimal"/>
+      <w:lvlText w:val="%1."/>
+      <w:lvlJc w:val="left"/>
+      <w:pPr>
+        <w:ind w:left="720" w:hanging="720"/>
+      </w:pPr>
+      <w:rPr>
+        <w:rFonts w:hint="default"/>
+      </w:rPr>
+    </w:lvl>
+    <w:lvl w:ilvl="1" w:tplc="FFFFFFFF" w:tentative="1">
+      <w:start w:val="1"/>
+      <w:numFmt w:val="bullet"/>
+      <w:lvlText w:val="o"/>
+      <w:lvlJc w:val="left"/>
+      <w:pPr>
+        <w:ind w:left="1440" w:hanging="360"/>
+      </w:pPr>
+      <w:rPr>
+        <w:rFonts w:ascii="Courier New" w:hAnsi="Courier New" w:cs="Courier New" w:hint="default"/>
+      </w:rPr>
+    </w:lvl>
+    <w:lvl w:ilvl="2" w:tplc="FFFFFFFF" w:tentative="1">
       <w:start w:val="1"/>
       <w:numFmt w:val="bullet"/>
       <w:lvlText w:val=""/>
       <w:lvlJc w:val="left"/>
       <w:pPr>
-        <w:tabs>
-          <w:tab w:val="num" w:pos="3600"/>
-        </w:tabs>
+        <w:ind w:left="2160" w:hanging="360"/>
+      </w:pPr>
+      <w:rPr>
+        <w:rFonts w:ascii="Wingdings" w:hAnsi="Wingdings" w:hint="default"/>
+      </w:rPr>
+    </w:lvl>
+    <w:lvl w:ilvl="3" w:tplc="FFFFFFFF" w:tentative="1">
+      <w:start w:val="1"/>
+      <w:numFmt w:val="bullet"/>
+      <w:lvlText w:val=""/>
+      <w:lvlJc w:val="left"/>
+      <w:pPr>
+        <w:ind w:left="2880" w:hanging="360"/>
+      </w:pPr>
+      <w:rPr>
+        <w:rFonts w:ascii="Symbol" w:hAnsi="Symbol" w:hint="default"/>
+      </w:rPr>
+    </w:lvl>
+    <w:lvl w:ilvl="4" w:tplc="FFFFFFFF" w:tentative="1">
+      <w:start w:val="1"/>
+      <w:numFmt w:val="bullet"/>
+      <w:lvlText w:val="o"/>
+      <w:lvlJc w:val="left"/>
+      <w:pPr>
         <w:ind w:left="3600" w:hanging="360"/>
       </w:pPr>
       <w:rPr>
-        <w:rFonts w:ascii="Wingdings" w:hAnsi="Wingdings" w:hint="default"/>
-        <w:sz w:val="20"/>
+        <w:rFonts w:ascii="Courier New" w:hAnsi="Courier New" w:cs="Courier New" w:hint="default"/>
       </w:rPr>
     </w:lvl>
-    <w:lvl w:ilvl="5" w:tentative="1">
+    <w:lvl w:ilvl="5" w:tplc="FFFFFFFF" w:tentative="1">
       <w:start w:val="1"/>
       <w:numFmt w:val="bullet"/>
       <w:lvlText w:val=""/>
       <w:lvlJc w:val="left"/>
       <w:pPr>
-        <w:tabs>
-          <w:tab w:val="num" w:pos="4320"/>
-        </w:tabs>
         <w:ind w:left="4320" w:hanging="360"/>
       </w:pPr>
       <w:rPr>
         <w:rFonts w:ascii="Wingdings" w:hAnsi="Wingdings" w:hint="default"/>
-        <w:sz w:val="20"/>
       </w:rPr>
     </w:lvl>
-    <w:lvl w:ilvl="6" w:tentative="1">
+    <w:lvl w:ilvl="6" w:tplc="FFFFFFFF" w:tentative="1">
+      <w:start w:val="1"/>
+      <w:numFmt w:val="bullet"/>
+      <w:lvlText w:val=""/>
+      <w:lvlJc w:val="left"/>
+      <w:pPr>
+        <w:ind w:left="5040" w:hanging="360"/>
+      </w:pPr>
+      <w:rPr>
+        <w:rFonts w:ascii="Symbol" w:hAnsi="Symbol" w:hint="default"/>
+      </w:rPr>
+    </w:lvl>
+    <w:lvl w:ilvl="7" w:tplc="FFFFFFFF" w:tentative="1">
+      <w:start w:val="1"/>
+      <w:numFmt w:val="bullet"/>
+      <w:lvlText w:val="o"/>
+      <w:lvlJc w:val="left"/>
+      <w:pPr>
+        <w:ind w:left="5760" w:hanging="360"/>
+      </w:pPr>
+      <w:rPr>
+        <w:rFonts w:ascii="Courier New" w:hAnsi="Courier New" w:cs="Courier New" w:hint="default"/>
+      </w:rPr>
+    </w:lvl>
+    <w:lvl w:ilvl="8" w:tplc="FFFFFFFF" w:tentative="1">
       <w:start w:val="1"/>
       <w:numFmt w:val="bullet"/>
       <w:lvlText w:val=""/>
       <w:lvlJc w:val="left"/>
       <w:pPr>
-        <w:tabs>
-          <w:tab w:val="num" w:pos="5040"/>
-        </w:tabs>
-        <w:ind w:left="5040" w:hanging="360"/>
+        <w:ind w:left="6480" w:hanging="360"/>
       </w:pPr>
       <w:rPr>
         <w:rFonts w:ascii="Wingdings" w:hAnsi="Wingdings" w:hint="default"/>
-        <w:sz w:val="20"/>
-      </w:rPr>
-    </w:lvl>
-    <w:lvl w:ilvl="7" w:tentative="1">
-      <w:start w:val="1"/>
-      <w:numFmt w:val="bullet"/>
-      <w:lvlText w:val=""/>
-      <w:lvlJc w:val="left"/>
-      <w:pPr>
-        <w:tabs>
-          <w:tab w:val="num" w:pos="5760"/>
-        </w:tabs>
-        <w:ind w:left="5760" w:hanging="360"/>
-      </w:pPr>
-      <w:rPr>
-        <w:rFonts w:ascii="Wingdings" w:hAnsi="Wingdings" w:hint="default"/>
-        <w:sz w:val="20"/>
-      </w:rPr>
-    </w:lvl>
-    <w:lvl w:ilvl="8" w:tentative="1">
-      <w:start w:val="1"/>
-      <w:numFmt w:val="bullet"/>
-      <w:lvlText w:val=""/>
-      <w:lvlJc w:val="left"/>
-      <w:pPr>
-        <w:tabs>
-          <w:tab w:val="num" w:pos="6480"/>
-        </w:tabs>
-        <w:ind w:left="6480" w:hanging="360"/>
-      </w:pPr>
-      <w:rPr>
-        <w:rFonts w:ascii="Wingdings" w:hAnsi="Wingdings" w:hint="default"/>
-        <w:sz w:val="20"/>
       </w:rPr>
     </w:lvl>
   </w:abstractNum>
-  <w:abstractNum w:abstractNumId="10" w15:restartNumberingAfterBreak="0">
-    <w:nsid w:val="06E811DC"/>
+  <w:abstractNum w:abstractNumId="8" w15:restartNumberingAfterBreak="0">
+    <w:nsid w:val="3A3B3805"/>
     <w:multiLevelType w:val="hybridMultilevel"/>
-    <w:tmpl w:val="EE20E170"/>
-    <w:lvl w:ilvl="0" w:tplc="F148E75A">
-      <w:start w:val="1"/>
-      <w:numFmt w:val="decimal"/>
-      <w:lvlText w:val="%1"/>
+    <w:tmpl w:val="B740A628"/>
+    <w:lvl w:ilvl="0" w:tplc="CF7094B6">
+      <w:numFmt w:val="bullet"/>
+      <w:lvlText w:val="•"/>
       <w:lvlJc w:val="left"/>
       <w:pPr>
-        <w:ind w:left="720" w:hanging="360"/>
-      </w:pPr>
-      <w:rPr>
-        <w:rFonts w:hint="default"/>
-      </w:rPr>
-    </w:lvl>
-    <w:lvl w:ilvl="1" w:tplc="04090019" w:tentative="1">
-      <w:start w:val="1"/>
-      <w:numFmt w:val="lowerLetter"/>
-      <w:lvlText w:val="%2."/>
-      <w:lvlJc w:val="left"/>
-      <w:pPr>
-        <w:ind w:left="1440" w:hanging="360"/>
-      </w:pPr>
-    </w:lvl>
-    <w:lvl w:ilvl="2" w:tplc="0409001B" w:tentative="1">
-      <w:start w:val="1"/>
-      <w:numFmt w:val="lowerRoman"/>
-      <w:lvlText w:val="%3."/>
-      <w:lvlJc w:val="right"/>
-      <w:pPr>
-        <w:ind w:left="2160" w:hanging="180"/>
-      </w:pPr>
-    </w:lvl>
-    <w:lvl w:ilvl="3" w:tplc="0409000F" w:tentative="1">
-      <w:start w:val="1"/>
-      <w:numFmt w:val="decimal"/>
-      <w:lvlText w:val="%4."/>
-      <w:lvlJc w:val="left"/>
-      <w:pPr>
-        <w:ind w:left="2880" w:hanging="360"/>
-      </w:pPr>
-    </w:lvl>
-    <w:lvl w:ilvl="4" w:tplc="04090019" w:tentative="1">
-      <w:start w:val="1"/>
-      <w:numFmt w:val="lowerLetter"/>
-      <w:lvlText w:val="%5."/>
-      <w:lvlJc w:val="left"/>
-      <w:pPr>
-        <w:ind w:left="3600" w:hanging="360"/>
-      </w:pPr>
-    </w:lvl>
-    <w:lvl w:ilvl="5" w:tplc="0409001B" w:tentative="1">
-      <w:start w:val="1"/>
-      <w:numFmt w:val="lowerRoman"/>
-      <w:lvlText w:val="%6."/>
-      <w:lvlJc w:val="right"/>
-      <w:pPr>
-        <w:ind w:left="4320" w:hanging="180"/>
-      </w:pPr>
-    </w:lvl>
-    <w:lvl w:ilvl="6" w:tplc="0409000F" w:tentative="1">
-      <w:start w:val="1"/>
-      <w:numFmt w:val="decimal"/>
-      <w:lvlText w:val="%7."/>
-      <w:lvlJc w:val="left"/>
-      <w:pPr>
-        <w:ind w:left="5040" w:hanging="360"/>
-      </w:pPr>
-    </w:lvl>
-    <w:lvl w:ilvl="7" w:tplc="04090019" w:tentative="1">
-      <w:start w:val="1"/>
-      <w:numFmt w:val="lowerLetter"/>
-      <w:lvlText w:val="%8."/>
-      <w:lvlJc w:val="left"/>
-      <w:pPr>
-        <w:ind w:left="5760" w:hanging="360"/>
-      </w:pPr>
-    </w:lvl>
-    <w:lvl w:ilvl="8" w:tplc="0409001B" w:tentative="1">
-      <w:start w:val="1"/>
-      <w:numFmt w:val="lowerRoman"/>
-      <w:lvlText w:val="%9."/>
-      <w:lvlJc w:val="right"/>
-      <w:pPr>
-        <w:ind w:left="6480" w:hanging="180"/>
-      </w:pPr>
-    </w:lvl>
-  </w:abstractNum>
-  <w:abstractNum w:abstractNumId="11" w15:restartNumberingAfterBreak="0">
-    <w:nsid w:val="0BAE39D3"/>
-    <w:multiLevelType w:val="hybridMultilevel"/>
-    <w:tmpl w:val="324A95DA"/>
-    <w:lvl w:ilvl="0" w:tplc="04090001">
-      <w:start w:val="1"/>
-      <w:numFmt w:val="bullet"/>
-      <w:lvlText w:val=""/>
-      <w:lvlJc w:val="left"/>
-      <w:pPr>
-        <w:ind w:left="720" w:hanging="360"/>
-      </w:pPr>
-      <w:rPr>
-        <w:rFonts w:ascii="Symbol" w:hAnsi="Symbol" w:hint="default"/>
+        <w:ind w:left="720" w:hanging="720"/>
+      </w:pPr>
+      <w:rPr>
+        <w:rFonts w:ascii="Cambria" w:eastAsiaTheme="minorEastAsia" w:hAnsi="Cambria" w:cstheme="minorBidi" w:hint="default"/>
       </w:rPr>
     </w:lvl>
     <w:lvl w:ilvl="1" w:tplc="04090003" w:tentative="1">
@@ -2948,20 +3714,19 @@
       </w:rPr>
     </w:lvl>
   </w:abstractNum>
-  <w:abstractNum w:abstractNumId="12" w15:restartNumberingAfterBreak="0">
-    <w:nsid w:val="1687768B"/>
+  <w:abstractNum w:abstractNumId="9" w15:restartNumberingAfterBreak="0">
+    <w:nsid w:val="3D117C11"/>
     <w:multiLevelType w:val="hybridMultilevel"/>
-    <w:tmpl w:val="E73EB632"/>
-    <w:lvl w:ilvl="0" w:tplc="04090001">
-      <w:start w:val="1"/>
+    <w:tmpl w:val="ED80D252"/>
+    <w:lvl w:ilvl="0" w:tplc="CF7094B6">
       <w:numFmt w:val="bullet"/>
-      <w:lvlText w:val=""/>
+      <w:lvlText w:val="•"/>
       <w:lvlJc w:val="left"/>
       <w:pPr>
-        <w:ind w:left="1440" w:hanging="360"/>
-      </w:pPr>
-      <w:rPr>
-        <w:rFonts w:ascii="Symbol" w:hAnsi="Symbol" w:hint="default"/>
+        <w:ind w:left="720" w:hanging="720"/>
+      </w:pPr>
+      <w:rPr>
+        <w:rFonts w:ascii="Cambria" w:eastAsiaTheme="minorEastAsia" w:hAnsi="Cambria" w:cstheme="minorBidi" w:hint="default"/>
       </w:rPr>
     </w:lvl>
     <w:lvl w:ilvl="1" w:tplc="04090003" w:tentative="1">
@@ -2970,7 +3735,7 @@
       <w:lvlText w:val="o"/>
       <w:lvlJc w:val="left"/>
       <w:pPr>
-        <w:ind w:left="2160" w:hanging="360"/>
+        <w:ind w:left="1440" w:hanging="360"/>
       </w:pPr>
       <w:rPr>
         <w:rFonts w:ascii="Courier New" w:hAnsi="Courier New" w:cs="Courier New" w:hint="default"/>
@@ -2982,7 +3747,7 @@
       <w:lvlText w:val=""/>
       <w:lvlJc w:val="left"/>
       <w:pPr>
-        <w:ind w:left="2880" w:hanging="360"/>
+        <w:ind w:left="2160" w:hanging="360"/>
       </w:pPr>
       <w:rPr>
         <w:rFonts w:ascii="Wingdings" w:hAnsi="Wingdings" w:hint="default"/>
@@ -2994,7 +3759,7 @@
       <w:lvlText w:val=""/>
       <w:lvlJc w:val="left"/>
       <w:pPr>
-        <w:ind w:left="3600" w:hanging="360"/>
+        <w:ind w:left="2880" w:hanging="360"/>
       </w:pPr>
       <w:rPr>
         <w:rFonts w:ascii="Symbol" w:hAnsi="Symbol" w:hint="default"/>
@@ -3006,7 +3771,7 @@
       <w:lvlText w:val="o"/>
       <w:lvlJc w:val="left"/>
       <w:pPr>
-        <w:ind w:left="4320" w:hanging="360"/>
+        <w:ind w:left="3600" w:hanging="360"/>
       </w:pPr>
       <w:rPr>
         <w:rFonts w:ascii="Courier New" w:hAnsi="Courier New" w:cs="Courier New" w:hint="default"/>
@@ -3018,7 +3783,7 @@
       <w:lvlText w:val=""/>
       <w:lvlJc w:val="left"/>
       <w:pPr>
-        <w:ind w:left="5040" w:hanging="360"/>
+        <w:ind w:left="4320" w:hanging="360"/>
       </w:pPr>
       <w:rPr>
         <w:rFonts w:ascii="Wingdings" w:hAnsi="Wingdings" w:hint="default"/>
@@ -3030,7 +3795,7 @@
       <w:lvlText w:val=""/>
       <w:lvlJc w:val="left"/>
       <w:pPr>
-        <w:ind w:left="5760" w:hanging="360"/>
+        <w:ind w:left="5040" w:hanging="360"/>
       </w:pPr>
       <w:rPr>
         <w:rFonts w:ascii="Symbol" w:hAnsi="Symbol" w:hint="default"/>
@@ -3042,7 +3807,7 @@
       <w:lvlText w:val="o"/>
       <w:lvlJc w:val="left"/>
       <w:pPr>
-        <w:ind w:left="6480" w:hanging="360"/>
+        <w:ind w:left="5760" w:hanging="360"/>
       </w:pPr>
       <w:rPr>
         <w:rFonts w:ascii="Courier New" w:hAnsi="Courier New" w:cs="Courier New" w:hint="default"/>
@@ -3054,234 +3819,26 @@
       <w:lvlText w:val=""/>
       <w:lvlJc w:val="left"/>
       <w:pPr>
-        <w:ind w:left="7200" w:hanging="360"/>
+        <w:ind w:left="6480" w:hanging="360"/>
       </w:pPr>
       <w:rPr>
         <w:rFonts w:ascii="Wingdings" w:hAnsi="Wingdings" w:hint="default"/>
       </w:rPr>
     </w:lvl>
   </w:abstractNum>
-  <w:abstractNum w:abstractNumId="13" w15:restartNumberingAfterBreak="0">
-    <w:nsid w:val="1BF674D5"/>
-    <w:multiLevelType w:val="multilevel"/>
-    <w:tmpl w:val="3A180280"/>
-    <w:lvl w:ilvl="0">
-      <w:start w:val="1"/>
-      <w:numFmt w:val="decimal"/>
-      <w:lvlText w:val="%1."/>
+  <w:abstractNum w:abstractNumId="10" w15:restartNumberingAfterBreak="0">
+    <w:nsid w:val="40856CD3"/>
+    <w:multiLevelType w:val="hybridMultilevel"/>
+    <w:tmpl w:val="4B6E4E84"/>
+    <w:lvl w:ilvl="0" w:tplc="CF7094B6">
+      <w:numFmt w:val="bullet"/>
+      <w:lvlText w:val="•"/>
       <w:lvlJc w:val="left"/>
       <w:pPr>
-        <w:ind w:left="720" w:hanging="360"/>
-      </w:pPr>
-    </w:lvl>
-    <w:lvl w:ilvl="1">
-      <w:start w:val="3"/>
-      <w:numFmt w:val="decimal"/>
-      <w:isLgl/>
-      <w:lvlText w:val="%1.%2"/>
-      <w:lvlJc w:val="left"/>
-      <w:pPr>
-        <w:ind w:left="720" w:hanging="360"/>
-      </w:pPr>
-      <w:rPr>
-        <w:rFonts w:hint="default"/>
-      </w:rPr>
-    </w:lvl>
-    <w:lvl w:ilvl="2">
-      <w:start w:val="1"/>
-      <w:numFmt w:val="decimal"/>
-      <w:isLgl/>
-      <w:lvlText w:val="%1.%2.%3"/>
-      <w:lvlJc w:val="left"/>
-      <w:pPr>
-        <w:ind w:left="1080" w:hanging="720"/>
-      </w:pPr>
-      <w:rPr>
-        <w:rFonts w:hint="default"/>
-      </w:rPr>
-    </w:lvl>
-    <w:lvl w:ilvl="3">
-      <w:start w:val="1"/>
-      <w:numFmt w:val="decimal"/>
-      <w:isLgl/>
-      <w:lvlText w:val="%1.%2.%3.%4"/>
-      <w:lvlJc w:val="left"/>
-      <w:pPr>
-        <w:ind w:left="1080" w:hanging="720"/>
-      </w:pPr>
-      <w:rPr>
-        <w:rFonts w:hint="default"/>
-      </w:rPr>
-    </w:lvl>
-    <w:lvl w:ilvl="4">
-      <w:start w:val="1"/>
-      <w:numFmt w:val="decimal"/>
-      <w:isLgl/>
-      <w:lvlText w:val="%1.%2.%3.%4.%5"/>
-      <w:lvlJc w:val="left"/>
-      <w:pPr>
-        <w:ind w:left="1440" w:hanging="1080"/>
-      </w:pPr>
-      <w:rPr>
-        <w:rFonts w:hint="default"/>
-      </w:rPr>
-    </w:lvl>
-    <w:lvl w:ilvl="5">
-      <w:start w:val="1"/>
-      <w:numFmt w:val="decimal"/>
-      <w:isLgl/>
-      <w:lvlText w:val="%1.%2.%3.%4.%5.%6"/>
-      <w:lvlJc w:val="left"/>
-      <w:pPr>
-        <w:ind w:left="1440" w:hanging="1080"/>
-      </w:pPr>
-      <w:rPr>
-        <w:rFonts w:hint="default"/>
-      </w:rPr>
-    </w:lvl>
-    <w:lvl w:ilvl="6">
-      <w:start w:val="1"/>
-      <w:numFmt w:val="decimal"/>
-      <w:isLgl/>
-      <w:lvlText w:val="%1.%2.%3.%4.%5.%6.%7"/>
-      <w:lvlJc w:val="left"/>
-      <w:pPr>
-        <w:ind w:left="1800" w:hanging="1440"/>
-      </w:pPr>
-      <w:rPr>
-        <w:rFonts w:hint="default"/>
-      </w:rPr>
-    </w:lvl>
-    <w:lvl w:ilvl="7">
-      <w:start w:val="1"/>
-      <w:numFmt w:val="decimal"/>
-      <w:isLgl/>
-      <w:lvlText w:val="%1.%2.%3.%4.%5.%6.%7.%8"/>
-      <w:lvlJc w:val="left"/>
-      <w:pPr>
-        <w:ind w:left="1800" w:hanging="1440"/>
-      </w:pPr>
-      <w:rPr>
-        <w:rFonts w:hint="default"/>
-      </w:rPr>
-    </w:lvl>
-    <w:lvl w:ilvl="8">
-      <w:start w:val="1"/>
-      <w:numFmt w:val="decimal"/>
-      <w:isLgl/>
-      <w:lvlText w:val="%1.%2.%3.%4.%5.%6.%7.%8.%9"/>
-      <w:lvlJc w:val="left"/>
-      <w:pPr>
-        <w:ind w:left="2160" w:hanging="1800"/>
-      </w:pPr>
-      <w:rPr>
-        <w:rFonts w:hint="default"/>
-      </w:rPr>
-    </w:lvl>
-  </w:abstractNum>
-  <w:abstractNum w:abstractNumId="14" w15:restartNumberingAfterBreak="0">
-    <w:nsid w:val="20325996"/>
-    <w:multiLevelType w:val="hybridMultilevel"/>
-    <w:tmpl w:val="F99EA64C"/>
-    <w:lvl w:ilvl="0" w:tplc="0409000F">
-      <w:start w:val="1"/>
-      <w:numFmt w:val="decimal"/>
-      <w:lvlText w:val="%1."/>
-      <w:lvlJc w:val="left"/>
-      <w:pPr>
-        <w:ind w:left="720" w:hanging="360"/>
-      </w:pPr>
-      <w:rPr>
-        <w:rFonts w:hint="default"/>
-      </w:rPr>
-    </w:lvl>
-    <w:lvl w:ilvl="1" w:tplc="04090019" w:tentative="1">
-      <w:start w:val="1"/>
-      <w:numFmt w:val="lowerLetter"/>
-      <w:lvlText w:val="%2."/>
-      <w:lvlJc w:val="left"/>
-      <w:pPr>
-        <w:ind w:left="1440" w:hanging="360"/>
-      </w:pPr>
-    </w:lvl>
-    <w:lvl w:ilvl="2" w:tplc="0409001B" w:tentative="1">
-      <w:start w:val="1"/>
-      <w:numFmt w:val="lowerRoman"/>
-      <w:lvlText w:val="%3."/>
-      <w:lvlJc w:val="right"/>
-      <w:pPr>
-        <w:ind w:left="2160" w:hanging="180"/>
-      </w:pPr>
-    </w:lvl>
-    <w:lvl w:ilvl="3" w:tplc="0409000F" w:tentative="1">
-      <w:start w:val="1"/>
-      <w:numFmt w:val="decimal"/>
-      <w:lvlText w:val="%4."/>
-      <w:lvlJc w:val="left"/>
-      <w:pPr>
-        <w:ind w:left="2880" w:hanging="360"/>
-      </w:pPr>
-    </w:lvl>
-    <w:lvl w:ilvl="4" w:tplc="04090019" w:tentative="1">
-      <w:start w:val="1"/>
-      <w:numFmt w:val="lowerLetter"/>
-      <w:lvlText w:val="%5."/>
-      <w:lvlJc w:val="left"/>
-      <w:pPr>
-        <w:ind w:left="3600" w:hanging="360"/>
-      </w:pPr>
-    </w:lvl>
-    <w:lvl w:ilvl="5" w:tplc="0409001B" w:tentative="1">
-      <w:start w:val="1"/>
-      <w:numFmt w:val="lowerRoman"/>
-      <w:lvlText w:val="%6."/>
-      <w:lvlJc w:val="right"/>
-      <w:pPr>
-        <w:ind w:left="4320" w:hanging="180"/>
-      </w:pPr>
-    </w:lvl>
-    <w:lvl w:ilvl="6" w:tplc="0409000F" w:tentative="1">
-      <w:start w:val="1"/>
-      <w:numFmt w:val="decimal"/>
-      <w:lvlText w:val="%7."/>
-      <w:lvlJc w:val="left"/>
-      <w:pPr>
-        <w:ind w:left="5040" w:hanging="360"/>
-      </w:pPr>
-    </w:lvl>
-    <w:lvl w:ilvl="7" w:tplc="04090019" w:tentative="1">
-      <w:start w:val="1"/>
-      <w:numFmt w:val="lowerLetter"/>
-      <w:lvlText w:val="%8."/>
-      <w:lvlJc w:val="left"/>
-      <w:pPr>
-        <w:ind w:left="5760" w:hanging="360"/>
-      </w:pPr>
-    </w:lvl>
-    <w:lvl w:ilvl="8" w:tplc="0409001B" w:tentative="1">
-      <w:start w:val="1"/>
-      <w:numFmt w:val="lowerRoman"/>
-      <w:lvlText w:val="%9."/>
-      <w:lvlJc w:val="right"/>
-      <w:pPr>
-        <w:ind w:left="6480" w:hanging="180"/>
-      </w:pPr>
-    </w:lvl>
-  </w:abstractNum>
-  <w:abstractNum w:abstractNumId="15" w15:restartNumberingAfterBreak="0">
-    <w:nsid w:val="229B3EF9"/>
-    <w:multiLevelType w:val="hybridMultilevel"/>
-    <w:tmpl w:val="46B2A2A2"/>
-    <w:lvl w:ilvl="0" w:tplc="04090001">
-      <w:start w:val="1"/>
-      <w:numFmt w:val="bullet"/>
-      <w:lvlText w:val=""/>
-      <w:lvlJc w:val="left"/>
-      <w:pPr>
-        <w:ind w:left="720" w:hanging="360"/>
-      </w:pPr>
-      <w:rPr>
-        <w:rFonts w:ascii="Symbol" w:hAnsi="Symbol" w:hint="default"/>
+        <w:ind w:left="720" w:hanging="720"/>
+      </w:pPr>
+      <w:rPr>
+        <w:rFonts w:ascii="Cambria" w:eastAsiaTheme="minorEastAsia" w:hAnsi="Cambria" w:cstheme="minorBidi" w:hint="default"/>
       </w:rPr>
     </w:lvl>
     <w:lvl w:ilvl="1" w:tplc="04090003" w:tentative="1">
@@ -3381,17 +3938,16 @@
       </w:rPr>
     </w:lvl>
   </w:abstractNum>
-  <w:abstractNum w:abstractNumId="16" w15:restartNumberingAfterBreak="0">
-    <w:nsid w:val="25BA101D"/>
+  <w:abstractNum w:abstractNumId="11" w15:restartNumberingAfterBreak="0">
+    <w:nsid w:val="45BD1D9B"/>
     <w:multiLevelType w:val="hybridMultilevel"/>
-    <w:tmpl w:val="C2500BFA"/>
-    <w:lvl w:ilvl="0" w:tplc="0352986A">
-      <w:start w:val="8"/>
+    <w:tmpl w:val="E6EA530C"/>
+    <w:lvl w:ilvl="0" w:tplc="CF7094B6">
       <w:numFmt w:val="bullet"/>
-      <w:lvlText w:val="-"/>
+      <w:lvlText w:val="•"/>
       <w:lvlJc w:val="left"/>
       <w:pPr>
-        <w:ind w:left="720" w:hanging="360"/>
+        <w:ind w:left="720" w:hanging="720"/>
       </w:pPr>
       <w:rPr>
         <w:rFonts w:ascii="Cambria" w:eastAsiaTheme="minorEastAsia" w:hAnsi="Cambria" w:cstheme="minorBidi" w:hint="default"/>
@@ -3494,20 +4050,19 @@
       </w:rPr>
     </w:lvl>
   </w:abstractNum>
-  <w:abstractNum w:abstractNumId="17" w15:restartNumberingAfterBreak="0">
-    <w:nsid w:val="4C9837C3"/>
+  <w:abstractNum w:abstractNumId="12" w15:restartNumberingAfterBreak="0">
+    <w:nsid w:val="48B055CC"/>
     <w:multiLevelType w:val="hybridMultilevel"/>
-    <w:tmpl w:val="081098D8"/>
-    <w:lvl w:ilvl="0" w:tplc="04090001">
-      <w:start w:val="1"/>
+    <w:tmpl w:val="865ABD5A"/>
+    <w:lvl w:ilvl="0" w:tplc="CF7094B6">
       <w:numFmt w:val="bullet"/>
-      <w:lvlText w:val=""/>
+      <w:lvlText w:val="•"/>
       <w:lvlJc w:val="left"/>
       <w:pPr>
-        <w:ind w:left="1080" w:hanging="360"/>
-      </w:pPr>
-      <w:rPr>
-        <w:rFonts w:ascii="Symbol" w:hAnsi="Symbol" w:hint="default"/>
+        <w:ind w:left="720" w:hanging="720"/>
+      </w:pPr>
+      <w:rPr>
+        <w:rFonts w:ascii="Cambria" w:eastAsiaTheme="minorEastAsia" w:hAnsi="Cambria" w:cstheme="minorBidi" w:hint="default"/>
       </w:rPr>
     </w:lvl>
     <w:lvl w:ilvl="1" w:tplc="04090003" w:tentative="1">
@@ -3516,7 +4071,7 @@
       <w:lvlText w:val="o"/>
       <w:lvlJc w:val="left"/>
       <w:pPr>
-        <w:ind w:left="1800" w:hanging="360"/>
+        <w:ind w:left="1440" w:hanging="360"/>
       </w:pPr>
       <w:rPr>
         <w:rFonts w:ascii="Courier New" w:hAnsi="Courier New" w:cs="Courier New" w:hint="default"/>
@@ -3528,7 +4083,7 @@
       <w:lvlText w:val=""/>
       <w:lvlJc w:val="left"/>
       <w:pPr>
-        <w:ind w:left="2520" w:hanging="360"/>
+        <w:ind w:left="2160" w:hanging="360"/>
       </w:pPr>
       <w:rPr>
         <w:rFonts w:ascii="Wingdings" w:hAnsi="Wingdings" w:hint="default"/>
@@ -3540,7 +4095,7 @@
       <w:lvlText w:val=""/>
       <w:lvlJc w:val="left"/>
       <w:pPr>
-        <w:ind w:left="3240" w:hanging="360"/>
+        <w:ind w:left="2880" w:hanging="360"/>
       </w:pPr>
       <w:rPr>
         <w:rFonts w:ascii="Symbol" w:hAnsi="Symbol" w:hint="default"/>
@@ -3552,7 +4107,7 @@
       <w:lvlText w:val="o"/>
       <w:lvlJc w:val="left"/>
       <w:pPr>
-        <w:ind w:left="3960" w:hanging="360"/>
+        <w:ind w:left="3600" w:hanging="360"/>
       </w:pPr>
       <w:rPr>
         <w:rFonts w:ascii="Courier New" w:hAnsi="Courier New" w:cs="Courier New" w:hint="default"/>
@@ -3564,7 +4119,7 @@
       <w:lvlText w:val=""/>
       <w:lvlJc w:val="left"/>
       <w:pPr>
-        <w:ind w:left="4680" w:hanging="360"/>
+        <w:ind w:left="4320" w:hanging="360"/>
       </w:pPr>
       <w:rPr>
         <w:rFonts w:ascii="Wingdings" w:hAnsi="Wingdings" w:hint="default"/>
@@ -3576,7 +4131,7 @@
       <w:lvlText w:val=""/>
       <w:lvlJc w:val="left"/>
       <w:pPr>
-        <w:ind w:left="5400" w:hanging="360"/>
+        <w:ind w:left="5040" w:hanging="360"/>
       </w:pPr>
       <w:rPr>
         <w:rFonts w:ascii="Symbol" w:hAnsi="Symbol" w:hint="default"/>
@@ -3588,7 +4143,7 @@
       <w:lvlText w:val="o"/>
       <w:lvlJc w:val="left"/>
       <w:pPr>
-        <w:ind w:left="6120" w:hanging="360"/>
+        <w:ind w:left="5760" w:hanging="360"/>
       </w:pPr>
       <w:rPr>
         <w:rFonts w:ascii="Courier New" w:hAnsi="Courier New" w:cs="Courier New" w:hint="default"/>
@@ -3600,163 +4155,126 @@
       <w:lvlText w:val=""/>
       <w:lvlJc w:val="left"/>
       <w:pPr>
-        <w:ind w:left="6840" w:hanging="360"/>
+        <w:ind w:left="6480" w:hanging="360"/>
       </w:pPr>
       <w:rPr>
         <w:rFonts w:ascii="Wingdings" w:hAnsi="Wingdings" w:hint="default"/>
       </w:rPr>
     </w:lvl>
   </w:abstractNum>
-  <w:abstractNum w:abstractNumId="18" w15:restartNumberingAfterBreak="0">
-    <w:nsid w:val="518A5A1F"/>
-    <w:multiLevelType w:val="multilevel"/>
-    <w:tmpl w:val="290E7A80"/>
-    <w:lvl w:ilvl="0">
+  <w:abstractNum w:abstractNumId="13" w15:restartNumberingAfterBreak="0">
+    <w:nsid w:val="4A8B063E"/>
+    <w:multiLevelType w:val="hybridMultilevel"/>
+    <w:tmpl w:val="DA0EFB5E"/>
+    <w:lvl w:ilvl="0" w:tplc="CF7094B6">
+      <w:numFmt w:val="bullet"/>
+      <w:lvlText w:val="•"/>
+      <w:lvlJc w:val="left"/>
+      <w:pPr>
+        <w:ind w:left="720" w:hanging="720"/>
+      </w:pPr>
+      <w:rPr>
+        <w:rFonts w:ascii="Cambria" w:eastAsiaTheme="minorEastAsia" w:hAnsi="Cambria" w:cstheme="minorBidi" w:hint="default"/>
+      </w:rPr>
+    </w:lvl>
+    <w:lvl w:ilvl="1" w:tplc="04090003" w:tentative="1">
+      <w:start w:val="1"/>
+      <w:numFmt w:val="bullet"/>
+      <w:lvlText w:val="o"/>
+      <w:lvlJc w:val="left"/>
+      <w:pPr>
+        <w:ind w:left="1440" w:hanging="360"/>
+      </w:pPr>
+      <w:rPr>
+        <w:rFonts w:ascii="Courier New" w:hAnsi="Courier New" w:cs="Courier New" w:hint="default"/>
+      </w:rPr>
+    </w:lvl>
+    <w:lvl w:ilvl="2" w:tplc="04090005" w:tentative="1">
+      <w:start w:val="1"/>
+      <w:numFmt w:val="bullet"/>
+      <w:lvlText w:val=""/>
+      <w:lvlJc w:val="left"/>
+      <w:pPr>
+        <w:ind w:left="2160" w:hanging="360"/>
+      </w:pPr>
+      <w:rPr>
+        <w:rFonts w:ascii="Wingdings" w:hAnsi="Wingdings" w:hint="default"/>
+      </w:rPr>
+    </w:lvl>
+    <w:lvl w:ilvl="3" w:tplc="04090001" w:tentative="1">
       <w:start w:val="1"/>
       <w:numFmt w:val="bullet"/>
       <w:lvlText w:val=""/>
       <w:lvlJc w:val="left"/>
       <w:pPr>
-        <w:tabs>
-          <w:tab w:val="num" w:pos="720"/>
-        </w:tabs>
-        <w:ind w:left="720" w:hanging="360"/>
+        <w:ind w:left="2880" w:hanging="360"/>
       </w:pPr>
       <w:rPr>
         <w:rFonts w:ascii="Symbol" w:hAnsi="Symbol" w:hint="default"/>
-        <w:sz w:val="20"/>
       </w:rPr>
     </w:lvl>
-    <w:lvl w:ilvl="1" w:tentative="1">
+    <w:lvl w:ilvl="4" w:tplc="04090003" w:tentative="1">
       <w:start w:val="1"/>
       <w:numFmt w:val="bullet"/>
       <w:lvlText w:val="o"/>
       <w:lvlJc w:val="left"/>
       <w:pPr>
-        <w:tabs>
-          <w:tab w:val="num" w:pos="1440"/>
-        </w:tabs>
-        <w:ind w:left="1440" w:hanging="360"/>
-      </w:pPr>
-      <w:rPr>
-        <w:rFonts w:ascii="Courier New" w:hAnsi="Courier New" w:hint="default"/>
-        <w:sz w:val="20"/>
+        <w:ind w:left="3600" w:hanging="360"/>
+      </w:pPr>
+      <w:rPr>
+        <w:rFonts w:ascii="Courier New" w:hAnsi="Courier New" w:cs="Courier New" w:hint="default"/>
       </w:rPr>
     </w:lvl>
-    <w:lvl w:ilvl="2" w:tentative="1">
+    <w:lvl w:ilvl="5" w:tplc="04090005" w:tentative="1">
       <w:start w:val="1"/>
       <w:numFmt w:val="bullet"/>
       <w:lvlText w:val=""/>
       <w:lvlJc w:val="left"/>
       <w:pPr>
-        <w:tabs>
-          <w:tab w:val="num" w:pos="2160"/>
-        </w:tabs>
-        <w:ind w:left="2160" w:hanging="360"/>
+        <w:ind w:left="4320" w:hanging="360"/>
       </w:pPr>
       <w:rPr>
         <w:rFonts w:ascii="Wingdings" w:hAnsi="Wingdings" w:hint="default"/>
-        <w:sz w:val="20"/>
       </w:rPr>
     </w:lvl>
-    <w:lvl w:ilvl="3" w:tentative="1">
+    <w:lvl w:ilvl="6" w:tplc="04090001" w:tentative="1">
+      <w:start w:val="1"/>
+      <w:numFmt w:val="bullet"/>
+      <w:lvlText w:val=""/>
+      <w:lvlJc w:val="left"/>
+      <w:pPr>
+        <w:ind w:left="5040" w:hanging="360"/>
+      </w:pPr>
+      <w:rPr>
+        <w:rFonts w:ascii="Symbol" w:hAnsi="Symbol" w:hint="default"/>
+      </w:rPr>
+    </w:lvl>
+    <w:lvl w:ilvl="7" w:tplc="04090003" w:tentative="1">
+      <w:start w:val="1"/>
+      <w:numFmt w:val="bullet"/>
+      <w:lvlText w:val="o"/>
+      <w:lvlJc w:val="left"/>
+      <w:pPr>
+        <w:ind w:left="5760" w:hanging="360"/>
+      </w:pPr>
+      <w:rPr>
+        <w:rFonts w:ascii="Courier New" w:hAnsi="Courier New" w:cs="Courier New" w:hint="default"/>
+      </w:rPr>
+    </w:lvl>
+    <w:lvl w:ilvl="8" w:tplc="04090005" w:tentative="1">
       <w:start w:val="1"/>
       <w:numFmt w:val="bullet"/>
       <w:lvlText w:val=""/>
       <w:lvlJc w:val="left"/>
       <w:pPr>
-        <w:tabs>
-          <w:tab w:val="num" w:pos="2880"/>
-        </w:tabs>
-        <w:ind w:left="2880" w:hanging="360"/>
+        <w:ind w:left="6480" w:hanging="360"/>
       </w:pPr>
       <w:rPr>
         <w:rFonts w:ascii="Wingdings" w:hAnsi="Wingdings" w:hint="default"/>
-        <w:sz w:val="20"/>
-      </w:rPr>
-    </w:lvl>
-    <w:lvl w:ilvl="4" w:tentative="1">
-      <w:start w:val="1"/>
-      <w:numFmt w:val="bullet"/>
-      <w:lvlText w:val=""/>
-      <w:lvlJc w:val="left"/>
-      <w:pPr>
-        <w:tabs>
-          <w:tab w:val="num" w:pos="3600"/>
-        </w:tabs>
-        <w:ind w:left="3600" w:hanging="360"/>
-      </w:pPr>
-      <w:rPr>
-        <w:rFonts w:ascii="Wingdings" w:hAnsi="Wingdings" w:hint="default"/>
-        <w:sz w:val="20"/>
-      </w:rPr>
-    </w:lvl>
-    <w:lvl w:ilvl="5" w:tentative="1">
-      <w:start w:val="1"/>
-      <w:numFmt w:val="bullet"/>
-      <w:lvlText w:val=""/>
-      <w:lvlJc w:val="left"/>
-      <w:pPr>
-        <w:tabs>
-          <w:tab w:val="num" w:pos="4320"/>
-        </w:tabs>
-        <w:ind w:left="4320" w:hanging="360"/>
-      </w:pPr>
-      <w:rPr>
-        <w:rFonts w:ascii="Wingdings" w:hAnsi="Wingdings" w:hint="default"/>
-        <w:sz w:val="20"/>
-      </w:rPr>
-    </w:lvl>
-    <w:lvl w:ilvl="6" w:tentative="1">
-      <w:start w:val="1"/>
-      <w:numFmt w:val="bullet"/>
-      <w:lvlText w:val=""/>
-      <w:lvlJc w:val="left"/>
-      <w:pPr>
-        <w:tabs>
-          <w:tab w:val="num" w:pos="5040"/>
-        </w:tabs>
-        <w:ind w:left="5040" w:hanging="360"/>
-      </w:pPr>
-      <w:rPr>
-        <w:rFonts w:ascii="Wingdings" w:hAnsi="Wingdings" w:hint="default"/>
-        <w:sz w:val="20"/>
-      </w:rPr>
-    </w:lvl>
-    <w:lvl w:ilvl="7" w:tentative="1">
-      <w:start w:val="1"/>
-      <w:numFmt w:val="bullet"/>
-      <w:lvlText w:val=""/>
-      <w:lvlJc w:val="left"/>
-      <w:pPr>
-        <w:tabs>
-          <w:tab w:val="num" w:pos="5760"/>
-        </w:tabs>
-        <w:ind w:left="5760" w:hanging="360"/>
-      </w:pPr>
-      <w:rPr>
-        <w:rFonts w:ascii="Wingdings" w:hAnsi="Wingdings" w:hint="default"/>
-        <w:sz w:val="20"/>
-      </w:rPr>
-    </w:lvl>
-    <w:lvl w:ilvl="8" w:tentative="1">
-      <w:start w:val="1"/>
-      <w:numFmt w:val="bullet"/>
-      <w:lvlText w:val=""/>
-      <w:lvlJc w:val="left"/>
-      <w:pPr>
-        <w:tabs>
-          <w:tab w:val="num" w:pos="6480"/>
-        </w:tabs>
-        <w:ind w:left="6480" w:hanging="360"/>
-      </w:pPr>
-      <w:rPr>
-        <w:rFonts w:ascii="Wingdings" w:hAnsi="Wingdings" w:hint="default"/>
-        <w:sz w:val="20"/>
       </w:rPr>
     </w:lvl>
   </w:abstractNum>
-  <w:abstractNum w:abstractNumId="19" w15:restartNumberingAfterBreak="0">
+  <w:abstractNum w:abstractNumId="14" w15:restartNumberingAfterBreak="0">
     <w:nsid w:val="52000B74"/>
     <w:multiLevelType w:val="hybridMultilevel"/>
     <w:tmpl w:val="2A960D54"/>
@@ -3869,106 +4387,19 @@
       </w:rPr>
     </w:lvl>
   </w:abstractNum>
-  <w:abstractNum w:abstractNumId="20" w15:restartNumberingAfterBreak="0">
-    <w:nsid w:val="527A4BDD"/>
+  <w:abstractNum w:abstractNumId="15" w15:restartNumberingAfterBreak="0">
+    <w:nsid w:val="79550B3C"/>
     <w:multiLevelType w:val="hybridMultilevel"/>
-    <w:tmpl w:val="4E163374"/>
-    <w:lvl w:ilvl="0" w:tplc="0409000F">
-      <w:start w:val="1"/>
-      <w:numFmt w:val="decimal"/>
-      <w:lvlText w:val="%1."/>
+    <w:tmpl w:val="75D83A4E"/>
+    <w:lvl w:ilvl="0" w:tplc="CF7094B6">
+      <w:numFmt w:val="bullet"/>
+      <w:lvlText w:val="•"/>
       <w:lvlJc w:val="left"/>
       <w:pPr>
-        <w:ind w:left="720" w:hanging="360"/>
-      </w:pPr>
-    </w:lvl>
-    <w:lvl w:ilvl="1" w:tplc="04090019" w:tentative="1">
-      <w:start w:val="1"/>
-      <w:numFmt w:val="lowerLetter"/>
-      <w:lvlText w:val="%2."/>
-      <w:lvlJc w:val="left"/>
-      <w:pPr>
-        <w:ind w:left="1440" w:hanging="360"/>
-      </w:pPr>
-    </w:lvl>
-    <w:lvl w:ilvl="2" w:tplc="0409001B" w:tentative="1">
-      <w:start w:val="1"/>
-      <w:numFmt w:val="lowerRoman"/>
-      <w:lvlText w:val="%3."/>
-      <w:lvlJc w:val="right"/>
-      <w:pPr>
-        <w:ind w:left="2160" w:hanging="180"/>
-      </w:pPr>
-    </w:lvl>
-    <w:lvl w:ilvl="3" w:tplc="0409000F" w:tentative="1">
-      <w:start w:val="1"/>
-      <w:numFmt w:val="decimal"/>
-      <w:lvlText w:val="%4."/>
-      <w:lvlJc w:val="left"/>
-      <w:pPr>
-        <w:ind w:left="2880" w:hanging="360"/>
-      </w:pPr>
-    </w:lvl>
-    <w:lvl w:ilvl="4" w:tplc="04090019" w:tentative="1">
-      <w:start w:val="1"/>
-      <w:numFmt w:val="lowerLetter"/>
-      <w:lvlText w:val="%5."/>
-      <w:lvlJc w:val="left"/>
-      <w:pPr>
-        <w:ind w:left="3600" w:hanging="360"/>
-      </w:pPr>
-    </w:lvl>
-    <w:lvl w:ilvl="5" w:tplc="0409001B" w:tentative="1">
-      <w:start w:val="1"/>
-      <w:numFmt w:val="lowerRoman"/>
-      <w:lvlText w:val="%6."/>
-      <w:lvlJc w:val="right"/>
-      <w:pPr>
-        <w:ind w:left="4320" w:hanging="180"/>
-      </w:pPr>
-    </w:lvl>
-    <w:lvl w:ilvl="6" w:tplc="0409000F" w:tentative="1">
-      <w:start w:val="1"/>
-      <w:numFmt w:val="decimal"/>
-      <w:lvlText w:val="%7."/>
-      <w:lvlJc w:val="left"/>
-      <w:pPr>
-        <w:ind w:left="5040" w:hanging="360"/>
-      </w:pPr>
-    </w:lvl>
-    <w:lvl w:ilvl="7" w:tplc="04090019" w:tentative="1">
-      <w:start w:val="1"/>
-      <w:numFmt w:val="lowerLetter"/>
-      <w:lvlText w:val="%8."/>
-      <w:lvlJc w:val="left"/>
-      <w:pPr>
-        <w:ind w:left="5760" w:hanging="360"/>
-      </w:pPr>
-    </w:lvl>
-    <w:lvl w:ilvl="8" w:tplc="0409001B" w:tentative="1">
-      <w:start w:val="1"/>
-      <w:numFmt w:val="lowerRoman"/>
-      <w:lvlText w:val="%9."/>
-      <w:lvlJc w:val="right"/>
-      <w:pPr>
-        <w:ind w:left="6480" w:hanging="180"/>
-      </w:pPr>
-    </w:lvl>
-  </w:abstractNum>
-  <w:abstractNum w:abstractNumId="21" w15:restartNumberingAfterBreak="0">
-    <w:nsid w:val="5AD016E7"/>
-    <w:multiLevelType w:val="hybridMultilevel"/>
-    <w:tmpl w:val="AD6EC9B8"/>
-    <w:lvl w:ilvl="0" w:tplc="04090001">
-      <w:start w:val="1"/>
-      <w:numFmt w:val="bullet"/>
-      <w:lvlText w:val=""/>
-      <w:lvlJc w:val="left"/>
-      <w:pPr>
-        <w:ind w:left="720" w:hanging="360"/>
-      </w:pPr>
-      <w:rPr>
-        <w:rFonts w:ascii="Symbol" w:hAnsi="Symbol" w:hint="default"/>
+        <w:ind w:left="720" w:hanging="720"/>
+      </w:pPr>
+      <w:rPr>
+        <w:rFonts w:ascii="Cambria" w:eastAsiaTheme="minorEastAsia" w:hAnsi="Cambria" w:cstheme="minorBidi" w:hint="default"/>
       </w:rPr>
     </w:lvl>
     <w:lvl w:ilvl="1" w:tplc="04090003" w:tentative="1">
@@ -3977,7 +4408,7 @@
       <w:lvlText w:val="o"/>
       <w:lvlJc w:val="left"/>
       <w:pPr>
-        <w:ind w:left="1440" w:hanging="360"/>
+        <w:ind w:left="1080" w:hanging="360"/>
       </w:pPr>
       <w:rPr>
         <w:rFonts w:ascii="Courier New" w:hAnsi="Courier New" w:cs="Courier New" w:hint="default"/>
@@ -3989,7 +4420,7 @@
       <w:lvlText w:val=""/>
       <w:lvlJc w:val="left"/>
       <w:pPr>
-        <w:ind w:left="2160" w:hanging="360"/>
+        <w:ind w:left="1800" w:hanging="360"/>
       </w:pPr>
       <w:rPr>
         <w:rFonts w:ascii="Wingdings" w:hAnsi="Wingdings" w:hint="default"/>
@@ -4001,7 +4432,7 @@
       <w:lvlText w:val=""/>
       <w:lvlJc w:val="left"/>
       <w:pPr>
-        <w:ind w:left="2880" w:hanging="360"/>
+        <w:ind w:left="2520" w:hanging="360"/>
       </w:pPr>
       <w:rPr>
         <w:rFonts w:ascii="Symbol" w:hAnsi="Symbol" w:hint="default"/>
@@ -4013,7 +4444,7 @@
       <w:lvlText w:val="o"/>
       <w:lvlJc w:val="left"/>
       <w:pPr>
-        <w:ind w:left="3600" w:hanging="360"/>
+        <w:ind w:left="3240" w:hanging="360"/>
       </w:pPr>
       <w:rPr>
         <w:rFonts w:ascii="Courier New" w:hAnsi="Courier New" w:cs="Courier New" w:hint="default"/>
@@ -4025,7 +4456,7 @@
       <w:lvlText w:val=""/>
       <w:lvlJc w:val="left"/>
       <w:pPr>
-        <w:ind w:left="4320" w:hanging="360"/>
+        <w:ind w:left="3960" w:hanging="360"/>
       </w:pPr>
       <w:rPr>
         <w:rFonts w:ascii="Wingdings" w:hAnsi="Wingdings" w:hint="default"/>
@@ -4037,7 +4468,7 @@
       <w:lvlText w:val=""/>
       <w:lvlJc w:val="left"/>
       <w:pPr>
-        <w:ind w:left="5040" w:hanging="360"/>
+        <w:ind w:left="4680" w:hanging="360"/>
       </w:pPr>
       <w:rPr>
         <w:rFonts w:ascii="Symbol" w:hAnsi="Symbol" w:hint="default"/>
@@ -4049,7 +4480,7 @@
       <w:lvlText w:val="o"/>
       <w:lvlJc w:val="left"/>
       <w:pPr>
-        <w:ind w:left="5760" w:hanging="360"/>
+        <w:ind w:left="5400" w:hanging="360"/>
       </w:pPr>
       <w:rPr>
         <w:rFonts w:ascii="Courier New" w:hAnsi="Courier New" w:cs="Courier New" w:hint="default"/>
@@ -4061,399 +4492,23 @@
       <w:lvlText w:val=""/>
       <w:lvlJc w:val="left"/>
       <w:pPr>
-        <w:ind w:left="6480" w:hanging="360"/>
+        <w:ind w:left="6120" w:hanging="360"/>
       </w:pPr>
       <w:rPr>
         <w:rFonts w:ascii="Wingdings" w:hAnsi="Wingdings" w:hint="default"/>
       </w:rPr>
     </w:lvl>
   </w:abstractNum>
-  <w:abstractNum w:abstractNumId="22" w15:restartNumberingAfterBreak="0">
-    <w:nsid w:val="61DA4160"/>
+  <w:abstractNum w:abstractNumId="16" w15:restartNumberingAfterBreak="0">
+    <w:nsid w:val="7E3350EA"/>
     <w:multiLevelType w:val="hybridMultilevel"/>
-    <w:tmpl w:val="90802C16"/>
-    <w:lvl w:ilvl="0" w:tplc="04090001">
-      <w:start w:val="1"/>
+    <w:tmpl w:val="E4AC3A1A"/>
+    <w:lvl w:ilvl="0" w:tplc="6324D13A">
       <w:numFmt w:val="bullet"/>
-      <w:lvlText w:val=""/>
+      <w:lvlText w:val="•"/>
       <w:lvlJc w:val="left"/>
       <w:pPr>
-        <w:ind w:left="360" w:hanging="360"/>
-      </w:pPr>
-      <w:rPr>
-        <w:rFonts w:ascii="Symbol" w:hAnsi="Symbol" w:hint="default"/>
-      </w:rPr>
-    </w:lvl>
-    <w:lvl w:ilvl="1" w:tplc="FFFFFFFF" w:tentative="1">
-      <w:start w:val="1"/>
-      <w:numFmt w:val="bullet"/>
-      <w:lvlText w:val="o"/>
-      <w:lvlJc w:val="left"/>
-      <w:pPr>
-        <w:ind w:left="1080" w:hanging="360"/>
-      </w:pPr>
-      <w:rPr>
-        <w:rFonts w:ascii="Courier New" w:hAnsi="Courier New" w:cs="Courier New" w:hint="default"/>
-      </w:rPr>
-    </w:lvl>
-    <w:lvl w:ilvl="2" w:tplc="FFFFFFFF" w:tentative="1">
-      <w:start w:val="1"/>
-      <w:numFmt w:val="bullet"/>
-      <w:lvlText w:val=""/>
-      <w:lvlJc w:val="left"/>
-      <w:pPr>
-        <w:ind w:left="1800" w:hanging="360"/>
-      </w:pPr>
-      <w:rPr>
-        <w:rFonts w:ascii="Wingdings" w:hAnsi="Wingdings" w:hint="default"/>
-      </w:rPr>
-    </w:lvl>
-    <w:lvl w:ilvl="3" w:tplc="FFFFFFFF" w:tentative="1">
-      <w:start w:val="1"/>
-      <w:numFmt w:val="bullet"/>
-      <w:lvlText w:val=""/>
-      <w:lvlJc w:val="left"/>
-      <w:pPr>
-        <w:ind w:left="2520" w:hanging="360"/>
-      </w:pPr>
-      <w:rPr>
-        <w:rFonts w:ascii="Symbol" w:hAnsi="Symbol" w:hint="default"/>
-      </w:rPr>
-    </w:lvl>
-    <w:lvl w:ilvl="4" w:tplc="FFFFFFFF" w:tentative="1">
-      <w:start w:val="1"/>
-      <w:numFmt w:val="bullet"/>
-      <w:lvlText w:val="o"/>
-      <w:lvlJc w:val="left"/>
-      <w:pPr>
-        <w:ind w:left="3240" w:hanging="360"/>
-      </w:pPr>
-      <w:rPr>
-        <w:rFonts w:ascii="Courier New" w:hAnsi="Courier New" w:cs="Courier New" w:hint="default"/>
-      </w:rPr>
-    </w:lvl>
-    <w:lvl w:ilvl="5" w:tplc="FFFFFFFF" w:tentative="1">
-      <w:start w:val="1"/>
-      <w:numFmt w:val="bullet"/>
-      <w:lvlText w:val=""/>
-      <w:lvlJc w:val="left"/>
-      <w:pPr>
-        <w:ind w:left="3960" w:hanging="360"/>
-      </w:pPr>
-      <w:rPr>
-        <w:rFonts w:ascii="Wingdings" w:hAnsi="Wingdings" w:hint="default"/>
-      </w:rPr>
-    </w:lvl>
-    <w:lvl w:ilvl="6" w:tplc="FFFFFFFF" w:tentative="1">
-      <w:start w:val="1"/>
-      <w:numFmt w:val="bullet"/>
-      <w:lvlText w:val=""/>
-      <w:lvlJc w:val="left"/>
-      <w:pPr>
-        <w:ind w:left="4680" w:hanging="360"/>
-      </w:pPr>
-      <w:rPr>
-        <w:rFonts w:ascii="Symbol" w:hAnsi="Symbol" w:hint="default"/>
-      </w:rPr>
-    </w:lvl>
-    <w:lvl w:ilvl="7" w:tplc="FFFFFFFF" w:tentative="1">
-      <w:start w:val="1"/>
-      <w:numFmt w:val="bullet"/>
-      <w:lvlText w:val="o"/>
-      <w:lvlJc w:val="left"/>
-      <w:pPr>
-        <w:ind w:left="5400" w:hanging="360"/>
-      </w:pPr>
-      <w:rPr>
-        <w:rFonts w:ascii="Courier New" w:hAnsi="Courier New" w:cs="Courier New" w:hint="default"/>
-      </w:rPr>
-    </w:lvl>
-    <w:lvl w:ilvl="8" w:tplc="FFFFFFFF" w:tentative="1">
-      <w:start w:val="1"/>
-      <w:numFmt w:val="bullet"/>
-      <w:lvlText w:val=""/>
-      <w:lvlJc w:val="left"/>
-      <w:pPr>
-        <w:ind w:left="6120" w:hanging="360"/>
-      </w:pPr>
-      <w:rPr>
-        <w:rFonts w:ascii="Wingdings" w:hAnsi="Wingdings" w:hint="default"/>
-      </w:rPr>
-    </w:lvl>
-  </w:abstractNum>
-  <w:abstractNum w:abstractNumId="23" w15:restartNumberingAfterBreak="0">
-    <w:nsid w:val="64584A6E"/>
-    <w:multiLevelType w:val="hybridMultilevel"/>
-    <w:tmpl w:val="4FC6E9DA"/>
-    <w:lvl w:ilvl="0" w:tplc="04090001">
-      <w:start w:val="1"/>
-      <w:numFmt w:val="bullet"/>
-      <w:lvlText w:val=""/>
-      <w:lvlJc w:val="left"/>
-      <w:pPr>
-        <w:ind w:left="360" w:hanging="360"/>
-      </w:pPr>
-      <w:rPr>
-        <w:rFonts w:ascii="Symbol" w:hAnsi="Symbol" w:hint="default"/>
-      </w:rPr>
-    </w:lvl>
-    <w:lvl w:ilvl="1" w:tplc="FFFFFFFF" w:tentative="1">
-      <w:start w:val="1"/>
-      <w:numFmt w:val="bullet"/>
-      <w:lvlText w:val="o"/>
-      <w:lvlJc w:val="left"/>
-      <w:pPr>
-        <w:ind w:left="1080" w:hanging="360"/>
-      </w:pPr>
-      <w:rPr>
-        <w:rFonts w:ascii="Courier New" w:hAnsi="Courier New" w:cs="Courier New" w:hint="default"/>
-      </w:rPr>
-    </w:lvl>
-    <w:lvl w:ilvl="2" w:tplc="FFFFFFFF" w:tentative="1">
-      <w:start w:val="1"/>
-      <w:numFmt w:val="bullet"/>
-      <w:lvlText w:val=""/>
-      <w:lvlJc w:val="left"/>
-      <w:pPr>
-        <w:ind w:left="1800" w:hanging="360"/>
-      </w:pPr>
-      <w:rPr>
-        <w:rFonts w:ascii="Wingdings" w:hAnsi="Wingdings" w:hint="default"/>
-      </w:rPr>
-    </w:lvl>
-    <w:lvl w:ilvl="3" w:tplc="FFFFFFFF" w:tentative="1">
-      <w:start w:val="1"/>
-      <w:numFmt w:val="bullet"/>
-      <w:lvlText w:val=""/>
-      <w:lvlJc w:val="left"/>
-      <w:pPr>
-        <w:ind w:left="2520" w:hanging="360"/>
-      </w:pPr>
-      <w:rPr>
-        <w:rFonts w:ascii="Symbol" w:hAnsi="Symbol" w:hint="default"/>
-      </w:rPr>
-    </w:lvl>
-    <w:lvl w:ilvl="4" w:tplc="FFFFFFFF" w:tentative="1">
-      <w:start w:val="1"/>
-      <w:numFmt w:val="bullet"/>
-      <w:lvlText w:val="o"/>
-      <w:lvlJc w:val="left"/>
-      <w:pPr>
-        <w:ind w:left="3240" w:hanging="360"/>
-      </w:pPr>
-      <w:rPr>
-        <w:rFonts w:ascii="Courier New" w:hAnsi="Courier New" w:cs="Courier New" w:hint="default"/>
-      </w:rPr>
-    </w:lvl>
-    <w:lvl w:ilvl="5" w:tplc="FFFFFFFF" w:tentative="1">
-      <w:start w:val="1"/>
-      <w:numFmt w:val="bullet"/>
-      <w:lvlText w:val=""/>
-      <w:lvlJc w:val="left"/>
-      <w:pPr>
-        <w:ind w:left="3960" w:hanging="360"/>
-      </w:pPr>
-      <w:rPr>
-        <w:rFonts w:ascii="Wingdings" w:hAnsi="Wingdings" w:hint="default"/>
-      </w:rPr>
-    </w:lvl>
-    <w:lvl w:ilvl="6" w:tplc="FFFFFFFF" w:tentative="1">
-      <w:start w:val="1"/>
-      <w:numFmt w:val="bullet"/>
-      <w:lvlText w:val=""/>
-      <w:lvlJc w:val="left"/>
-      <w:pPr>
-        <w:ind w:left="4680" w:hanging="360"/>
-      </w:pPr>
-      <w:rPr>
-        <w:rFonts w:ascii="Symbol" w:hAnsi="Symbol" w:hint="default"/>
-      </w:rPr>
-    </w:lvl>
-    <w:lvl w:ilvl="7" w:tplc="FFFFFFFF" w:tentative="1">
-      <w:start w:val="1"/>
-      <w:numFmt w:val="bullet"/>
-      <w:lvlText w:val="o"/>
-      <w:lvlJc w:val="left"/>
-      <w:pPr>
-        <w:ind w:left="5400" w:hanging="360"/>
-      </w:pPr>
-      <w:rPr>
-        <w:rFonts w:ascii="Courier New" w:hAnsi="Courier New" w:cs="Courier New" w:hint="default"/>
-      </w:rPr>
-    </w:lvl>
-    <w:lvl w:ilvl="8" w:tplc="FFFFFFFF" w:tentative="1">
-      <w:start w:val="1"/>
-      <w:numFmt w:val="bullet"/>
-      <w:lvlText w:val=""/>
-      <w:lvlJc w:val="left"/>
-      <w:pPr>
-        <w:ind w:left="6120" w:hanging="360"/>
-      </w:pPr>
-      <w:rPr>
-        <w:rFonts w:ascii="Wingdings" w:hAnsi="Wingdings" w:hint="default"/>
-      </w:rPr>
-    </w:lvl>
-  </w:abstractNum>
-  <w:abstractNum w:abstractNumId="24" w15:restartNumberingAfterBreak="0">
-    <w:nsid w:val="66772807"/>
-    <w:multiLevelType w:val="multilevel"/>
-    <w:tmpl w:val="816C85E6"/>
-    <w:lvl w:ilvl="0">
-      <w:start w:val="1"/>
-      <w:numFmt w:val="bullet"/>
-      <w:lvlText w:val=""/>
-      <w:lvlJc w:val="left"/>
-      <w:pPr>
-        <w:tabs>
-          <w:tab w:val="num" w:pos="720"/>
-        </w:tabs>
-        <w:ind w:left="720" w:hanging="360"/>
-      </w:pPr>
-      <w:rPr>
-        <w:rFonts w:ascii="Symbol" w:hAnsi="Symbol" w:hint="default"/>
-        <w:sz w:val="20"/>
-      </w:rPr>
-    </w:lvl>
-    <w:lvl w:ilvl="1" w:tentative="1">
-      <w:start w:val="1"/>
-      <w:numFmt w:val="bullet"/>
-      <w:lvlText w:val="o"/>
-      <w:lvlJc w:val="left"/>
-      <w:pPr>
-        <w:tabs>
-          <w:tab w:val="num" w:pos="1440"/>
-        </w:tabs>
-        <w:ind w:left="1440" w:hanging="360"/>
-      </w:pPr>
-      <w:rPr>
-        <w:rFonts w:ascii="Courier New" w:hAnsi="Courier New" w:hint="default"/>
-        <w:sz w:val="20"/>
-      </w:rPr>
-    </w:lvl>
-    <w:lvl w:ilvl="2" w:tentative="1">
-      <w:start w:val="1"/>
-      <w:numFmt w:val="bullet"/>
-      <w:lvlText w:val=""/>
-      <w:lvlJc w:val="left"/>
-      <w:pPr>
-        <w:tabs>
-          <w:tab w:val="num" w:pos="2160"/>
-        </w:tabs>
-        <w:ind w:left="2160" w:hanging="360"/>
-      </w:pPr>
-      <w:rPr>
-        <w:rFonts w:ascii="Wingdings" w:hAnsi="Wingdings" w:hint="default"/>
-        <w:sz w:val="20"/>
-      </w:rPr>
-    </w:lvl>
-    <w:lvl w:ilvl="3" w:tentative="1">
-      <w:start w:val="1"/>
-      <w:numFmt w:val="bullet"/>
-      <w:lvlText w:val=""/>
-      <w:lvlJc w:val="left"/>
-      <w:pPr>
-        <w:tabs>
-          <w:tab w:val="num" w:pos="2880"/>
-        </w:tabs>
-        <w:ind w:left="2880" w:hanging="360"/>
-      </w:pPr>
-      <w:rPr>
-        <w:rFonts w:ascii="Wingdings" w:hAnsi="Wingdings" w:hint="default"/>
-        <w:sz w:val="20"/>
-      </w:rPr>
-    </w:lvl>
-    <w:lvl w:ilvl="4" w:tentative="1">
-      <w:start w:val="1"/>
-      <w:numFmt w:val="bullet"/>
-      <w:lvlText w:val=""/>
-      <w:lvlJc w:val="left"/>
-      <w:pPr>
-        <w:tabs>
-          <w:tab w:val="num" w:pos="3600"/>
-        </w:tabs>
-        <w:ind w:left="3600" w:hanging="360"/>
-      </w:pPr>
-      <w:rPr>
-        <w:rFonts w:ascii="Wingdings" w:hAnsi="Wingdings" w:hint="default"/>
-        <w:sz w:val="20"/>
-      </w:rPr>
-    </w:lvl>
-    <w:lvl w:ilvl="5" w:tentative="1">
-      <w:start w:val="1"/>
-      <w:numFmt w:val="bullet"/>
-      <w:lvlText w:val=""/>
-      <w:lvlJc w:val="left"/>
-      <w:pPr>
-        <w:tabs>
-          <w:tab w:val="num" w:pos="4320"/>
-        </w:tabs>
-        <w:ind w:left="4320" w:hanging="360"/>
-      </w:pPr>
-      <w:rPr>
-        <w:rFonts w:ascii="Wingdings" w:hAnsi="Wingdings" w:hint="default"/>
-        <w:sz w:val="20"/>
-      </w:rPr>
-    </w:lvl>
-    <w:lvl w:ilvl="6" w:tentative="1">
-      <w:start w:val="1"/>
-      <w:numFmt w:val="bullet"/>
-      <w:lvlText w:val=""/>
-      <w:lvlJc w:val="left"/>
-      <w:pPr>
-        <w:tabs>
-          <w:tab w:val="num" w:pos="5040"/>
-        </w:tabs>
-        <w:ind w:left="5040" w:hanging="360"/>
-      </w:pPr>
-      <w:rPr>
-        <w:rFonts w:ascii="Wingdings" w:hAnsi="Wingdings" w:hint="default"/>
-        <w:sz w:val="20"/>
-      </w:rPr>
-    </w:lvl>
-    <w:lvl w:ilvl="7" w:tentative="1">
-      <w:start w:val="1"/>
-      <w:numFmt w:val="bullet"/>
-      <w:lvlText w:val=""/>
-      <w:lvlJc w:val="left"/>
-      <w:pPr>
-        <w:tabs>
-          <w:tab w:val="num" w:pos="5760"/>
-        </w:tabs>
-        <w:ind w:left="5760" w:hanging="360"/>
-      </w:pPr>
-      <w:rPr>
-        <w:rFonts w:ascii="Wingdings" w:hAnsi="Wingdings" w:hint="default"/>
-        <w:sz w:val="20"/>
-      </w:rPr>
-    </w:lvl>
-    <w:lvl w:ilvl="8" w:tentative="1">
-      <w:start w:val="1"/>
-      <w:numFmt w:val="bullet"/>
-      <w:lvlText w:val=""/>
-      <w:lvlJc w:val="left"/>
-      <w:pPr>
-        <w:tabs>
-          <w:tab w:val="num" w:pos="6480"/>
-        </w:tabs>
-        <w:ind w:left="6480" w:hanging="360"/>
-      </w:pPr>
-      <w:rPr>
-        <w:rFonts w:ascii="Wingdings" w:hAnsi="Wingdings" w:hint="default"/>
-        <w:sz w:val="20"/>
-      </w:rPr>
-    </w:lvl>
-  </w:abstractNum>
-  <w:abstractNum w:abstractNumId="25" w15:restartNumberingAfterBreak="0">
-    <w:nsid w:val="670E478C"/>
-    <w:multiLevelType w:val="hybridMultilevel"/>
-    <w:tmpl w:val="2F6E1EEA"/>
-    <w:lvl w:ilvl="0" w:tplc="197E540E">
-      <w:start w:val="8"/>
-      <w:numFmt w:val="bullet"/>
-      <w:lvlText w:val="-"/>
-      <w:lvlJc w:val="left"/>
-      <w:pPr>
-        <w:ind w:left="360" w:hanging="360"/>
+        <w:ind w:left="720" w:hanging="720"/>
       </w:pPr>
       <w:rPr>
         <w:rFonts w:ascii="Cambria" w:eastAsiaTheme="minorEastAsia" w:hAnsi="Cambria" w:cstheme="minorBidi" w:hint="default"/>
@@ -4465,7 +4520,7 @@
       <w:lvlText w:val="o"/>
       <w:lvlJc w:val="left"/>
       <w:pPr>
-        <w:ind w:left="1080" w:hanging="360"/>
+        <w:ind w:left="1440" w:hanging="360"/>
       </w:pPr>
       <w:rPr>
         <w:rFonts w:ascii="Courier New" w:hAnsi="Courier New" w:cs="Courier New" w:hint="default"/>
@@ -4477,7 +4532,7 @@
       <w:lvlText w:val=""/>
       <w:lvlJc w:val="left"/>
       <w:pPr>
-        <w:ind w:left="1800" w:hanging="360"/>
+        <w:ind w:left="2160" w:hanging="360"/>
       </w:pPr>
       <w:rPr>
         <w:rFonts w:ascii="Wingdings" w:hAnsi="Wingdings" w:hint="default"/>
@@ -4489,7 +4544,7 @@
       <w:lvlText w:val=""/>
       <w:lvlJc w:val="left"/>
       <w:pPr>
-        <w:ind w:left="2520" w:hanging="360"/>
+        <w:ind w:left="2880" w:hanging="360"/>
       </w:pPr>
       <w:rPr>
         <w:rFonts w:ascii="Symbol" w:hAnsi="Symbol" w:hint="default"/>
@@ -4501,7 +4556,7 @@
       <w:lvlText w:val="o"/>
       <w:lvlJc w:val="left"/>
       <w:pPr>
-        <w:ind w:left="3240" w:hanging="360"/>
+        <w:ind w:left="3600" w:hanging="360"/>
       </w:pPr>
       <w:rPr>
         <w:rFonts w:ascii="Courier New" w:hAnsi="Courier New" w:cs="Courier New" w:hint="default"/>
@@ -4513,7 +4568,7 @@
       <w:lvlText w:val=""/>
       <w:lvlJc w:val="left"/>
       <w:pPr>
-        <w:ind w:left="3960" w:hanging="360"/>
+        <w:ind w:left="4320" w:hanging="360"/>
       </w:pPr>
       <w:rPr>
         <w:rFonts w:ascii="Wingdings" w:hAnsi="Wingdings" w:hint="default"/>
@@ -4525,7 +4580,7 @@
       <w:lvlText w:val=""/>
       <w:lvlJc w:val="left"/>
       <w:pPr>
-        <w:ind w:left="4680" w:hanging="360"/>
+        <w:ind w:left="5040" w:hanging="360"/>
       </w:pPr>
       <w:rPr>
         <w:rFonts w:ascii="Symbol" w:hAnsi="Symbol" w:hint="default"/>
@@ -4537,7 +4592,7 @@
       <w:lvlText w:val="o"/>
       <w:lvlJc w:val="left"/>
       <w:pPr>
-        <w:ind w:left="5400" w:hanging="360"/>
+        <w:ind w:left="5760" w:hanging="360"/>
       </w:pPr>
       <w:rPr>
         <w:rFonts w:ascii="Courier New" w:hAnsi="Courier New" w:cs="Courier New" w:hint="default"/>
@@ -4549,769 +4604,7 @@
       <w:lvlText w:val=""/>
       <w:lvlJc w:val="left"/>
       <w:pPr>
-        <w:ind w:left="6120" w:hanging="360"/>
-      </w:pPr>
-      <w:rPr>
-        <w:rFonts w:ascii="Wingdings" w:hAnsi="Wingdings" w:hint="default"/>
-      </w:rPr>
-    </w:lvl>
-  </w:abstractNum>
-  <w:abstractNum w:abstractNumId="26" w15:restartNumberingAfterBreak="0">
-    <w:nsid w:val="680260DE"/>
-    <w:multiLevelType w:val="hybridMultilevel"/>
-    <w:tmpl w:val="E3EEC270"/>
-    <w:lvl w:ilvl="0" w:tplc="BC940848">
-      <w:numFmt w:val="bullet"/>
-      <w:lvlText w:val="-"/>
-      <w:lvlJc w:val="left"/>
-      <w:pPr>
-        <w:ind w:left="1800" w:hanging="360"/>
-      </w:pPr>
-      <w:rPr>
-        <w:rFonts w:ascii="Cambria" w:eastAsiaTheme="minorEastAsia" w:hAnsi="Cambria" w:cstheme="minorBidi" w:hint="default"/>
-      </w:rPr>
-    </w:lvl>
-    <w:lvl w:ilvl="1" w:tplc="04090003" w:tentative="1">
-      <w:start w:val="1"/>
-      <w:numFmt w:val="bullet"/>
-      <w:lvlText w:val="o"/>
-      <w:lvlJc w:val="left"/>
-      <w:pPr>
-        <w:ind w:left="2160" w:hanging="360"/>
-      </w:pPr>
-      <w:rPr>
-        <w:rFonts w:ascii="Courier New" w:hAnsi="Courier New" w:cs="Courier New" w:hint="default"/>
-      </w:rPr>
-    </w:lvl>
-    <w:lvl w:ilvl="2" w:tplc="04090005" w:tentative="1">
-      <w:start w:val="1"/>
-      <w:numFmt w:val="bullet"/>
-      <w:lvlText w:val=""/>
-      <w:lvlJc w:val="left"/>
-      <w:pPr>
-        <w:ind w:left="2880" w:hanging="360"/>
-      </w:pPr>
-      <w:rPr>
-        <w:rFonts w:ascii="Wingdings" w:hAnsi="Wingdings" w:hint="default"/>
-      </w:rPr>
-    </w:lvl>
-    <w:lvl w:ilvl="3" w:tplc="04090001" w:tentative="1">
-      <w:start w:val="1"/>
-      <w:numFmt w:val="bullet"/>
-      <w:lvlText w:val=""/>
-      <w:lvlJc w:val="left"/>
-      <w:pPr>
-        <w:ind w:left="3600" w:hanging="360"/>
-      </w:pPr>
-      <w:rPr>
-        <w:rFonts w:ascii="Symbol" w:hAnsi="Symbol" w:hint="default"/>
-      </w:rPr>
-    </w:lvl>
-    <w:lvl w:ilvl="4" w:tplc="04090003" w:tentative="1">
-      <w:start w:val="1"/>
-      <w:numFmt w:val="bullet"/>
-      <w:lvlText w:val="o"/>
-      <w:lvlJc w:val="left"/>
-      <w:pPr>
-        <w:ind w:left="4320" w:hanging="360"/>
-      </w:pPr>
-      <w:rPr>
-        <w:rFonts w:ascii="Courier New" w:hAnsi="Courier New" w:cs="Courier New" w:hint="default"/>
-      </w:rPr>
-    </w:lvl>
-    <w:lvl w:ilvl="5" w:tplc="04090005" w:tentative="1">
-      <w:start w:val="1"/>
-      <w:numFmt w:val="bullet"/>
-      <w:lvlText w:val=""/>
-      <w:lvlJc w:val="left"/>
-      <w:pPr>
-        <w:ind w:left="5040" w:hanging="360"/>
-      </w:pPr>
-      <w:rPr>
-        <w:rFonts w:ascii="Wingdings" w:hAnsi="Wingdings" w:hint="default"/>
-      </w:rPr>
-    </w:lvl>
-    <w:lvl w:ilvl="6" w:tplc="04090001" w:tentative="1">
-      <w:start w:val="1"/>
-      <w:numFmt w:val="bullet"/>
-      <w:lvlText w:val=""/>
-      <w:lvlJc w:val="left"/>
-      <w:pPr>
-        <w:ind w:left="5760" w:hanging="360"/>
-      </w:pPr>
-      <w:rPr>
-        <w:rFonts w:ascii="Symbol" w:hAnsi="Symbol" w:hint="default"/>
-      </w:rPr>
-    </w:lvl>
-    <w:lvl w:ilvl="7" w:tplc="04090003" w:tentative="1">
-      <w:start w:val="1"/>
-      <w:numFmt w:val="bullet"/>
-      <w:lvlText w:val="o"/>
-      <w:lvlJc w:val="left"/>
-      <w:pPr>
         <w:ind w:left="6480" w:hanging="360"/>
-      </w:pPr>
-      <w:rPr>
-        <w:rFonts w:ascii="Courier New" w:hAnsi="Courier New" w:cs="Courier New" w:hint="default"/>
-      </w:rPr>
-    </w:lvl>
-    <w:lvl w:ilvl="8" w:tplc="04090005" w:tentative="1">
-      <w:start w:val="1"/>
-      <w:numFmt w:val="bullet"/>
-      <w:lvlText w:val=""/>
-      <w:lvlJc w:val="left"/>
-      <w:pPr>
-        <w:ind w:left="7200" w:hanging="360"/>
-      </w:pPr>
-      <w:rPr>
-        <w:rFonts w:ascii="Wingdings" w:hAnsi="Wingdings" w:hint="default"/>
-      </w:rPr>
-    </w:lvl>
-  </w:abstractNum>
-  <w:abstractNum w:abstractNumId="27" w15:restartNumberingAfterBreak="0">
-    <w:nsid w:val="688870A7"/>
-    <w:multiLevelType w:val="hybridMultilevel"/>
-    <w:tmpl w:val="1B6C641E"/>
-    <w:lvl w:ilvl="0" w:tplc="BC940848">
-      <w:numFmt w:val="bullet"/>
-      <w:lvlText w:val="-"/>
-      <w:lvlJc w:val="left"/>
-      <w:pPr>
-        <w:ind w:left="1080" w:hanging="360"/>
-      </w:pPr>
-      <w:rPr>
-        <w:rFonts w:ascii="Cambria" w:eastAsiaTheme="minorEastAsia" w:hAnsi="Cambria" w:cstheme="minorBidi" w:hint="default"/>
-      </w:rPr>
-    </w:lvl>
-    <w:lvl w:ilvl="1" w:tplc="04090003" w:tentative="1">
-      <w:start w:val="1"/>
-      <w:numFmt w:val="bullet"/>
-      <w:lvlText w:val="o"/>
-      <w:lvlJc w:val="left"/>
-      <w:pPr>
-        <w:ind w:left="1800" w:hanging="360"/>
-      </w:pPr>
-      <w:rPr>
-        <w:rFonts w:ascii="Courier New" w:hAnsi="Courier New" w:cs="Courier New" w:hint="default"/>
-      </w:rPr>
-    </w:lvl>
-    <w:lvl w:ilvl="2" w:tplc="04090005" w:tentative="1">
-      <w:start w:val="1"/>
-      <w:numFmt w:val="bullet"/>
-      <w:lvlText w:val=""/>
-      <w:lvlJc w:val="left"/>
-      <w:pPr>
-        <w:ind w:left="2520" w:hanging="360"/>
-      </w:pPr>
-      <w:rPr>
-        <w:rFonts w:ascii="Wingdings" w:hAnsi="Wingdings" w:hint="default"/>
-      </w:rPr>
-    </w:lvl>
-    <w:lvl w:ilvl="3" w:tplc="04090001" w:tentative="1">
-      <w:start w:val="1"/>
-      <w:numFmt w:val="bullet"/>
-      <w:lvlText w:val=""/>
-      <w:lvlJc w:val="left"/>
-      <w:pPr>
-        <w:ind w:left="3240" w:hanging="360"/>
-      </w:pPr>
-      <w:rPr>
-        <w:rFonts w:ascii="Symbol" w:hAnsi="Symbol" w:hint="default"/>
-      </w:rPr>
-    </w:lvl>
-    <w:lvl w:ilvl="4" w:tplc="04090003" w:tentative="1">
-      <w:start w:val="1"/>
-      <w:numFmt w:val="bullet"/>
-      <w:lvlText w:val="o"/>
-      <w:lvlJc w:val="left"/>
-      <w:pPr>
-        <w:ind w:left="3960" w:hanging="360"/>
-      </w:pPr>
-      <w:rPr>
-        <w:rFonts w:ascii="Courier New" w:hAnsi="Courier New" w:cs="Courier New" w:hint="default"/>
-      </w:rPr>
-    </w:lvl>
-    <w:lvl w:ilvl="5" w:tplc="04090005" w:tentative="1">
-      <w:start w:val="1"/>
-      <w:numFmt w:val="bullet"/>
-      <w:lvlText w:val=""/>
-      <w:lvlJc w:val="left"/>
-      <w:pPr>
-        <w:ind w:left="4680" w:hanging="360"/>
-      </w:pPr>
-      <w:rPr>
-        <w:rFonts w:ascii="Wingdings" w:hAnsi="Wingdings" w:hint="default"/>
-      </w:rPr>
-    </w:lvl>
-    <w:lvl w:ilvl="6" w:tplc="04090001" w:tentative="1">
-      <w:start w:val="1"/>
-      <w:numFmt w:val="bullet"/>
-      <w:lvlText w:val=""/>
-      <w:lvlJc w:val="left"/>
-      <w:pPr>
-        <w:ind w:left="5400" w:hanging="360"/>
-      </w:pPr>
-      <w:rPr>
-        <w:rFonts w:ascii="Symbol" w:hAnsi="Symbol" w:hint="default"/>
-      </w:rPr>
-    </w:lvl>
-    <w:lvl w:ilvl="7" w:tplc="04090003" w:tentative="1">
-      <w:start w:val="1"/>
-      <w:numFmt w:val="bullet"/>
-      <w:lvlText w:val="o"/>
-      <w:lvlJc w:val="left"/>
-      <w:pPr>
-        <w:ind w:left="6120" w:hanging="360"/>
-      </w:pPr>
-      <w:rPr>
-        <w:rFonts w:ascii="Courier New" w:hAnsi="Courier New" w:cs="Courier New" w:hint="default"/>
-      </w:rPr>
-    </w:lvl>
-    <w:lvl w:ilvl="8" w:tplc="04090005" w:tentative="1">
-      <w:start w:val="1"/>
-      <w:numFmt w:val="bullet"/>
-      <w:lvlText w:val=""/>
-      <w:lvlJc w:val="left"/>
-      <w:pPr>
-        <w:ind w:left="6840" w:hanging="360"/>
-      </w:pPr>
-      <w:rPr>
-        <w:rFonts w:ascii="Wingdings" w:hAnsi="Wingdings" w:hint="default"/>
-      </w:rPr>
-    </w:lvl>
-  </w:abstractNum>
-  <w:abstractNum w:abstractNumId="28" w15:restartNumberingAfterBreak="0">
-    <w:nsid w:val="6FEC7E95"/>
-    <w:multiLevelType w:val="hybridMultilevel"/>
-    <w:tmpl w:val="D4403BD4"/>
-    <w:lvl w:ilvl="0" w:tplc="0409000F">
-      <w:start w:val="1"/>
-      <w:numFmt w:val="decimal"/>
-      <w:lvlText w:val="%1."/>
-      <w:lvlJc w:val="left"/>
-      <w:pPr>
-        <w:ind w:left="720" w:hanging="360"/>
-      </w:pPr>
-    </w:lvl>
-    <w:lvl w:ilvl="1" w:tplc="04090019" w:tentative="1">
-      <w:start w:val="1"/>
-      <w:numFmt w:val="lowerLetter"/>
-      <w:lvlText w:val="%2."/>
-      <w:lvlJc w:val="left"/>
-      <w:pPr>
-        <w:ind w:left="1440" w:hanging="360"/>
-      </w:pPr>
-    </w:lvl>
-    <w:lvl w:ilvl="2" w:tplc="0409001B" w:tentative="1">
-      <w:start w:val="1"/>
-      <w:numFmt w:val="lowerRoman"/>
-      <w:lvlText w:val="%3."/>
-      <w:lvlJc w:val="right"/>
-      <w:pPr>
-        <w:ind w:left="2160" w:hanging="180"/>
-      </w:pPr>
-    </w:lvl>
-    <w:lvl w:ilvl="3" w:tplc="0409000F" w:tentative="1">
-      <w:start w:val="1"/>
-      <w:numFmt w:val="decimal"/>
-      <w:lvlText w:val="%4."/>
-      <w:lvlJc w:val="left"/>
-      <w:pPr>
-        <w:ind w:left="2880" w:hanging="360"/>
-      </w:pPr>
-    </w:lvl>
-    <w:lvl w:ilvl="4" w:tplc="04090019" w:tentative="1">
-      <w:start w:val="1"/>
-      <w:numFmt w:val="lowerLetter"/>
-      <w:lvlText w:val="%5."/>
-      <w:lvlJc w:val="left"/>
-      <w:pPr>
-        <w:ind w:left="3600" w:hanging="360"/>
-      </w:pPr>
-    </w:lvl>
-    <w:lvl w:ilvl="5" w:tplc="0409001B" w:tentative="1">
-      <w:start w:val="1"/>
-      <w:numFmt w:val="lowerRoman"/>
-      <w:lvlText w:val="%6."/>
-      <w:lvlJc w:val="right"/>
-      <w:pPr>
-        <w:ind w:left="4320" w:hanging="180"/>
-      </w:pPr>
-    </w:lvl>
-    <w:lvl w:ilvl="6" w:tplc="0409000F" w:tentative="1">
-      <w:start w:val="1"/>
-      <w:numFmt w:val="decimal"/>
-      <w:lvlText w:val="%7."/>
-      <w:lvlJc w:val="left"/>
-      <w:pPr>
-        <w:ind w:left="5040" w:hanging="360"/>
-      </w:pPr>
-    </w:lvl>
-    <w:lvl w:ilvl="7" w:tplc="04090019" w:tentative="1">
-      <w:start w:val="1"/>
-      <w:numFmt w:val="lowerLetter"/>
-      <w:lvlText w:val="%8."/>
-      <w:lvlJc w:val="left"/>
-      <w:pPr>
-        <w:ind w:left="5760" w:hanging="360"/>
-      </w:pPr>
-    </w:lvl>
-    <w:lvl w:ilvl="8" w:tplc="0409001B" w:tentative="1">
-      <w:start w:val="1"/>
-      <w:numFmt w:val="lowerRoman"/>
-      <w:lvlText w:val="%9."/>
-      <w:lvlJc w:val="right"/>
-      <w:pPr>
-        <w:ind w:left="6480" w:hanging="180"/>
-      </w:pPr>
-    </w:lvl>
-  </w:abstractNum>
-  <w:abstractNum w:abstractNumId="29" w15:restartNumberingAfterBreak="0">
-    <w:nsid w:val="720E4F61"/>
-    <w:multiLevelType w:val="multilevel"/>
-    <w:tmpl w:val="19649900"/>
-    <w:lvl w:ilvl="0">
-      <w:start w:val="1"/>
-      <w:numFmt w:val="decimal"/>
-      <w:lvlText w:val="%1.0"/>
-      <w:lvlJc w:val="left"/>
-      <w:pPr>
-        <w:ind w:left="369" w:hanging="369"/>
-      </w:pPr>
-      <w:rPr>
-        <w:rFonts w:hint="default"/>
-      </w:rPr>
-    </w:lvl>
-    <w:lvl w:ilvl="1">
-      <w:start w:val="1"/>
-      <w:numFmt w:val="decimal"/>
-      <w:lvlText w:val="%1.%2"/>
-      <w:lvlJc w:val="left"/>
-      <w:pPr>
-        <w:ind w:left="1089" w:hanging="369"/>
-      </w:pPr>
-      <w:rPr>
-        <w:rFonts w:hint="default"/>
-      </w:rPr>
-    </w:lvl>
-    <w:lvl w:ilvl="2">
-      <w:start w:val="1"/>
-      <w:numFmt w:val="decimal"/>
-      <w:lvlText w:val="%1.%2.%3"/>
-      <w:lvlJc w:val="left"/>
-      <w:pPr>
-        <w:ind w:left="2160" w:hanging="720"/>
-      </w:pPr>
-      <w:rPr>
-        <w:rFonts w:hint="default"/>
-      </w:rPr>
-    </w:lvl>
-    <w:lvl w:ilvl="3">
-      <w:start w:val="1"/>
-      <w:numFmt w:val="decimal"/>
-      <w:lvlText w:val="%1.%2.%3.%4"/>
-      <w:lvlJc w:val="left"/>
-      <w:pPr>
-        <w:ind w:left="3240" w:hanging="1080"/>
-      </w:pPr>
-      <w:rPr>
-        <w:rFonts w:hint="default"/>
-      </w:rPr>
-    </w:lvl>
-    <w:lvl w:ilvl="4">
-      <w:start w:val="1"/>
-      <w:numFmt w:val="decimal"/>
-      <w:lvlText w:val="%1.%2.%3.%4.%5"/>
-      <w:lvlJc w:val="left"/>
-      <w:pPr>
-        <w:ind w:left="3960" w:hanging="1080"/>
-      </w:pPr>
-      <w:rPr>
-        <w:rFonts w:hint="default"/>
-      </w:rPr>
-    </w:lvl>
-    <w:lvl w:ilvl="5">
-      <w:start w:val="1"/>
-      <w:numFmt w:val="decimal"/>
-      <w:lvlText w:val="%1.%2.%3.%4.%5.%6"/>
-      <w:lvlJc w:val="left"/>
-      <w:pPr>
-        <w:ind w:left="5040" w:hanging="1440"/>
-      </w:pPr>
-      <w:rPr>
-        <w:rFonts w:hint="default"/>
-      </w:rPr>
-    </w:lvl>
-    <w:lvl w:ilvl="6">
-      <w:start w:val="1"/>
-      <w:numFmt w:val="decimal"/>
-      <w:lvlText w:val="%1.%2.%3.%4.%5.%6.%7"/>
-      <w:lvlJc w:val="left"/>
-      <w:pPr>
-        <w:ind w:left="5760" w:hanging="1440"/>
-      </w:pPr>
-      <w:rPr>
-        <w:rFonts w:hint="default"/>
-      </w:rPr>
-    </w:lvl>
-    <w:lvl w:ilvl="7">
-      <w:start w:val="1"/>
-      <w:numFmt w:val="decimal"/>
-      <w:lvlText w:val="%1.%2.%3.%4.%5.%6.%7.%8"/>
-      <w:lvlJc w:val="left"/>
-      <w:pPr>
-        <w:ind w:left="6840" w:hanging="1800"/>
-      </w:pPr>
-      <w:rPr>
-        <w:rFonts w:hint="default"/>
-      </w:rPr>
-    </w:lvl>
-    <w:lvl w:ilvl="8">
-      <w:start w:val="1"/>
-      <w:numFmt w:val="decimal"/>
-      <w:lvlText w:val="%1.%2.%3.%4.%5.%6.%7.%8.%9"/>
-      <w:lvlJc w:val="left"/>
-      <w:pPr>
-        <w:ind w:left="7920" w:hanging="2160"/>
-      </w:pPr>
-      <w:rPr>
-        <w:rFonts w:hint="default"/>
-      </w:rPr>
-    </w:lvl>
-  </w:abstractNum>
-  <w:abstractNum w:abstractNumId="30" w15:restartNumberingAfterBreak="0">
-    <w:nsid w:val="75BF684E"/>
-    <w:multiLevelType w:val="hybridMultilevel"/>
-    <w:tmpl w:val="92ECD91C"/>
-    <w:lvl w:ilvl="0" w:tplc="04090001">
-      <w:start w:val="1"/>
-      <w:numFmt w:val="bullet"/>
-      <w:lvlText w:val=""/>
-      <w:lvlJc w:val="left"/>
-      <w:pPr>
-        <w:ind w:left="720" w:hanging="360"/>
-      </w:pPr>
-      <w:rPr>
-        <w:rFonts w:ascii="Symbol" w:hAnsi="Symbol" w:hint="default"/>
-      </w:rPr>
-    </w:lvl>
-    <w:lvl w:ilvl="1" w:tplc="04090003" w:tentative="1">
-      <w:start w:val="1"/>
-      <w:numFmt w:val="bullet"/>
-      <w:lvlText w:val="o"/>
-      <w:lvlJc w:val="left"/>
-      <w:pPr>
-        <w:ind w:left="1440" w:hanging="360"/>
-      </w:pPr>
-      <w:rPr>
-        <w:rFonts w:ascii="Courier New" w:hAnsi="Courier New" w:cs="Courier New" w:hint="default"/>
-      </w:rPr>
-    </w:lvl>
-    <w:lvl w:ilvl="2" w:tplc="04090005" w:tentative="1">
-      <w:start w:val="1"/>
-      <w:numFmt w:val="bullet"/>
-      <w:lvlText w:val=""/>
-      <w:lvlJc w:val="left"/>
-      <w:pPr>
-        <w:ind w:left="2160" w:hanging="360"/>
-      </w:pPr>
-      <w:rPr>
-        <w:rFonts w:ascii="Wingdings" w:hAnsi="Wingdings" w:hint="default"/>
-      </w:rPr>
-    </w:lvl>
-    <w:lvl w:ilvl="3" w:tplc="04090001" w:tentative="1">
-      <w:start w:val="1"/>
-      <w:numFmt w:val="bullet"/>
-      <w:lvlText w:val=""/>
-      <w:lvlJc w:val="left"/>
-      <w:pPr>
-        <w:ind w:left="2880" w:hanging="360"/>
-      </w:pPr>
-      <w:rPr>
-        <w:rFonts w:ascii="Symbol" w:hAnsi="Symbol" w:hint="default"/>
-      </w:rPr>
-    </w:lvl>
-    <w:lvl w:ilvl="4" w:tplc="04090003" w:tentative="1">
-      <w:start w:val="1"/>
-      <w:numFmt w:val="bullet"/>
-      <w:lvlText w:val="o"/>
-      <w:lvlJc w:val="left"/>
-      <w:pPr>
-        <w:ind w:left="3600" w:hanging="360"/>
-      </w:pPr>
-      <w:rPr>
-        <w:rFonts w:ascii="Courier New" w:hAnsi="Courier New" w:cs="Courier New" w:hint="default"/>
-      </w:rPr>
-    </w:lvl>
-    <w:lvl w:ilvl="5" w:tplc="04090005" w:tentative="1">
-      <w:start w:val="1"/>
-      <w:numFmt w:val="bullet"/>
-      <w:lvlText w:val=""/>
-      <w:lvlJc w:val="left"/>
-      <w:pPr>
-        <w:ind w:left="4320" w:hanging="360"/>
-      </w:pPr>
-      <w:rPr>
-        <w:rFonts w:ascii="Wingdings" w:hAnsi="Wingdings" w:hint="default"/>
-      </w:rPr>
-    </w:lvl>
-    <w:lvl w:ilvl="6" w:tplc="04090001" w:tentative="1">
-      <w:start w:val="1"/>
-      <w:numFmt w:val="bullet"/>
-      <w:lvlText w:val=""/>
-      <w:lvlJc w:val="left"/>
-      <w:pPr>
-        <w:ind w:left="5040" w:hanging="360"/>
-      </w:pPr>
-      <w:rPr>
-        <w:rFonts w:ascii="Symbol" w:hAnsi="Symbol" w:hint="default"/>
-      </w:rPr>
-    </w:lvl>
-    <w:lvl w:ilvl="7" w:tplc="04090003" w:tentative="1">
-      <w:start w:val="1"/>
-      <w:numFmt w:val="bullet"/>
-      <w:lvlText w:val="o"/>
-      <w:lvlJc w:val="left"/>
-      <w:pPr>
-        <w:ind w:left="5760" w:hanging="360"/>
-      </w:pPr>
-      <w:rPr>
-        <w:rFonts w:ascii="Courier New" w:hAnsi="Courier New" w:cs="Courier New" w:hint="default"/>
-      </w:rPr>
-    </w:lvl>
-    <w:lvl w:ilvl="8" w:tplc="04090005" w:tentative="1">
-      <w:start w:val="1"/>
-      <w:numFmt w:val="bullet"/>
-      <w:lvlText w:val=""/>
-      <w:lvlJc w:val="left"/>
-      <w:pPr>
-        <w:ind w:left="6480" w:hanging="360"/>
-      </w:pPr>
-      <w:rPr>
-        <w:rFonts w:ascii="Wingdings" w:hAnsi="Wingdings" w:hint="default"/>
-      </w:rPr>
-    </w:lvl>
-  </w:abstractNum>
-  <w:abstractNum w:abstractNumId="31" w15:restartNumberingAfterBreak="0">
-    <w:nsid w:val="7C046A4C"/>
-    <w:multiLevelType w:val="hybridMultilevel"/>
-    <w:tmpl w:val="7B7828EA"/>
-    <w:lvl w:ilvl="0" w:tplc="04090001">
-      <w:start w:val="1"/>
-      <w:numFmt w:val="bullet"/>
-      <w:lvlText w:val=""/>
-      <w:lvlJc w:val="left"/>
-      <w:pPr>
-        <w:ind w:left="720" w:hanging="360"/>
-      </w:pPr>
-      <w:rPr>
-        <w:rFonts w:ascii="Symbol" w:hAnsi="Symbol" w:hint="default"/>
-      </w:rPr>
-    </w:lvl>
-    <w:lvl w:ilvl="1" w:tplc="04090003" w:tentative="1">
-      <w:start w:val="1"/>
-      <w:numFmt w:val="bullet"/>
-      <w:lvlText w:val="o"/>
-      <w:lvlJc w:val="left"/>
-      <w:pPr>
-        <w:ind w:left="1440" w:hanging="360"/>
-      </w:pPr>
-      <w:rPr>
-        <w:rFonts w:ascii="Courier New" w:hAnsi="Courier New" w:cs="Courier New" w:hint="default"/>
-      </w:rPr>
-    </w:lvl>
-    <w:lvl w:ilvl="2" w:tplc="04090005" w:tentative="1">
-      <w:start w:val="1"/>
-      <w:numFmt w:val="bullet"/>
-      <w:lvlText w:val=""/>
-      <w:lvlJc w:val="left"/>
-      <w:pPr>
-        <w:ind w:left="2160" w:hanging="360"/>
-      </w:pPr>
-      <w:rPr>
-        <w:rFonts w:ascii="Wingdings" w:hAnsi="Wingdings" w:hint="default"/>
-      </w:rPr>
-    </w:lvl>
-    <w:lvl w:ilvl="3" w:tplc="04090001" w:tentative="1">
-      <w:start w:val="1"/>
-      <w:numFmt w:val="bullet"/>
-      <w:lvlText w:val=""/>
-      <w:lvlJc w:val="left"/>
-      <w:pPr>
-        <w:ind w:left="2880" w:hanging="360"/>
-      </w:pPr>
-      <w:rPr>
-        <w:rFonts w:ascii="Symbol" w:hAnsi="Symbol" w:hint="default"/>
-      </w:rPr>
-    </w:lvl>
-    <w:lvl w:ilvl="4" w:tplc="04090003" w:tentative="1">
-      <w:start w:val="1"/>
-      <w:numFmt w:val="bullet"/>
-      <w:lvlText w:val="o"/>
-      <w:lvlJc w:val="left"/>
-      <w:pPr>
-        <w:ind w:left="3600" w:hanging="360"/>
-      </w:pPr>
-      <w:rPr>
-        <w:rFonts w:ascii="Courier New" w:hAnsi="Courier New" w:cs="Courier New" w:hint="default"/>
-      </w:rPr>
-    </w:lvl>
-    <w:lvl w:ilvl="5" w:tplc="04090005" w:tentative="1">
-      <w:start w:val="1"/>
-      <w:numFmt w:val="bullet"/>
-      <w:lvlText w:val=""/>
-      <w:lvlJc w:val="left"/>
-      <w:pPr>
-        <w:ind w:left="4320" w:hanging="360"/>
-      </w:pPr>
-      <w:rPr>
-        <w:rFonts w:ascii="Wingdings" w:hAnsi="Wingdings" w:hint="default"/>
-      </w:rPr>
-    </w:lvl>
-    <w:lvl w:ilvl="6" w:tplc="04090001" w:tentative="1">
-      <w:start w:val="1"/>
-      <w:numFmt w:val="bullet"/>
-      <w:lvlText w:val=""/>
-      <w:lvlJc w:val="left"/>
-      <w:pPr>
-        <w:ind w:left="5040" w:hanging="360"/>
-      </w:pPr>
-      <w:rPr>
-        <w:rFonts w:ascii="Symbol" w:hAnsi="Symbol" w:hint="default"/>
-      </w:rPr>
-    </w:lvl>
-    <w:lvl w:ilvl="7" w:tplc="04090003" w:tentative="1">
-      <w:start w:val="1"/>
-      <w:numFmt w:val="bullet"/>
-      <w:lvlText w:val="o"/>
-      <w:lvlJc w:val="left"/>
-      <w:pPr>
-        <w:ind w:left="5760" w:hanging="360"/>
-      </w:pPr>
-      <w:rPr>
-        <w:rFonts w:ascii="Courier New" w:hAnsi="Courier New" w:cs="Courier New" w:hint="default"/>
-      </w:rPr>
-    </w:lvl>
-    <w:lvl w:ilvl="8" w:tplc="04090005" w:tentative="1">
-      <w:start w:val="1"/>
-      <w:numFmt w:val="bullet"/>
-      <w:lvlText w:val=""/>
-      <w:lvlJc w:val="left"/>
-      <w:pPr>
-        <w:ind w:left="6480" w:hanging="360"/>
-      </w:pPr>
-      <w:rPr>
-        <w:rFonts w:ascii="Wingdings" w:hAnsi="Wingdings" w:hint="default"/>
-      </w:rPr>
-    </w:lvl>
-  </w:abstractNum>
-  <w:abstractNum w:abstractNumId="32" w15:restartNumberingAfterBreak="0">
-    <w:nsid w:val="7DB96BC3"/>
-    <w:multiLevelType w:val="hybridMultilevel"/>
-    <w:tmpl w:val="9ED6E0C0"/>
-    <w:lvl w:ilvl="0" w:tplc="04090001">
-      <w:start w:val="1"/>
-      <w:numFmt w:val="bullet"/>
-      <w:lvlText w:val=""/>
-      <w:lvlJc w:val="left"/>
-      <w:pPr>
-        <w:ind w:left="720" w:hanging="360"/>
-      </w:pPr>
-      <w:rPr>
-        <w:rFonts w:ascii="Symbol" w:hAnsi="Symbol" w:hint="default"/>
-      </w:rPr>
-    </w:lvl>
-    <w:lvl w:ilvl="1" w:tplc="FFFFFFFF" w:tentative="1">
-      <w:start w:val="1"/>
-      <w:numFmt w:val="bullet"/>
-      <w:lvlText w:val="o"/>
-      <w:lvlJc w:val="left"/>
-      <w:pPr>
-        <w:ind w:left="1080" w:hanging="360"/>
-      </w:pPr>
-      <w:rPr>
-        <w:rFonts w:ascii="Courier New" w:hAnsi="Courier New" w:cs="Courier New" w:hint="default"/>
-      </w:rPr>
-    </w:lvl>
-    <w:lvl w:ilvl="2" w:tplc="FFFFFFFF" w:tentative="1">
-      <w:start w:val="1"/>
-      <w:numFmt w:val="bullet"/>
-      <w:lvlText w:val=""/>
-      <w:lvlJc w:val="left"/>
-      <w:pPr>
-        <w:ind w:left="1800" w:hanging="360"/>
-      </w:pPr>
-      <w:rPr>
-        <w:rFonts w:ascii="Wingdings" w:hAnsi="Wingdings" w:hint="default"/>
-      </w:rPr>
-    </w:lvl>
-    <w:lvl w:ilvl="3" w:tplc="FFFFFFFF" w:tentative="1">
-      <w:start w:val="1"/>
-      <w:numFmt w:val="bullet"/>
-      <w:lvlText w:val=""/>
-      <w:lvlJc w:val="left"/>
-      <w:pPr>
-        <w:ind w:left="2520" w:hanging="360"/>
-      </w:pPr>
-      <w:rPr>
-        <w:rFonts w:ascii="Symbol" w:hAnsi="Symbol" w:hint="default"/>
-      </w:rPr>
-    </w:lvl>
-    <w:lvl w:ilvl="4" w:tplc="FFFFFFFF" w:tentative="1">
-      <w:start w:val="1"/>
-      <w:numFmt w:val="bullet"/>
-      <w:lvlText w:val="o"/>
-      <w:lvlJc w:val="left"/>
-      <w:pPr>
-        <w:ind w:left="3240" w:hanging="360"/>
-      </w:pPr>
-      <w:rPr>
-        <w:rFonts w:ascii="Courier New" w:hAnsi="Courier New" w:cs="Courier New" w:hint="default"/>
-      </w:rPr>
-    </w:lvl>
-    <w:lvl w:ilvl="5" w:tplc="FFFFFFFF" w:tentative="1">
-      <w:start w:val="1"/>
-      <w:numFmt w:val="bullet"/>
-      <w:lvlText w:val=""/>
-      <w:lvlJc w:val="left"/>
-      <w:pPr>
-        <w:ind w:left="3960" w:hanging="360"/>
-      </w:pPr>
-      <w:rPr>
-        <w:rFonts w:ascii="Wingdings" w:hAnsi="Wingdings" w:hint="default"/>
-      </w:rPr>
-    </w:lvl>
-    <w:lvl w:ilvl="6" w:tplc="FFFFFFFF" w:tentative="1">
-      <w:start w:val="1"/>
-      <w:numFmt w:val="bullet"/>
-      <w:lvlText w:val=""/>
-      <w:lvlJc w:val="left"/>
-      <w:pPr>
-        <w:ind w:left="4680" w:hanging="360"/>
-      </w:pPr>
-      <w:rPr>
-        <w:rFonts w:ascii="Symbol" w:hAnsi="Symbol" w:hint="default"/>
-      </w:rPr>
-    </w:lvl>
-    <w:lvl w:ilvl="7" w:tplc="FFFFFFFF" w:tentative="1">
-      <w:start w:val="1"/>
-      <w:numFmt w:val="bullet"/>
-      <w:lvlText w:val="o"/>
-      <w:lvlJc w:val="left"/>
-      <w:pPr>
-        <w:ind w:left="5400" w:hanging="360"/>
-      </w:pPr>
-      <w:rPr>
-        <w:rFonts w:ascii="Courier New" w:hAnsi="Courier New" w:cs="Courier New" w:hint="default"/>
-      </w:rPr>
-    </w:lvl>
-    <w:lvl w:ilvl="8" w:tplc="FFFFFFFF" w:tentative="1">
-      <w:start w:val="1"/>
-      <w:numFmt w:val="bullet"/>
-      <w:lvlText w:val=""/>
-      <w:lvlJc w:val="left"/>
-      <w:pPr>
-        <w:ind w:left="6120" w:hanging="360"/>
       </w:pPr>
       <w:rPr>
         <w:rFonts w:ascii="Wingdings" w:hAnsi="Wingdings" w:hint="default"/>
@@ -5319,104 +4612,57 @@
     </w:lvl>
   </w:abstractNum>
   <w:num w:numId="1" w16cid:durableId="577908766">
+    <w:abstractNumId w:val="5"/>
+  </w:num>
+  <w:num w:numId="2" w16cid:durableId="2038658046">
+    <w:abstractNumId w:val="3"/>
+  </w:num>
+  <w:num w:numId="3" w16cid:durableId="1200166205">
+    <w:abstractNumId w:val="2"/>
+  </w:num>
+  <w:num w:numId="4" w16cid:durableId="625350570">
+    <w:abstractNumId w:val="4"/>
+  </w:num>
+  <w:num w:numId="5" w16cid:durableId="1137332283">
+    <w:abstractNumId w:val="1"/>
+  </w:num>
+  <w:num w:numId="6" w16cid:durableId="701825441">
+    <w:abstractNumId w:val="0"/>
+  </w:num>
+  <w:num w:numId="7" w16cid:durableId="2055419575">
+    <w:abstractNumId w:val="14"/>
+  </w:num>
+  <w:num w:numId="8" w16cid:durableId="1488202376">
+    <w:abstractNumId w:val="15"/>
+  </w:num>
+  <w:num w:numId="9" w16cid:durableId="1074863755">
+    <w:abstractNumId w:val="16"/>
+  </w:num>
+  <w:num w:numId="10" w16cid:durableId="1647931337">
     <w:abstractNumId w:val="8"/>
   </w:num>
-  <w:num w:numId="2" w16cid:durableId="2038658046">
+  <w:num w:numId="11" w16cid:durableId="122895548">
+    <w:abstractNumId w:val="9"/>
+  </w:num>
+  <w:num w:numId="12" w16cid:durableId="1791627568">
+    <w:abstractNumId w:val="7"/>
+  </w:num>
+  <w:num w:numId="13" w16cid:durableId="1163162626">
+    <w:abstractNumId w:val="12"/>
+  </w:num>
+  <w:num w:numId="14" w16cid:durableId="1814129027">
     <w:abstractNumId w:val="6"/>
   </w:num>
-  <w:num w:numId="3" w16cid:durableId="1200166205">
-    <w:abstractNumId w:val="5"/>
+  <w:num w:numId="15" w16cid:durableId="196084590">
+    <w:abstractNumId w:val="10"/>
   </w:num>
-  <w:num w:numId="4" w16cid:durableId="428698250">
-    <w:abstractNumId w:val="4"/>
-  </w:num>
-  <w:num w:numId="5" w16cid:durableId="625350570">
-    <w:abstractNumId w:val="7"/>
-  </w:num>
-  <w:num w:numId="6" w16cid:durableId="1137332283">
-    <w:abstractNumId w:val="3"/>
-  </w:num>
-  <w:num w:numId="7" w16cid:durableId="701825441">
-    <w:abstractNumId w:val="2"/>
-  </w:num>
-  <w:num w:numId="8" w16cid:durableId="1507209989">
-    <w:abstractNumId w:val="1"/>
-  </w:num>
-  <w:num w:numId="9" w16cid:durableId="1472483337">
-    <w:abstractNumId w:val="0"/>
-  </w:num>
-  <w:num w:numId="10" w16cid:durableId="106511336">
-    <w:abstractNumId w:val="31"/>
-  </w:num>
-  <w:num w:numId="11" w16cid:durableId="767696050">
-    <w:abstractNumId w:val="12"/>
-  </w:num>
-  <w:num w:numId="12" w16cid:durableId="245650649">
-    <w:abstractNumId w:val="27"/>
-  </w:num>
-  <w:num w:numId="13" w16cid:durableId="1883326798">
-    <w:abstractNumId w:val="26"/>
-  </w:num>
-  <w:num w:numId="14" w16cid:durableId="1853568935">
-    <w:abstractNumId w:val="32"/>
-  </w:num>
-  <w:num w:numId="15" w16cid:durableId="530187109">
-    <w:abstractNumId w:val="30"/>
-  </w:num>
-  <w:num w:numId="16" w16cid:durableId="552887729">
-    <w:abstractNumId w:val="25"/>
-  </w:num>
-  <w:num w:numId="17" w16cid:durableId="412120092">
-    <w:abstractNumId w:val="23"/>
-  </w:num>
-  <w:num w:numId="18" w16cid:durableId="89274343">
-    <w:abstractNumId w:val="21"/>
-  </w:num>
-  <w:num w:numId="19" w16cid:durableId="448283815">
-    <w:abstractNumId w:val="16"/>
-  </w:num>
-  <w:num w:numId="20" w16cid:durableId="1041520630">
-    <w:abstractNumId w:val="22"/>
-  </w:num>
-  <w:num w:numId="21" w16cid:durableId="1746876029">
+  <w:num w:numId="16" w16cid:durableId="630744762">
     <w:abstractNumId w:val="11"/>
   </w:num>
-  <w:num w:numId="22" w16cid:durableId="616640340">
-    <w:abstractNumId w:val="28"/>
-  </w:num>
-  <w:num w:numId="23" w16cid:durableId="1614432541">
+  <w:num w:numId="17" w16cid:durableId="1427002071">
     <w:abstractNumId w:val="13"/>
   </w:num>
-  <w:num w:numId="24" w16cid:durableId="74517583">
-    <w:abstractNumId w:val="20"/>
-  </w:num>
-  <w:num w:numId="25" w16cid:durableId="1898738452">
-    <w:abstractNumId w:val="9"/>
-  </w:num>
-  <w:num w:numId="26" w16cid:durableId="485783924">
-    <w:abstractNumId w:val="15"/>
-  </w:num>
-  <w:num w:numId="27" w16cid:durableId="732968244">
-    <w:abstractNumId w:val="24"/>
-  </w:num>
-  <w:num w:numId="28" w16cid:durableId="1958484916">
-    <w:abstractNumId w:val="18"/>
-  </w:num>
-  <w:num w:numId="29" w16cid:durableId="1051272482">
-    <w:abstractNumId w:val="17"/>
-  </w:num>
-  <w:num w:numId="30" w16cid:durableId="2055419575">
-    <w:abstractNumId w:val="19"/>
-  </w:num>
-  <w:num w:numId="31" w16cid:durableId="344525990">
-    <w:abstractNumId w:val="14"/>
-  </w:num>
-  <w:num w:numId="32" w16cid:durableId="341317940">
-    <w:abstractNumId w:val="29"/>
-  </w:num>
-  <w:num w:numId="33" w16cid:durableId="1428455165">
-    <w:abstractNumId w:val="10"/>
-  </w:num>
+  <w:numIdMacAtCleanup w:val="16"/>
 </w:numbering>
 </file>
 
@@ -5595,7 +4841,7 @@
     <w:lsdException w:name="Table Grid" w:uiPriority="59"/>
     <w:lsdException w:name="Table Theme" w:semiHidden="1" w:unhideWhenUsed="1"/>
     <w:lsdException w:name="Placeholder Text" w:semiHidden="1"/>
-    <w:lsdException w:name="No Spacing" w:uiPriority="1" w:qFormat="1"/>
+    <w:lsdException w:name="No Spacing" w:uiPriority="1"/>
     <w:lsdException w:name="Light Shading" w:uiPriority="60"/>
     <w:lsdException w:name="Light List" w:uiPriority="61"/>
     <w:lsdException w:name="Light Grid" w:uiPriority="62"/>
@@ -5886,7 +5132,6 @@
     <w:next w:val="Normal"/>
     <w:link w:val="Heading4Char"/>
     <w:uiPriority w:val="9"/>
-    <w:semiHidden/>
     <w:unhideWhenUsed/>
     <w:qFormat/>
     <w:rsid w:val="00FC693F"/>
@@ -6023,7 +5268,6 @@
   <w:style w:type="character" w:default="1" w:styleId="DefaultParagraphFont">
     <w:name w:val="Default Paragraph Font"/>
     <w:uiPriority w:val="1"/>
-    <w:semiHidden/>
     <w:unhideWhenUsed/>
   </w:style>
   <w:style w:type="table" w:default="1" w:styleId="TableNormal">
@@ -6094,7 +5338,6 @@
   <w:style w:type="paragraph" w:styleId="NoSpacing">
     <w:name w:val="No Spacing"/>
     <w:uiPriority w:val="1"/>
-    <w:qFormat/>
     <w:rsid w:val="00FC693F"/>
     <w:pPr>
       <w:spacing w:after="0" w:line="240" w:lineRule="auto"/>
@@ -6374,7 +5617,7 @@
     <w:rsid w:val="00326F90"/>
     <w:pPr>
       <w:numPr>
-        <w:numId w:val="5"/>
+        <w:numId w:val="4"/>
       </w:numPr>
       <w:contextualSpacing/>
     </w:pPr>
@@ -6387,7 +5630,7 @@
     <w:rsid w:val="0029639D"/>
     <w:pPr>
       <w:numPr>
-        <w:numId w:val="6"/>
+        <w:numId w:val="5"/>
       </w:numPr>
       <w:contextualSpacing/>
     </w:pPr>
@@ -6400,7 +5643,7 @@
     <w:rsid w:val="0029639D"/>
     <w:pPr>
       <w:numPr>
-        <w:numId w:val="7"/>
+        <w:numId w:val="6"/>
       </w:numPr>
       <w:contextualSpacing/>
     </w:pPr>
@@ -6507,7 +5750,6 @@
     <w:basedOn w:val="DefaultParagraphFont"/>
     <w:link w:val="Heading4"/>
     <w:uiPriority w:val="9"/>
-    <w:semiHidden/>
     <w:rsid w:val="00FC693F"/>
     <w:rPr>
       <w:rFonts w:asciiTheme="majorHAnsi" w:eastAsiaTheme="majorEastAsia" w:hAnsiTheme="majorHAnsi" w:cstheme="majorBidi"/>
@@ -16846,6 +16088,18 @@
     <w:rPr>
       <w:color w:val="0000FF" w:themeColor="hyperlink"/>
       <w:u w:val="single"/>
+    </w:rPr>
+  </w:style>
+  <w:style w:type="character" w:styleId="UnresolvedMention">
+    <w:name w:val="Unresolved Mention"/>
+    <w:basedOn w:val="DefaultParagraphFont"/>
+    <w:uiPriority w:val="99"/>
+    <w:semiHidden/>
+    <w:unhideWhenUsed/>
+    <w:rsid w:val="00C03CC1"/>
+    <w:rPr>
+      <w:color w:val="605E5C"/>
+      <w:shd w:val="clear" w:color="auto" w:fill="E1DFDD"/>
     </w:rPr>
   </w:style>
 </w:styles>
